--- a/docs/cn/design/03_基本设计书_签名处理.docx
+++ b/docs/cn/design/03_基本设计书_签名处理.docx
@@ -352,7 +352,7 @@
         <w:rPr>
           <w:rFonts w:ascii="Microsoft YaHei" w:eastAsia="Microsoft YaHei" w:hAnsi="Microsoft YaHei"/>
         </w:rPr>
-        <w:t xml:space="preserve">承接的决定如下表（设计计划书第2版的决定、待调查、未决，以及项目划分中发现的遗漏）。</w:t>
+        <w:t xml:space="preserve">承接的决定如下表（设计计划书第2版的决定、待调查、未决，以及项目划分中发现的遗漏）。设计计划书的决定、待调查、未决的文字依第13章 1.2“从设计计划书的决定到概要设计书、基本设计的对应”与概要设计书的去向表（本章不转载，只载编号与项目划分中发现的遗漏）。</w:t>
       </w:r>
     </w:p>
     <w:tbl>
@@ -368,9 +368,9 @@
         </w:tblBorders>
       </w:tblPr>
       <w:tblGrid>
-        <w:gridCol w:w="830"/>
-        <w:gridCol w:w="4932"/>
-        <w:gridCol w:w="3876"/>
+        <w:gridCol w:w="1198"/>
+        <w:gridCol w:w="3544"/>
+        <w:gridCol w:w="4896"/>
       </w:tblGrid>
       <w:tr>
         <w:trPr>
@@ -379,7 +379,7 @@
         </w:trPr>
         <w:tc>
           <w:tcPr>
-            <w:tcW w:type="dxa" w:w="830"/>
+            <w:tcW w:type="dxa" w:w="1198"/>
             <w:tcBorders>
               <w:top w:val="single" w:color="A6B8D0" w:sz="4"/>
               <w:left w:val="single" w:color="A6B8D0" w:sz="4"/>
@@ -414,7 +414,7 @@
         </w:tc>
         <w:tc>
           <w:tcPr>
-            <w:tcW w:type="dxa" w:w="4932"/>
+            <w:tcW w:type="dxa" w:w="3544"/>
             <w:tcBorders>
               <w:top w:val="single" w:color="A6B8D0" w:sz="4"/>
               <w:left w:val="single" w:color="A6B8D0" w:sz="4"/>
@@ -449,7 +449,7 @@
         </w:tc>
         <w:tc>
           <w:tcPr>
-            <w:tcW w:type="dxa" w:w="3876"/>
+            <w:tcW w:type="dxa" w:w="4896"/>
             <w:tcBorders>
               <w:top w:val="single" w:color="A6B8D0" w:sz="4"/>
               <w:left w:val="single" w:color="A6B8D0" w:sz="4"/>
@@ -490,103 +490,103 @@
         </w:trPr>
         <w:tc>
           <w:tcPr>
-            <w:tcW w:type="dxa" w:w="830"/>
-            <w:tcBorders>
-              <w:top w:val="single" w:color="A6B8D0" w:sz="4"/>
-              <w:left w:val="single" w:color="A6B8D0" w:sz="4"/>
-              <w:bottom w:val="single" w:color="A6B8D0" w:sz="4"/>
-              <w:right w:val="single" w:color="A6B8D0" w:sz="4"/>
-            </w:tcBorders>
-            <w:tcMar>
-              <w:top w:type="dxa" w:w="50"/>
-              <w:left w:type="dxa" w:w="90"/>
-              <w:bottom w:type="dxa" w:w="50"/>
-              <w:right w:type="dxa" w:w="90"/>
-            </w:tcMar>
-          </w:tcPr>
-          <w:p>
-            <w:pPr>
-              <w:keepNext/>
-              <w:keepLines/>
-              <w:spacing w:after="0" w:before="0" w:line="280"/>
-            </w:pPr>
-            <w:r>
-              <w:rPr>
-                <w:rFonts w:ascii="Microsoft YaHei" w:eastAsia="Microsoft YaHei" w:hAnsi="Microsoft YaHei"/>
-                <w:b w:val="false"/>
-                <w:bCs w:val="false"/>
-                <w:sz w:val="18"/>
-                <w:szCs w:val="18"/>
-              </w:rPr>
-              <w:t xml:space="preserve">D-7-1</w:t>
-            </w:r>
-          </w:p>
-        </w:tc>
-        <w:tc>
-          <w:tcPr>
-            <w:tcW w:type="dxa" w:w="4932"/>
-            <w:tcBorders>
-              <w:top w:val="single" w:color="A6B8D0" w:sz="4"/>
-              <w:left w:val="single" w:color="A6B8D0" w:sz="4"/>
-              <w:bottom w:val="single" w:color="A6B8D0" w:sz="4"/>
-              <w:right w:val="single" w:color="A6B8D0" w:sz="4"/>
-            </w:tcBorders>
-            <w:tcMar>
-              <w:top w:type="dxa" w:w="50"/>
-              <w:left w:type="dxa" w:w="90"/>
-              <w:bottom w:type="dxa" w:w="50"/>
-              <w:right w:type="dxa" w:w="90"/>
-            </w:tcMar>
-          </w:tcPr>
-          <w:p>
-            <w:pPr>
-              <w:keepNext/>
-              <w:keepLines/>
-              <w:spacing w:after="0" w:before="0" w:line="280"/>
-            </w:pPr>
-            <w:r>
-              <w:rPr>
-                <w:rFonts w:ascii="Microsoft YaHei" w:eastAsia="Microsoft YaHei" w:hAnsi="Microsoft YaHei"/>
-                <w:b w:val="false"/>
-                <w:bCs w:val="false"/>
-                <w:sz w:val="18"/>
-                <w:szCs w:val="18"/>
-              </w:rPr>
-              <w:t xml:space="preserve">决定</w:t>
-            </w:r>
-          </w:p>
-        </w:tc>
-        <w:tc>
-          <w:tcPr>
-            <w:tcW w:type="dxa" w:w="3876"/>
-            <w:tcBorders>
-              <w:top w:val="single" w:color="A6B8D0" w:sz="4"/>
-              <w:left w:val="single" w:color="A6B8D0" w:sz="4"/>
-              <w:bottom w:val="single" w:color="A6B8D0" w:sz="4"/>
-              <w:right w:val="single" w:color="A6B8D0" w:sz="4"/>
-            </w:tcBorders>
-            <w:tcMar>
-              <w:top w:type="dxa" w:w="50"/>
-              <w:left w:type="dxa" w:w="90"/>
-              <w:bottom w:type="dxa" w:w="50"/>
-              <w:right w:type="dxa" w:w="90"/>
-            </w:tcMar>
-          </w:tcPr>
-          <w:p>
-            <w:pPr>
-              <w:keepNext/>
-              <w:keepLines/>
-              <w:spacing w:after="0" w:before="0" w:line="280"/>
-            </w:pPr>
-            <w:r>
-              <w:rPr>
-                <w:rFonts w:ascii="Microsoft YaHei" w:eastAsia="Microsoft YaHei" w:hAnsi="Microsoft YaHei"/>
-                <w:b w:val="false"/>
-                <w:bCs w:val="false"/>
-                <w:sz w:val="18"/>
-                <w:szCs w:val="18"/>
-              </w:rPr>
-              <w:t xml:space="preserve">对输出的所有图片附加C2PA签名</w:t>
+            <w:tcW w:type="dxa" w:w="1198"/>
+            <w:tcBorders>
+              <w:top w:val="single" w:color="A6B8D0" w:sz="4"/>
+              <w:left w:val="single" w:color="A6B8D0" w:sz="4"/>
+              <w:bottom w:val="single" w:color="A6B8D0" w:sz="4"/>
+              <w:right w:val="single" w:color="A6B8D0" w:sz="4"/>
+            </w:tcBorders>
+            <w:tcMar>
+              <w:top w:type="dxa" w:w="50"/>
+              <w:left w:type="dxa" w:w="90"/>
+              <w:bottom w:type="dxa" w:w="50"/>
+              <w:right w:type="dxa" w:w="90"/>
+            </w:tcMar>
+          </w:tcPr>
+          <w:p>
+            <w:pPr>
+              <w:keepNext/>
+              <w:keepLines/>
+              <w:spacing w:after="0" w:before="0" w:line="280"/>
+            </w:pPr>
+            <w:r>
+              <w:rPr>
+                <w:rFonts w:ascii="Microsoft YaHei" w:eastAsia="Microsoft YaHei" w:hAnsi="Microsoft YaHei"/>
+                <w:b w:val="false"/>
+                <w:bCs w:val="false"/>
+                <w:sz w:val="18"/>
+                <w:szCs w:val="18"/>
+              </w:rPr>
+              <w:t xml:space="preserve">A-3</w:t>
+            </w:r>
+          </w:p>
+        </w:tc>
+        <w:tc>
+          <w:tcPr>
+            <w:tcW w:type="dxa" w:w="3544"/>
+            <w:tcBorders>
+              <w:top w:val="single" w:color="A6B8D0" w:sz="4"/>
+              <w:left w:val="single" w:color="A6B8D0" w:sz="4"/>
+              <w:bottom w:val="single" w:color="A6B8D0" w:sz="4"/>
+              <w:right w:val="single" w:color="A6B8D0" w:sz="4"/>
+            </w:tcBorders>
+            <w:tcMar>
+              <w:top w:type="dxa" w:w="50"/>
+              <w:left w:type="dxa" w:w="90"/>
+              <w:bottom w:type="dxa" w:w="50"/>
+              <w:right w:type="dxa" w:w="90"/>
+            </w:tcMar>
+          </w:tcPr>
+          <w:p>
+            <w:pPr>
+              <w:keepNext/>
+              <w:keepLines/>
+              <w:spacing w:after="0" w:before="0" w:line="280"/>
+            </w:pPr>
+            <w:r>
+              <w:rPr>
+                <w:rFonts w:ascii="Microsoft YaHei" w:eastAsia="Microsoft YaHei" w:hAnsi="Microsoft YaHei"/>
+                <w:b w:val="false"/>
+                <w:bCs w:val="false"/>
+                <w:sz w:val="18"/>
+                <w:szCs w:val="18"/>
+              </w:rPr>
+              <w:t xml:space="preserve">项目划分中发现的遗漏</w:t>
+            </w:r>
+          </w:p>
+        </w:tc>
+        <w:tc>
+          <w:tcPr>
+            <w:tcW w:type="dxa" w:w="4896"/>
+            <w:tcBorders>
+              <w:top w:val="single" w:color="A6B8D0" w:sz="4"/>
+              <w:left w:val="single" w:color="A6B8D0" w:sz="4"/>
+              <w:bottom w:val="single" w:color="A6B8D0" w:sz="4"/>
+              <w:right w:val="single" w:color="A6B8D0" w:sz="4"/>
+            </w:tcBorders>
+            <w:tcMar>
+              <w:top w:type="dxa" w:w="50"/>
+              <w:left w:type="dxa" w:w="90"/>
+              <w:bottom w:type="dxa" w:w="50"/>
+              <w:right w:type="dxa" w:w="90"/>
+            </w:tcMar>
+          </w:tcPr>
+          <w:p>
+            <w:pPr>
+              <w:keepNext/>
+              <w:keepLines/>
+              <w:spacing w:after="0" w:before="0" w:line="280"/>
+            </w:pPr>
+            <w:r>
+              <w:rPr>
+                <w:rFonts w:ascii="Microsoft YaHei" w:eastAsia="Microsoft YaHei" w:hAnsi="Microsoft YaHei"/>
+                <w:b w:val="false"/>
+                <w:bCs w:val="false"/>
+                <w:sz w:val="18"/>
+                <w:szCs w:val="18"/>
+              </w:rPr>
+              <w:t xml:space="preserve">确认C2PA签名在云中是否留存</w:t>
             </w:r>
           </w:p>
         </w:tc>
@@ -598,103 +598,103 @@
         </w:trPr>
         <w:tc>
           <w:tcPr>
-            <w:tcW w:type="dxa" w:w="830"/>
-            <w:tcBorders>
-              <w:top w:val="single" w:color="A6B8D0" w:sz="4"/>
-              <w:left w:val="single" w:color="A6B8D0" w:sz="4"/>
-              <w:bottom w:val="single" w:color="A6B8D0" w:sz="4"/>
-              <w:right w:val="single" w:color="A6B8D0" w:sz="4"/>
-            </w:tcBorders>
-            <w:tcMar>
-              <w:top w:type="dxa" w:w="50"/>
-              <w:left w:type="dxa" w:w="90"/>
-              <w:bottom w:type="dxa" w:w="50"/>
-              <w:right w:type="dxa" w:w="90"/>
-            </w:tcMar>
-          </w:tcPr>
-          <w:p>
-            <w:pPr>
-              <w:keepNext/>
-              <w:keepLines/>
-              <w:spacing w:after="0" w:before="0" w:line="280"/>
-            </w:pPr>
-            <w:r>
-              <w:rPr>
-                <w:rFonts w:ascii="Microsoft YaHei" w:eastAsia="Microsoft YaHei" w:hAnsi="Microsoft YaHei"/>
-                <w:b w:val="false"/>
-                <w:bCs w:val="false"/>
-                <w:sz w:val="18"/>
-                <w:szCs w:val="18"/>
-              </w:rPr>
-              <w:t xml:space="preserve">D-7-2</w:t>
-            </w:r>
-          </w:p>
-        </w:tc>
-        <w:tc>
-          <w:tcPr>
-            <w:tcW w:type="dxa" w:w="4932"/>
-            <w:tcBorders>
-              <w:top w:val="single" w:color="A6B8D0" w:sz="4"/>
-              <w:left w:val="single" w:color="A6B8D0" w:sz="4"/>
-              <w:bottom w:val="single" w:color="A6B8D0" w:sz="4"/>
-              <w:right w:val="single" w:color="A6B8D0" w:sz="4"/>
-            </w:tcBorders>
-            <w:tcMar>
-              <w:top w:type="dxa" w:w="50"/>
-              <w:left w:type="dxa" w:w="90"/>
-              <w:bottom w:type="dxa" w:w="50"/>
-              <w:right w:type="dxa" w:w="90"/>
-            </w:tcMar>
-          </w:tcPr>
-          <w:p>
-            <w:pPr>
-              <w:keepNext/>
-              <w:keepLines/>
-              <w:spacing w:after="0" w:before="0" w:line="280"/>
-            </w:pPr>
-            <w:r>
-              <w:rPr>
-                <w:rFonts w:ascii="Microsoft YaHei" w:eastAsia="Microsoft YaHei" w:hAnsi="Microsoft YaHei"/>
-                <w:b w:val="false"/>
-                <w:bCs w:val="false"/>
-                <w:sz w:val="18"/>
-                <w:szCs w:val="18"/>
-              </w:rPr>
-              <w:t xml:space="preserve">决定</w:t>
-            </w:r>
-          </w:p>
-        </w:tc>
-        <w:tc>
-          <w:tcPr>
-            <w:tcW w:type="dxa" w:w="3876"/>
-            <w:tcBorders>
-              <w:top w:val="single" w:color="A6B8D0" w:sz="4"/>
-              <w:left w:val="single" w:color="A6B8D0" w:sz="4"/>
-              <w:bottom w:val="single" w:color="A6B8D0" w:sz="4"/>
-              <w:right w:val="single" w:color="A6B8D0" w:sz="4"/>
-            </w:tcBorders>
-            <w:tcMar>
-              <w:top w:type="dxa" w:w="50"/>
-              <w:left w:type="dxa" w:w="90"/>
-              <w:bottom w:type="dxa" w:w="50"/>
-              <w:right w:type="dxa" w:w="90"/>
-            </w:tcMar>
-          </w:tcPr>
-          <w:p>
-            <w:pPr>
-              <w:keepNext/>
-              <w:keepLines/>
-              <w:spacing w:after="0" w:before="0" w:line="280"/>
-            </w:pPr>
-            <w:r>
-              <w:rPr>
-                <w:rFonts w:ascii="Microsoft YaHei" w:eastAsia="Microsoft YaHei" w:hAnsi="Microsoft YaHei"/>
-                <w:b w:val="false"/>
-                <w:bCs w:val="false"/>
-                <w:sz w:val="18"/>
-                <w:szCs w:val="18"/>
-              </w:rPr>
-              <w:t xml:space="preserve">继承企划草案第4节的三个层级（C2PA签名、隐形水印、比对用哈希）</w:t>
+            <w:tcW w:type="dxa" w:w="1198"/>
+            <w:tcBorders>
+              <w:top w:val="single" w:color="A6B8D0" w:sz="4"/>
+              <w:left w:val="single" w:color="A6B8D0" w:sz="4"/>
+              <w:bottom w:val="single" w:color="A6B8D0" w:sz="4"/>
+              <w:right w:val="single" w:color="A6B8D0" w:sz="4"/>
+            </w:tcBorders>
+            <w:tcMar>
+              <w:top w:type="dxa" w:w="50"/>
+              <w:left w:type="dxa" w:w="90"/>
+              <w:bottom w:type="dxa" w:w="50"/>
+              <w:right w:type="dxa" w:w="90"/>
+            </w:tcMar>
+          </w:tcPr>
+          <w:p>
+            <w:pPr>
+              <w:keepNext/>
+              <w:keepLines/>
+              <w:spacing w:after="0" w:before="0" w:line="280"/>
+            </w:pPr>
+            <w:r>
+              <w:rPr>
+                <w:rFonts w:ascii="Microsoft YaHei" w:eastAsia="Microsoft YaHei" w:hAnsi="Microsoft YaHei"/>
+                <w:b w:val="false"/>
+                <w:bCs w:val="false"/>
+                <w:sz w:val="18"/>
+                <w:szCs w:val="18"/>
+              </w:rPr>
+              <w:t xml:space="preserve">A-8</w:t>
+            </w:r>
+          </w:p>
+        </w:tc>
+        <w:tc>
+          <w:tcPr>
+            <w:tcW w:type="dxa" w:w="3544"/>
+            <w:tcBorders>
+              <w:top w:val="single" w:color="A6B8D0" w:sz="4"/>
+              <w:left w:val="single" w:color="A6B8D0" w:sz="4"/>
+              <w:bottom w:val="single" w:color="A6B8D0" w:sz="4"/>
+              <w:right w:val="single" w:color="A6B8D0" w:sz="4"/>
+            </w:tcBorders>
+            <w:tcMar>
+              <w:top w:type="dxa" w:w="50"/>
+              <w:left w:type="dxa" w:w="90"/>
+              <w:bottom w:type="dxa" w:w="50"/>
+              <w:right w:type="dxa" w:w="90"/>
+            </w:tcMar>
+          </w:tcPr>
+          <w:p>
+            <w:pPr>
+              <w:keepNext/>
+              <w:keepLines/>
+              <w:spacing w:after="0" w:before="0" w:line="280"/>
+            </w:pPr>
+            <w:r>
+              <w:rPr>
+                <w:rFonts w:ascii="Microsoft YaHei" w:eastAsia="Microsoft YaHei" w:hAnsi="Microsoft YaHei"/>
+                <w:b w:val="false"/>
+                <w:bCs w:val="false"/>
+                <w:sz w:val="18"/>
+                <w:szCs w:val="18"/>
+              </w:rPr>
+              <w:t xml:space="preserve">项目划分中发现的遗漏</w:t>
+            </w:r>
+          </w:p>
+        </w:tc>
+        <w:tc>
+          <w:tcPr>
+            <w:tcW w:type="dxa" w:w="4896"/>
+            <w:tcBorders>
+              <w:top w:val="single" w:color="A6B8D0" w:sz="4"/>
+              <w:left w:val="single" w:color="A6B8D0" w:sz="4"/>
+              <w:bottom w:val="single" w:color="A6B8D0" w:sz="4"/>
+              <w:right w:val="single" w:color="A6B8D0" w:sz="4"/>
+            </w:tcBorders>
+            <w:tcMar>
+              <w:top w:type="dxa" w:w="50"/>
+              <w:left w:type="dxa" w:w="90"/>
+              <w:bottom w:type="dxa" w:w="50"/>
+              <w:right w:type="dxa" w:w="90"/>
+            </w:tcMar>
+          </w:tcPr>
+          <w:p>
+            <w:pPr>
+              <w:keepNext/>
+              <w:keepLines/>
+              <w:spacing w:after="0" w:before="0" w:line="280"/>
+            </w:pPr>
+            <w:r>
+              <w:rPr>
+                <w:rFonts w:ascii="Microsoft YaHei" w:eastAsia="Microsoft YaHei" w:hAnsi="Microsoft YaHei"/>
+                <w:b w:val="false"/>
+                <w:bCs w:val="false"/>
+                <w:sz w:val="18"/>
+                <w:szCs w:val="18"/>
+              </w:rPr>
+              <w:t xml:space="preserve">拍摄信息（位置信息等）的去除</w:t>
             </w:r>
           </w:p>
         </w:tc>
@@ -706,1029 +706,57 @@
         </w:trPr>
         <w:tc>
           <w:tcPr>
-            <w:tcW w:type="dxa" w:w="830"/>
-            <w:tcBorders>
-              <w:top w:val="single" w:color="A6B8D0" w:sz="4"/>
-              <w:left w:val="single" w:color="A6B8D0" w:sz="4"/>
-              <w:bottom w:val="single" w:color="A6B8D0" w:sz="4"/>
-              <w:right w:val="single" w:color="A6B8D0" w:sz="4"/>
-            </w:tcBorders>
-            <w:tcMar>
-              <w:top w:type="dxa" w:w="50"/>
-              <w:left w:type="dxa" w:w="90"/>
-              <w:bottom w:type="dxa" w:w="50"/>
-              <w:right w:type="dxa" w:w="90"/>
-            </w:tcMar>
-          </w:tcPr>
-          <w:p>
-            <w:pPr>
-              <w:keepNext/>
-              <w:keepLines/>
-              <w:spacing w:after="0" w:before="0" w:line="280"/>
-            </w:pPr>
-            <w:r>
-              <w:rPr>
-                <w:rFonts w:ascii="Microsoft YaHei" w:eastAsia="Microsoft YaHei" w:hAnsi="Microsoft YaHei"/>
-                <w:b w:val="false"/>
-                <w:bCs w:val="false"/>
-                <w:sz w:val="18"/>
-                <w:szCs w:val="18"/>
-              </w:rPr>
-              <w:t xml:space="preserve">D-7-3</w:t>
-            </w:r>
-          </w:p>
-        </w:tc>
-        <w:tc>
-          <w:tcPr>
-            <w:tcW w:type="dxa" w:w="4932"/>
-            <w:tcBorders>
-              <w:top w:val="single" w:color="A6B8D0" w:sz="4"/>
-              <w:left w:val="single" w:color="A6B8D0" w:sz="4"/>
-              <w:bottom w:val="single" w:color="A6B8D0" w:sz="4"/>
-              <w:right w:val="single" w:color="A6B8D0" w:sz="4"/>
-            </w:tcBorders>
-            <w:tcMar>
-              <w:top w:type="dxa" w:w="50"/>
-              <w:left w:type="dxa" w:w="90"/>
-              <w:bottom w:type="dxa" w:w="50"/>
-              <w:right w:type="dxa" w:w="90"/>
-            </w:tcMar>
-          </w:tcPr>
-          <w:p>
-            <w:pPr>
-              <w:keepNext/>
-              <w:keepLines/>
-              <w:spacing w:after="0" w:before="0" w:line="280"/>
-            </w:pPr>
-            <w:r>
-              <w:rPr>
-                <w:rFonts w:ascii="Microsoft YaHei" w:eastAsia="Microsoft YaHei" w:hAnsi="Microsoft YaHei"/>
-                <w:b w:val="false"/>
-                <w:bCs w:val="false"/>
-                <w:sz w:val="18"/>
-                <w:szCs w:val="18"/>
-              </w:rPr>
-              <w:t xml:space="preserve">决定</w:t>
-            </w:r>
-          </w:p>
-        </w:tc>
-        <w:tc>
-          <w:tcPr>
-            <w:tcW w:type="dxa" w:w="3876"/>
-            <w:tcBorders>
-              <w:top w:val="single" w:color="A6B8D0" w:sz="4"/>
-              <w:left w:val="single" w:color="A6B8D0" w:sz="4"/>
-              <w:bottom w:val="single" w:color="A6B8D0" w:sz="4"/>
-              <w:right w:val="single" w:color="A6B8D0" w:sz="4"/>
-            </w:tcBorders>
-            <w:tcMar>
-              <w:top w:type="dxa" w:w="50"/>
-              <w:left w:type="dxa" w:w="90"/>
-              <w:bottom w:type="dxa" w:w="50"/>
-              <w:right w:type="dxa" w:w="90"/>
-            </w:tcMar>
-          </w:tcPr>
-          <w:p>
-            <w:pPr>
-              <w:keepNext/>
-              <w:keepLines/>
-              <w:spacing w:after="0" w:before="0" w:line="280"/>
-            </w:pPr>
-            <w:r>
-              <w:rPr>
-                <w:rFonts w:ascii="Microsoft YaHei" w:eastAsia="Microsoft YaHei" w:hAnsi="Microsoft YaHei"/>
-                <w:b w:val="false"/>
-                <w:bCs w:val="false"/>
-                <w:sz w:val="18"/>
-                <w:szCs w:val="18"/>
-              </w:rPr>
-              <w:t xml:space="preserve">设置①交付用及②社交平台用两条流程</w:t>
-            </w:r>
-          </w:p>
-        </w:tc>
-      </w:tr>
-      <w:tr>
-        <w:trPr>
-          <w:cantSplit/>
-          <w:tblHeader w:val="off"/>
-        </w:trPr>
-        <w:tc>
-          <w:tcPr>
-            <w:tcW w:type="dxa" w:w="830"/>
-            <w:tcBorders>
-              <w:top w:val="single" w:color="A6B8D0" w:sz="4"/>
-              <w:left w:val="single" w:color="A6B8D0" w:sz="4"/>
-              <w:bottom w:val="single" w:color="A6B8D0" w:sz="4"/>
-              <w:right w:val="single" w:color="A6B8D0" w:sz="4"/>
-            </w:tcBorders>
-            <w:tcMar>
-              <w:top w:type="dxa" w:w="50"/>
-              <w:left w:type="dxa" w:w="90"/>
-              <w:bottom w:type="dxa" w:w="50"/>
-              <w:right w:type="dxa" w:w="90"/>
-            </w:tcMar>
-          </w:tcPr>
-          <w:p>
-            <w:pPr>
-              <w:keepNext/>
-              <w:keepLines/>
-              <w:spacing w:after="0" w:before="0" w:line="280"/>
-            </w:pPr>
-            <w:r>
-              <w:rPr>
-                <w:rFonts w:ascii="Microsoft YaHei" w:eastAsia="Microsoft YaHei" w:hAnsi="Microsoft YaHei"/>
-                <w:b w:val="false"/>
-                <w:bCs w:val="false"/>
-                <w:sz w:val="18"/>
-                <w:szCs w:val="18"/>
-              </w:rPr>
-              <w:t xml:space="preserve">D-7-4</w:t>
-            </w:r>
-          </w:p>
-        </w:tc>
-        <w:tc>
-          <w:tcPr>
-            <w:tcW w:type="dxa" w:w="4932"/>
-            <w:tcBorders>
-              <w:top w:val="single" w:color="A6B8D0" w:sz="4"/>
-              <w:left w:val="single" w:color="A6B8D0" w:sz="4"/>
-              <w:bottom w:val="single" w:color="A6B8D0" w:sz="4"/>
-              <w:right w:val="single" w:color="A6B8D0" w:sz="4"/>
-            </w:tcBorders>
-            <w:tcMar>
-              <w:top w:type="dxa" w:w="50"/>
-              <w:left w:type="dxa" w:w="90"/>
-              <w:bottom w:type="dxa" w:w="50"/>
-              <w:right w:type="dxa" w:w="90"/>
-            </w:tcMar>
-          </w:tcPr>
-          <w:p>
-            <w:pPr>
-              <w:keepNext/>
-              <w:keepLines/>
-              <w:spacing w:after="0" w:before="0" w:line="280"/>
-            </w:pPr>
-            <w:r>
-              <w:rPr>
-                <w:rFonts w:ascii="Microsoft YaHei" w:eastAsia="Microsoft YaHei" w:hAnsi="Microsoft YaHei"/>
-                <w:b w:val="false"/>
-                <w:bCs w:val="false"/>
-                <w:sz w:val="18"/>
-                <w:szCs w:val="18"/>
-              </w:rPr>
-              <w:t xml:space="preserve">决定</w:t>
-            </w:r>
-          </w:p>
-        </w:tc>
-        <w:tc>
-          <w:tcPr>
-            <w:tcW w:type="dxa" w:w="3876"/>
-            <w:tcBorders>
-              <w:top w:val="single" w:color="A6B8D0" w:sz="4"/>
-              <w:left w:val="single" w:color="A6B8D0" w:sz="4"/>
-              <w:bottom w:val="single" w:color="A6B8D0" w:sz="4"/>
-              <w:right w:val="single" w:color="A6B8D0" w:sz="4"/>
-            </w:tcBorders>
-            <w:tcMar>
-              <w:top w:type="dxa" w:w="50"/>
-              <w:left w:type="dxa" w:w="90"/>
-              <w:bottom w:type="dxa" w:w="50"/>
-              <w:right w:type="dxa" w:w="90"/>
-            </w:tcMar>
-          </w:tcPr>
-          <w:p>
-            <w:pPr>
-              <w:keepNext/>
-              <w:keepLines/>
-              <w:spacing w:after="0" w:before="0" w:line="280"/>
-            </w:pPr>
-            <w:r>
-              <w:rPr>
-                <w:rFonts w:ascii="Microsoft YaHei" w:eastAsia="Microsoft YaHei" w:hAnsi="Microsoft YaHei"/>
-                <w:b w:val="false"/>
-                <w:bCs w:val="false"/>
-                <w:sz w:val="18"/>
-                <w:szCs w:val="18"/>
-              </w:rPr>
-              <w:t xml:space="preserve">对交付用图片附加比对数据，并附上随附文件</w:t>
-            </w:r>
-          </w:p>
-        </w:tc>
-      </w:tr>
-      <w:tr>
-        <w:trPr>
-          <w:cantSplit/>
-          <w:tblHeader w:val="off"/>
-        </w:trPr>
-        <w:tc>
-          <w:tcPr>
-            <w:tcW w:type="dxa" w:w="830"/>
-            <w:tcBorders>
-              <w:top w:val="single" w:color="A6B8D0" w:sz="4"/>
-              <w:left w:val="single" w:color="A6B8D0" w:sz="4"/>
-              <w:bottom w:val="single" w:color="A6B8D0" w:sz="4"/>
-              <w:right w:val="single" w:color="A6B8D0" w:sz="4"/>
-            </w:tcBorders>
-            <w:tcMar>
-              <w:top w:type="dxa" w:w="50"/>
-              <w:left w:type="dxa" w:w="90"/>
-              <w:bottom w:type="dxa" w:w="50"/>
-              <w:right w:type="dxa" w:w="90"/>
-            </w:tcMar>
-          </w:tcPr>
-          <w:p>
-            <w:pPr>
-              <w:keepNext/>
-              <w:keepLines/>
-              <w:spacing w:after="0" w:before="0" w:line="280"/>
-            </w:pPr>
-            <w:r>
-              <w:rPr>
-                <w:rFonts w:ascii="Microsoft YaHei" w:eastAsia="Microsoft YaHei" w:hAnsi="Microsoft YaHei"/>
-                <w:b w:val="false"/>
-                <w:bCs w:val="false"/>
-                <w:sz w:val="18"/>
-                <w:szCs w:val="18"/>
-              </w:rPr>
-              <w:t xml:space="preserve">D-7-5</w:t>
-            </w:r>
-          </w:p>
-        </w:tc>
-        <w:tc>
-          <w:tcPr>
-            <w:tcW w:type="dxa" w:w="4932"/>
-            <w:tcBorders>
-              <w:top w:val="single" w:color="A6B8D0" w:sz="4"/>
-              <w:left w:val="single" w:color="A6B8D0" w:sz="4"/>
-              <w:bottom w:val="single" w:color="A6B8D0" w:sz="4"/>
-              <w:right w:val="single" w:color="A6B8D0" w:sz="4"/>
-            </w:tcBorders>
-            <w:tcMar>
-              <w:top w:type="dxa" w:w="50"/>
-              <w:left w:type="dxa" w:w="90"/>
-              <w:bottom w:type="dxa" w:w="50"/>
-              <w:right w:type="dxa" w:w="90"/>
-            </w:tcMar>
-          </w:tcPr>
-          <w:p>
-            <w:pPr>
-              <w:keepNext/>
-              <w:keepLines/>
-              <w:spacing w:after="0" w:before="0" w:line="280"/>
-            </w:pPr>
-            <w:r>
-              <w:rPr>
-                <w:rFonts w:ascii="Microsoft YaHei" w:eastAsia="Microsoft YaHei" w:hAnsi="Microsoft YaHei"/>
-                <w:b w:val="false"/>
-                <w:bCs w:val="false"/>
-                <w:sz w:val="18"/>
-                <w:szCs w:val="18"/>
-              </w:rPr>
-              <w:t xml:space="preserve">决定</w:t>
-            </w:r>
-          </w:p>
-        </w:tc>
-        <w:tc>
-          <w:tcPr>
-            <w:tcW w:type="dxa" w:w="3876"/>
-            <w:tcBorders>
-              <w:top w:val="single" w:color="A6B8D0" w:sz="4"/>
-              <w:left w:val="single" w:color="A6B8D0" w:sz="4"/>
-              <w:bottom w:val="single" w:color="A6B8D0" w:sz="4"/>
-              <w:right w:val="single" w:color="A6B8D0" w:sz="4"/>
-            </w:tcBorders>
-            <w:tcMar>
-              <w:top w:type="dxa" w:w="50"/>
-              <w:left w:type="dxa" w:w="90"/>
-              <w:bottom w:type="dxa" w:w="50"/>
-              <w:right w:type="dxa" w:w="90"/>
-            </w:tcMar>
-          </w:tcPr>
-          <w:p>
-            <w:pPr>
-              <w:keepNext/>
-              <w:keepLines/>
-              <w:spacing w:after="0" w:before="0" w:line="280"/>
-            </w:pPr>
-            <w:r>
-              <w:rPr>
-                <w:rFonts w:ascii="Microsoft YaHei" w:eastAsia="Microsoft YaHei" w:hAnsi="Microsoft YaHei"/>
-                <w:b w:val="false"/>
-                <w:bCs w:val="false"/>
-                <w:sz w:val="18"/>
-                <w:szCs w:val="18"/>
-              </w:rPr>
-              <w:t xml:space="preserve">对社交平台用图片加入权利人选择的设计的可见签名</w:t>
-            </w:r>
-          </w:p>
-        </w:tc>
-      </w:tr>
-      <w:tr>
-        <w:trPr>
-          <w:cantSplit/>
-          <w:tblHeader w:val="off"/>
-        </w:trPr>
-        <w:tc>
-          <w:tcPr>
-            <w:tcW w:type="dxa" w:w="830"/>
-            <w:tcBorders>
-              <w:top w:val="single" w:color="A6B8D0" w:sz="4"/>
-              <w:left w:val="single" w:color="A6B8D0" w:sz="4"/>
-              <w:bottom w:val="single" w:color="A6B8D0" w:sz="4"/>
-              <w:right w:val="single" w:color="A6B8D0" w:sz="4"/>
-            </w:tcBorders>
-            <w:tcMar>
-              <w:top w:type="dxa" w:w="50"/>
-              <w:left w:type="dxa" w:w="90"/>
-              <w:bottom w:type="dxa" w:w="50"/>
-              <w:right w:type="dxa" w:w="90"/>
-            </w:tcMar>
-          </w:tcPr>
-          <w:p>
-            <w:pPr>
-              <w:keepNext/>
-              <w:keepLines/>
-              <w:spacing w:after="0" w:before="0" w:line="280"/>
-            </w:pPr>
-            <w:r>
-              <w:rPr>
-                <w:rFonts w:ascii="Microsoft YaHei" w:eastAsia="Microsoft YaHei" w:hAnsi="Microsoft YaHei"/>
-                <w:b w:val="false"/>
-                <w:bCs w:val="false"/>
-                <w:sz w:val="18"/>
-                <w:szCs w:val="18"/>
-              </w:rPr>
-              <w:t xml:space="preserve">D-7-6</w:t>
-            </w:r>
-          </w:p>
-        </w:tc>
-        <w:tc>
-          <w:tcPr>
-            <w:tcW w:type="dxa" w:w="4932"/>
-            <w:tcBorders>
-              <w:top w:val="single" w:color="A6B8D0" w:sz="4"/>
-              <w:left w:val="single" w:color="A6B8D0" w:sz="4"/>
-              <w:bottom w:val="single" w:color="A6B8D0" w:sz="4"/>
-              <w:right w:val="single" w:color="A6B8D0" w:sz="4"/>
-            </w:tcBorders>
-            <w:tcMar>
-              <w:top w:type="dxa" w:w="50"/>
-              <w:left w:type="dxa" w:w="90"/>
-              <w:bottom w:type="dxa" w:w="50"/>
-              <w:right w:type="dxa" w:w="90"/>
-            </w:tcMar>
-          </w:tcPr>
-          <w:p>
-            <w:pPr>
-              <w:keepNext/>
-              <w:keepLines/>
-              <w:spacing w:after="0" w:before="0" w:line="280"/>
-            </w:pPr>
-            <w:r>
-              <w:rPr>
-                <w:rFonts w:ascii="Microsoft YaHei" w:eastAsia="Microsoft YaHei" w:hAnsi="Microsoft YaHei"/>
-                <w:b w:val="false"/>
-                <w:bCs w:val="false"/>
-                <w:sz w:val="18"/>
-                <w:szCs w:val="18"/>
-              </w:rPr>
-              <w:t xml:space="preserve">决定</w:t>
-            </w:r>
-          </w:p>
-        </w:tc>
-        <w:tc>
-          <w:tcPr>
-            <w:tcW w:type="dxa" w:w="3876"/>
-            <w:tcBorders>
-              <w:top w:val="single" w:color="A6B8D0" w:sz="4"/>
-              <w:left w:val="single" w:color="A6B8D0" w:sz="4"/>
-              <w:bottom w:val="single" w:color="A6B8D0" w:sz="4"/>
-              <w:right w:val="single" w:color="A6B8D0" w:sz="4"/>
-            </w:tcBorders>
-            <w:tcMar>
-              <w:top w:type="dxa" w:w="50"/>
-              <w:left w:type="dxa" w:w="90"/>
-              <w:bottom w:type="dxa" w:w="50"/>
-              <w:right w:type="dxa" w:w="90"/>
-            </w:tcMar>
-          </w:tcPr>
-          <w:p>
-            <w:pPr>
-              <w:keepNext/>
-              <w:keepLines/>
-              <w:spacing w:after="0" w:before="0" w:line="280"/>
-            </w:pPr>
-            <w:r>
-              <w:rPr>
-                <w:rFonts w:ascii="Microsoft YaHei" w:eastAsia="Microsoft YaHei" w:hAnsi="Microsoft YaHei"/>
-                <w:b w:val="false"/>
-                <w:bCs w:val="false"/>
-                <w:sz w:val="18"/>
-                <w:szCs w:val="18"/>
-              </w:rPr>
-              <w:t xml:space="preserve">签名的缺失，按可以断定为接收方故意去除处理</w:t>
-            </w:r>
-          </w:p>
-        </w:tc>
-      </w:tr>
-      <w:tr>
-        <w:trPr>
-          <w:cantSplit/>
-          <w:tblHeader w:val="off"/>
-        </w:trPr>
-        <w:tc>
-          <w:tcPr>
-            <w:tcW w:type="dxa" w:w="830"/>
-            <w:tcBorders>
-              <w:top w:val="single" w:color="A6B8D0" w:sz="4"/>
-              <w:left w:val="single" w:color="A6B8D0" w:sz="4"/>
-              <w:bottom w:val="single" w:color="A6B8D0" w:sz="4"/>
-              <w:right w:val="single" w:color="A6B8D0" w:sz="4"/>
-            </w:tcBorders>
-            <w:tcMar>
-              <w:top w:type="dxa" w:w="50"/>
-              <w:left w:type="dxa" w:w="90"/>
-              <w:bottom w:type="dxa" w:w="50"/>
-              <w:right w:type="dxa" w:w="90"/>
-            </w:tcMar>
-          </w:tcPr>
-          <w:p>
-            <w:pPr>
-              <w:keepNext/>
-              <w:keepLines/>
-              <w:spacing w:after="0" w:before="0" w:line="280"/>
-            </w:pPr>
-            <w:r>
-              <w:rPr>
-                <w:rFonts w:ascii="Microsoft YaHei" w:eastAsia="Microsoft YaHei" w:hAnsi="Microsoft YaHei"/>
-                <w:b w:val="false"/>
-                <w:bCs w:val="false"/>
-                <w:sz w:val="18"/>
-                <w:szCs w:val="18"/>
-              </w:rPr>
-              <w:t xml:space="preserve">D-7-7</w:t>
-            </w:r>
-          </w:p>
-        </w:tc>
-        <w:tc>
-          <w:tcPr>
-            <w:tcW w:type="dxa" w:w="4932"/>
-            <w:tcBorders>
-              <w:top w:val="single" w:color="A6B8D0" w:sz="4"/>
-              <w:left w:val="single" w:color="A6B8D0" w:sz="4"/>
-              <w:bottom w:val="single" w:color="A6B8D0" w:sz="4"/>
-              <w:right w:val="single" w:color="A6B8D0" w:sz="4"/>
-            </w:tcBorders>
-            <w:tcMar>
-              <w:top w:type="dxa" w:w="50"/>
-              <w:left w:type="dxa" w:w="90"/>
-              <w:bottom w:type="dxa" w:w="50"/>
-              <w:right w:type="dxa" w:w="90"/>
-            </w:tcMar>
-          </w:tcPr>
-          <w:p>
-            <w:pPr>
-              <w:keepNext/>
-              <w:keepLines/>
-              <w:spacing w:after="0" w:before="0" w:line="280"/>
-            </w:pPr>
-            <w:r>
-              <w:rPr>
-                <w:rFonts w:ascii="Microsoft YaHei" w:eastAsia="Microsoft YaHei" w:hAnsi="Microsoft YaHei"/>
-                <w:b w:val="false"/>
-                <w:bCs w:val="false"/>
-                <w:sz w:val="18"/>
-                <w:szCs w:val="18"/>
-              </w:rPr>
-              <w:t xml:space="preserve">决定</w:t>
-            </w:r>
-          </w:p>
-        </w:tc>
-        <w:tc>
-          <w:tcPr>
-            <w:tcW w:type="dxa" w:w="3876"/>
-            <w:tcBorders>
-              <w:top w:val="single" w:color="A6B8D0" w:sz="4"/>
-              <w:left w:val="single" w:color="A6B8D0" w:sz="4"/>
-              <w:bottom w:val="single" w:color="A6B8D0" w:sz="4"/>
-              <w:right w:val="single" w:color="A6B8D0" w:sz="4"/>
-            </w:tcBorders>
-            <w:tcMar>
-              <w:top w:type="dxa" w:w="50"/>
-              <w:left w:type="dxa" w:w="90"/>
-              <w:bottom w:type="dxa" w:w="50"/>
-              <w:right w:type="dxa" w:w="90"/>
-            </w:tcMar>
-          </w:tcPr>
-          <w:p>
-            <w:pPr>
-              <w:keepNext/>
-              <w:keepLines/>
-              <w:spacing w:after="0" w:before="0" w:line="280"/>
-            </w:pPr>
-            <w:r>
-              <w:rPr>
-                <w:rFonts w:ascii="Microsoft YaHei" w:eastAsia="Microsoft YaHei" w:hAnsi="Microsoft YaHei"/>
-                <w:b w:val="false"/>
-                <w:bCs w:val="false"/>
-                <w:sz w:val="18"/>
-                <w:szCs w:val="18"/>
-              </w:rPr>
-              <w:t xml:space="preserve">识别编号由客户端应用发放，并自动记录在C2PA清单中。是否附加在文件名之后，由使用者在保存时选择</w:t>
-            </w:r>
-          </w:p>
-        </w:tc>
-      </w:tr>
-      <w:tr>
-        <w:trPr>
-          <w:cantSplit/>
-          <w:tblHeader w:val="off"/>
-        </w:trPr>
-        <w:tc>
-          <w:tcPr>
-            <w:tcW w:type="dxa" w:w="830"/>
-            <w:tcBorders>
-              <w:top w:val="single" w:color="A6B8D0" w:sz="4"/>
-              <w:left w:val="single" w:color="A6B8D0" w:sz="4"/>
-              <w:bottom w:val="single" w:color="A6B8D0" w:sz="4"/>
-              <w:right w:val="single" w:color="A6B8D0" w:sz="4"/>
-            </w:tcBorders>
-            <w:tcMar>
-              <w:top w:type="dxa" w:w="50"/>
-              <w:left w:type="dxa" w:w="90"/>
-              <w:bottom w:type="dxa" w:w="50"/>
-              <w:right w:type="dxa" w:w="90"/>
-            </w:tcMar>
-          </w:tcPr>
-          <w:p>
-            <w:pPr>
-              <w:keepNext/>
-              <w:keepLines/>
-              <w:spacing w:after="0" w:before="0" w:line="280"/>
-            </w:pPr>
-            <w:r>
-              <w:rPr>
-                <w:rFonts w:ascii="Microsoft YaHei" w:eastAsia="Microsoft YaHei" w:hAnsi="Microsoft YaHei"/>
-                <w:b w:val="false"/>
-                <w:bCs w:val="false"/>
-                <w:sz w:val="18"/>
-                <w:szCs w:val="18"/>
-              </w:rPr>
-              <w:t xml:space="preserve">I-03</w:t>
-            </w:r>
-          </w:p>
-        </w:tc>
-        <w:tc>
-          <w:tcPr>
-            <w:tcW w:type="dxa" w:w="4932"/>
-            <w:tcBorders>
-              <w:top w:val="single" w:color="A6B8D0" w:sz="4"/>
-              <w:left w:val="single" w:color="A6B8D0" w:sz="4"/>
-              <w:bottom w:val="single" w:color="A6B8D0" w:sz="4"/>
-              <w:right w:val="single" w:color="A6B8D0" w:sz="4"/>
-            </w:tcBorders>
-            <w:tcMar>
-              <w:top w:type="dxa" w:w="50"/>
-              <w:left w:type="dxa" w:w="90"/>
-              <w:bottom w:type="dxa" w:w="50"/>
-              <w:right w:type="dxa" w:w="90"/>
-            </w:tcMar>
-          </w:tcPr>
-          <w:p>
-            <w:pPr>
-              <w:keepNext/>
-              <w:keepLines/>
-              <w:spacing w:after="0" w:before="0" w:line="280"/>
-            </w:pPr>
-            <w:r>
-              <w:rPr>
-                <w:rFonts w:ascii="Microsoft YaHei" w:eastAsia="Microsoft YaHei" w:hAnsi="Microsoft YaHei"/>
-                <w:b w:val="false"/>
-                <w:bCs w:val="false"/>
-                <w:sz w:val="18"/>
-                <w:szCs w:val="18"/>
-              </w:rPr>
-              <w:t xml:space="preserve">待调查</w:t>
-            </w:r>
-          </w:p>
-        </w:tc>
-        <w:tc>
-          <w:tcPr>
-            <w:tcW w:type="dxa" w:w="3876"/>
-            <w:tcBorders>
-              <w:top w:val="single" w:color="A6B8D0" w:sz="4"/>
-              <w:left w:val="single" w:color="A6B8D0" w:sz="4"/>
-              <w:bottom w:val="single" w:color="A6B8D0" w:sz="4"/>
-              <w:right w:val="single" w:color="A6B8D0" w:sz="4"/>
-            </w:tcBorders>
-            <w:tcMar>
-              <w:top w:type="dxa" w:w="50"/>
-              <w:left w:type="dxa" w:w="90"/>
-              <w:bottom w:type="dxa" w:w="50"/>
-              <w:right w:type="dxa" w:w="90"/>
-            </w:tcMar>
-          </w:tcPr>
-          <w:p>
-            <w:pPr>
-              <w:keepNext/>
-              <w:keepLines/>
-              <w:spacing w:after="0" w:before="0" w:line="280"/>
-            </w:pPr>
-            <w:r>
-              <w:rPr>
-                <w:rFonts w:ascii="Microsoft YaHei" w:eastAsia="Microsoft YaHei" w:hAnsi="Microsoft YaHei"/>
-                <w:b w:val="false"/>
-                <w:bCs w:val="false"/>
-                <w:sz w:val="18"/>
-                <w:szCs w:val="18"/>
-              </w:rPr>
-              <w:t xml:space="preserve">发布网站及Cloud对C2PA签名的保留</w:t>
-            </w:r>
-          </w:p>
-        </w:tc>
-      </w:tr>
-      <w:tr>
-        <w:trPr>
-          <w:cantSplit/>
-          <w:tblHeader w:val="off"/>
-        </w:trPr>
-        <w:tc>
-          <w:tcPr>
-            <w:tcW w:type="dxa" w:w="830"/>
-            <w:tcBorders>
-              <w:top w:val="single" w:color="A6B8D0" w:sz="4"/>
-              <w:left w:val="single" w:color="A6B8D0" w:sz="4"/>
-              <w:bottom w:val="single" w:color="A6B8D0" w:sz="4"/>
-              <w:right w:val="single" w:color="A6B8D0" w:sz="4"/>
-            </w:tcBorders>
-            <w:tcMar>
-              <w:top w:type="dxa" w:w="50"/>
-              <w:left w:type="dxa" w:w="90"/>
-              <w:bottom w:type="dxa" w:w="50"/>
-              <w:right w:type="dxa" w:w="90"/>
-            </w:tcMar>
-          </w:tcPr>
-          <w:p>
-            <w:pPr>
-              <w:keepNext/>
-              <w:keepLines/>
-              <w:spacing w:after="0" w:before="0" w:line="280"/>
-            </w:pPr>
-            <w:r>
-              <w:rPr>
-                <w:rFonts w:ascii="Microsoft YaHei" w:eastAsia="Microsoft YaHei" w:hAnsi="Microsoft YaHei"/>
-                <w:b w:val="false"/>
-                <w:bCs w:val="false"/>
-                <w:sz w:val="18"/>
-                <w:szCs w:val="18"/>
-              </w:rPr>
-              <w:t xml:space="preserve">O-08</w:t>
-            </w:r>
-          </w:p>
-        </w:tc>
-        <w:tc>
-          <w:tcPr>
-            <w:tcW w:type="dxa" w:w="4932"/>
-            <w:tcBorders>
-              <w:top w:val="single" w:color="A6B8D0" w:sz="4"/>
-              <w:left w:val="single" w:color="A6B8D0" w:sz="4"/>
-              <w:bottom w:val="single" w:color="A6B8D0" w:sz="4"/>
-              <w:right w:val="single" w:color="A6B8D0" w:sz="4"/>
-            </w:tcBorders>
-            <w:tcMar>
-              <w:top w:type="dxa" w:w="50"/>
-              <w:left w:type="dxa" w:w="90"/>
-              <w:bottom w:type="dxa" w:w="50"/>
-              <w:right w:type="dxa" w:w="90"/>
-            </w:tcMar>
-          </w:tcPr>
-          <w:p>
-            <w:pPr>
-              <w:keepNext/>
-              <w:keepLines/>
-              <w:spacing w:after="0" w:before="0" w:line="280"/>
-            </w:pPr>
-            <w:r>
-              <w:rPr>
-                <w:rFonts w:ascii="Microsoft YaHei" w:eastAsia="Microsoft YaHei" w:hAnsi="Microsoft YaHei"/>
-                <w:b w:val="false"/>
-                <w:bCs w:val="false"/>
-                <w:sz w:val="18"/>
-                <w:szCs w:val="18"/>
-              </w:rPr>
-              <w:t xml:space="preserve">未决（在设计计划书第2版中作为D-7-7“识别编号由客户端应用发放，并自动记录在C2PA清单中。是否附加在文件名之后，由使用者在保存时选择”决定）</w:t>
-            </w:r>
-          </w:p>
-        </w:tc>
-        <w:tc>
-          <w:tcPr>
-            <w:tcW w:type="dxa" w:w="3876"/>
-            <w:tcBorders>
-              <w:top w:val="single" w:color="A6B8D0" w:sz="4"/>
-              <w:left w:val="single" w:color="A6B8D0" w:sz="4"/>
-              <w:bottom w:val="single" w:color="A6B8D0" w:sz="4"/>
-              <w:right w:val="single" w:color="A6B8D0" w:sz="4"/>
-            </w:tcBorders>
-            <w:tcMar>
-              <w:top w:type="dxa" w:w="50"/>
-              <w:left w:type="dxa" w:w="90"/>
-              <w:bottom w:type="dxa" w:w="50"/>
-              <w:right w:type="dxa" w:w="90"/>
-            </w:tcMar>
-          </w:tcPr>
-          <w:p>
-            <w:pPr>
-              <w:keepNext/>
-              <w:keepLines/>
-              <w:spacing w:after="0" w:before="0" w:line="280"/>
-            </w:pPr>
-            <w:r>
-              <w:rPr>
-                <w:rFonts w:ascii="Microsoft YaHei" w:eastAsia="Microsoft YaHei" w:hAnsi="Microsoft YaHei"/>
-                <w:b w:val="false"/>
-                <w:bCs w:val="false"/>
-                <w:sz w:val="18"/>
-                <w:szCs w:val="18"/>
-              </w:rPr>
-              <w:t xml:space="preserve">识别编号的发放主体</w:t>
-            </w:r>
-          </w:p>
-        </w:tc>
-      </w:tr>
-      <w:tr>
-        <w:trPr>
-          <w:cantSplit/>
-          <w:tblHeader w:val="off"/>
-        </w:trPr>
-        <w:tc>
-          <w:tcPr>
-            <w:tcW w:type="dxa" w:w="830"/>
-            <w:tcBorders>
-              <w:top w:val="single" w:color="A6B8D0" w:sz="4"/>
-              <w:left w:val="single" w:color="A6B8D0" w:sz="4"/>
-              <w:bottom w:val="single" w:color="A6B8D0" w:sz="4"/>
-              <w:right w:val="single" w:color="A6B8D0" w:sz="4"/>
-            </w:tcBorders>
-            <w:tcMar>
-              <w:top w:type="dxa" w:w="50"/>
-              <w:left w:type="dxa" w:w="90"/>
-              <w:bottom w:type="dxa" w:w="50"/>
-              <w:right w:type="dxa" w:w="90"/>
-            </w:tcMar>
-          </w:tcPr>
-          <w:p>
-            <w:pPr>
-              <w:keepNext/>
-              <w:keepLines/>
-              <w:spacing w:after="0" w:before="0" w:line="280"/>
-            </w:pPr>
-            <w:r>
-              <w:rPr>
-                <w:rFonts w:ascii="Microsoft YaHei" w:eastAsia="Microsoft YaHei" w:hAnsi="Microsoft YaHei"/>
-                <w:b w:val="false"/>
-                <w:bCs w:val="false"/>
-                <w:sz w:val="18"/>
-                <w:szCs w:val="18"/>
-              </w:rPr>
-              <w:t xml:space="preserve">O-10</w:t>
-            </w:r>
-          </w:p>
-        </w:tc>
-        <w:tc>
-          <w:tcPr>
-            <w:tcW w:type="dxa" w:w="4932"/>
-            <w:tcBorders>
-              <w:top w:val="single" w:color="A6B8D0" w:sz="4"/>
-              <w:left w:val="single" w:color="A6B8D0" w:sz="4"/>
-              <w:bottom w:val="single" w:color="A6B8D0" w:sz="4"/>
-              <w:right w:val="single" w:color="A6B8D0" w:sz="4"/>
-            </w:tcBorders>
-            <w:tcMar>
-              <w:top w:type="dxa" w:w="50"/>
-              <w:left w:type="dxa" w:w="90"/>
-              <w:bottom w:type="dxa" w:w="50"/>
-              <w:right w:type="dxa" w:w="90"/>
-            </w:tcMar>
-          </w:tcPr>
-          <w:p>
-            <w:pPr>
-              <w:keepNext/>
-              <w:keepLines/>
-              <w:spacing w:after="0" w:before="0" w:line="280"/>
-            </w:pPr>
-            <w:r>
-              <w:rPr>
-                <w:rFonts w:ascii="Microsoft YaHei" w:eastAsia="Microsoft YaHei" w:hAnsi="Microsoft YaHei"/>
-                <w:b w:val="false"/>
-                <w:bCs w:val="false"/>
-                <w:sz w:val="18"/>
-                <w:szCs w:val="18"/>
-              </w:rPr>
-              <w:t xml:space="preserve">未决（在本文件7.2中决定）</w:t>
-            </w:r>
-          </w:p>
-        </w:tc>
-        <w:tc>
-          <w:tcPr>
-            <w:tcW w:type="dxa" w:w="3876"/>
-            <w:tcBorders>
-              <w:top w:val="single" w:color="A6B8D0" w:sz="4"/>
-              <w:left w:val="single" w:color="A6B8D0" w:sz="4"/>
-              <w:bottom w:val="single" w:color="A6B8D0" w:sz="4"/>
-              <w:right w:val="single" w:color="A6B8D0" w:sz="4"/>
-            </w:tcBorders>
-            <w:tcMar>
-              <w:top w:type="dxa" w:w="50"/>
-              <w:left w:type="dxa" w:w="90"/>
-              <w:bottom w:type="dxa" w:w="50"/>
-              <w:right w:type="dxa" w:w="90"/>
-            </w:tcMar>
-          </w:tcPr>
-          <w:p>
-            <w:pPr>
-              <w:keepNext/>
-              <w:keepLines/>
-              <w:spacing w:after="0" w:before="0" w:line="280"/>
-            </w:pPr>
-            <w:r>
-              <w:rPr>
-                <w:rFonts w:ascii="Microsoft YaHei" w:eastAsia="Microsoft YaHei" w:hAnsi="Microsoft YaHei"/>
-                <w:b w:val="false"/>
-                <w:bCs w:val="false"/>
-                <w:sz w:val="18"/>
-                <w:szCs w:val="18"/>
-              </w:rPr>
-              <w:t xml:space="preserve">作品数据的记录格式</w:t>
-            </w:r>
-          </w:p>
-        </w:tc>
-      </w:tr>
-      <w:tr>
-        <w:trPr>
-          <w:cantSplit/>
-          <w:tblHeader w:val="off"/>
-        </w:trPr>
-        <w:tc>
-          <w:tcPr>
-            <w:tcW w:type="dxa" w:w="830"/>
-            <w:tcBorders>
-              <w:top w:val="single" w:color="A6B8D0" w:sz="4"/>
-              <w:left w:val="single" w:color="A6B8D0" w:sz="4"/>
-              <w:bottom w:val="single" w:color="A6B8D0" w:sz="4"/>
-              <w:right w:val="single" w:color="A6B8D0" w:sz="4"/>
-            </w:tcBorders>
-            <w:tcMar>
-              <w:top w:type="dxa" w:w="50"/>
-              <w:left w:type="dxa" w:w="90"/>
-              <w:bottom w:type="dxa" w:w="50"/>
-              <w:right w:type="dxa" w:w="90"/>
-            </w:tcMar>
-          </w:tcPr>
-          <w:p>
-            <w:pPr>
-              <w:keepNext/>
-              <w:keepLines/>
-              <w:spacing w:after="0" w:before="0" w:line="280"/>
-            </w:pPr>
-            <w:r>
-              <w:rPr>
-                <w:rFonts w:ascii="Microsoft YaHei" w:eastAsia="Microsoft YaHei" w:hAnsi="Microsoft YaHei"/>
-                <w:b w:val="false"/>
-                <w:bCs w:val="false"/>
-                <w:sz w:val="18"/>
-                <w:szCs w:val="18"/>
-              </w:rPr>
-              <w:t xml:space="preserve">O-11</w:t>
-            </w:r>
-          </w:p>
-        </w:tc>
-        <w:tc>
-          <w:tcPr>
-            <w:tcW w:type="dxa" w:w="4932"/>
-            <w:tcBorders>
-              <w:top w:val="single" w:color="A6B8D0" w:sz="4"/>
-              <w:left w:val="single" w:color="A6B8D0" w:sz="4"/>
-              <w:bottom w:val="single" w:color="A6B8D0" w:sz="4"/>
-              <w:right w:val="single" w:color="A6B8D0" w:sz="4"/>
-            </w:tcBorders>
-            <w:tcMar>
-              <w:top w:type="dxa" w:w="50"/>
-              <w:left w:type="dxa" w:w="90"/>
-              <w:bottom w:type="dxa" w:w="50"/>
-              <w:right w:type="dxa" w:w="90"/>
-            </w:tcMar>
-          </w:tcPr>
-          <w:p>
-            <w:pPr>
-              <w:keepNext/>
-              <w:keepLines/>
-              <w:spacing w:after="0" w:before="0" w:line="280"/>
-            </w:pPr>
-            <w:r>
-              <w:rPr>
-                <w:rFonts w:ascii="Microsoft YaHei" w:eastAsia="Microsoft YaHei" w:hAnsi="Microsoft YaHei"/>
-                <w:b w:val="false"/>
-                <w:bCs w:val="false"/>
-                <w:sz w:val="18"/>
-                <w:szCs w:val="18"/>
-              </w:rPr>
-              <w:t xml:space="preserve">未决（在本文件DD-3-6“交付用图片的可见签名按模板决定”中决定）</w:t>
-            </w:r>
-          </w:p>
-        </w:tc>
-        <w:tc>
-          <w:tcPr>
-            <w:tcW w:type="dxa" w:w="3876"/>
-            <w:tcBorders>
-              <w:top w:val="single" w:color="A6B8D0" w:sz="4"/>
-              <w:left w:val="single" w:color="A6B8D0" w:sz="4"/>
-              <w:bottom w:val="single" w:color="A6B8D0" w:sz="4"/>
-              <w:right w:val="single" w:color="A6B8D0" w:sz="4"/>
-            </w:tcBorders>
-            <w:tcMar>
-              <w:top w:type="dxa" w:w="50"/>
-              <w:left w:type="dxa" w:w="90"/>
-              <w:bottom w:type="dxa" w:w="50"/>
-              <w:right w:type="dxa" w:w="90"/>
-            </w:tcMar>
-          </w:tcPr>
-          <w:p>
-            <w:pPr>
-              <w:keepNext/>
-              <w:keepLines/>
-              <w:spacing w:after="0" w:before="0" w:line="280"/>
-            </w:pPr>
-            <w:r>
-              <w:rPr>
-                <w:rFonts w:ascii="Microsoft YaHei" w:eastAsia="Microsoft YaHei" w:hAnsi="Microsoft YaHei"/>
-                <w:b w:val="false"/>
-                <w:bCs w:val="false"/>
-                <w:sz w:val="18"/>
-                <w:szCs w:val="18"/>
-              </w:rPr>
-              <w:t xml:space="preserve">交付用图片的可见签名</w:t>
-            </w:r>
-          </w:p>
-        </w:tc>
-      </w:tr>
-      <w:tr>
-        <w:trPr>
-          <w:cantSplit/>
-          <w:tblHeader w:val="off"/>
-        </w:trPr>
-        <w:tc>
-          <w:tcPr>
-            <w:tcW w:type="dxa" w:w="830"/>
-            <w:tcBorders>
-              <w:top w:val="single" w:color="A6B8D0" w:sz="4"/>
-              <w:left w:val="single" w:color="A6B8D0" w:sz="4"/>
-              <w:bottom w:val="single" w:color="A6B8D0" w:sz="4"/>
-              <w:right w:val="single" w:color="A6B8D0" w:sz="4"/>
-            </w:tcBorders>
-            <w:tcMar>
-              <w:top w:type="dxa" w:w="50"/>
-              <w:left w:type="dxa" w:w="90"/>
-              <w:bottom w:type="dxa" w:w="50"/>
-              <w:right w:type="dxa" w:w="90"/>
-            </w:tcMar>
-          </w:tcPr>
-          <w:p>
-            <w:pPr>
-              <w:keepNext/>
-              <w:keepLines/>
-              <w:spacing w:after="0" w:before="0" w:line="280"/>
-            </w:pPr>
-            <w:r>
-              <w:rPr>
-                <w:rFonts w:ascii="Microsoft YaHei" w:eastAsia="Microsoft YaHei" w:hAnsi="Microsoft YaHei"/>
-                <w:b w:val="false"/>
-                <w:bCs w:val="false"/>
-                <w:sz w:val="18"/>
-                <w:szCs w:val="18"/>
-              </w:rPr>
-              <w:t xml:space="preserve">A-3</w:t>
-            </w:r>
-          </w:p>
-        </w:tc>
-        <w:tc>
-          <w:tcPr>
-            <w:tcW w:type="dxa" w:w="4932"/>
-            <w:tcBorders>
-              <w:top w:val="single" w:color="A6B8D0" w:sz="4"/>
-              <w:left w:val="single" w:color="A6B8D0" w:sz="4"/>
-              <w:bottom w:val="single" w:color="A6B8D0" w:sz="4"/>
-              <w:right w:val="single" w:color="A6B8D0" w:sz="4"/>
-            </w:tcBorders>
-            <w:tcMar>
-              <w:top w:type="dxa" w:w="50"/>
-              <w:left w:type="dxa" w:w="90"/>
-              <w:bottom w:type="dxa" w:w="50"/>
-              <w:right w:type="dxa" w:w="90"/>
-            </w:tcMar>
-          </w:tcPr>
-          <w:p>
-            <w:pPr>
-              <w:keepNext/>
+            <w:tcW w:type="dxa" w:w="1198"/>
+            <w:tcBorders>
+              <w:top w:val="single" w:color="A6B8D0" w:sz="4"/>
+              <w:left w:val="single" w:color="A6B8D0" w:sz="4"/>
+              <w:bottom w:val="single" w:color="A6B8D0" w:sz="4"/>
+              <w:right w:val="single" w:color="A6B8D0" w:sz="4"/>
+            </w:tcBorders>
+            <w:tcMar>
+              <w:top w:type="dxa" w:w="50"/>
+              <w:left w:type="dxa" w:w="90"/>
+              <w:bottom w:type="dxa" w:w="50"/>
+              <w:right w:type="dxa" w:w="90"/>
+            </w:tcMar>
+          </w:tcPr>
+          <w:p>
+            <w:pPr>
+              <w:keepNext w:val="false"/>
+              <w:keepLines/>
+              <w:spacing w:after="0" w:before="0" w:line="280"/>
+            </w:pPr>
+            <w:r>
+              <w:rPr>
+                <w:rFonts w:ascii="Microsoft YaHei" w:eastAsia="Microsoft YaHei" w:hAnsi="Microsoft YaHei"/>
+                <w:b w:val="false"/>
+                <w:bCs w:val="false"/>
+                <w:sz w:val="18"/>
+                <w:szCs w:val="18"/>
+              </w:rPr>
+              <w:t xml:space="preserve">A-15</w:t>
+            </w:r>
+          </w:p>
+        </w:tc>
+        <w:tc>
+          <w:tcPr>
+            <w:tcW w:type="dxa" w:w="3544"/>
+            <w:tcBorders>
+              <w:top w:val="single" w:color="A6B8D0" w:sz="4"/>
+              <w:left w:val="single" w:color="A6B8D0" w:sz="4"/>
+              <w:bottom w:val="single" w:color="A6B8D0" w:sz="4"/>
+              <w:right w:val="single" w:color="A6B8D0" w:sz="4"/>
+            </w:tcBorders>
+            <w:tcMar>
+              <w:top w:type="dxa" w:w="50"/>
+              <w:left w:type="dxa" w:w="90"/>
+              <w:bottom w:type="dxa" w:w="50"/>
+              <w:right w:type="dxa" w:w="90"/>
+            </w:tcMar>
+          </w:tcPr>
+          <w:p>
+            <w:pPr>
+              <w:keepNext w:val="false"/>
               <w:keepLines/>
               <w:spacing w:after="0" w:before="0" w:line="280"/>
             </w:pPr>
@@ -1746,223 +774,7 @@
         </w:tc>
         <w:tc>
           <w:tcPr>
-            <w:tcW w:type="dxa" w:w="3876"/>
-            <w:tcBorders>
-              <w:top w:val="single" w:color="A6B8D0" w:sz="4"/>
-              <w:left w:val="single" w:color="A6B8D0" w:sz="4"/>
-              <w:bottom w:val="single" w:color="A6B8D0" w:sz="4"/>
-              <w:right w:val="single" w:color="A6B8D0" w:sz="4"/>
-            </w:tcBorders>
-            <w:tcMar>
-              <w:top w:type="dxa" w:w="50"/>
-              <w:left w:type="dxa" w:w="90"/>
-              <w:bottom w:type="dxa" w:w="50"/>
-              <w:right w:type="dxa" w:w="90"/>
-            </w:tcMar>
-          </w:tcPr>
-          <w:p>
-            <w:pPr>
-              <w:keepNext/>
-              <w:keepLines/>
-              <w:spacing w:after="0" w:before="0" w:line="280"/>
-            </w:pPr>
-            <w:r>
-              <w:rPr>
-                <w:rFonts w:ascii="Microsoft YaHei" w:eastAsia="Microsoft YaHei" w:hAnsi="Microsoft YaHei"/>
-                <w:b w:val="false"/>
-                <w:bCs w:val="false"/>
-                <w:sz w:val="18"/>
-                <w:szCs w:val="18"/>
-              </w:rPr>
-              <w:t xml:space="preserve">确认C2PA签名在云中是否留存</w:t>
-            </w:r>
-          </w:p>
-        </w:tc>
-      </w:tr>
-      <w:tr>
-        <w:trPr>
-          <w:cantSplit/>
-          <w:tblHeader w:val="off"/>
-        </w:trPr>
-        <w:tc>
-          <w:tcPr>
-            <w:tcW w:type="dxa" w:w="830"/>
-            <w:tcBorders>
-              <w:top w:val="single" w:color="A6B8D0" w:sz="4"/>
-              <w:left w:val="single" w:color="A6B8D0" w:sz="4"/>
-              <w:bottom w:val="single" w:color="A6B8D0" w:sz="4"/>
-              <w:right w:val="single" w:color="A6B8D0" w:sz="4"/>
-            </w:tcBorders>
-            <w:tcMar>
-              <w:top w:type="dxa" w:w="50"/>
-              <w:left w:type="dxa" w:w="90"/>
-              <w:bottom w:type="dxa" w:w="50"/>
-              <w:right w:type="dxa" w:w="90"/>
-            </w:tcMar>
-          </w:tcPr>
-          <w:p>
-            <w:pPr>
-              <w:keepNext/>
-              <w:keepLines/>
-              <w:spacing w:after="0" w:before="0" w:line="280"/>
-            </w:pPr>
-            <w:r>
-              <w:rPr>
-                <w:rFonts w:ascii="Microsoft YaHei" w:eastAsia="Microsoft YaHei" w:hAnsi="Microsoft YaHei"/>
-                <w:b w:val="false"/>
-                <w:bCs w:val="false"/>
-                <w:sz w:val="18"/>
-                <w:szCs w:val="18"/>
-              </w:rPr>
-              <w:t xml:space="preserve">A-8</w:t>
-            </w:r>
-          </w:p>
-        </w:tc>
-        <w:tc>
-          <w:tcPr>
-            <w:tcW w:type="dxa" w:w="4932"/>
-            <w:tcBorders>
-              <w:top w:val="single" w:color="A6B8D0" w:sz="4"/>
-              <w:left w:val="single" w:color="A6B8D0" w:sz="4"/>
-              <w:bottom w:val="single" w:color="A6B8D0" w:sz="4"/>
-              <w:right w:val="single" w:color="A6B8D0" w:sz="4"/>
-            </w:tcBorders>
-            <w:tcMar>
-              <w:top w:type="dxa" w:w="50"/>
-              <w:left w:type="dxa" w:w="90"/>
-              <w:bottom w:type="dxa" w:w="50"/>
-              <w:right w:type="dxa" w:w="90"/>
-            </w:tcMar>
-          </w:tcPr>
-          <w:p>
-            <w:pPr>
-              <w:keepNext/>
-              <w:keepLines/>
-              <w:spacing w:after="0" w:before="0" w:line="280"/>
-            </w:pPr>
-            <w:r>
-              <w:rPr>
-                <w:rFonts w:ascii="Microsoft YaHei" w:eastAsia="Microsoft YaHei" w:hAnsi="Microsoft YaHei"/>
-                <w:b w:val="false"/>
-                <w:bCs w:val="false"/>
-                <w:sz w:val="18"/>
-                <w:szCs w:val="18"/>
-              </w:rPr>
-              <w:t xml:space="preserve">项目划分中发现的遗漏</w:t>
-            </w:r>
-          </w:p>
-        </w:tc>
-        <w:tc>
-          <w:tcPr>
-            <w:tcW w:type="dxa" w:w="3876"/>
-            <w:tcBorders>
-              <w:top w:val="single" w:color="A6B8D0" w:sz="4"/>
-              <w:left w:val="single" w:color="A6B8D0" w:sz="4"/>
-              <w:bottom w:val="single" w:color="A6B8D0" w:sz="4"/>
-              <w:right w:val="single" w:color="A6B8D0" w:sz="4"/>
-            </w:tcBorders>
-            <w:tcMar>
-              <w:top w:type="dxa" w:w="50"/>
-              <w:left w:type="dxa" w:w="90"/>
-              <w:bottom w:type="dxa" w:w="50"/>
-              <w:right w:type="dxa" w:w="90"/>
-            </w:tcMar>
-          </w:tcPr>
-          <w:p>
-            <w:pPr>
-              <w:keepNext/>
-              <w:keepLines/>
-              <w:spacing w:after="0" w:before="0" w:line="280"/>
-            </w:pPr>
-            <w:r>
-              <w:rPr>
-                <w:rFonts w:ascii="Microsoft YaHei" w:eastAsia="Microsoft YaHei" w:hAnsi="Microsoft YaHei"/>
-                <w:b w:val="false"/>
-                <w:bCs w:val="false"/>
-                <w:sz w:val="18"/>
-                <w:szCs w:val="18"/>
-              </w:rPr>
-              <w:t xml:space="preserve">拍摄信息（位置信息等）的去除</w:t>
-            </w:r>
-          </w:p>
-        </w:tc>
-      </w:tr>
-      <w:tr>
-        <w:trPr>
-          <w:cantSplit/>
-          <w:tblHeader w:val="off"/>
-        </w:trPr>
-        <w:tc>
-          <w:tcPr>
-            <w:tcW w:type="dxa" w:w="830"/>
-            <w:tcBorders>
-              <w:top w:val="single" w:color="A6B8D0" w:sz="4"/>
-              <w:left w:val="single" w:color="A6B8D0" w:sz="4"/>
-              <w:bottom w:val="single" w:color="A6B8D0" w:sz="4"/>
-              <w:right w:val="single" w:color="A6B8D0" w:sz="4"/>
-            </w:tcBorders>
-            <w:tcMar>
-              <w:top w:type="dxa" w:w="50"/>
-              <w:left w:type="dxa" w:w="90"/>
-              <w:bottom w:type="dxa" w:w="50"/>
-              <w:right w:type="dxa" w:w="90"/>
-            </w:tcMar>
-          </w:tcPr>
-          <w:p>
-            <w:pPr>
-              <w:keepNext w:val="false"/>
-              <w:keepLines/>
-              <w:spacing w:after="0" w:before="0" w:line="280"/>
-            </w:pPr>
-            <w:r>
-              <w:rPr>
-                <w:rFonts w:ascii="Microsoft YaHei" w:eastAsia="Microsoft YaHei" w:hAnsi="Microsoft YaHei"/>
-                <w:b w:val="false"/>
-                <w:bCs w:val="false"/>
-                <w:sz w:val="18"/>
-                <w:szCs w:val="18"/>
-              </w:rPr>
-              <w:t xml:space="preserve">A-15</w:t>
-            </w:r>
-          </w:p>
-        </w:tc>
-        <w:tc>
-          <w:tcPr>
-            <w:tcW w:type="dxa" w:w="4932"/>
-            <w:tcBorders>
-              <w:top w:val="single" w:color="A6B8D0" w:sz="4"/>
-              <w:left w:val="single" w:color="A6B8D0" w:sz="4"/>
-              <w:bottom w:val="single" w:color="A6B8D0" w:sz="4"/>
-              <w:right w:val="single" w:color="A6B8D0" w:sz="4"/>
-            </w:tcBorders>
-            <w:tcMar>
-              <w:top w:type="dxa" w:w="50"/>
-              <w:left w:type="dxa" w:w="90"/>
-              <w:bottom w:type="dxa" w:w="50"/>
-              <w:right w:type="dxa" w:w="90"/>
-            </w:tcMar>
-          </w:tcPr>
-          <w:p>
-            <w:pPr>
-              <w:keepNext w:val="false"/>
-              <w:keepLines/>
-              <w:spacing w:after="0" w:before="0" w:line="280"/>
-            </w:pPr>
-            <w:r>
-              <w:rPr>
-                <w:rFonts w:ascii="Microsoft YaHei" w:eastAsia="Microsoft YaHei" w:hAnsi="Microsoft YaHei"/>
-                <w:b w:val="false"/>
-                <w:bCs w:val="false"/>
-                <w:sz w:val="18"/>
-                <w:szCs w:val="18"/>
-              </w:rPr>
-              <w:t xml:space="preserve">项目划分中发现的遗漏</w:t>
-            </w:r>
-          </w:p>
-        </w:tc>
-        <w:tc>
-          <w:tcPr>
-            <w:tcW w:type="dxa" w:w="3876"/>
+            <w:tcW w:type="dxa" w:w="4896"/>
             <w:tcBorders>
               <w:top w:val="single" w:color="A6B8D0" w:sz="4"/>
               <w:left w:val="single" w:color="A6B8D0" w:sz="4"/>
@@ -2805,7 +1617,7 @@
                 <w:sz w:val="18"/>
                 <w:szCs w:val="18"/>
               </w:rPr>
-              <w:t xml:space="preserve">处理的顺序为：“发行识别编号并读入，其次原图的指纹，其次（仅社交平台用）缩小与色彩空间的转换，其次可见签名（放入时。按缩小后的尺寸绘制），其次删除拍摄信息，其次隐形水印，其次输出的PDQ，其次编码（变为JPEG等的字节）与文件的权利记载（3.6），其次制作清单，其次C2PA签名（附可信时间戳。把清单嵌入编码后的字节），其次以临时名称写入，其次输出的SHA-256，其次记录作品数据，其次确定输出的名称”</w:t>
+              <w:t xml:space="preserve">处理的顺序为：“发行识别编号并读入，其次原图的指纹，其次（仅社交平台用）缩小与色彩空间的转换，其次可见签名（放入时。按缩小后的尺寸绘制），其次删除拍摄信息，其次隐形水印，其次输出的PDQ，其次编码（变为JPEG等的字节）与文件的权利记载（3.6），其次制作清单，其次C2PA签名（附可信时间戳。把清单嵌入编码后的字节），其次以临时名称写入，其次输出的SHA-256，其次记录作品数据，其次读回的验证，其次确定输出的名称”</w:t>
             </w:r>
           </w:p>
         </w:tc>
@@ -4022,8 +2834,8 @@
         </w:tblBorders>
       </w:tblPr>
       <w:tblGrid>
-        <w:gridCol w:w="1720"/>
-        <w:gridCol w:w="7918"/>
+        <w:gridCol w:w="1706"/>
+        <w:gridCol w:w="7932"/>
       </w:tblGrid>
       <w:tr>
         <w:trPr>
@@ -4032,7 +2844,7 @@
         </w:trPr>
         <w:tc>
           <w:tcPr>
-            <w:tcW w:type="dxa" w:w="1720"/>
+            <w:tcW w:type="dxa" w:w="1706"/>
             <w:tcBorders>
               <w:top w:val="single" w:color="A6B8D0" w:sz="4"/>
               <w:left w:val="single" w:color="A6B8D0" w:sz="4"/>
@@ -4067,7 +2879,7 @@
         </w:tc>
         <w:tc>
           <w:tcPr>
-            <w:tcW w:type="dxa" w:w="7918"/>
+            <w:tcW w:type="dxa" w:w="7932"/>
             <w:tcBorders>
               <w:top w:val="single" w:color="A6B8D0" w:sz="4"/>
               <w:left w:val="single" w:color="A6B8D0" w:sz="4"/>
@@ -4108,7 +2920,7 @@
         </w:trPr>
         <w:tc>
           <w:tcPr>
-            <w:tcW w:type="dxa" w:w="1720"/>
+            <w:tcW w:type="dxa" w:w="1706"/>
             <w:tcBorders>
               <w:top w:val="single" w:color="A6B8D0" w:sz="4"/>
               <w:left w:val="single" w:color="A6B8D0" w:sz="4"/>
@@ -4142,7 +2954,7 @@
         </w:tc>
         <w:tc>
           <w:tcPr>
-            <w:tcW w:type="dxa" w:w="7918"/>
+            <w:tcW w:type="dxa" w:w="7932"/>
             <w:tcBorders>
               <w:top w:val="single" w:color="A6B8D0" w:sz="4"/>
               <w:left w:val="single" w:color="A6B8D0" w:sz="4"/>
@@ -4182,7 +2994,7 @@
         </w:trPr>
         <w:tc>
           <w:tcPr>
-            <w:tcW w:type="dxa" w:w="1720"/>
+            <w:tcW w:type="dxa" w:w="1706"/>
             <w:tcBorders>
               <w:top w:val="single" w:color="A6B8D0" w:sz="4"/>
               <w:left w:val="single" w:color="A6B8D0" w:sz="4"/>
@@ -4216,7 +3028,7 @@
         </w:tc>
         <w:tc>
           <w:tcPr>
-            <w:tcW w:type="dxa" w:w="7918"/>
+            <w:tcW w:type="dxa" w:w="7932"/>
             <w:tcBorders>
               <w:top w:val="single" w:color="A6B8D0" w:sz="4"/>
               <w:left w:val="single" w:color="A6B8D0" w:sz="4"/>
@@ -4256,7 +3068,7 @@
         </w:trPr>
         <w:tc>
           <w:tcPr>
-            <w:tcW w:type="dxa" w:w="1720"/>
+            <w:tcW w:type="dxa" w:w="1706"/>
             <w:tcBorders>
               <w:top w:val="single" w:color="A6B8D0" w:sz="4"/>
               <w:left w:val="single" w:color="A6B8D0" w:sz="4"/>
@@ -4290,7 +3102,7 @@
         </w:tc>
         <w:tc>
           <w:tcPr>
-            <w:tcW w:type="dxa" w:w="7918"/>
+            <w:tcW w:type="dxa" w:w="7932"/>
             <w:tcBorders>
               <w:top w:val="single" w:color="A6B8D0" w:sz="4"/>
               <w:left w:val="single" w:color="A6B8D0" w:sz="4"/>
@@ -4330,7 +3142,7 @@
         </w:trPr>
         <w:tc>
           <w:tcPr>
-            <w:tcW w:type="dxa" w:w="1720"/>
+            <w:tcW w:type="dxa" w:w="1706"/>
             <w:tcBorders>
               <w:top w:val="single" w:color="A6B8D0" w:sz="4"/>
               <w:left w:val="single" w:color="A6B8D0" w:sz="4"/>
@@ -4364,7 +3176,7 @@
         </w:tc>
         <w:tc>
           <w:tcPr>
-            <w:tcW w:type="dxa" w:w="7918"/>
+            <w:tcW w:type="dxa" w:w="7932"/>
             <w:tcBorders>
               <w:top w:val="single" w:color="A6B8D0" w:sz="4"/>
               <w:left w:val="single" w:color="A6B8D0" w:sz="4"/>
@@ -4404,249 +3216,69 @@
         </w:trPr>
         <w:tc>
           <w:tcPr>
-            <w:tcW w:type="dxa" w:w="1720"/>
-            <w:tcBorders>
-              <w:top w:val="single" w:color="A6B8D0" w:sz="4"/>
-              <w:left w:val="single" w:color="A6B8D0" w:sz="4"/>
-              <w:bottom w:val="single" w:color="A6B8D0" w:sz="4"/>
-              <w:right w:val="single" w:color="A6B8D0" w:sz="4"/>
-            </w:tcBorders>
-            <w:tcMar>
-              <w:top w:type="dxa" w:w="50"/>
-              <w:left w:type="dxa" w:w="90"/>
-              <w:bottom w:type="dxa" w:w="50"/>
-              <w:right w:type="dxa" w:w="90"/>
-            </w:tcMar>
-          </w:tcPr>
-          <w:p>
-            <w:pPr>
-              <w:keepNext/>
-              <w:keepLines/>
-              <w:spacing w:after="0" w:before="0" w:line="280"/>
-            </w:pPr>
-            <w:r>
-              <w:rPr>
-                <w:rFonts w:ascii="Microsoft YaHei" w:eastAsia="Microsoft YaHei" w:hAnsi="Microsoft YaHei"/>
-                <w:b w:val="false"/>
-                <w:bCs w:val="false"/>
-                <w:sz w:val="18"/>
-                <w:szCs w:val="18"/>
-              </w:rPr>
-              <w:t xml:space="preserve">已有C2PA签名的图片</w:t>
-            </w:r>
-          </w:p>
-        </w:tc>
-        <w:tc>
-          <w:tcPr>
-            <w:tcW w:type="dxa" w:w="7918"/>
-            <w:tcBorders>
-              <w:top w:val="single" w:color="A6B8D0" w:sz="4"/>
-              <w:left w:val="single" w:color="A6B8D0" w:sz="4"/>
-              <w:bottom w:val="single" w:color="A6B8D0" w:sz="4"/>
-              <w:right w:val="single" w:color="A6B8D0" w:sz="4"/>
-            </w:tcBorders>
-            <w:tcMar>
-              <w:top w:type="dxa" w:w="50"/>
-              <w:left w:type="dxa" w:w="90"/>
-              <w:bottom w:type="dxa" w:w="50"/>
-              <w:right w:type="dxa" w:w="90"/>
-            </w:tcMar>
-          </w:tcPr>
-          <w:p>
-            <w:pPr>
-              <w:keepNext/>
-              <w:keepLines/>
-              <w:spacing w:after="0" w:before="0" w:line="280"/>
-            </w:pPr>
-            <w:r>
-              <w:rPr>
-                <w:rFonts w:ascii="Microsoft YaHei" w:eastAsia="Microsoft YaHei" w:hAnsi="Microsoft YaHei"/>
-                <w:b w:val="false"/>
-                <w:bCs w:val="false"/>
-                <w:sz w:val="18"/>
-                <w:szCs w:val="18"/>
-              </w:rPr>
-              <w:t xml:space="preserve">验证清单，按以下方式处理（第2章 4.6“导出带有他人C2PA签名的图片时”）。①自己（当前的个人根证书，或过去的个人根证书。第2章 3.6“过去的个人根证书”）的C2PA签名：作为素材导入，把履历连接到新的输出。②相机、显影或编辑软件（支持C2PA的相机、Lightroom与Photoshop的Content Credentials等）的C2PA签名中，不具有人的身份记录（CAWG的身份记录</w:t>
-            </w:r>
-            <w:r>
-              <w:rPr>
-                <w:rFonts w:ascii="Consolas" w:eastAsia="Microsoft YaHei" w:hAnsi="Consolas"/>
-                <w:b w:val="false"/>
-                <w:bCs w:val="false"/>
-                <w:sz w:val="18"/>
-                <w:szCs w:val="18"/>
-              </w:rPr>
-              <w:t xml:space="preserve">cawg.identity</w:t>
-            </w:r>
-            <w:r>
-              <w:rPr>
-                <w:rFonts w:ascii="Microsoft YaHei" w:eastAsia="Microsoft YaHei" w:hAnsi="Microsoft YaHei"/>
-                <w:b w:val="false"/>
-                <w:bCs w:val="false"/>
-                <w:sz w:val="18"/>
-                <w:szCs w:val="18"/>
-              </w:rPr>
-              <w:t xml:space="preserve">、本系统的</w:t>
-            </w:r>
-            <w:r>
-              <w:rPr>
-                <w:rFonts w:ascii="Consolas" w:eastAsia="Microsoft YaHei" w:hAnsi="Consolas"/>
-                <w:b w:val="false"/>
-                <w:bCs w:val="false"/>
-                <w:sz w:val="18"/>
-                <w:szCs w:val="18"/>
-              </w:rPr>
-              <w:t xml:space="preserve">jp.nrsd.rights</w:t>
-            </w:r>
-            <w:r>
-              <w:rPr>
-                <w:rFonts w:ascii="Microsoft YaHei" w:eastAsia="Microsoft YaHei" w:hAnsi="Microsoft YaHei"/>
-                <w:b w:val="false"/>
-                <w:bCs w:val="false"/>
-                <w:sz w:val="18"/>
-                <w:szCs w:val="18"/>
-              </w:rPr>
-              <w:t xml:space="preserve">）者：作为素材（parentOf）导入，不删除之前的C2PA签名而连接到履历。之前的签名者对验证者可见。素材的清单会同捆在输出的清单集合中公开，因此对素材清单中可能包含位置、机型、序列号的元数据断言（</w:t>
-            </w:r>
-            <w:r>
-              <w:rPr>
-                <w:rFonts w:ascii="Consolas" w:eastAsia="Microsoft YaHei" w:hAnsi="Consolas"/>
-                <w:b w:val="false"/>
-                <w:bCs w:val="false"/>
-                <w:sz w:val="18"/>
-                <w:szCs w:val="18"/>
-              </w:rPr>
-              <w:t xml:space="preserve">c2pa.metadata</w:t>
-            </w:r>
-            <w:r>
-              <w:rPr>
-                <w:rFonts w:ascii="Microsoft YaHei" w:eastAsia="Microsoft YaHei" w:hAnsi="Microsoft YaHei"/>
-                <w:b w:val="false"/>
-                <w:bCs w:val="false"/>
-                <w:sz w:val="18"/>
-                <w:szCs w:val="18"/>
-              </w:rPr>
-              <w:t xml:space="preserve">、旧版的</w:t>
-            </w:r>
-            <w:r>
-              <w:rPr>
-                <w:rFonts w:ascii="Consolas" w:eastAsia="Microsoft YaHei" w:hAnsi="Consolas"/>
-                <w:b w:val="false"/>
-                <w:bCs w:val="false"/>
-                <w:sz w:val="18"/>
-                <w:szCs w:val="18"/>
-              </w:rPr>
-              <w:t xml:space="preserve">stds.exif</w:t>
-            </w:r>
-            <w:r>
-              <w:rPr>
-                <w:rFonts w:ascii="Microsoft YaHei" w:eastAsia="Microsoft YaHei" w:hAnsi="Microsoft YaHei"/>
-                <w:b w:val="false"/>
-                <w:bCs w:val="false"/>
-                <w:sz w:val="18"/>
-                <w:szCs w:val="18"/>
-              </w:rPr>
-              <w:t xml:space="preserve">与</w:t>
-            </w:r>
-            <w:r>
-              <w:rPr>
-                <w:rFonts w:ascii="Consolas" w:eastAsia="Microsoft YaHei" w:hAnsi="Consolas"/>
-                <w:b w:val="false"/>
-                <w:bCs w:val="false"/>
-                <w:sz w:val="18"/>
-                <w:szCs w:val="18"/>
-              </w:rPr>
-              <w:t xml:space="preserve">stds.iptc</w:t>
-            </w:r>
-            <w:r>
-              <w:rPr>
-                <w:rFonts w:ascii="Microsoft YaHei" w:eastAsia="Microsoft YaHei" w:hAnsi="Microsoft YaHei"/>
-                <w:b w:val="false"/>
-                <w:bCs w:val="false"/>
-                <w:sz w:val="18"/>
-                <w:szCs w:val="18"/>
-              </w:rPr>
-              <w:t xml:space="preserve">）进行涂黑（3.8“素材清单的涂黑”）。③具有他人身份记录的C2PA签名，且已导入与该人的授权书、共同权利的书面文件（第2章 5“授权与共同权利”）时：作为素材导入，并为该人署名。④具有他人身份记录的C2PA签名，且没有关系时：不处理（为了不让应用被用于抢先的C2PA签名、替换。D-5-3“冒充权利人者的行为（抢先签名、替换签名及反向申请）视为无法防止，提示比对的线索。不作判定”）。显示“有他人的C2PA签名”的理由。⑤清单中有表示篡改的编号（</w:t>
-            </w:r>
-            <w:r>
-              <w:rPr>
-                <w:rFonts w:ascii="Consolas" w:eastAsia="Microsoft YaHei" w:hAnsi="Consolas"/>
-                <w:b w:val="false"/>
-                <w:bCs w:val="false"/>
-                <w:sz w:val="18"/>
-                <w:szCs w:val="18"/>
-              </w:rPr>
-              <w:t xml:space="preserve">claimSignature.mismatch</w:t>
-            </w:r>
-            <w:r>
-              <w:rPr>
-                <w:rFonts w:ascii="Microsoft YaHei" w:eastAsia="Microsoft YaHei" w:hAnsi="Microsoft YaHei"/>
-                <w:b w:val="false"/>
-                <w:bCs w:val="false"/>
-                <w:sz w:val="18"/>
-                <w:szCs w:val="18"/>
-              </w:rPr>
-              <w:t xml:space="preserve">、</w:t>
-            </w:r>
-            <w:r>
-              <w:rPr>
-                <w:rFonts w:ascii="Consolas" w:eastAsia="Microsoft YaHei" w:hAnsi="Consolas"/>
-                <w:b w:val="false"/>
-                <w:bCs w:val="false"/>
-                <w:sz w:val="18"/>
-                <w:szCs w:val="18"/>
-              </w:rPr>
-              <w:t xml:space="preserve">assertion.dataHash.mismatch</w:t>
-            </w:r>
-            <w:r>
-              <w:rPr>
-                <w:rFonts w:ascii="Microsoft YaHei" w:eastAsia="Microsoft YaHei" w:hAnsi="Microsoft YaHei"/>
-                <w:b w:val="false"/>
-                <w:bCs w:val="false"/>
-                <w:sz w:val="18"/>
-                <w:szCs w:val="18"/>
-              </w:rPr>
-              <w:t xml:space="preserve">等。10.2）时：不处理（在无法确认来历的图片上叠加C2PA签名，与覆盖他人C2PA签名的行为无法区分）。提示使用者从原图重新处理。签名者不在信任列表中（</w:t>
-            </w:r>
-            <w:r>
-              <w:rPr>
-                <w:rFonts w:ascii="Consolas" w:eastAsia="Microsoft YaHei" w:hAnsi="Consolas"/>
-                <w:b w:val="false"/>
-                <w:bCs w:val="false"/>
-                <w:sz w:val="18"/>
-                <w:szCs w:val="18"/>
-              </w:rPr>
-              <w:t xml:space="preserve">signingCredential.untrusted</w:t>
-            </w:r>
-            <w:r>
-              <w:rPr>
-                <w:rFonts w:ascii="Microsoft YaHei" w:eastAsia="Microsoft YaHei" w:hAnsi="Microsoft YaHei"/>
-                <w:b w:val="false"/>
-                <w:bCs w:val="false"/>
-                <w:sz w:val="18"/>
-                <w:szCs w:val="18"/>
-              </w:rPr>
-              <w:t xml:space="preserve">）不是Valid的条件（C2PA 2.4的14.3.5“Valid Manifest”），不作为停止处理的理由（使用者自己过去的输出也带有此编号）。处于证书有效期之外（</w:t>
-            </w:r>
-            <w:r>
-              <w:rPr>
-                <w:rFonts w:ascii="Consolas" w:eastAsia="Microsoft YaHei" w:hAnsi="Consolas"/>
-                <w:b w:val="false"/>
-                <w:bCs w:val="false"/>
-                <w:sz w:val="18"/>
-                <w:szCs w:val="18"/>
-              </w:rPr>
-              <w:t xml:space="preserve">claimSignature.outsideValidity</w:t>
-            </w:r>
-            <w:r>
-              <w:rPr>
-                <w:rFonts w:ascii="Microsoft YaHei" w:eastAsia="Microsoft YaHei" w:hAnsi="Microsoft YaHei"/>
-                <w:b w:val="false"/>
-                <w:bCs w:val="false"/>
-                <w:sz w:val="18"/>
-                <w:szCs w:val="18"/>
-              </w:rPr>
-              <w:t xml:space="preserve">）不表示篡改，按①至④处理，并显示“签名所用证书的期限已过”（第2章 3.4“期限与输入的错误”）</w:t>
+            <w:tcW w:type="dxa" w:w="1706"/>
+            <w:tcBorders>
+              <w:top w:val="single" w:color="A6B8D0" w:sz="4"/>
+              <w:left w:val="single" w:color="A6B8D0" w:sz="4"/>
+              <w:bottom w:val="single" w:color="A6B8D0" w:sz="4"/>
+              <w:right w:val="single" w:color="A6B8D0" w:sz="4"/>
+            </w:tcBorders>
+            <w:tcMar>
+              <w:top w:type="dxa" w:w="50"/>
+              <w:left w:type="dxa" w:w="90"/>
+              <w:bottom w:type="dxa" w:w="50"/>
+              <w:right w:type="dxa" w:w="90"/>
+            </w:tcMar>
+          </w:tcPr>
+          <w:p>
+            <w:pPr>
+              <w:keepNext/>
+              <w:keepLines/>
+              <w:spacing w:after="0" w:before="0" w:line="280"/>
+            </w:pPr>
+            <w:r>
+              <w:rPr>
+                <w:rFonts w:ascii="Microsoft YaHei" w:eastAsia="Microsoft YaHei" w:hAnsi="Microsoft YaHei"/>
+                <w:b w:val="false"/>
+                <w:bCs w:val="false"/>
+                <w:sz w:val="18"/>
+                <w:szCs w:val="18"/>
+              </w:rPr>
+              <w:t xml:space="preserve">灰度、带Alpha、CMYK</w:t>
+            </w:r>
+          </w:p>
+        </w:tc>
+        <w:tc>
+          <w:tcPr>
+            <w:tcW w:type="dxa" w:w="7932"/>
+            <w:tcBorders>
+              <w:top w:val="single" w:color="A6B8D0" w:sz="4"/>
+              <w:left w:val="single" w:color="A6B8D0" w:sz="4"/>
+              <w:bottom w:val="single" w:color="A6B8D0" w:sz="4"/>
+              <w:right w:val="single" w:color="A6B8D0" w:sz="4"/>
+            </w:tcBorders>
+            <w:tcMar>
+              <w:top w:type="dxa" w:w="50"/>
+              <w:left w:type="dxa" w:w="90"/>
+              <w:bottom w:type="dxa" w:w="50"/>
+              <w:right w:type="dxa" w:w="90"/>
+            </w:tcMar>
+          </w:tcPr>
+          <w:p>
+            <w:pPr>
+              <w:keepNext/>
+              <w:keepLines/>
+              <w:spacing w:after="0" w:before="0" w:line="280"/>
+            </w:pPr>
+            <w:r>
+              <w:rPr>
+                <w:rFonts w:ascii="Microsoft YaHei" w:eastAsia="Microsoft YaHei" w:hAnsi="Microsoft YaHei"/>
+                <w:b w:val="false"/>
+                <w:bCs w:val="false"/>
+                <w:sz w:val="18"/>
+                <w:szCs w:val="18"/>
+              </w:rPr>
+              <w:t xml:space="preserve">灰度扩展为RGB处理，输出也为RGB（位数保持）。Alpha保留，水印与可见签名放入RGB的平面。CMYK的TIFF不读取像素，仅取原图的指纹，并引导显像为sRGB、Adobe RGB的照片后使用</w:t>
             </w:r>
           </w:p>
         </w:tc>
@@ -4658,69 +3290,249 @@
         </w:trPr>
         <w:tc>
           <w:tcPr>
-            <w:tcW w:type="dxa" w:w="1720"/>
-            <w:tcBorders>
-              <w:top w:val="single" w:color="A6B8D0" w:sz="4"/>
-              <w:left w:val="single" w:color="A6B8D0" w:sz="4"/>
-              <w:bottom w:val="single" w:color="A6B8D0" w:sz="4"/>
-              <w:right w:val="single" w:color="A6B8D0" w:sz="4"/>
-            </w:tcBorders>
-            <w:tcMar>
-              <w:top w:type="dxa" w:w="50"/>
-              <w:left w:type="dxa" w:w="90"/>
-              <w:bottom w:type="dxa" w:w="50"/>
-              <w:right w:type="dxa" w:w="90"/>
-            </w:tcMar>
-          </w:tcPr>
-          <w:p>
-            <w:pPr>
-              <w:keepNext/>
-              <w:keepLines/>
-              <w:spacing w:after="0" w:before="0" w:line="280"/>
-            </w:pPr>
-            <w:r>
-              <w:rPr>
-                <w:rFonts w:ascii="Microsoft YaHei" w:eastAsia="Microsoft YaHei" w:hAnsi="Microsoft YaHei"/>
-                <w:b w:val="false"/>
-                <w:bCs w:val="false"/>
-                <w:sz w:val="18"/>
-                <w:szCs w:val="18"/>
-              </w:rPr>
-              <w:t xml:space="preserve">方向（EXIF的Orientation）</w:t>
-            </w:r>
-          </w:p>
-        </w:tc>
-        <w:tc>
-          <w:tcPr>
-            <w:tcW w:type="dxa" w:w="7918"/>
-            <w:tcBorders>
-              <w:top w:val="single" w:color="A6B8D0" w:sz="4"/>
-              <w:left w:val="single" w:color="A6B8D0" w:sz="4"/>
-              <w:bottom w:val="single" w:color="A6B8D0" w:sz="4"/>
-              <w:right w:val="single" w:color="A6B8D0" w:sz="4"/>
-            </w:tcBorders>
-            <w:tcMar>
-              <w:top w:type="dxa" w:w="50"/>
-              <w:left w:type="dxa" w:w="90"/>
-              <w:bottom w:type="dxa" w:w="50"/>
-              <w:right w:type="dxa" w:w="90"/>
-            </w:tcMar>
-          </w:tcPr>
-          <w:p>
-            <w:pPr>
-              <w:keepNext/>
-              <w:keepLines/>
-              <w:spacing w:after="0" w:before="0" w:line="280"/>
-            </w:pPr>
-            <w:r>
-              <w:rPr>
-                <w:rFonts w:ascii="Microsoft YaHei" w:eastAsia="Microsoft YaHei" w:hAnsi="Microsoft YaHei"/>
-                <w:b w:val="false"/>
-                <w:bCs w:val="false"/>
-                <w:sz w:val="18"/>
-                <w:szCs w:val="18"/>
-              </w:rPr>
-              <w:t xml:space="preserve">把像素旋转为正确的方向后处理，在输出中把Orientation设为“原样”</w:t>
+            <w:tcW w:type="dxa" w:w="1706"/>
+            <w:tcBorders>
+              <w:top w:val="single" w:color="A6B8D0" w:sz="4"/>
+              <w:left w:val="single" w:color="A6B8D0" w:sz="4"/>
+              <w:bottom w:val="single" w:color="A6B8D0" w:sz="4"/>
+              <w:right w:val="single" w:color="A6B8D0" w:sz="4"/>
+            </w:tcBorders>
+            <w:tcMar>
+              <w:top w:type="dxa" w:w="50"/>
+              <w:left w:type="dxa" w:w="90"/>
+              <w:bottom w:type="dxa" w:w="50"/>
+              <w:right w:type="dxa" w:w="90"/>
+            </w:tcMar>
+          </w:tcPr>
+          <w:p>
+            <w:pPr>
+              <w:keepNext/>
+              <w:keepLines/>
+              <w:spacing w:after="0" w:before="0" w:line="280"/>
+            </w:pPr>
+            <w:r>
+              <w:rPr>
+                <w:rFonts w:ascii="Microsoft YaHei" w:eastAsia="Microsoft YaHei" w:hAnsi="Microsoft YaHei"/>
+                <w:b w:val="false"/>
+                <w:bCs w:val="false"/>
+                <w:sz w:val="18"/>
+                <w:szCs w:val="18"/>
+              </w:rPr>
+              <w:t xml:space="preserve">已有C2PA签名的图片</w:t>
+            </w:r>
+          </w:p>
+        </w:tc>
+        <w:tc>
+          <w:tcPr>
+            <w:tcW w:type="dxa" w:w="7932"/>
+            <w:tcBorders>
+              <w:top w:val="single" w:color="A6B8D0" w:sz="4"/>
+              <w:left w:val="single" w:color="A6B8D0" w:sz="4"/>
+              <w:bottom w:val="single" w:color="A6B8D0" w:sz="4"/>
+              <w:right w:val="single" w:color="A6B8D0" w:sz="4"/>
+            </w:tcBorders>
+            <w:tcMar>
+              <w:top w:type="dxa" w:w="50"/>
+              <w:left w:type="dxa" w:w="90"/>
+              <w:bottom w:type="dxa" w:w="50"/>
+              <w:right w:type="dxa" w:w="90"/>
+            </w:tcMar>
+          </w:tcPr>
+          <w:p>
+            <w:pPr>
+              <w:keepNext/>
+              <w:keepLines/>
+              <w:spacing w:after="0" w:before="0" w:line="280"/>
+            </w:pPr>
+            <w:r>
+              <w:rPr>
+                <w:rFonts w:ascii="Microsoft YaHei" w:eastAsia="Microsoft YaHei" w:hAnsi="Microsoft YaHei"/>
+                <w:b w:val="false"/>
+                <w:bCs w:val="false"/>
+                <w:sz w:val="18"/>
+                <w:szCs w:val="18"/>
+              </w:rPr>
+              <w:t xml:space="preserve">验证清单，按以下方式处理（第2章 4.6“导出带有他人C2PA签名的图片时”）。①自己（当前的个人根证书，或过去的个人根证书。第2章 3.6“过去的个人根证书”）的C2PA签名：作为素材导入，把履历连接到新的输出。②相机、显影或编辑软件（支持C2PA的相机、Lightroom与Photoshop的Content Credentials等）的C2PA签名中，不具有人的身份记录（CAWG的身份记录</w:t>
+            </w:r>
+            <w:r>
+              <w:rPr>
+                <w:rFonts w:ascii="Consolas" w:eastAsia="Microsoft YaHei" w:hAnsi="Consolas"/>
+                <w:b w:val="false"/>
+                <w:bCs w:val="false"/>
+                <w:sz w:val="18"/>
+                <w:szCs w:val="18"/>
+              </w:rPr>
+              <w:t xml:space="preserve">cawg.identity</w:t>
+            </w:r>
+            <w:r>
+              <w:rPr>
+                <w:rFonts w:ascii="Microsoft YaHei" w:eastAsia="Microsoft YaHei" w:hAnsi="Microsoft YaHei"/>
+                <w:b w:val="false"/>
+                <w:bCs w:val="false"/>
+                <w:sz w:val="18"/>
+                <w:szCs w:val="18"/>
+              </w:rPr>
+              <w:t xml:space="preserve">、本系统的</w:t>
+            </w:r>
+            <w:r>
+              <w:rPr>
+                <w:rFonts w:ascii="Consolas" w:eastAsia="Microsoft YaHei" w:hAnsi="Consolas"/>
+                <w:b w:val="false"/>
+                <w:bCs w:val="false"/>
+                <w:sz w:val="18"/>
+                <w:szCs w:val="18"/>
+              </w:rPr>
+              <w:t xml:space="preserve">jp.nrsd.rights</w:t>
+            </w:r>
+            <w:r>
+              <w:rPr>
+                <w:rFonts w:ascii="Microsoft YaHei" w:eastAsia="Microsoft YaHei" w:hAnsi="Microsoft YaHei"/>
+                <w:b w:val="false"/>
+                <w:bCs w:val="false"/>
+                <w:sz w:val="18"/>
+                <w:szCs w:val="18"/>
+              </w:rPr>
+              <w:t xml:space="preserve">）者：作为素材（parentOf）导入，不删除之前的C2PA签名而连接到履历。之前的签名者对验证者可见。素材的清单会同捆在输出的清单集合中公开，因此对素材清单中可能包含位置、机型、序列号的元数据断言（</w:t>
+            </w:r>
+            <w:r>
+              <w:rPr>
+                <w:rFonts w:ascii="Consolas" w:eastAsia="Microsoft YaHei" w:hAnsi="Consolas"/>
+                <w:b w:val="false"/>
+                <w:bCs w:val="false"/>
+                <w:sz w:val="18"/>
+                <w:szCs w:val="18"/>
+              </w:rPr>
+              <w:t xml:space="preserve">c2pa.metadata</w:t>
+            </w:r>
+            <w:r>
+              <w:rPr>
+                <w:rFonts w:ascii="Microsoft YaHei" w:eastAsia="Microsoft YaHei" w:hAnsi="Microsoft YaHei"/>
+                <w:b w:val="false"/>
+                <w:bCs w:val="false"/>
+                <w:sz w:val="18"/>
+                <w:szCs w:val="18"/>
+              </w:rPr>
+              <w:t xml:space="preserve">、旧版的</w:t>
+            </w:r>
+            <w:r>
+              <w:rPr>
+                <w:rFonts w:ascii="Consolas" w:eastAsia="Microsoft YaHei" w:hAnsi="Consolas"/>
+                <w:b w:val="false"/>
+                <w:bCs w:val="false"/>
+                <w:sz w:val="18"/>
+                <w:szCs w:val="18"/>
+              </w:rPr>
+              <w:t xml:space="preserve">stds.exif</w:t>
+            </w:r>
+            <w:r>
+              <w:rPr>
+                <w:rFonts w:ascii="Microsoft YaHei" w:eastAsia="Microsoft YaHei" w:hAnsi="Microsoft YaHei"/>
+                <w:b w:val="false"/>
+                <w:bCs w:val="false"/>
+                <w:sz w:val="18"/>
+                <w:szCs w:val="18"/>
+              </w:rPr>
+              <w:t xml:space="preserve">与</w:t>
+            </w:r>
+            <w:r>
+              <w:rPr>
+                <w:rFonts w:ascii="Consolas" w:eastAsia="Microsoft YaHei" w:hAnsi="Consolas"/>
+                <w:b w:val="false"/>
+                <w:bCs w:val="false"/>
+                <w:sz w:val="18"/>
+                <w:szCs w:val="18"/>
+              </w:rPr>
+              <w:t xml:space="preserve">stds.iptc</w:t>
+            </w:r>
+            <w:r>
+              <w:rPr>
+                <w:rFonts w:ascii="Microsoft YaHei" w:eastAsia="Microsoft YaHei" w:hAnsi="Microsoft YaHei"/>
+                <w:b w:val="false"/>
+                <w:bCs w:val="false"/>
+                <w:sz w:val="18"/>
+                <w:szCs w:val="18"/>
+              </w:rPr>
+              <w:t xml:space="preserve">）进行涂黑（3.8“素材清单的涂黑”）。③具有他人身份记录的C2PA签名，且已导入与该人的授权书、共同权利的书面文件（第2章 5“授权与共同权利”）时：作为素材导入，并为该人署名。④具有他人身份记录的C2PA签名，且没有关系时：不处理（为了不让应用被用于抢先的C2PA签名、替换。D-5-3“冒充权利人者的行为（抢先签名、替换签名及反向申请）视为无法防止，提示比对的线索。不作判定”）。显示“有他人的C2PA签名”的理由。⑤清单中有表示篡改的编号（</w:t>
+            </w:r>
+            <w:r>
+              <w:rPr>
+                <w:rFonts w:ascii="Consolas" w:eastAsia="Microsoft YaHei" w:hAnsi="Consolas"/>
+                <w:b w:val="false"/>
+                <w:bCs w:val="false"/>
+                <w:sz w:val="18"/>
+                <w:szCs w:val="18"/>
+              </w:rPr>
+              <w:t xml:space="preserve">claimSignature.mismatch</w:t>
+            </w:r>
+            <w:r>
+              <w:rPr>
+                <w:rFonts w:ascii="Microsoft YaHei" w:eastAsia="Microsoft YaHei" w:hAnsi="Microsoft YaHei"/>
+                <w:b w:val="false"/>
+                <w:bCs w:val="false"/>
+                <w:sz w:val="18"/>
+                <w:szCs w:val="18"/>
+              </w:rPr>
+              <w:t xml:space="preserve">、</w:t>
+            </w:r>
+            <w:r>
+              <w:rPr>
+                <w:rFonts w:ascii="Consolas" w:eastAsia="Microsoft YaHei" w:hAnsi="Consolas"/>
+                <w:b w:val="false"/>
+                <w:bCs w:val="false"/>
+                <w:sz w:val="18"/>
+                <w:szCs w:val="18"/>
+              </w:rPr>
+              <w:t xml:space="preserve">assertion.dataHash.mismatch</w:t>
+            </w:r>
+            <w:r>
+              <w:rPr>
+                <w:rFonts w:ascii="Microsoft YaHei" w:eastAsia="Microsoft YaHei" w:hAnsi="Microsoft YaHei"/>
+                <w:b w:val="false"/>
+                <w:bCs w:val="false"/>
+                <w:sz w:val="18"/>
+                <w:szCs w:val="18"/>
+              </w:rPr>
+              <w:t xml:space="preserve">等。10.2）时：不处理（在无法确认来历的图片上叠加C2PA签名，与覆盖他人C2PA签名的行为无法区分）。提示使用者从原图重新处理。签名者不在信任列表中（</w:t>
+            </w:r>
+            <w:r>
+              <w:rPr>
+                <w:rFonts w:ascii="Consolas" w:eastAsia="Microsoft YaHei" w:hAnsi="Consolas"/>
+                <w:b w:val="false"/>
+                <w:bCs w:val="false"/>
+                <w:sz w:val="18"/>
+                <w:szCs w:val="18"/>
+              </w:rPr>
+              <w:t xml:space="preserve">signingCredential.untrusted</w:t>
+            </w:r>
+            <w:r>
+              <w:rPr>
+                <w:rFonts w:ascii="Microsoft YaHei" w:eastAsia="Microsoft YaHei" w:hAnsi="Microsoft YaHei"/>
+                <w:b w:val="false"/>
+                <w:bCs w:val="false"/>
+                <w:sz w:val="18"/>
+                <w:szCs w:val="18"/>
+              </w:rPr>
+              <w:t xml:space="preserve">）不是Valid的条件（C2PA 2.4的14.3.5“Valid Manifest”），不作为停止处理的理由（使用者自己过去的输出也带有此编号）。处于证书有效期之外（</w:t>
+            </w:r>
+            <w:r>
+              <w:rPr>
+                <w:rFonts w:ascii="Consolas" w:eastAsia="Microsoft YaHei" w:hAnsi="Consolas"/>
+                <w:b w:val="false"/>
+                <w:bCs w:val="false"/>
+                <w:sz w:val="18"/>
+                <w:szCs w:val="18"/>
+              </w:rPr>
+              <w:t xml:space="preserve">claimSignature.outsideValidity</w:t>
+            </w:r>
+            <w:r>
+              <w:rPr>
+                <w:rFonts w:ascii="Microsoft YaHei" w:eastAsia="Microsoft YaHei" w:hAnsi="Microsoft YaHei"/>
+                <w:b w:val="false"/>
+                <w:bCs w:val="false"/>
+                <w:sz w:val="18"/>
+                <w:szCs w:val="18"/>
+              </w:rPr>
+              <w:t xml:space="preserve">）不表示篡改，按①至④处理，并显示“签名所用证书的期限已过”（第2章 3.4“期限与输入的错误”）</w:t>
             </w:r>
           </w:p>
         </w:tc>
@@ -4732,7 +3544,81 @@
         </w:trPr>
         <w:tc>
           <w:tcPr>
-            <w:tcW w:type="dxa" w:w="1720"/>
+            <w:tcW w:type="dxa" w:w="1706"/>
+            <w:tcBorders>
+              <w:top w:val="single" w:color="A6B8D0" w:sz="4"/>
+              <w:left w:val="single" w:color="A6B8D0" w:sz="4"/>
+              <w:bottom w:val="single" w:color="A6B8D0" w:sz="4"/>
+              <w:right w:val="single" w:color="A6B8D0" w:sz="4"/>
+            </w:tcBorders>
+            <w:tcMar>
+              <w:top w:type="dxa" w:w="50"/>
+              <w:left w:type="dxa" w:w="90"/>
+              <w:bottom w:type="dxa" w:w="50"/>
+              <w:right w:type="dxa" w:w="90"/>
+            </w:tcMar>
+          </w:tcPr>
+          <w:p>
+            <w:pPr>
+              <w:keepNext/>
+              <w:keepLines/>
+              <w:spacing w:after="0" w:before="0" w:line="280"/>
+            </w:pPr>
+            <w:r>
+              <w:rPr>
+                <w:rFonts w:ascii="Microsoft YaHei" w:eastAsia="Microsoft YaHei" w:hAnsi="Microsoft YaHei"/>
+                <w:b w:val="false"/>
+                <w:bCs w:val="false"/>
+                <w:sz w:val="18"/>
+                <w:szCs w:val="18"/>
+              </w:rPr>
+              <w:t xml:space="preserve">方向（EXIF的Orientation）</w:t>
+            </w:r>
+          </w:p>
+        </w:tc>
+        <w:tc>
+          <w:tcPr>
+            <w:tcW w:type="dxa" w:w="7932"/>
+            <w:tcBorders>
+              <w:top w:val="single" w:color="A6B8D0" w:sz="4"/>
+              <w:left w:val="single" w:color="A6B8D0" w:sz="4"/>
+              <w:bottom w:val="single" w:color="A6B8D0" w:sz="4"/>
+              <w:right w:val="single" w:color="A6B8D0" w:sz="4"/>
+            </w:tcBorders>
+            <w:tcMar>
+              <w:top w:type="dxa" w:w="50"/>
+              <w:left w:type="dxa" w:w="90"/>
+              <w:bottom w:type="dxa" w:w="50"/>
+              <w:right w:type="dxa" w:w="90"/>
+            </w:tcMar>
+          </w:tcPr>
+          <w:p>
+            <w:pPr>
+              <w:keepNext/>
+              <w:keepLines/>
+              <w:spacing w:after="0" w:before="0" w:line="280"/>
+            </w:pPr>
+            <w:r>
+              <w:rPr>
+                <w:rFonts w:ascii="Microsoft YaHei" w:eastAsia="Microsoft YaHei" w:hAnsi="Microsoft YaHei"/>
+                <w:b w:val="false"/>
+                <w:bCs w:val="false"/>
+                <w:sz w:val="18"/>
+                <w:szCs w:val="18"/>
+              </w:rPr>
+              <w:t xml:space="preserve">把像素旋转为正确的方向后处理，在输出中把Orientation设为“原样”</w:t>
+            </w:r>
+          </w:p>
+        </w:tc>
+      </w:tr>
+      <w:tr>
+        <w:trPr>
+          <w:cantSplit/>
+          <w:tblHeader w:val="off"/>
+        </w:trPr>
+        <w:tc>
+          <w:tcPr>
+            <w:tcW w:type="dxa" w:w="1706"/>
             <w:tcBorders>
               <w:top w:val="single" w:color="A6B8D0" w:sz="4"/>
               <w:left w:val="single" w:color="A6B8D0" w:sz="4"/>
@@ -4766,7 +3652,7 @@
         </w:tc>
         <w:tc>
           <w:tcPr>
-            <w:tcW w:type="dxa" w:w="7918"/>
+            <w:tcW w:type="dxa" w:w="7932"/>
             <w:tcBorders>
               <w:top w:val="single" w:color="A6B8D0" w:sz="4"/>
               <w:left w:val="single" w:color="A6B8D0" w:sz="4"/>
@@ -4794,7 +3680,27 @@
                 <w:sz w:val="18"/>
                 <w:szCs w:val="18"/>
               </w:rPr>
-              <w:t xml:space="preserve">保留。不是sRGB时也不转换（第4章的社交平台用输出转换为sRGB。第4章 14.2“处理”）</w:t>
+              <w:t xml:space="preserve">保留。没有ICC且EXIF的ColorSpace为Uncalibrated、InteropIndex为</w:t>
+            </w:r>
+            <w:r>
+              <w:rPr>
+                <w:rFonts w:ascii="Consolas" w:eastAsia="Microsoft YaHei" w:hAnsi="Consolas"/>
+                <w:b w:val="false"/>
+                <w:bCs w:val="false"/>
+                <w:sz w:val="18"/>
+                <w:szCs w:val="18"/>
+              </w:rPr>
+              <w:t xml:space="preserve">R03</w:t>
+            </w:r>
+            <w:r>
+              <w:rPr>
+                <w:rFonts w:ascii="Microsoft YaHei" w:eastAsia="Microsoft YaHei" w:hAnsi="Microsoft YaHei"/>
+                <w:b w:val="false"/>
+                <w:bCs w:val="false"/>
+                <w:sz w:val="18"/>
+                <w:szCs w:val="18"/>
+              </w:rPr>
+              <w:t xml:space="preserve">的照片视为Adobe RGB（Exif的规约。DCF的扩展色彩空间）。不是sRGB时也不转换（第4章的社交平台用输出转换为sRGB。第4章 14.3“缩小、颜色的转换、JPEG的导出”）</w:t>
             </w:r>
           </w:p>
         </w:tc>
@@ -4804,6 +3710,42 @@
       <w:pPr>
         <w:spacing w:after="100" w:before="0"/>
       </w:pPr>
+    </w:p>
+    <w:p>
+      <w:pPr>
+        <w:pStyle w:val="ListParagraph"/>
+        <w:keepNext/>
+        <w:keepLines/>
+        <w:numPr>
+          <w:ilvl w:val="0"/>
+          <w:numId w:val="2"/>
+        </w:numPr>
+        <w:spacing w:after="20" w:before="20" w:line="300"/>
+      </w:pPr>
+      <w:r>
+        <w:rPr>
+          <w:rFonts w:ascii="Microsoft YaHei" w:eastAsia="Microsoft YaHei" w:hAnsi="Microsoft YaHei"/>
+        </w:rPr>
+        <w:t xml:space="preserve">内存的上限：读取像素之前，根据文件头的长宽与位数算出一张的内存估计（长×宽×每像素的字节数。8位的RGBA为4，16位的RGBA为8），并以该值给出读取的上限（image默认的上限512MiB不够16位的大照片。1亿像素在RGBA8下约381MiB、RGBA16下约763MiB。60,000,000像素则约229MiB与约458MiB）。</w:t>
+      </w:r>
+    </w:p>
+    <w:p>
+      <w:pPr>
+        <w:pStyle w:val="ListParagraph"/>
+        <w:keepNext w:val="false"/>
+        <w:keepLines/>
+        <w:numPr>
+          <w:ilvl w:val="0"/>
+          <w:numId w:val="2"/>
+        </w:numPr>
+        <w:spacing w:after="20" w:before="20" w:line="300"/>
+      </w:pPr>
+      <w:r>
+        <w:rPr>
+          <w:rFonts w:ascii="Microsoft YaHei" w:eastAsia="Microsoft YaHei" w:hAnsi="Microsoft YaHei"/>
+        </w:rPr>
+        <w:t xml:space="preserve">威胁T-19（权限提升）：以恶意字体、图片攻击应用核心的漏洞。攻击者：交付文件者。目标资产：应用的核心。剩余的缺口：部件的未知漏洞</w:t>
+      </w:r>
     </w:p>
     <w:p>
       <w:pPr>
@@ -5434,7 +4376,7 @@
                 <w:sz w:val="18"/>
                 <w:szCs w:val="18"/>
               </w:rPr>
-              <w:t xml:space="preserve">：网名。</w:t>
+              <w:t xml:space="preserve">、</w:t>
             </w:r>
             <w:r>
               <w:rPr>
@@ -5454,7 +4396,7 @@
                 <w:sz w:val="18"/>
                 <w:szCs w:val="18"/>
               </w:rPr>
-              <w:t xml:space="preserve">：著作权标示（例：</w:t>
+              <w:t xml:space="preserve">、</w:t>
             </w:r>
             <w:r>
               <w:rPr>
@@ -5464,17 +4406,17 @@
                 <w:sz w:val="18"/>
                 <w:szCs w:val="18"/>
               </w:rPr>
-              <w:t xml:space="preserve">© 2026 &lt;网名&gt;</w:t>
-            </w:r>
-            <w:r>
-              <w:rPr>
-                <w:rFonts w:ascii="Microsoft YaHei" w:eastAsia="Microsoft YaHei" w:hAnsi="Microsoft YaHei"/>
-                <w:b w:val="false"/>
-                <w:bCs w:val="false"/>
-                <w:sz w:val="18"/>
-                <w:szCs w:val="18"/>
-              </w:rPr>
-              <w:t xml:space="preserve">）。</w:t>
+              <w:t xml:space="preserve">xmpRights:UsageTerms</w:t>
+            </w:r>
+            <w:r>
+              <w:rPr>
+                <w:rFonts w:ascii="Microsoft YaHei" w:eastAsia="Microsoft YaHei" w:hAnsi="Microsoft YaHei"/>
+                <w:b w:val="false"/>
+                <w:bCs w:val="false"/>
+                <w:sz w:val="18"/>
+                <w:szCs w:val="18"/>
+              </w:rPr>
+              <w:t xml:space="preserve">、</w:t>
             </w:r>
             <w:r>
               <w:rPr>
@@ -5484,26 +4426,6 @@
                 <w:sz w:val="18"/>
                 <w:szCs w:val="18"/>
               </w:rPr>
-              <w:t xml:space="preserve">xmpRights:UsageTerms</w:t>
-            </w:r>
-            <w:r>
-              <w:rPr>
-                <w:rFonts w:ascii="Microsoft YaHei" w:eastAsia="Microsoft YaHei" w:hAnsi="Microsoft YaHei"/>
-                <w:b w:val="false"/>
-                <w:bCs w:val="false"/>
-                <w:sz w:val="18"/>
-                <w:szCs w:val="18"/>
-              </w:rPr>
-              <w:t xml:space="preserve">：使用条件的摘要（许可范围的名称，第5章“权利文书”。可按语言分别持有）。</w:t>
-            </w:r>
-            <w:r>
-              <w:rPr>
-                <w:rFonts w:ascii="Consolas" w:eastAsia="Microsoft YaHei" w:hAnsi="Consolas"/>
-                <w:b w:val="false"/>
-                <w:bCs w:val="false"/>
-                <w:sz w:val="18"/>
-                <w:szCs w:val="18"/>
-              </w:rPr>
               <w:t xml:space="preserve">xmpRights:WebStatement</w:t>
             </w:r>
             <w:r>
@@ -5514,7 +4436,7 @@
                 <w:sz w:val="18"/>
                 <w:szCs w:val="18"/>
               </w:rPr>
-              <w:t xml:space="preserve">：权利信息的所在（公开页面上权利信息的URL）</w:t>
+              <w:t xml:space="preserve">（值与3.6“文件的权利记载（IPTC的照片元数据）”的表相同）</w:t>
             </w:r>
           </w:p>
         </w:tc>
@@ -5682,7 +4604,27 @@
                 <w:sz w:val="18"/>
                 <w:szCs w:val="18"/>
               </w:rPr>
-              <w:t xml:space="preserve">识别编号、原图的SHA-256与像素尺寸、许可范围的ID与版本、随附文件的SHA-256（仅交付用）、共同权利人的网名、主要权利人（经授权者的输出时）、参考信息的版本</w:t>
+              <w:t xml:space="preserve">识别编号、ISCC（6）、原图的SHA-256与像素尺寸、许可范围的ID与版本、随附文件的SHA-256（仅交付用）、共同权利人的网名、主要权利人（经授权者的输出时）、参考信息的版本、所用参考信息文字各文件的SHA-256、拍摄名（为从10.1的可移植名称还原。原文件名可能含真实姓名等，因此不放入公开的清单，只留在作品数据与</w:t>
+            </w:r>
+            <w:r>
+              <w:rPr>
+                <w:rFonts w:ascii="Consolas" w:eastAsia="Microsoft YaHei" w:hAnsi="Consolas"/>
+                <w:b w:val="false"/>
+                <w:bCs w:val="false"/>
+                <w:sz w:val="18"/>
+                <w:szCs w:val="18"/>
+              </w:rPr>
+              <w:t xml:space="preserve">00_INDEX.txt</w:t>
+            </w:r>
+            <w:r>
+              <w:rPr>
+                <w:rFonts w:ascii="Microsoft YaHei" w:eastAsia="Microsoft YaHei" w:hAnsi="Microsoft YaHei"/>
+                <w:b w:val="false"/>
+                <w:bCs w:val="false"/>
+                <w:sz w:val="18"/>
+                <w:szCs w:val="18"/>
+              </w:rPr>
+              <w:t xml:space="preserve">中）（2026-09-30 NRSD的要求）</w:t>
             </w:r>
           </w:p>
         </w:tc>
@@ -5901,6 +4843,170 @@
                 <w:szCs w:val="18"/>
               </w:rPr>
               <w:t xml:space="preserve">输出的缩小图像（是输出本身的缩小，因此是可以公开的信息。C2PA 2.4的18.13）</w:t>
+            </w:r>
+          </w:p>
+        </w:tc>
+      </w:tr>
+      <w:tr>
+        <w:trPr>
+          <w:cantSplit/>
+          <w:tblHeader w:val="off"/>
+        </w:trPr>
+        <w:tc>
+          <w:tcPr>
+            <w:tcW w:type="dxa" w:w="2330"/>
+            <w:tcBorders>
+              <w:top w:val="single" w:color="A6B8D0" w:sz="4"/>
+              <w:left w:val="single" w:color="A6B8D0" w:sz="4"/>
+              <w:bottom w:val="single" w:color="A6B8D0" w:sz="4"/>
+              <w:right w:val="single" w:color="A6B8D0" w:sz="4"/>
+            </w:tcBorders>
+            <w:tcMar>
+              <w:top w:type="dxa" w:w="50"/>
+              <w:left w:type="dxa" w:w="90"/>
+              <w:bottom w:type="dxa" w:w="50"/>
+              <w:right w:type="dxa" w:w="90"/>
+            </w:tcMar>
+          </w:tcPr>
+          <w:p>
+            <w:pPr>
+              <w:keepNext/>
+              <w:keepLines/>
+              <w:spacing w:after="0" w:before="0" w:line="280"/>
+            </w:pPr>
+            <w:r>
+              <w:rPr>
+                <w:rFonts w:ascii="Microsoft YaHei" w:eastAsia="Microsoft YaHei" w:hAnsi="Microsoft YaHei"/>
+                <w:b w:val="false"/>
+                <w:bCs w:val="false"/>
+                <w:sz w:val="18"/>
+                <w:szCs w:val="18"/>
+              </w:rPr>
+              <w:t xml:space="preserve">（claim的属性）</w:t>
+            </w:r>
+          </w:p>
+        </w:tc>
+        <w:tc>
+          <w:tcPr>
+            <w:tcW w:type="dxa" w:w="7308"/>
+            <w:tcBorders>
+              <w:top w:val="single" w:color="A6B8D0" w:sz="4"/>
+              <w:left w:val="single" w:color="A6B8D0" w:sz="4"/>
+              <w:bottom w:val="single" w:color="A6B8D0" w:sz="4"/>
+              <w:right w:val="single" w:color="A6B8D0" w:sz="4"/>
+            </w:tcBorders>
+            <w:tcMar>
+              <w:top w:type="dxa" w:w="50"/>
+              <w:left w:type="dxa" w:w="90"/>
+              <w:bottom w:type="dxa" w:w="50"/>
+              <w:right w:type="dxa" w:w="90"/>
+            </w:tcMar>
+          </w:tcPr>
+          <w:p>
+            <w:pPr>
+              <w:keepNext/>
+              <w:keepLines/>
+              <w:spacing w:after="0" w:before="0" w:line="280"/>
+            </w:pPr>
+            <w:r>
+              <w:rPr>
+                <w:rFonts w:ascii="Consolas" w:eastAsia="Microsoft YaHei" w:hAnsi="Consolas"/>
+                <w:b w:val="false"/>
+                <w:bCs w:val="false"/>
+                <w:sz w:val="18"/>
+                <w:szCs w:val="18"/>
+              </w:rPr>
+              <w:t xml:space="preserve">claim_generator</w:t>
+            </w:r>
+            <w:r>
+              <w:rPr>
+                <w:rFonts w:ascii="Microsoft YaHei" w:eastAsia="Microsoft YaHei" w:hAnsi="Microsoft YaHei"/>
+                <w:b w:val="false"/>
+                <w:bCs w:val="false"/>
+                <w:sz w:val="18"/>
+                <w:szCs w:val="18"/>
+              </w:rPr>
+              <w:t xml:space="preserve">＝</w:t>
+            </w:r>
+            <w:r>
+              <w:rPr>
+                <w:rFonts w:ascii="Consolas" w:eastAsia="Microsoft YaHei" w:hAnsi="Consolas"/>
+                <w:b w:val="false"/>
+                <w:bCs w:val="false"/>
+                <w:sz w:val="18"/>
+                <w:szCs w:val="18"/>
+              </w:rPr>
+              <w:t xml:space="preserve">c2pa4cosplayer/&lt;版本&gt;</w:t>
+            </w:r>
+            <w:r>
+              <w:rPr>
+                <w:rFonts w:ascii="Microsoft YaHei" w:eastAsia="Microsoft YaHei" w:hAnsi="Microsoft YaHei"/>
+                <w:b w:val="false"/>
+                <w:bCs w:val="false"/>
+                <w:sz w:val="18"/>
+                <w:szCs w:val="18"/>
+              </w:rPr>
+              <w:t xml:space="preserve">、</w:t>
+            </w:r>
+            <w:r>
+              <w:rPr>
+                <w:rFonts w:ascii="Consolas" w:eastAsia="Microsoft YaHei" w:hAnsi="Consolas"/>
+                <w:b w:val="false"/>
+                <w:bCs w:val="false"/>
+                <w:sz w:val="18"/>
+                <w:szCs w:val="18"/>
+              </w:rPr>
+              <w:t xml:space="preserve">title</w:t>
+            </w:r>
+            <w:r>
+              <w:rPr>
+                <w:rFonts w:ascii="Microsoft YaHei" w:eastAsia="Microsoft YaHei" w:hAnsi="Microsoft YaHei"/>
+                <w:b w:val="false"/>
+                <w:bCs w:val="false"/>
+                <w:sz w:val="18"/>
+                <w:szCs w:val="18"/>
+              </w:rPr>
+              <w:t xml:space="preserve">＝可移植的名称（10.1。不放入原名称）、素材的</w:t>
+            </w:r>
+            <w:r>
+              <w:rPr>
+                <w:rFonts w:ascii="Consolas" w:eastAsia="Microsoft YaHei" w:hAnsi="Consolas"/>
+                <w:b w:val="false"/>
+                <w:bCs w:val="false"/>
+                <w:sz w:val="18"/>
+                <w:szCs w:val="18"/>
+              </w:rPr>
+              <w:t xml:space="preserve">instance_id</w:t>
+            </w:r>
+            <w:r>
+              <w:rPr>
+                <w:rFonts w:ascii="Microsoft YaHei" w:eastAsia="Microsoft YaHei" w:hAnsi="Microsoft YaHei"/>
+                <w:b w:val="false"/>
+                <w:bCs w:val="false"/>
+                <w:sz w:val="18"/>
+                <w:szCs w:val="18"/>
+              </w:rPr>
+              <w:t xml:space="preserve">＝</w:t>
+            </w:r>
+            <w:r>
+              <w:rPr>
+                <w:rFonts w:ascii="Consolas" w:eastAsia="Microsoft YaHei" w:hAnsi="Consolas"/>
+                <w:b w:val="false"/>
+                <w:bCs w:val="false"/>
+                <w:sz w:val="18"/>
+                <w:szCs w:val="18"/>
+              </w:rPr>
+              <w:t xml:space="preserve">xmp:iid:&lt;UUID v7&gt;</w:t>
+            </w:r>
+            <w:r>
+              <w:rPr>
+                <w:rFonts w:ascii="Microsoft YaHei" w:eastAsia="Microsoft YaHei" w:hAnsi="Microsoft YaHei"/>
+                <w:b w:val="false"/>
+                <w:bCs w:val="false"/>
+                <w:sz w:val="18"/>
+                <w:szCs w:val="18"/>
+              </w:rPr>
+              <w:t xml:space="preserve">（XMP标识符的形式）</w:t>
             </w:r>
           </w:p>
         </w:tc>
@@ -7871,7 +6977,7 @@
                 <w:sz w:val="18"/>
                 <w:szCs w:val="18"/>
               </w:rPr>
-              <w:t xml:space="preserve">第4章 14.2“处理”的转换为sRGB</w:t>
+              <w:t xml:space="preserve">第4章 14.3“缩小、颜色的转换、JPEG的导出”的转换为sRGB</w:t>
             </w:r>
           </w:p>
         </w:tc>
@@ -8614,7 +7720,19 @@
         <w:rPr>
           <w:rFonts w:ascii="Microsoft YaHei" w:eastAsia="Microsoft YaHei" w:hAnsi="Microsoft YaHei"/>
         </w:rPr>
-        <w:t xml:space="preserve">（第2版的可信时间戳）中（C2PA技术规范2.1以后）。时刻的对象为签名的值。把TSA的URL交给c2pa-rs来制作。</w:t>
+        <w:t xml:space="preserve">（第2版的可信时间戳）中（C2PA技术规范2.1以后）。时刻的对象为签名的值。可信时间戳的请求与应答的验证按4以自制的实现进行，把该实现交给c2pa-rs的签名入口（Signer中发送可信时间戳请求的函数），由c2pa-rs放入</w:t>
+      </w:r>
+      <w:r>
+        <w:rPr>
+          <w:rFonts w:ascii="Consolas" w:eastAsia="Microsoft YaHei" w:hAnsi="Consolas"/>
+        </w:rPr>
+        <w:t xml:space="preserve">sigTst2</w:t>
+      </w:r>
+      <w:r>
+        <w:rPr>
+          <w:rFonts w:ascii="Microsoft YaHei" w:eastAsia="Microsoft YaHei" w:hAnsi="Microsoft YaHei"/>
+        </w:rPr>
+        <w:t xml:space="preserve">。</w:t>
       </w:r>
     </w:p>
     <w:p>
@@ -8641,9 +7759,9 @@
         </w:tblBorders>
       </w:tblPr>
       <w:tblGrid>
-        <w:gridCol w:w="2688"/>
-        <w:gridCol w:w="2931"/>
-        <w:gridCol w:w="4019"/>
+        <w:gridCol w:w="1442"/>
+        <w:gridCol w:w="5143"/>
+        <w:gridCol w:w="3053"/>
       </w:tblGrid>
       <w:tr>
         <w:trPr>
@@ -8652,7 +7770,7 @@
         </w:trPr>
         <w:tc>
           <w:tcPr>
-            <w:tcW w:type="dxa" w:w="2688"/>
+            <w:tcW w:type="dxa" w:w="1442"/>
             <w:tcBorders>
               <w:top w:val="single" w:color="A6B8D0" w:sz="4"/>
               <w:left w:val="single" w:color="A6B8D0" w:sz="4"/>
@@ -8687,7 +7805,7 @@
         </w:tc>
         <w:tc>
           <w:tcPr>
-            <w:tcW w:type="dxa" w:w="2931"/>
+            <w:tcW w:type="dxa" w:w="5143"/>
             <w:tcBorders>
               <w:top w:val="single" w:color="A6B8D0" w:sz="4"/>
               <w:left w:val="single" w:color="A6B8D0" w:sz="4"/>
@@ -8722,7 +7840,7 @@
         </w:tc>
         <w:tc>
           <w:tcPr>
-            <w:tcW w:type="dxa" w:w="4019"/>
+            <w:tcW w:type="dxa" w:w="3053"/>
             <w:tcBorders>
               <w:top w:val="single" w:color="A6B8D0" w:sz="4"/>
               <w:left w:val="single" w:color="A6B8D0" w:sz="4"/>
@@ -8763,7 +7881,7 @@
         </w:trPr>
         <w:tc>
           <w:tcPr>
-            <w:tcW w:type="dxa" w:w="2688"/>
+            <w:tcW w:type="dxa" w:w="1442"/>
             <w:tcBorders>
               <w:top w:val="single" w:color="A6B8D0" w:sz="4"/>
               <w:left w:val="single" w:color="A6B8D0" w:sz="4"/>
@@ -8797,7 +7915,7 @@
         </w:tc>
         <w:tc>
           <w:tcPr>
-            <w:tcW w:type="dxa" w:w="2931"/>
+            <w:tcW w:type="dxa" w:w="5143"/>
             <w:tcBorders>
               <w:top w:val="single" w:color="A6B8D0" w:sz="4"/>
               <w:left w:val="single" w:color="A6B8D0" w:sz="4"/>
@@ -8831,7 +7949,7 @@
         </w:tc>
         <w:tc>
           <w:tcPr>
-            <w:tcW w:type="dxa" w:w="4019"/>
+            <w:tcW w:type="dxa" w:w="3053"/>
             <w:tcBorders>
               <w:top w:val="single" w:color="A6B8D0" w:sz="4"/>
               <w:left w:val="single" w:color="A6B8D0" w:sz="4"/>
@@ -8871,7 +7989,7 @@
         </w:trPr>
         <w:tc>
           <w:tcPr>
-            <w:tcW w:type="dxa" w:w="2688"/>
+            <w:tcW w:type="dxa" w:w="1442"/>
             <w:tcBorders>
               <w:top w:val="single" w:color="A6B8D0" w:sz="4"/>
               <w:left w:val="single" w:color="A6B8D0" w:sz="4"/>
@@ -8905,7 +8023,7 @@
         </w:tc>
         <w:tc>
           <w:tcPr>
-            <w:tcW w:type="dxa" w:w="2931"/>
+            <w:tcW w:type="dxa" w:w="5143"/>
             <w:tcBorders>
               <w:top w:val="single" w:color="A6B8D0" w:sz="4"/>
               <w:left w:val="single" w:color="A6B8D0" w:sz="4"/>
@@ -8939,35 +8057,35 @@
         </w:tc>
         <w:tc>
           <w:tcPr>
-            <w:tcW w:type="dxa" w:w="4019"/>
-            <w:tcBorders>
-              <w:top w:val="single" w:color="A6B8D0" w:sz="4"/>
-              <w:left w:val="single" w:color="A6B8D0" w:sz="4"/>
-              <w:bottom w:val="single" w:color="A6B8D0" w:sz="4"/>
-              <w:right w:val="single" w:color="A6B8D0" w:sz="4"/>
-            </w:tcBorders>
-            <w:tcMar>
-              <w:top w:type="dxa" w:w="50"/>
-              <w:left w:type="dxa" w:w="90"/>
-              <w:bottom w:type="dxa" w:w="50"/>
-              <w:right w:type="dxa" w:w="90"/>
-            </w:tcMar>
-          </w:tcPr>
-          <w:p>
-            <w:pPr>
-              <w:keepNext/>
-              <w:keepLines/>
-              <w:spacing w:after="0" w:before="0" w:line="280"/>
-            </w:pPr>
-            <w:r>
-              <w:rPr>
-                <w:rFonts w:ascii="Microsoft YaHei" w:eastAsia="Microsoft YaHei" w:hAnsi="Microsoft YaHei"/>
-                <w:b w:val="false"/>
-                <w:bCs w:val="false"/>
-                <w:sz w:val="18"/>
-                <w:szCs w:val="18"/>
-              </w:rPr>
-              <w:t xml:space="preserve">“{网名}（{声明所在账号}）”</w:t>
+            <w:tcW w:type="dxa" w:w="3053"/>
+            <w:tcBorders>
+              <w:top w:val="single" w:color="A6B8D0" w:sz="4"/>
+              <w:left w:val="single" w:color="A6B8D0" w:sz="4"/>
+              <w:bottom w:val="single" w:color="A6B8D0" w:sz="4"/>
+              <w:right w:val="single" w:color="A6B8D0" w:sz="4"/>
+            </w:tcBorders>
+            <w:tcMar>
+              <w:top w:type="dxa" w:w="50"/>
+              <w:left w:type="dxa" w:w="90"/>
+              <w:bottom w:type="dxa" w:w="50"/>
+              <w:right w:type="dxa" w:w="90"/>
+            </w:tcMar>
+          </w:tcPr>
+          <w:p>
+            <w:pPr>
+              <w:keepNext/>
+              <w:keepLines/>
+              <w:spacing w:after="0" w:before="0" w:line="280"/>
+            </w:pPr>
+            <w:r>
+              <w:rPr>
+                <w:rFonts w:ascii="Microsoft YaHei" w:eastAsia="Microsoft YaHei" w:hAnsi="Microsoft YaHei"/>
+                <w:b w:val="false"/>
+                <w:bCs w:val="false"/>
+                <w:sz w:val="18"/>
+                <w:szCs w:val="18"/>
+              </w:rPr>
+              <w:t xml:space="preserve">“{网名}（{声明所在账号}）”（声明所在账号有多个时为开头的一个）</w:t>
             </w:r>
           </w:p>
         </w:tc>
@@ -8979,7 +8097,7 @@
         </w:trPr>
         <w:tc>
           <w:tcPr>
-            <w:tcW w:type="dxa" w:w="2688"/>
+            <w:tcW w:type="dxa" w:w="1442"/>
             <w:tcBorders>
               <w:top w:val="single" w:color="A6B8D0" w:sz="4"/>
               <w:left w:val="single" w:color="A6B8D0" w:sz="4"/>
@@ -9013,7 +8131,7 @@
         </w:tc>
         <w:tc>
           <w:tcPr>
-            <w:tcW w:type="dxa" w:w="2931"/>
+            <w:tcW w:type="dxa" w:w="5143"/>
             <w:tcBorders>
               <w:top w:val="single" w:color="A6B8D0" w:sz="4"/>
               <w:left w:val="single" w:color="A6B8D0" w:sz="4"/>
@@ -9047,7 +8165,7 @@
         </w:tc>
         <w:tc>
           <w:tcPr>
-            <w:tcW w:type="dxa" w:w="4019"/>
+            <w:tcW w:type="dxa" w:w="3053"/>
             <w:tcBorders>
               <w:top w:val="single" w:color="A6B8D0" w:sz="4"/>
               <w:left w:val="single" w:color="A6B8D0" w:sz="4"/>
@@ -9107,7 +8225,7 @@
         </w:trPr>
         <w:tc>
           <w:tcPr>
-            <w:tcW w:type="dxa" w:w="2688"/>
+            <w:tcW w:type="dxa" w:w="1442"/>
             <w:tcBorders>
               <w:top w:val="single" w:color="A6B8D0" w:sz="4"/>
               <w:left w:val="single" w:color="A6B8D0" w:sz="4"/>
@@ -9141,7 +8259,7 @@
         </w:tc>
         <w:tc>
           <w:tcPr>
-            <w:tcW w:type="dxa" w:w="2931"/>
+            <w:tcW w:type="dxa" w:w="5143"/>
             <w:tcBorders>
               <w:top w:val="single" w:color="A6B8D0" w:sz="4"/>
               <w:left w:val="single" w:color="A6B8D0" w:sz="4"/>
@@ -9175,7 +8293,7 @@
         </w:tc>
         <w:tc>
           <w:tcPr>
-            <w:tcW w:type="dxa" w:w="4019"/>
+            <w:tcW w:type="dxa" w:w="3053"/>
             <w:tcBorders>
               <w:top w:val="single" w:color="A6B8D0" w:sz="4"/>
               <w:left w:val="single" w:color="A6B8D0" w:sz="4"/>
@@ -9235,7 +8353,7 @@
         </w:trPr>
         <w:tc>
           <w:tcPr>
-            <w:tcW w:type="dxa" w:w="2688"/>
+            <w:tcW w:type="dxa" w:w="1442"/>
             <w:tcBorders>
               <w:top w:val="single" w:color="A6B8D0" w:sz="4"/>
               <w:left w:val="single" w:color="A6B8D0" w:sz="4"/>
@@ -9269,7 +8387,7 @@
         </w:tc>
         <w:tc>
           <w:tcPr>
-            <w:tcW w:type="dxa" w:w="2931"/>
+            <w:tcW w:type="dxa" w:w="5143"/>
             <w:tcBorders>
               <w:top w:val="single" w:color="A6B8D0" w:sz="4"/>
               <w:left w:val="single" w:color="A6B8D0" w:sz="4"/>
@@ -9303,7 +8421,7 @@
         </w:tc>
         <w:tc>
           <w:tcPr>
-            <w:tcW w:type="dxa" w:w="4019"/>
+            <w:tcW w:type="dxa" w:w="3053"/>
             <w:tcBorders>
               <w:top w:val="single" w:color="A6B8D0" w:sz="4"/>
               <w:left w:val="single" w:color="A6B8D0" w:sz="4"/>
@@ -9343,7 +8461,7 @@
         </w:trPr>
         <w:tc>
           <w:tcPr>
-            <w:tcW w:type="dxa" w:w="2688"/>
+            <w:tcW w:type="dxa" w:w="1442"/>
             <w:tcBorders>
               <w:top w:val="single" w:color="A6B8D0" w:sz="4"/>
               <w:left w:val="single" w:color="A6B8D0" w:sz="4"/>
@@ -9377,7 +8495,7 @@
         </w:tc>
         <w:tc>
           <w:tcPr>
-            <w:tcW w:type="dxa" w:w="2931"/>
+            <w:tcW w:type="dxa" w:w="5143"/>
             <w:tcBorders>
               <w:top w:val="single" w:color="A6B8D0" w:sz="4"/>
               <w:left w:val="single" w:color="A6B8D0" w:sz="4"/>
@@ -9431,35 +8549,55 @@
         </w:tc>
         <w:tc>
           <w:tcPr>
-            <w:tcW w:type="dxa" w:w="4019"/>
-            <w:tcBorders>
-              <w:top w:val="single" w:color="A6B8D0" w:sz="4"/>
-              <w:left w:val="single" w:color="A6B8D0" w:sz="4"/>
-              <w:bottom w:val="single" w:color="A6B8D0" w:sz="4"/>
-              <w:right w:val="single" w:color="A6B8D0" w:sz="4"/>
-            </w:tcBorders>
-            <w:tcMar>
-              <w:top w:type="dxa" w:w="50"/>
-              <w:left w:type="dxa" w:w="90"/>
-              <w:bottom w:type="dxa" w:w="50"/>
-              <w:right w:type="dxa" w:w="90"/>
-            </w:tcMar>
-          </w:tcPr>
-          <w:p>
-            <w:pPr>
-              <w:keepNext/>
-              <w:keepLines/>
-              <w:spacing w:after="0" w:before="0" w:line="280"/>
-            </w:pPr>
-            <w:r>
-              <w:rPr>
-                <w:rFonts w:ascii="Microsoft YaHei" w:eastAsia="Microsoft YaHei" w:hAnsi="Microsoft YaHei"/>
-                <w:b w:val="false"/>
-                <w:bCs w:val="false"/>
-                <w:sz w:val="18"/>
-                <w:szCs w:val="18"/>
-              </w:rPr>
-              <w:t xml:space="preserve">声明所在账号的URL（咨询使用许可的对象）</w:t>
+            <w:tcW w:type="dxa" w:w="3053"/>
+            <w:tcBorders>
+              <w:top w:val="single" w:color="A6B8D0" w:sz="4"/>
+              <w:left w:val="single" w:color="A6B8D0" w:sz="4"/>
+              <w:bottom w:val="single" w:color="A6B8D0" w:sz="4"/>
+              <w:right w:val="single" w:color="A6B8D0" w:sz="4"/>
+            </w:tcBorders>
+            <w:tcMar>
+              <w:top w:type="dxa" w:w="50"/>
+              <w:left w:type="dxa" w:w="90"/>
+              <w:bottom w:type="dxa" w:w="50"/>
+              <w:right w:type="dxa" w:w="90"/>
+            </w:tcMar>
+          </w:tcPr>
+          <w:p>
+            <w:pPr>
+              <w:keepNext/>
+              <w:keepLines/>
+              <w:spacing w:after="0" w:before="0" w:line="280"/>
+            </w:pPr>
+            <w:r>
+              <w:rPr>
+                <w:rFonts w:ascii="Microsoft YaHei" w:eastAsia="Microsoft YaHei" w:hAnsi="Microsoft YaHei"/>
+                <w:b w:val="false"/>
+                <w:bCs w:val="false"/>
+                <w:sz w:val="18"/>
+                <w:szCs w:val="18"/>
+              </w:rPr>
+              <w:t xml:space="preserve">声明所在账号的URL（咨询使用许可的对象。有多个时把</w:t>
+            </w:r>
+            <w:r>
+              <w:rPr>
+                <w:rFonts w:ascii="Consolas" w:eastAsia="Microsoft YaHei" w:hAnsi="Consolas"/>
+                <w:b w:val="false"/>
+                <w:bCs w:val="false"/>
+                <w:sz w:val="18"/>
+                <w:szCs w:val="18"/>
+              </w:rPr>
+              <w:t xml:space="preserve">plus:Licensor</w:t>
+            </w:r>
+            <w:r>
+              <w:rPr>
+                <w:rFonts w:ascii="Microsoft YaHei" w:eastAsia="Microsoft YaHei" w:hAnsi="Microsoft YaHei"/>
+                <w:b w:val="false"/>
+                <w:bCs w:val="false"/>
+                <w:sz w:val="18"/>
+                <w:szCs w:val="18"/>
+              </w:rPr>
+              <w:t xml:space="preserve">作为数组全部写入。IPTC的Licensor允许数组）</w:t>
             </w:r>
           </w:p>
         </w:tc>
@@ -9471,7 +8609,7 @@
         </w:trPr>
         <w:tc>
           <w:tcPr>
-            <w:tcW w:type="dxa" w:w="2688"/>
+            <w:tcW w:type="dxa" w:w="1442"/>
             <w:tcBorders>
               <w:top w:val="single" w:color="A6B8D0" w:sz="4"/>
               <w:left w:val="single" w:color="A6B8D0" w:sz="4"/>
@@ -9505,7 +8643,7 @@
         </w:tc>
         <w:tc>
           <w:tcPr>
-            <w:tcW w:type="dxa" w:w="2931"/>
+            <w:tcW w:type="dxa" w:w="5143"/>
             <w:tcBorders>
               <w:top w:val="single" w:color="A6B8D0" w:sz="4"/>
               <w:left w:val="single" w:color="A6B8D0" w:sz="4"/>
@@ -9565,11 +8703,21 @@
               </w:rPr>
               <w:t xml:space="preserve">Copyright</w:t>
             </w:r>
-          </w:p>
-        </w:tc>
-        <w:tc>
-          <w:tcPr>
-            <w:tcW w:type="dxa" w:w="4019"/>
+            <w:r>
+              <w:rPr>
+                <w:rFonts w:ascii="Microsoft YaHei" w:eastAsia="Microsoft YaHei" w:hAnsi="Microsoft YaHei"/>
+                <w:b w:val="false"/>
+                <w:bCs w:val="false"/>
+                <w:sz w:val="18"/>
+                <w:szCs w:val="18"/>
+              </w:rPr>
+              <w:t xml:space="preserve">（以Exif 3.0（CIPA DC-008-2023）的UTF-8类型写入。可放入日语、中文的网名。与IPTC的同步遵循IPTC-CIPA的Photo Metadata Mapping Guidelines。为不认识Exif 3.0的读取方，以XMP的同一项目为准（2026-10-01 NRSD的要求））</w:t>
+            </w:r>
+          </w:p>
+        </w:tc>
+        <w:tc>
+          <w:tcPr>
+            <w:tcW w:type="dxa" w:w="3053"/>
             <w:tcBorders>
               <w:top w:val="single" w:color="A6B8D0" w:sz="4"/>
               <w:left w:val="single" w:color="A6B8D0" w:sz="4"/>
@@ -9665,7 +8813,7 @@
     <w:p>
       <w:pPr>
         <w:pStyle w:val="ListParagraph"/>
-        <w:keepNext/>
+        <w:keepNext w:val="false"/>
         <w:keepLines/>
         <w:numPr>
           <w:ilvl w:val="0"/>
@@ -9690,6 +8838,17 @@
           <w:rFonts w:ascii="Microsoft YaHei" w:eastAsia="Microsoft YaHei" w:hAnsi="Microsoft YaHei"/>
         </w:rPr>
         <w:t xml:space="preserve">的电话、电子邮件栏。</w:t>
+      </w:r>
+    </w:p>
+    <w:p>
+      <w:pPr>
+        <w:pStyle w:val="Heading3"/>
+      </w:pPr>
+      <w:r>
+        <w:rPr>
+          <w:rFonts w:ascii="Microsoft YaHei" w:eastAsia="Microsoft YaHei" w:hAnsi="Microsoft YaHei"/>
+        </w:rPr>
+        <w:t xml:space="preserve">3.6.1 各格式的写入</w:t>
       </w:r>
     </w:p>
     <w:p>
@@ -11340,7 +10499,187 @@
         <w:rPr>
           <w:rFonts w:ascii="Microsoft YaHei" w:eastAsia="Microsoft YaHei" w:hAnsi="Microsoft YaHei"/>
         </w:rPr>
-        <w:t xml:space="preserve">C2PA签名时的TSA：按DigiCert（timestamp.digicert.com），其次GlobalSign，其次FreeTSA的顺序尝试（免费，RFC 3161。调查资料“签名处理的技术要素”第4节）。</w:t>
+        <w:t xml:space="preserve">C2PA签名时的TSA：向DigiCert（timestamp.digicert.com）、GlobalSign、FreeTSA（免费，RFC 3161。调查资料“签名处理的技术要素”第4节）三者并行请求可信时间戳（请求为SHA-256、附nonce、</w:t>
+      </w:r>
+      <w:r>
+        <w:rPr>
+          <w:rFonts w:ascii="Consolas" w:eastAsia="Microsoft YaHei" w:hAnsi="Consolas"/>
+        </w:rPr>
+        <w:t xml:space="preserve">certReq</w:t>
+      </w:r>
+      <w:r>
+        <w:rPr>
+          <w:rFonts w:ascii="Microsoft YaHei" w:eastAsia="Microsoft YaHei" w:hAnsi="Microsoft YaHei"/>
+        </w:rPr>
+        <w:t xml:space="preserve">为真、不指定policy。RFC 3161的默认），保存所有应答的TSA的应答。放入C2PA签名的</w:t>
+      </w:r>
+      <w:r>
+        <w:rPr>
+          <w:rFonts w:ascii="Consolas" w:eastAsia="Microsoft YaHei" w:hAnsi="Consolas"/>
+        </w:rPr>
+        <w:t xml:space="preserve">sigTst2</w:t>
+      </w:r>
+      <w:r>
+        <w:rPr>
+          <w:rFonts w:ascii="Microsoft YaHei" w:eastAsia="Microsoft YaHei" w:hAnsi="Microsoft YaHei"/>
+        </w:rPr>
+        <w:t xml:space="preserve">的是最先得到的一个，其余附在作品数据的</w:t>
+      </w:r>
+      <w:r>
+        <w:rPr>
+          <w:rFonts w:ascii="Consolas" w:eastAsia="Microsoft YaHei" w:hAnsi="Consolas"/>
+        </w:rPr>
+        <w:t xml:space="preserve">tsa</w:t>
+      </w:r>
+      <w:r>
+        <w:rPr>
+          <w:rFonts w:ascii="Microsoft YaHei" w:eastAsia="Microsoft YaHei" w:hAnsi="Microsoft YaHei"/>
+        </w:rPr>
+        <w:t xml:space="preserve">中（2026-09-30 NRSD的要求）。请求的制作与应答的验证自制实现（RustCrypto的der、x509-cert、cms。第11章 4.1），TSA的一览放在参考信息的</w:t>
+      </w:r>
+      <w:r>
+        <w:rPr>
+          <w:rFonts w:ascii="Consolas" w:eastAsia="Microsoft YaHei" w:hAnsi="Consolas"/>
+        </w:rPr>
+        <w:t xml:space="preserve">tsa.json</w:t>
+      </w:r>
+      <w:r>
+        <w:rPr>
+          <w:rFonts w:ascii="Microsoft YaHei" w:eastAsia="Microsoft YaHei" w:hAnsi="Microsoft YaHei"/>
+        </w:rPr>
+        <w:t xml:space="preserve">（一行为</w:t>
+      </w:r>
+      <w:r>
+        <w:rPr>
+          <w:rFonts w:ascii="Consolas" w:eastAsia="Microsoft YaHei" w:hAnsi="Consolas"/>
+        </w:rPr>
+        <w:t xml:space="preserve">id</w:t>
+      </w:r>
+      <w:r>
+        <w:rPr>
+          <w:rFonts w:ascii="Microsoft YaHei" w:eastAsia="Microsoft YaHei" w:hAnsi="Microsoft YaHei"/>
+        </w:rPr>
+        <w:t xml:space="preserve">、</w:t>
+      </w:r>
+      <w:r>
+        <w:rPr>
+          <w:rFonts w:ascii="Consolas" w:eastAsia="Microsoft YaHei" w:hAnsi="Consolas"/>
+        </w:rPr>
+        <w:t xml:space="preserve">name</w:t>
+      </w:r>
+      <w:r>
+        <w:rPr>
+          <w:rFonts w:ascii="Microsoft YaHei" w:eastAsia="Microsoft YaHei" w:hAnsi="Microsoft YaHei"/>
+        </w:rPr>
+        <w:t xml:space="preserve">、</w:t>
+      </w:r>
+      <w:r>
+        <w:rPr>
+          <w:rFonts w:ascii="Consolas" w:eastAsia="Microsoft YaHei" w:hAnsi="Consolas"/>
+        </w:rPr>
+        <w:t xml:space="preserve">url</w:t>
+      </w:r>
+      <w:r>
+        <w:rPr>
+          <w:rFonts w:ascii="Microsoft YaHei" w:eastAsia="Microsoft YaHei" w:hAnsi="Microsoft YaHei"/>
+        </w:rPr>
+        <w:t xml:space="preserve">、</w:t>
+      </w:r>
+      <w:r>
+        <w:rPr>
+          <w:rFonts w:ascii="Consolas" w:eastAsia="Microsoft YaHei" w:hAnsi="Consolas"/>
+        </w:rPr>
+        <w:t xml:space="preserve">roots</w:t>
+      </w:r>
+      <w:r>
+        <w:rPr>
+          <w:rFonts w:ascii="Microsoft YaHei" w:eastAsia="Microsoft YaHei" w:hAnsi="Microsoft YaHei"/>
+        </w:rPr>
+        <w:t xml:space="preserve">（PEM）、</w:t>
+      </w:r>
+      <w:r>
+        <w:rPr>
+          <w:rFonts w:ascii="Consolas" w:eastAsia="Microsoft YaHei" w:hAnsi="Consolas"/>
+        </w:rPr>
+        <w:t xml:space="preserve">kind</w:t>
+      </w:r>
+      <w:r>
+        <w:rPr>
+          <w:rFonts w:ascii="Microsoft YaHei" w:eastAsia="Microsoft YaHei" w:hAnsi="Microsoft YaHei"/>
+        </w:rPr>
+        <w:t xml:space="preserve">（</w:t>
+      </w:r>
+      <w:r>
+        <w:rPr>
+          <w:rFonts w:ascii="Consolas" w:eastAsia="Microsoft YaHei" w:hAnsi="Consolas"/>
+        </w:rPr>
+        <w:t xml:space="preserve">free</w:t>
+      </w:r>
+      <w:r>
+        <w:rPr>
+          <w:rFonts w:ascii="Microsoft YaHei" w:eastAsia="Microsoft YaHei" w:hAnsi="Microsoft YaHei"/>
+        </w:rPr>
+        <w:t xml:space="preserve">、</w:t>
+      </w:r>
+      <w:r>
+        <w:rPr>
+          <w:rFonts w:ascii="Consolas" w:eastAsia="Microsoft YaHei" w:hAnsi="Consolas"/>
+        </w:rPr>
+        <w:t xml:space="preserve">paid</w:t>
+      </w:r>
+      <w:r>
+        <w:rPr>
+          <w:rFonts w:ascii="Microsoft YaHei" w:eastAsia="Microsoft YaHei" w:hAnsi="Microsoft YaHei"/>
+        </w:rPr>
+        <w:t xml:space="preserve">）、</w:t>
+      </w:r>
+      <w:r>
+        <w:rPr>
+          <w:rFonts w:ascii="Consolas" w:eastAsia="Microsoft YaHei" w:hAnsi="Consolas"/>
+        </w:rPr>
+        <w:t xml:space="preserve">auth</w:t>
+      </w:r>
+      <w:r>
+        <w:rPr>
+          <w:rFonts w:ascii="Microsoft YaHei" w:eastAsia="Microsoft YaHei" w:hAnsi="Microsoft YaHei"/>
+        </w:rPr>
+        <w:t xml:space="preserve">（</w:t>
+      </w:r>
+      <w:r>
+        <w:rPr>
+          <w:rFonts w:ascii="Consolas" w:eastAsia="Microsoft YaHei" w:hAnsi="Consolas"/>
+        </w:rPr>
+        <w:t xml:space="preserve">none</w:t>
+      </w:r>
+      <w:r>
+        <w:rPr>
+          <w:rFonts w:ascii="Microsoft YaHei" w:eastAsia="Microsoft YaHei" w:hAnsi="Microsoft YaHei"/>
+        </w:rPr>
+        <w:t xml:space="preserve">、</w:t>
+      </w:r>
+      <w:r>
+        <w:rPr>
+          <w:rFonts w:ascii="Consolas" w:eastAsia="Microsoft YaHei" w:hAnsi="Consolas"/>
+        </w:rPr>
+        <w:t xml:space="preserve">basic</w:t>
+      </w:r>
+      <w:r>
+        <w:rPr>
+          <w:rFonts w:ascii="Microsoft YaHei" w:eastAsia="Microsoft YaHei" w:hAnsi="Microsoft YaHei"/>
+        </w:rPr>
+        <w:t xml:space="preserve">）、</w:t>
+      </w:r>
+      <w:r>
+        <w:rPr>
+          <w:rFonts w:ascii="Consolas" w:eastAsia="Microsoft YaHei" w:hAnsi="Consolas"/>
+        </w:rPr>
+        <w:t xml:space="preserve">order</w:t>
+      </w:r>
+      <w:r>
+        <w:rPr>
+          <w:rFonts w:ascii="Microsoft YaHei" w:eastAsia="Microsoft YaHei" w:hAnsi="Microsoft YaHei"/>
+        </w:rPr>
+        <w:t xml:space="preserve">）中，初版随应用附带（TSA的URL或起点变更时不等待应用的更新。与Mozilla根证书的分发相同）。以信任的起点核对证书链。RFC 3161的测试向量在CI中运行（第11章 8.1）。</w:t>
       </w:r>
     </w:p>
     <w:p>
@@ -11358,7 +10697,55 @@
         <w:rPr>
           <w:rFonts w:ascii="Microsoft YaHei" w:eastAsia="Microsoft YaHei" w:hAnsi="Microsoft YaHei"/>
         </w:rPr>
-        <w:t xml:space="preserve">C2PA的TSA信任列表（c2pa-org/conformance-public的C2PA-TSA-TRUST-LIST.pem。于2026年9月29日获取，22项）中，没有上述3个TSA的信任起点。实际向timestamp.digicert.com请求可信时间戳所得的应答连到“DigiCert Trusted Root G4”，而不是列表中的“DigiCert … Root for C2PA G1”。使用列表中的TSA（SSL.com等）需要C2PA合规的记录（conformance record ID）（SSL.com的说明）。</w:t>
+        <w:t xml:space="preserve">收费的TSA（证据用。第6章 3.2“可信时间戳”）也以同样的RFC 3161的HTTP处理，</w:t>
+      </w:r>
+      <w:r>
+        <w:rPr>
+          <w:rFonts w:ascii="Consolas" w:eastAsia="Microsoft YaHei" w:hAnsi="Consolas"/>
+        </w:rPr>
+        <w:t xml:space="preserve">tsa.json</w:t>
+      </w:r>
+      <w:r>
+        <w:rPr>
+          <w:rFonts w:ascii="Microsoft YaHei" w:eastAsia="Microsoft YaHei" w:hAnsi="Microsoft YaHei"/>
+        </w:rPr>
+        <w:t xml:space="preserve">的</w:t>
+      </w:r>
+      <w:r>
+        <w:rPr>
+          <w:rFonts w:ascii="Consolas" w:eastAsia="Microsoft YaHei" w:hAnsi="Consolas"/>
+        </w:rPr>
+        <w:t xml:space="preserve">auth</w:t>
+      </w:r>
+      <w:r>
+        <w:rPr>
+          <w:rFonts w:ascii="Microsoft YaHei" w:eastAsia="Microsoft YaHei" w:hAnsi="Microsoft YaHei"/>
+        </w:rPr>
+        <w:t xml:space="preserve">为</w:t>
+      </w:r>
+      <w:r>
+        <w:rPr>
+          <w:rFonts w:ascii="Consolas" w:eastAsia="Microsoft YaHei" w:hAnsi="Consolas"/>
+        </w:rPr>
+        <w:t xml:space="preserve">basic</w:t>
+      </w:r>
+      <w:r>
+        <w:rPr>
+          <w:rFonts w:ascii="Microsoft YaHei" w:eastAsia="Microsoft YaHei" w:hAnsi="Microsoft YaHei"/>
+        </w:rPr>
+        <w:t xml:space="preserve">者附加HTTP Basic（RFC 7617）的认证。不使用各服务商独有的API（Amano、Seiko的认定时间戳、联合信任的可信时间戳均由各公司说明为符合RFC 3161。于2026-10-01确认）。账号（URL、用户名、口令）放在操作系统的密钥存储（第2章 7.5的</w:t>
+      </w:r>
+      <w:r>
+        <w:rPr>
+          <w:rFonts w:ascii="Consolas" w:eastAsia="Microsoft YaHei" w:hAnsi="Consolas"/>
+        </w:rPr>
+        <w:t xml:space="preserve">tsa-&lt;服务商编号&gt;</w:t>
+      </w:r>
+      <w:r>
+        <w:rPr>
+          <w:rFonts w:ascii="Microsoft YaHei" w:eastAsia="Microsoft YaHei" w:hAnsi="Microsoft YaHei"/>
+        </w:rPr>
+        <w:t xml:space="preserve">）中。</w:t>
       </w:r>
     </w:p>
     <w:p>
@@ -11376,19 +10763,7 @@
         <w:rPr>
           <w:rFonts w:ascii="Microsoft YaHei" w:eastAsia="Microsoft YaHei" w:hAnsi="Microsoft YaHei"/>
         </w:rPr>
-        <w:t xml:space="preserve">因此，可信时间戳作为RFC 3161的时刻证据是有效的，但在C2PA的验证器中不被当作可信的时刻。C2PA 2.4的15.8.2规定，对于无法从TSA证书建立到TSA信任列表（或为此目的放在验证器中的信任起点）的链的可信时间戳，作为</w:t>
-      </w:r>
-      <w:r>
-        <w:rPr>
-          <w:rFonts w:ascii="Consolas" w:eastAsia="Microsoft YaHei" w:hAnsi="Consolas"/>
-        </w:rPr>
-        <w:t xml:space="preserve">timeStamp.untrusted</w:t>
-      </w:r>
-      <w:r>
-        <w:rPr>
-          <w:rFonts w:ascii="Microsoft YaHei" w:eastAsia="Microsoft YaHei" w:hAnsi="Microsoft YaHei"/>
-        </w:rPr>
-        <w:t xml:space="preserve">予以忽略，按核验时点的时刻检查签名用证书的有效期。CAI（Content Authenticity Initiative）开源SDK的测试设置与c2patool文档中的示例、面向个人的C2PA工具（ProofMode）的默认TSA，也都是同一个通用的TSA（timestamp.digicert.com）（c2pa-rs本身没有TSA的默认值）。ProofMode把末端证书设为1年，是存在相同期限问题的例子，并不是把证书期限取长这一决定（第2章 DD-2-11“证书有效期的长度使任何图片自签名起20年内都显示为有效”）的佐证。取长的理由在于规范中没有上限，以及只要可信时间戳不被信任就没有延长期限的手段。</w:t>
+        <w:t xml:space="preserve">C2PA的TSA信任列表（c2pa-org/conformance-public的C2PA-TSA-TRUST-LIST.pem。于2026年9月29日获取，22项）中，没有上述3个TSA的信任起点。实际向timestamp.digicert.com请求可信时间戳所得的应答连到“DigiCert Trusted Root G4”，而不是列表中的“DigiCert … Root for C2PA G1”。使用列表中的TSA（SSL.com等）需要C2PA合规的记录（conformance record ID）（SSL.com的说明）。</w:t>
       </w:r>
     </w:p>
     <w:p>
@@ -11406,7 +10781,19 @@
         <w:rPr>
           <w:rFonts w:ascii="Microsoft YaHei" w:eastAsia="Microsoft YaHei" w:hAnsi="Microsoft YaHei"/>
         </w:rPr>
-        <w:t xml:space="preserve">使用C2PA信任列表中的TSA，被说明为需要C2PA合规（Conformance Program）的记录，而NRSD是否加入尚未在设计计划书中决定，因此本文件使用免费的TSA。SSL.com面向C2PA的TSA（ts-c2pa.ssl.com）对未登记的请求也会应答（于2026-09-30确认），但该公司规定免费额度条件的页面以合规的记录为前提，没有允许未登记使用的明文，因此不使用。若出现列在信任列表中且明文允许未登记使用的TSA，则通过应用的更新把它加到获取来源的最前面。</w:t>
+        <w:t xml:space="preserve">因此，可信时间戳作为RFC 3161的时刻证据是有效的，但在C2PA的验证器中不被当作可信的时刻。C2PA 2.4的15.8.2规定，对于无法从TSA证书建立到TSA信任列表（或为此目的放在验证器中的信任起点）的链的可信时间戳，作为</w:t>
+      </w:r>
+      <w:r>
+        <w:rPr>
+          <w:rFonts w:ascii="Consolas" w:eastAsia="Microsoft YaHei" w:hAnsi="Consolas"/>
+        </w:rPr>
+        <w:t xml:space="preserve">timeStamp.untrusted</w:t>
+      </w:r>
+      <w:r>
+        <w:rPr>
+          <w:rFonts w:ascii="Microsoft YaHei" w:eastAsia="Microsoft YaHei" w:hAnsi="Microsoft YaHei"/>
+        </w:rPr>
+        <w:t xml:space="preserve">予以忽略，按核验时点的时刻检查签名用证书的有效期。CAI（Content Authenticity Initiative）开源SDK的测试设置与c2patool文档中的示例、面向个人的C2PA工具（ProofMode）的默认TSA，也都是同一个通用的TSA（timestamp.digicert.com）（c2pa-rs本身没有TSA的默认值）。ProofMode把末端证书设为1年，是存在相同期限问题的例子，并不是把证书期限取长这一决定（第2章 DD-2-11“证书有效期的长度使任何图片自签名起20年内都显示为有效”）的佐证。取长的理由在于规范中没有上限，以及只要可信时间戳不被信任就没有延长期限的手段。</w:t>
       </w:r>
     </w:p>
     <w:p>
@@ -11424,7 +10811,7 @@
         <w:rPr>
           <w:rFonts w:ascii="Microsoft YaHei" w:eastAsia="Microsoft YaHei" w:hAnsi="Microsoft YaHei"/>
         </w:rPr>
-        <w:t xml:space="preserve">因可信时间戳不被信任而产生的期限问题，通过把证书的有效期取长来处理（第2章 DD-2-11“证书有效期的长度使任何图片自签名起20年内都显示为有效”）。剩余之处作为缺口声明（13）。</w:t>
+        <w:t xml:space="preserve">使用C2PA信任列表中的TSA，被说明为需要C2PA合规（Conformance Program）的记录，而NRSD是否加入尚未在设计计划书中决定，因此本文件使用免费的TSA。SSL.com面向C2PA的TSA（ts-c2pa.ssl.com）对未登记的请求也会应答（于2026-09-30确认），但该公司规定免费额度条件的页面以合规的记录为前提，没有允许未登记使用的明文，因此不使用。若出现列在信任列表中且明文允许未登记使用的TSA，则通过应用的更新把它加到获取来源的最前面。</w:t>
       </w:r>
     </w:p>
     <w:p>
@@ -11442,7 +10829,7 @@
         <w:rPr>
           <w:rFonts w:ascii="Microsoft YaHei" w:eastAsia="Microsoft YaHei" w:hAnsi="Microsoft YaHei"/>
         </w:rPr>
-        <w:t xml:space="preserve">不把中国的TSA（可信时间戳）用于C2PA签名可信时间戳的理由：收费，并需要每个使用者分别签约（第6章 3.2“可信时间戳”）。中国大陆的使用者是否也能连到上述免费的TSA［需实测］（连不上时为保留与事后补加（下述））。</w:t>
+        <w:t xml:space="preserve">因可信时间戳不被信任而产生的期限问题，通过把证书的有效期取长来处理（第2章 DD-2-11“证书有效期的长度使任何图片自签名起20年内都显示为有效”）。剩余之处作为缺口声明（13）。</w:t>
       </w:r>
     </w:p>
     <w:p>
@@ -11460,7 +10847,79 @@
         <w:rPr>
           <w:rFonts w:ascii="Microsoft YaHei" w:eastAsia="Microsoft YaHei" w:hAnsi="Microsoft YaHei"/>
         </w:rPr>
+        <w:t xml:space="preserve">不把中国的TSA（可信时间戳）用于C2PA签名可信时间戳的理由：收费，并需要每个使用者分别签约（第6章 3.2“可信时间戳”）。中国大陆的使用者是否也能连到上述免费的TSA［需实测］（连不上时为保留与事后补加（下述））。</w:t>
+      </w:r>
+    </w:p>
+    <w:p>
+      <w:pPr>
+        <w:pStyle w:val="ListParagraph"/>
+        <w:keepNext/>
+        <w:keepLines/>
+        <w:numPr>
+          <w:ilvl w:val="0"/>
+          <w:numId w:val="2"/>
+        </w:numPr>
+        <w:spacing w:after="20" w:before="20" w:line="300"/>
+      </w:pPr>
+      <w:r>
+        <w:rPr>
+          <w:rFonts w:ascii="Microsoft YaHei" w:eastAsia="Microsoft YaHei" w:hAnsi="Microsoft YaHei"/>
+        </w:rPr>
         <w:t xml:space="preserve">保留与事后补加（DD-3-5“可信时间戳在C2PA签名时获取，离线时事后获取”）：离线的输出，在作品数据中记录“无可信时间戳”，在下次连接时就输出的SHA-256取得可信时间戳，附加到作品数据中。不改写清单（在分发输出之后变更，会与已分发的图片不一致）。</w:t>
+      </w:r>
+    </w:p>
+    <w:p>
+      <w:pPr>
+        <w:pStyle w:val="ListParagraph"/>
+        <w:keepNext/>
+        <w:keepLines/>
+        <w:numPr>
+          <w:ilvl w:val="0"/>
+          <w:numId w:val="2"/>
+        </w:numPr>
+        <w:spacing w:after="20" w:before="20" w:line="300"/>
+      </w:pPr>
+      <w:r>
+        <w:rPr>
+          <w:rFonts w:ascii="Microsoft YaHei" w:eastAsia="Microsoft YaHei" w:hAnsi="Microsoft YaHei"/>
+        </w:rPr>
+        <w:t xml:space="preserve">对终端全部记录的链的末端（第1章 8.3），每天一次（初始值）与每次连接时取得可信时间戳。一个可信时间戳证明到该时点为止全部记录的存在，离线生成的记录在下次连接的一次中全部一并得到证明（按作品、案件的可信时间戳照旧继续）（2026-09-30 NRSD的要求）。</w:t>
+      </w:r>
+    </w:p>
+    <w:p>
+      <w:pPr>
+        <w:pStyle w:val="ListParagraph"/>
+        <w:keepNext/>
+        <w:keepLines/>
+        <w:numPr>
+          <w:ilvl w:val="0"/>
+          <w:numId w:val="2"/>
+        </w:numPr>
+        <w:spacing w:after="20" w:before="20" w:line="300"/>
+      </w:pPr>
+      <w:r>
+        <w:rPr>
+          <w:rFonts w:ascii="Microsoft YaHei" w:eastAsia="Microsoft YaHei" w:hAnsi="Microsoft YaHei"/>
+        </w:rPr>
+        <w:t xml:space="preserve">这一捆绑的可信时间戳以RFC 4998 Evidence Record Syntax（ERS）的形式（哈希树与Archive Timestamp）持有，在TSA证书期限的1年前（初始值）与哈希方式变弱时，自动进行ERS规定的更新（以新的可信时间戳重新包裹旧的）。不需要使用者的操作。专家可用ERS的工具确认证明的链（第6章 3.2）（2026-10-01 NRSD的要求）。</w:t>
+      </w:r>
+    </w:p>
+    <w:p>
+      <w:pPr>
+        <w:pStyle w:val="ListParagraph"/>
+        <w:keepNext/>
+        <w:keepLines/>
+        <w:numPr>
+          <w:ilvl w:val="0"/>
+          <w:numId w:val="2"/>
+        </w:numPr>
+        <w:spacing w:after="20" w:before="20" w:line="300"/>
+      </w:pPr>
+      <w:r>
+        <w:rPr>
+          <w:rFonts w:ascii="Microsoft YaHei" w:eastAsia="Microsoft YaHei" w:hAnsi="Microsoft YaHei"/>
+        </w:rPr>
+        <w:t xml:space="preserve">证据用的可信时间戳（第6章“登记与证据保全”）：可信时间戳（中国）、总务大臣认定的事业者（日本）的使用在第6章“登记与证据保全”中规定（收费。［需估算］）。</w:t>
       </w:r>
     </w:p>
     <w:p>
@@ -11478,7 +10937,7 @@
         <w:rPr>
           <w:rFonts w:ascii="Microsoft YaHei" w:eastAsia="Microsoft YaHei" w:hAnsi="Microsoft YaHei"/>
         </w:rPr>
-        <w:t xml:space="preserve">证据用的可信时间戳（第6章“登记与证据保全”）：可信时间戳（中国）、总务大臣认定的事业者（日本）的使用在第6章“登记与证据保全”中规定（收费。［需估算］）。</w:t>
+        <w:t xml:space="preserve">威胁T-10（冒充）：伪造的时间戳响应。攻击者：通信途中的人。目标资产：时间的证明。剩余的缺口：—</w:t>
       </w:r>
     </w:p>
     <w:p>
@@ -11525,7 +10984,7 @@
         <w:rPr>
           <w:rFonts w:ascii="Microsoft YaHei" w:eastAsia="Microsoft YaHei" w:hAnsi="Microsoft YaHei"/>
         </w:rPr>
-        <w:t xml:space="preserve">与外观的关系（R-3-4-2“与图3的“不改变外观的处理”的关系已梳理”）：TrustMark会改变像素。在示例图片中PSNR约为50dB（调查资料“签名处理的技术要素”第2节），是人眼难以分辨的变化。企划草案第4节的“本处理不会使照片的外观发生变化”与设计计划书图3的“不改变外观的处理”，理解为“不加入肉眼可辨变化的处理”（对概要设计书的订正）。</w:t>
+        <w:t xml:space="preserve">与外观的关系（R-3-4-2）：TrustMark会改变像素。在示例图片中PSNR约为50dB（调查资料“签名处理的技术要素”第2节），是人眼难以分辨的变化。企划草案第4节的“本处理不会使照片的外观发生变化”与设计计划书图3的“不改变外观的处理”，理解为“不加入肉眼可辨变化的处理”（对概要设计书的订正）。</w:t>
       </w:r>
     </w:p>
     <w:p>
@@ -11549,7 +11008,7 @@
     <w:p>
       <w:pPr>
         <w:pStyle w:val="ListParagraph"/>
-        <w:keepNext w:val="false"/>
+        <w:keepNext/>
         <w:keepLines/>
         <w:numPr>
           <w:ilvl w:val="0"/>
@@ -11561,18 +11020,7 @@
         <w:rPr>
           <w:rFonts w:ascii="Microsoft YaHei" w:eastAsia="Microsoft YaHei" w:hAnsi="Microsoft YaHei"/>
         </w:rPr>
-        <w:t xml:space="preserve">处理时间的标准（R-3-4-3“能在没有GPU的一般终端上运行（速度的标准在基本设计中规定）”）：C2PA签名、隐形水印、哈希计算的合计，每张10秒以内（第1章 14.1“规模与性能的目标”的一般电脑）。［需实测］TrustMark在CPU上的推理时间。</w:t>
-      </w:r>
-    </w:p>
-    <w:p>
-      <w:pPr>
-        <w:pStyle w:val="Heading1"/>
-      </w:pPr>
-      <w:r>
-        <w:rPr>
-          <w:rFonts w:ascii="Microsoft YaHei" w:eastAsia="Microsoft YaHei" w:hAnsi="Microsoft YaHei"/>
-        </w:rPr>
-        <w:t xml:space="preserve">6. 比对用哈希</w:t>
+        <w:t xml:space="preserve">读出时，比对（第6章 4、G-13）与PDQ同样尝试8种方向，读回的验证（8.1的第13步）只按原方向进行（TrustMark对旋转不具不变性）。嵌入的强度为TrustMark的默认。ONNX的推理把intra-op线程设为min(4, 逻辑核数)，会话共享一个，同时推理至多2张（内存的上限），自最后使用起5分钟后释放（与第4章 14.4的内存上限合并考虑）。</w:t>
       </w:r>
     </w:p>
     <w:p>
@@ -11590,7 +11038,7 @@
         <w:rPr>
           <w:rFonts w:ascii="Microsoft YaHei" w:eastAsia="Microsoft YaHei" w:hAnsi="Microsoft YaHei"/>
         </w:rPr>
-        <w:t xml:space="preserve">必定计算输出的PDQ并记录到作品数据中（放入水印、可见签名之后的像素）。</w:t>
+        <w:t xml:space="preserve">水印的模型与ONNX Runtime在每次启动时与嵌入应用的附带SHA-256核对，检测到被替换时作为异常检测停止，不输出没有水印的内容（第11章 DD-11-14“核实ONNX Runtime部件的哈希与最低版本”）。ONNX Runtime动态加载，水印与自动布局的模型只读取使用的一方，并以内存的上限管理（第4章 14.4）（2026-09-30 NRSD的要求）。</w:t>
       </w:r>
     </w:p>
     <w:p>
@@ -11608,7 +11056,7 @@
         <w:rPr>
           <w:rFonts w:ascii="Microsoft YaHei" w:eastAsia="Microsoft YaHei" w:hAnsi="Microsoft YaHei"/>
         </w:rPr>
-        <w:t xml:space="preserve">原图若为能读取像素的格式，也记录原图的PDQ。</w:t>
+        <w:t xml:space="preserve">16位图片（交付用的TIFF、PNG）：TrustMark以8位RGB为前提，故嵌入8位的副本，求残差（嵌入后 − 嵌入前），乘以257加到16位的像素上（保持16位）。读取时降到8位进行。读取率在实现初期的试作中确认（第13章 5.1）。</w:t>
       </w:r>
     </w:p>
     <w:p>
@@ -11626,7 +11074,36 @@
         <w:rPr>
           <w:rFonts w:ascii="Microsoft YaHei" w:eastAsia="Microsoft YaHei" w:hAnsi="Microsoft YaHei"/>
         </w:rPr>
-        <w:t xml:space="preserve">PDQ只记录在使用者终端的作品数据中。不进行与其他使用者作品的比对（不设中央索引。D-5-1“本系统不确认使用者，不收集使用者的信息。使用本系统不要求登记”）。</w:t>
+        <w:t xml:space="preserve">处理时间的标准（R-3-4-3）：C2PA签名、隐形水印、哈希计算的合计，每张10秒以内（第1章 14.1“规模与性能的目标”的一般电脑）。［需实测］TrustMark在CPU上的推理时间。</w:t>
+      </w:r>
+    </w:p>
+    <w:p>
+      <w:pPr>
+        <w:pStyle w:val="ListParagraph"/>
+        <w:keepNext w:val="false"/>
+        <w:keepLines/>
+        <w:numPr>
+          <w:ilvl w:val="0"/>
+          <w:numId w:val="2"/>
+        </w:numPr>
+        <w:spacing w:after="20" w:before="20" w:line="300"/>
+      </w:pPr>
+      <w:r>
+        <w:rPr>
+          <w:rFonts w:ascii="Microsoft YaHei" w:eastAsia="Microsoft YaHei" w:hAnsi="Microsoft YaHei"/>
+        </w:rPr>
+        <w:t xml:space="preserve">风险：TrustMark的水印在社交平台重新压缩后无法读取。影响：比对的线索减少。准备：实测（第3章）</w:t>
+      </w:r>
+    </w:p>
+    <w:p>
+      <w:pPr>
+        <w:pStyle w:val="Heading1"/>
+      </w:pPr>
+      <w:r>
+        <w:rPr>
+          <w:rFonts w:ascii="Microsoft YaHei" w:eastAsia="Microsoft YaHei" w:hAnsi="Microsoft YaHei"/>
+        </w:rPr>
+        <w:t xml:space="preserve">6. 比对用哈希</w:t>
       </w:r>
     </w:p>
     <w:p>
@@ -11644,7 +11121,7 @@
         <w:rPr>
           <w:rFonts w:ascii="Microsoft YaHei" w:eastAsia="Microsoft YaHei" w:hAnsi="Microsoft YaHei"/>
         </w:rPr>
-        <w:t xml:space="preserve">一致的标准为汉明距离31以下（调查资料“签名处理的技术要素”第3节）。评价PDQ的论文（Dalins等，arXiv:1912.07745）把随机两张图片距离的平均定为128，把30以下作为视为相同内容的标准。一致的程度在第6章“登记与证据保全”中作为“一致度”显示。</w:t>
+        <w:t xml:space="preserve">必定计算输出的PDQ并记录到作品数据中（放入水印、可见签名之后的像素）。</w:t>
       </w:r>
     </w:p>
     <w:p>
@@ -11662,7 +11139,109 @@
         <w:rPr>
           <w:rFonts w:ascii="Microsoft YaHei" w:eastAsia="Microsoft YaHei" w:hAnsi="Microsoft YaHei"/>
         </w:rPr>
+        <w:t xml:space="preserve">同时计算ISO 24138:2024的ISCC（International Standard Content Code。图像的Content-Code、Data-Code、Instance-Code），记录到作品数据与清单的</w:t>
+      </w:r>
+      <w:r>
+        <w:rPr>
+          <w:rFonts w:ascii="Consolas" w:eastAsia="Microsoft YaHei" w:hAnsi="Consolas"/>
+        </w:rPr>
+        <w:t xml:space="preserve">jp.nrsd.rights</w:t>
+      </w:r>
+      <w:r>
+        <w:rPr>
+          <w:rFonts w:ascii="Microsoft YaHei" w:eastAsia="Microsoft YaHei" w:hAnsi="Microsoft YaHei"/>
+        </w:rPr>
+        <w:t xml:space="preserve">中（iscc-lib）。比对（第6章 4）以PDQ与ISCC两者进行。可与读取ISCC的发布网站、搜索、登记的机制直接对照。识别编号（随机数的作品编号）不变（2026-10-01 NRSD的要求）。</w:t>
+      </w:r>
+    </w:p>
+    <w:p>
+      <w:pPr>
+        <w:pStyle w:val="ListParagraph"/>
+        <w:keepNext/>
+        <w:keepLines/>
+        <w:numPr>
+          <w:ilvl w:val="0"/>
+          <w:numId w:val="2"/>
+        </w:numPr>
+        <w:spacing w:after="20" w:before="20" w:line="300"/>
+      </w:pPr>
+      <w:r>
+        <w:rPr>
+          <w:rFonts w:ascii="Microsoft YaHei" w:eastAsia="Microsoft YaHei" w:hAnsi="Microsoft YaHei"/>
+        </w:rPr>
+        <w:t xml:space="preserve">原图若为能读取像素的格式，也记录原图的PDQ。</w:t>
+      </w:r>
+    </w:p>
+    <w:p>
+      <w:pPr>
+        <w:pStyle w:val="ListParagraph"/>
+        <w:keepNext/>
+        <w:keepLines/>
+        <w:numPr>
+          <w:ilvl w:val="0"/>
+          <w:numId w:val="2"/>
+        </w:numPr>
+        <w:spacing w:after="20" w:before="20" w:line="300"/>
+      </w:pPr>
+      <w:r>
+        <w:rPr>
+          <w:rFonts w:ascii="Microsoft YaHei" w:eastAsia="Microsoft YaHei" w:hAnsi="Microsoft YaHei"/>
+        </w:rPr>
+        <w:t xml:space="preserve">PDQ只记录在使用者终端的作品数据中。不进行与其他使用者作品的比对（不设中央索引。D-5-1“本系统不确认使用者，不收集使用者的信息。使用本系统不要求登记”）。</w:t>
+      </w:r>
+    </w:p>
+    <w:p>
+      <w:pPr>
+        <w:pStyle w:val="ListParagraph"/>
+        <w:keepNext/>
+        <w:keepLines/>
+        <w:numPr>
+          <w:ilvl w:val="0"/>
+          <w:numId w:val="2"/>
+        </w:numPr>
+        <w:spacing w:after="20" w:before="20" w:line="300"/>
+      </w:pPr>
+      <w:r>
+        <w:rPr>
+          <w:rFonts w:ascii="Microsoft YaHei" w:eastAsia="Microsoft YaHei" w:hAnsi="Microsoft YaHei"/>
+        </w:rPr>
+        <w:t xml:space="preserve">一致的标准为汉明距离31以下（调查资料“签名处理的技术要素”第3节）。评价PDQ的论文（Dalins等，arXiv:1912.07745）把随机两张图片距离的平均定为128，把30以下作为视为相同内容的标准。一致的程度在第6章“登记与证据保全”中作为“一致度”显示。</w:t>
+      </w:r>
+    </w:p>
+    <w:p>
+      <w:pPr>
+        <w:pStyle w:val="ListParagraph"/>
+        <w:keepNext/>
+        <w:keepLines/>
+        <w:numPr>
+          <w:ilvl w:val="0"/>
+          <w:numId w:val="2"/>
+        </w:numPr>
+        <w:spacing w:after="20" w:before="20" w:line="300"/>
+      </w:pPr>
+      <w:r>
+        <w:rPr>
+          <w:rFonts w:ascii="Microsoft YaHei" w:eastAsia="Microsoft YaHei" w:hAnsi="Microsoft YaHei"/>
+        </w:rPr>
         <w:t xml:space="preserve">对旋转、翻转的处理：PDQ能输出90度为单位的旋转与翻转的8种（原样、90度、180度、270度、上下翻转、左右翻转、90度与上下翻转、90度与左右翻转）哈希（facebook/ThreatExchange的PDQ说明）。作品数据中只记录原方向的哈希，比对时计算转载图片的8种哈希，取与记录距离的最小值。经旋转、翻转后转载的图片也能比对。</w:t>
+      </w:r>
+    </w:p>
+    <w:p>
+      <w:pPr>
+        <w:pStyle w:val="ListParagraph"/>
+        <w:keepNext/>
+        <w:keepLines/>
+        <w:numPr>
+          <w:ilvl w:val="0"/>
+          <w:numId w:val="2"/>
+        </w:numPr>
+        <w:spacing w:after="20" w:before="20" w:line="300"/>
+      </w:pPr>
+      <w:r>
+        <w:rPr>
+          <w:rFonts w:ascii="Microsoft YaHei" w:eastAsia="Microsoft YaHei" w:hAnsi="Microsoft YaHei"/>
+        </w:rPr>
+        <w:t xml:space="preserve">ISCC的比对为Content-Code（图像）的完全一致（ISO 24138不规定距离的阈值。按距离的比对由PDQ承担）。Data-Code、Instance-Code只记录，不用于比对（会因重新压缩而改变）。</w:t>
       </w:r>
     </w:p>
     <w:p>
@@ -11738,7 +11317,7 @@
         <w:rPr>
           <w:rFonts w:ascii="Microsoft YaHei" w:eastAsia="Microsoft YaHei" w:hAnsi="Microsoft YaHei"/>
         </w:rPr>
-        <w:t xml:space="preserve">记录：清单与隐形水印中总是自动放入。是否附加在保存文件名的后面（</w:t>
+        <w:t xml:space="preserve">记录：清单与隐形水印中总是自动放入。是否附加在社交平台用保存文件名的后面（</w:t>
       </w:r>
       <w:r>
         <w:rPr>
@@ -11750,7 +11329,7 @@
         <w:rPr>
           <w:rFonts w:ascii="Microsoft YaHei" w:eastAsia="Microsoft YaHei" w:hAnsi="Microsoft YaHei"/>
         </w:rPr>
-        <w:t xml:space="preserve">），由使用者在导出时选择（第10章 G-08“导出：照片与用途”。初始值为附加，此后为上次的选择）。应用的界面（G-11“导出：执行与结果”、G-12“作品”）总是显示识别编号。在说明文字中写编号时，由使用者从界面复制后书写（本应用不发布）。若写成话题标签（</w:t>
+        <w:t xml:space="preserve">），由使用者在导出时选择（第10章 G-08“导出：照片与用途”。初始值为附加，此后为上次的选择）。交付用的文件名总是包含识别编号（10.1）。应用的界面（G-11“导出：执行与结果”、G-12“作品”）总是显示识别编号。在说明文字中写编号时，由使用者从界面复制后书写（本应用不发布）。若写成话题标签（</w:t>
       </w:r>
       <w:r>
         <w:rPr>
@@ -11787,6 +11366,42 @@
           <w:rFonts w:ascii="Microsoft YaHei" w:eastAsia="Microsoft YaHei" w:hAnsi="Microsoft YaHei"/>
         </w:rPr>
         <w:t xml:space="preserve">）书写。</w:t>
+      </w:r>
+    </w:p>
+    <w:p>
+      <w:pPr>
+        <w:pStyle w:val="ListParagraph"/>
+        <w:keepNext/>
+        <w:keepLines/>
+        <w:numPr>
+          <w:ilvl w:val="0"/>
+          <w:numId w:val="2"/>
+        </w:numPr>
+        <w:spacing w:after="20" w:before="20" w:line="300"/>
+      </w:pPr>
+      <w:r>
+        <w:rPr>
+          <w:rFonts w:ascii="Microsoft YaHei" w:eastAsia="Microsoft YaHei" w:hAnsi="Microsoft YaHei"/>
+        </w:rPr>
+        <w:t xml:space="preserve">识别编号与企划草案中的“比对编号”“作品编号”是同一个值（第1章 8.2“标识符的体系”）。</w:t>
+      </w:r>
+    </w:p>
+    <w:p>
+      <w:pPr>
+        <w:pStyle w:val="ListParagraph"/>
+        <w:keepNext/>
+        <w:keepLines/>
+        <w:numPr>
+          <w:ilvl w:val="0"/>
+          <w:numId w:val="2"/>
+        </w:numPr>
+        <w:spacing w:after="20" w:before="20" w:line="300"/>
+      </w:pPr>
+      <w:r>
+        <w:rPr>
+          <w:rFonts w:ascii="Microsoft YaHei" w:eastAsia="Microsoft YaHei" w:hAnsi="Microsoft YaHei"/>
+        </w:rPr>
+        <w:t xml:space="preserve">发行的编号与终端上的全部作品数据核对，若重复则重新生成（概率如第1章 8.2所述很小，但核对无成本）。</w:t>
       </w:r>
     </w:p>
     <w:p>
@@ -11804,7 +11419,19 @@
         <w:rPr>
           <w:rFonts w:ascii="Microsoft YaHei" w:eastAsia="Microsoft YaHei" w:hAnsi="Microsoft YaHei"/>
         </w:rPr>
-        <w:t xml:space="preserve">识别编号与企划草案中的“比对编号”“作品编号”是同一个值（第1章 8.2“标识符的体系”）。</w:t>
+        <w:t xml:space="preserve">放入文件名的识别编号为无分隔的13个字符（例：</w:t>
+      </w:r>
+      <w:r>
+        <w:rPr>
+          <w:rFonts w:ascii="Consolas" w:eastAsia="Microsoft YaHei" w:hAnsi="Consolas"/>
+        </w:rPr>
+        <w:t xml:space="preserve">P0KT0G82CJB2M</w:t>
+      </w:r>
+      <w:r>
+        <w:rPr>
+          <w:rFonts w:ascii="Microsoft YaHei" w:eastAsia="Microsoft YaHei" w:hAnsi="Microsoft YaHei"/>
+        </w:rPr>
+        <w:t xml:space="preserve">）。分隔仅用于显示。</w:t>
       </w:r>
     </w:p>
     <w:p>
@@ -11831,8 +11458,8 @@
         </w:tblBorders>
       </w:tblPr>
       <w:tblGrid>
-        <w:gridCol w:w="2199"/>
-        <w:gridCol w:w="7439"/>
+        <w:gridCol w:w="1530"/>
+        <w:gridCol w:w="8108"/>
       </w:tblGrid>
       <w:tr>
         <w:trPr>
@@ -11841,7 +11468,7 @@
         </w:trPr>
         <w:tc>
           <w:tcPr>
-            <w:tcW w:type="dxa" w:w="2199"/>
+            <w:tcW w:type="dxa" w:w="1530"/>
             <w:tcBorders>
               <w:top w:val="single" w:color="A6B8D0" w:sz="4"/>
               <w:left w:val="single" w:color="A6B8D0" w:sz="4"/>
@@ -11876,7 +11503,7 @@
         </w:tc>
         <w:tc>
           <w:tcPr>
-            <w:tcW w:type="dxa" w:w="7439"/>
+            <w:tcW w:type="dxa" w:w="8108"/>
             <w:tcBorders>
               <w:top w:val="single" w:color="A6B8D0" w:sz="4"/>
               <w:left w:val="single" w:color="A6B8D0" w:sz="4"/>
@@ -11917,23 +11544,23 @@
         </w:trPr>
         <w:tc>
           <w:tcPr>
-            <w:tcW w:type="dxa" w:w="2199"/>
-            <w:tcBorders>
-              <w:top w:val="single" w:color="A6B8D0" w:sz="4"/>
-              <w:left w:val="single" w:color="A6B8D0" w:sz="4"/>
-              <w:bottom w:val="single" w:color="A6B8D0" w:sz="4"/>
-              <w:right w:val="single" w:color="A6B8D0" w:sz="4"/>
-            </w:tcBorders>
-            <w:tcMar>
-              <w:top w:type="dxa" w:w="50"/>
-              <w:left w:type="dxa" w:w="90"/>
-              <w:bottom w:type="dxa" w:w="50"/>
-              <w:right w:type="dxa" w:w="90"/>
-            </w:tcMar>
-          </w:tcPr>
-          <w:p>
-            <w:pPr>
-              <w:keepNext/>
+            <w:tcW w:type="dxa" w:w="1530"/>
+            <w:tcBorders>
+              <w:top w:val="single" w:color="A6B8D0" w:sz="4"/>
+              <w:left w:val="single" w:color="A6B8D0" w:sz="4"/>
+              <w:bottom w:val="single" w:color="A6B8D0" w:sz="4"/>
+              <w:right w:val="single" w:color="A6B8D0" w:sz="4"/>
+            </w:tcBorders>
+            <w:tcMar>
+              <w:top w:type="dxa" w:w="50"/>
+              <w:left w:type="dxa" w:w="90"/>
+              <w:bottom w:type="dxa" w:w="50"/>
+              <w:right w:type="dxa" w:w="90"/>
+            </w:tcMar>
+          </w:tcPr>
+          <w:p>
+            <w:pPr>
+              <w:keepNext w:val="false"/>
               <w:keepLines/>
               <w:spacing w:after="0" w:before="0" w:line="280"/>
             </w:pPr>
@@ -11951,23 +11578,23 @@
         </w:tc>
         <w:tc>
           <w:tcPr>
-            <w:tcW w:type="dxa" w:w="7439"/>
-            <w:tcBorders>
-              <w:top w:val="single" w:color="A6B8D0" w:sz="4"/>
-              <w:left w:val="single" w:color="A6B8D0" w:sz="4"/>
-              <w:bottom w:val="single" w:color="A6B8D0" w:sz="4"/>
-              <w:right w:val="single" w:color="A6B8D0" w:sz="4"/>
-            </w:tcBorders>
-            <w:tcMar>
-              <w:top w:type="dxa" w:w="50"/>
-              <w:left w:type="dxa" w:w="90"/>
-              <w:bottom w:type="dxa" w:w="50"/>
-              <w:right w:type="dxa" w:w="90"/>
-            </w:tcMar>
-          </w:tcPr>
-          <w:p>
-            <w:pPr>
-              <w:keepNext/>
+            <w:tcW w:type="dxa" w:w="8108"/>
+            <w:tcBorders>
+              <w:top w:val="single" w:color="A6B8D0" w:sz="4"/>
+              <w:left w:val="single" w:color="A6B8D0" w:sz="4"/>
+              <w:bottom w:val="single" w:color="A6B8D0" w:sz="4"/>
+              <w:right w:val="single" w:color="A6B8D0" w:sz="4"/>
+            </w:tcBorders>
+            <w:tcMar>
+              <w:top w:type="dxa" w:w="50"/>
+              <w:left w:type="dxa" w:w="90"/>
+              <w:bottom w:type="dxa" w:w="50"/>
+              <w:right w:type="dxa" w:w="90"/>
+            </w:tcMar>
+          </w:tcPr>
+          <w:p>
+            <w:pPr>
+              <w:keepNext w:val="false"/>
               <w:keepLines/>
               <w:spacing w:after="0" w:before="0" w:line="280"/>
             </w:pPr>
@@ -11991,23 +11618,23 @@
         </w:trPr>
         <w:tc>
           <w:tcPr>
-            <w:tcW w:type="dxa" w:w="2199"/>
-            <w:tcBorders>
-              <w:top w:val="single" w:color="A6B8D0" w:sz="4"/>
-              <w:left w:val="single" w:color="A6B8D0" w:sz="4"/>
-              <w:bottom w:val="single" w:color="A6B8D0" w:sz="4"/>
-              <w:right w:val="single" w:color="A6B8D0" w:sz="4"/>
-            </w:tcBorders>
-            <w:tcMar>
-              <w:top w:type="dxa" w:w="50"/>
-              <w:left w:type="dxa" w:w="90"/>
-              <w:bottom w:type="dxa" w:w="50"/>
-              <w:right w:type="dxa" w:w="90"/>
-            </w:tcMar>
-          </w:tcPr>
-          <w:p>
-            <w:pPr>
-              <w:keepNext/>
+            <w:tcW w:type="dxa" w:w="1530"/>
+            <w:tcBorders>
+              <w:top w:val="single" w:color="A6B8D0" w:sz="4"/>
+              <w:left w:val="single" w:color="A6B8D0" w:sz="4"/>
+              <w:bottom w:val="single" w:color="A6B8D0" w:sz="4"/>
+              <w:right w:val="single" w:color="A6B8D0" w:sz="4"/>
+            </w:tcBorders>
+            <w:tcMar>
+              <w:top w:type="dxa" w:w="50"/>
+              <w:left w:type="dxa" w:w="90"/>
+              <w:bottom w:type="dxa" w:w="50"/>
+              <w:right w:type="dxa" w:w="90"/>
+            </w:tcMar>
+          </w:tcPr>
+          <w:p>
+            <w:pPr>
+              <w:keepNext w:val="false"/>
               <w:keepLines/>
               <w:spacing w:after="0" w:before="0" w:line="280"/>
             </w:pPr>
@@ -12025,23 +11652,23 @@
         </w:tc>
         <w:tc>
           <w:tcPr>
-            <w:tcW w:type="dxa" w:w="7439"/>
-            <w:tcBorders>
-              <w:top w:val="single" w:color="A6B8D0" w:sz="4"/>
-              <w:left w:val="single" w:color="A6B8D0" w:sz="4"/>
-              <w:bottom w:val="single" w:color="A6B8D0" w:sz="4"/>
-              <w:right w:val="single" w:color="A6B8D0" w:sz="4"/>
-            </w:tcBorders>
-            <w:tcMar>
-              <w:top w:type="dxa" w:w="50"/>
-              <w:left w:type="dxa" w:w="90"/>
-              <w:bottom w:type="dxa" w:w="50"/>
-              <w:right w:type="dxa" w:w="90"/>
-            </w:tcMar>
-          </w:tcPr>
-          <w:p>
-            <w:pPr>
-              <w:keepNext/>
+            <w:tcW w:type="dxa" w:w="8108"/>
+            <w:tcBorders>
+              <w:top w:val="single" w:color="A6B8D0" w:sz="4"/>
+              <w:left w:val="single" w:color="A6B8D0" w:sz="4"/>
+              <w:bottom w:val="single" w:color="A6B8D0" w:sz="4"/>
+              <w:right w:val="single" w:color="A6B8D0" w:sz="4"/>
+            </w:tcBorders>
+            <w:tcMar>
+              <w:top w:type="dxa" w:w="50"/>
+              <w:left w:type="dxa" w:w="90"/>
+              <w:bottom w:type="dxa" w:w="50"/>
+              <w:right w:type="dxa" w:w="90"/>
+            </w:tcMar>
+          </w:tcPr>
+          <w:p>
+            <w:pPr>
+              <w:keepNext w:val="false"/>
               <w:keepLines/>
               <w:spacing w:after="0" w:before="0" w:line="280"/>
             </w:pPr>
@@ -12065,23 +11692,23 @@
         </w:trPr>
         <w:tc>
           <w:tcPr>
-            <w:tcW w:type="dxa" w:w="2199"/>
-            <w:tcBorders>
-              <w:top w:val="single" w:color="A6B8D0" w:sz="4"/>
-              <w:left w:val="single" w:color="A6B8D0" w:sz="4"/>
-              <w:bottom w:val="single" w:color="A6B8D0" w:sz="4"/>
-              <w:right w:val="single" w:color="A6B8D0" w:sz="4"/>
-            </w:tcBorders>
-            <w:tcMar>
-              <w:top w:type="dxa" w:w="50"/>
-              <w:left w:type="dxa" w:w="90"/>
-              <w:bottom w:type="dxa" w:w="50"/>
-              <w:right w:type="dxa" w:w="90"/>
-            </w:tcMar>
-          </w:tcPr>
-          <w:p>
-            <w:pPr>
-              <w:keepNext/>
+            <w:tcW w:type="dxa" w:w="1530"/>
+            <w:tcBorders>
+              <w:top w:val="single" w:color="A6B8D0" w:sz="4"/>
+              <w:left w:val="single" w:color="A6B8D0" w:sz="4"/>
+              <w:bottom w:val="single" w:color="A6B8D0" w:sz="4"/>
+              <w:right w:val="single" w:color="A6B8D0" w:sz="4"/>
+            </w:tcBorders>
+            <w:tcMar>
+              <w:top w:type="dxa" w:w="50"/>
+              <w:left w:type="dxa" w:w="90"/>
+              <w:bottom w:type="dxa" w:w="50"/>
+              <w:right w:type="dxa" w:w="90"/>
+            </w:tcMar>
+          </w:tcPr>
+          <w:p>
+            <w:pPr>
+              <w:keepNext w:val="false"/>
               <w:keepLines/>
               <w:spacing w:after="0" w:before="0" w:line="280"/>
             </w:pPr>
@@ -12099,23 +11726,23 @@
         </w:tc>
         <w:tc>
           <w:tcPr>
-            <w:tcW w:type="dxa" w:w="7439"/>
-            <w:tcBorders>
-              <w:top w:val="single" w:color="A6B8D0" w:sz="4"/>
-              <w:left w:val="single" w:color="A6B8D0" w:sz="4"/>
-              <w:bottom w:val="single" w:color="A6B8D0" w:sz="4"/>
-              <w:right w:val="single" w:color="A6B8D0" w:sz="4"/>
-            </w:tcBorders>
-            <w:tcMar>
-              <w:top w:type="dxa" w:w="50"/>
-              <w:left w:type="dxa" w:w="90"/>
-              <w:bottom w:type="dxa" w:w="50"/>
-              <w:right w:type="dxa" w:w="90"/>
-            </w:tcMar>
-          </w:tcPr>
-          <w:p>
-            <w:pPr>
-              <w:keepNext/>
+            <w:tcW w:type="dxa" w:w="8108"/>
+            <w:tcBorders>
+              <w:top w:val="single" w:color="A6B8D0" w:sz="4"/>
+              <w:left w:val="single" w:color="A6B8D0" w:sz="4"/>
+              <w:bottom w:val="single" w:color="A6B8D0" w:sz="4"/>
+              <w:right w:val="single" w:color="A6B8D0" w:sz="4"/>
+            </w:tcBorders>
+            <w:tcMar>
+              <w:top w:type="dxa" w:w="50"/>
+              <w:left w:type="dxa" w:w="90"/>
+              <w:bottom w:type="dxa" w:w="50"/>
+              <w:right w:type="dxa" w:w="90"/>
+            </w:tcMar>
+          </w:tcPr>
+          <w:p>
+            <w:pPr>
+              <w:keepNext w:val="false"/>
               <w:keepLines/>
               <w:spacing w:after="0" w:before="0" w:line="280"/>
             </w:pPr>
@@ -12148,6 +11775,16 @@
                 <w:szCs w:val="18"/>
               </w:rPr>
               <w:t xml:space="preserve">sns</w:t>
+            </w:r>
+            <w:r>
+              <w:rPr>
+                <w:rFonts w:ascii="Microsoft YaHei" w:eastAsia="Microsoft YaHei" w:hAnsi="Microsoft YaHei"/>
+                <w:b w:val="false"/>
+                <w:bCs w:val="false"/>
+                <w:sz w:val="18"/>
+                <w:szCs w:val="18"/>
+              </w:rPr>
+              <w:t xml:space="preserve">（社交平台用。第4章 14.1的“自行决定”也归于此，许可范围为社交平台用的默认“仅限浏览”）</w:t>
             </w:r>
           </w:p>
         </w:tc>
@@ -12159,23 +11796,23 @@
         </w:trPr>
         <w:tc>
           <w:tcPr>
-            <w:tcW w:type="dxa" w:w="2199"/>
-            <w:tcBorders>
-              <w:top w:val="single" w:color="A6B8D0" w:sz="4"/>
-              <w:left w:val="single" w:color="A6B8D0" w:sz="4"/>
-              <w:bottom w:val="single" w:color="A6B8D0" w:sz="4"/>
-              <w:right w:val="single" w:color="A6B8D0" w:sz="4"/>
-            </w:tcBorders>
-            <w:tcMar>
-              <w:top w:type="dxa" w:w="50"/>
-              <w:left w:type="dxa" w:w="90"/>
-              <w:bottom w:type="dxa" w:w="50"/>
-              <w:right w:type="dxa" w:w="90"/>
-            </w:tcMar>
-          </w:tcPr>
-          <w:p>
-            <w:pPr>
-              <w:keepNext/>
+            <w:tcW w:type="dxa" w:w="1530"/>
+            <w:tcBorders>
+              <w:top w:val="single" w:color="A6B8D0" w:sz="4"/>
+              <w:left w:val="single" w:color="A6B8D0" w:sz="4"/>
+              <w:bottom w:val="single" w:color="A6B8D0" w:sz="4"/>
+              <w:right w:val="single" w:color="A6B8D0" w:sz="4"/>
+            </w:tcBorders>
+            <w:tcMar>
+              <w:top w:type="dxa" w:w="50"/>
+              <w:left w:type="dxa" w:w="90"/>
+              <w:bottom w:type="dxa" w:w="50"/>
+              <w:right w:type="dxa" w:w="90"/>
+            </w:tcMar>
+          </w:tcPr>
+          <w:p>
+            <w:pPr>
+              <w:keepNext w:val="false"/>
               <w:keepLines/>
               <w:spacing w:after="0" w:before="0" w:line="280"/>
             </w:pPr>
@@ -12193,35 +11830,35 @@
         </w:tc>
         <w:tc>
           <w:tcPr>
-            <w:tcW w:type="dxa" w:w="7439"/>
-            <w:tcBorders>
-              <w:top w:val="single" w:color="A6B8D0" w:sz="4"/>
-              <w:left w:val="single" w:color="A6B8D0" w:sz="4"/>
-              <w:bottom w:val="single" w:color="A6B8D0" w:sz="4"/>
-              <w:right w:val="single" w:color="A6B8D0" w:sz="4"/>
-            </w:tcBorders>
-            <w:tcMar>
-              <w:top w:type="dxa" w:w="50"/>
-              <w:left w:type="dxa" w:w="90"/>
-              <w:bottom w:type="dxa" w:w="50"/>
-              <w:right w:type="dxa" w:w="90"/>
-            </w:tcMar>
-          </w:tcPr>
-          <w:p>
-            <w:pPr>
-              <w:keepNext/>
-              <w:keepLines/>
-              <w:spacing w:after="0" w:before="0" w:line="280"/>
-            </w:pPr>
-            <w:r>
-              <w:rPr>
-                <w:rFonts w:ascii="Microsoft YaHei" w:eastAsia="Microsoft YaHei" w:hAnsi="Microsoft YaHei"/>
-                <w:b w:val="false"/>
-                <w:bCs w:val="false"/>
-                <w:sz w:val="18"/>
-                <w:szCs w:val="18"/>
-              </w:rPr>
-              <w:t xml:space="preserve">原图的SHA-256、格式、像素尺寸、PDQ（能读取时）</w:t>
+            <w:tcW w:type="dxa" w:w="8108"/>
+            <w:tcBorders>
+              <w:top w:val="single" w:color="A6B8D0" w:sz="4"/>
+              <w:left w:val="single" w:color="A6B8D0" w:sz="4"/>
+              <w:bottom w:val="single" w:color="A6B8D0" w:sz="4"/>
+              <w:right w:val="single" w:color="A6B8D0" w:sz="4"/>
+            </w:tcBorders>
+            <w:tcMar>
+              <w:top w:type="dxa" w:w="50"/>
+              <w:left w:type="dxa" w:w="90"/>
+              <w:bottom w:type="dxa" w:w="50"/>
+              <w:right w:type="dxa" w:w="90"/>
+            </w:tcMar>
+          </w:tcPr>
+          <w:p>
+            <w:pPr>
+              <w:keepNext w:val="false"/>
+              <w:keepLines/>
+              <w:spacing w:after="0" w:before="0" w:line="280"/>
+            </w:pPr>
+            <w:r>
+              <w:rPr>
+                <w:rFonts w:ascii="Microsoft YaHei" w:eastAsia="Microsoft YaHei" w:hAnsi="Microsoft YaHei"/>
+                <w:b w:val="false"/>
+                <w:bCs w:val="false"/>
+                <w:sz w:val="18"/>
+                <w:szCs w:val="18"/>
+              </w:rPr>
+              <w:t xml:space="preserve">原图的SHA-256、格式、像素尺寸、PDQ（能读取时）、原图的位置、原图新版本（重新显像）的SHA-256（第2章 4.2）、拍摄日期时间（EXIF的拍摄日期时间。无论输出中是否保留的设置都记录。没有则为无。用于申诉范本的“拍摄日”。第7章 3.3.3）</w:t>
             </w:r>
           </w:p>
         </w:tc>
@@ -12233,23 +11870,23 @@
         </w:trPr>
         <w:tc>
           <w:tcPr>
-            <w:tcW w:type="dxa" w:w="2199"/>
-            <w:tcBorders>
-              <w:top w:val="single" w:color="A6B8D0" w:sz="4"/>
-              <w:left w:val="single" w:color="A6B8D0" w:sz="4"/>
-              <w:bottom w:val="single" w:color="A6B8D0" w:sz="4"/>
-              <w:right w:val="single" w:color="A6B8D0" w:sz="4"/>
-            </w:tcBorders>
-            <w:tcMar>
-              <w:top w:type="dxa" w:w="50"/>
-              <w:left w:type="dxa" w:w="90"/>
-              <w:bottom w:type="dxa" w:w="50"/>
-              <w:right w:type="dxa" w:w="90"/>
-            </w:tcMar>
-          </w:tcPr>
-          <w:p>
-            <w:pPr>
-              <w:keepNext/>
+            <w:tcW w:type="dxa" w:w="1530"/>
+            <w:tcBorders>
+              <w:top w:val="single" w:color="A6B8D0" w:sz="4"/>
+              <w:left w:val="single" w:color="A6B8D0" w:sz="4"/>
+              <w:bottom w:val="single" w:color="A6B8D0" w:sz="4"/>
+              <w:right w:val="single" w:color="A6B8D0" w:sz="4"/>
+            </w:tcBorders>
+            <w:tcMar>
+              <w:top w:type="dxa" w:w="50"/>
+              <w:left w:type="dxa" w:w="90"/>
+              <w:bottom w:type="dxa" w:w="50"/>
+              <w:right w:type="dxa" w:w="90"/>
+            </w:tcMar>
+          </w:tcPr>
+          <w:p>
+            <w:pPr>
+              <w:keepNext w:val="false"/>
               <w:keepLines/>
               <w:spacing w:after="0" w:before="0" w:line="280"/>
             </w:pPr>
@@ -12267,35 +11904,35 @@
         </w:tc>
         <w:tc>
           <w:tcPr>
-            <w:tcW w:type="dxa" w:w="7439"/>
-            <w:tcBorders>
-              <w:top w:val="single" w:color="A6B8D0" w:sz="4"/>
-              <w:left w:val="single" w:color="A6B8D0" w:sz="4"/>
-              <w:bottom w:val="single" w:color="A6B8D0" w:sz="4"/>
-              <w:right w:val="single" w:color="A6B8D0" w:sz="4"/>
-            </w:tcBorders>
-            <w:tcMar>
-              <w:top w:type="dxa" w:w="50"/>
-              <w:left w:type="dxa" w:w="90"/>
-              <w:bottom w:type="dxa" w:w="50"/>
-              <w:right w:type="dxa" w:w="90"/>
-            </w:tcMar>
-          </w:tcPr>
-          <w:p>
-            <w:pPr>
-              <w:keepNext/>
-              <w:keepLines/>
-              <w:spacing w:after="0" w:before="0" w:line="280"/>
-            </w:pPr>
-            <w:r>
-              <w:rPr>
-                <w:rFonts w:ascii="Microsoft YaHei" w:eastAsia="Microsoft YaHei" w:hAnsi="Microsoft YaHei"/>
-                <w:b w:val="false"/>
-                <w:bCs w:val="false"/>
-                <w:sz w:val="18"/>
-                <w:szCs w:val="18"/>
-              </w:rPr>
-              <w:t xml:space="preserve">输出的SHA-256、格式、像素尺寸、PDQ、文件名</w:t>
+            <w:tcW w:type="dxa" w:w="8108"/>
+            <w:tcBorders>
+              <w:top w:val="single" w:color="A6B8D0" w:sz="4"/>
+              <w:left w:val="single" w:color="A6B8D0" w:sz="4"/>
+              <w:bottom w:val="single" w:color="A6B8D0" w:sz="4"/>
+              <w:right w:val="single" w:color="A6B8D0" w:sz="4"/>
+            </w:tcBorders>
+            <w:tcMar>
+              <w:top w:type="dxa" w:w="50"/>
+              <w:left w:type="dxa" w:w="90"/>
+              <w:bottom w:type="dxa" w:w="50"/>
+              <w:right w:type="dxa" w:w="90"/>
+            </w:tcMar>
+          </w:tcPr>
+          <w:p>
+            <w:pPr>
+              <w:keepNext w:val="false"/>
+              <w:keepLines/>
+              <w:spacing w:after="0" w:before="0" w:line="280"/>
+            </w:pPr>
+            <w:r>
+              <w:rPr>
+                <w:rFonts w:ascii="Microsoft YaHei" w:eastAsia="Microsoft YaHei" w:hAnsi="Microsoft YaHei"/>
+                <w:b w:val="false"/>
+                <w:bCs w:val="false"/>
+                <w:sz w:val="18"/>
+                <w:szCs w:val="18"/>
+              </w:rPr>
+              <w:t xml:space="preserve">输出的SHA-256、格式、像素尺寸、PDQ、ISCC（6）、文件名（可移植的名称）、原文件名、修正名称时的对应（10.1）、输出的位置（导出目标的文件夹。用于订正版随附文件的生成（第5章 2.4）与打开输出文件夹的操作）</w:t>
             </w:r>
           </w:p>
         </w:tc>
@@ -12307,23 +11944,23 @@
         </w:trPr>
         <w:tc>
           <w:tcPr>
-            <w:tcW w:type="dxa" w:w="2199"/>
-            <w:tcBorders>
-              <w:top w:val="single" w:color="A6B8D0" w:sz="4"/>
-              <w:left w:val="single" w:color="A6B8D0" w:sz="4"/>
-              <w:bottom w:val="single" w:color="A6B8D0" w:sz="4"/>
-              <w:right w:val="single" w:color="A6B8D0" w:sz="4"/>
-            </w:tcBorders>
-            <w:tcMar>
-              <w:top w:type="dxa" w:w="50"/>
-              <w:left w:type="dxa" w:w="90"/>
-              <w:bottom w:type="dxa" w:w="50"/>
-              <w:right w:type="dxa" w:w="90"/>
-            </w:tcMar>
-          </w:tcPr>
-          <w:p>
-            <w:pPr>
-              <w:keepNext/>
+            <w:tcW w:type="dxa" w:w="1530"/>
+            <w:tcBorders>
+              <w:top w:val="single" w:color="A6B8D0" w:sz="4"/>
+              <w:left w:val="single" w:color="A6B8D0" w:sz="4"/>
+              <w:bottom w:val="single" w:color="A6B8D0" w:sz="4"/>
+              <w:right w:val="single" w:color="A6B8D0" w:sz="4"/>
+            </w:tcBorders>
+            <w:tcMar>
+              <w:top w:type="dxa" w:w="50"/>
+              <w:left w:type="dxa" w:w="90"/>
+              <w:bottom w:type="dxa" w:w="50"/>
+              <w:right w:type="dxa" w:w="90"/>
+            </w:tcMar>
+          </w:tcPr>
+          <w:p>
+            <w:pPr>
+              <w:keepNext w:val="false"/>
               <w:keepLines/>
               <w:spacing w:after="0" w:before="0" w:line="280"/>
             </w:pPr>
@@ -12341,23 +11978,23 @@
         </w:tc>
         <w:tc>
           <w:tcPr>
-            <w:tcW w:type="dxa" w:w="7439"/>
-            <w:tcBorders>
-              <w:top w:val="single" w:color="A6B8D0" w:sz="4"/>
-              <w:left w:val="single" w:color="A6B8D0" w:sz="4"/>
-              <w:bottom w:val="single" w:color="A6B8D0" w:sz="4"/>
-              <w:right w:val="single" w:color="A6B8D0" w:sz="4"/>
-            </w:tcBorders>
-            <w:tcMar>
-              <w:top w:type="dxa" w:w="50"/>
-              <w:left w:type="dxa" w:w="90"/>
-              <w:bottom w:type="dxa" w:w="50"/>
-              <w:right w:type="dxa" w:w="90"/>
-            </w:tcMar>
-          </w:tcPr>
-          <w:p>
-            <w:pPr>
-              <w:keepNext/>
+            <w:tcW w:type="dxa" w:w="8108"/>
+            <w:tcBorders>
+              <w:top w:val="single" w:color="A6B8D0" w:sz="4"/>
+              <w:left w:val="single" w:color="A6B8D0" w:sz="4"/>
+              <w:bottom w:val="single" w:color="A6B8D0" w:sz="4"/>
+              <w:right w:val="single" w:color="A6B8D0" w:sz="4"/>
+            </w:tcBorders>
+            <w:tcMar>
+              <w:top w:type="dxa" w:w="50"/>
+              <w:left w:type="dxa" w:w="90"/>
+              <w:bottom w:type="dxa" w:w="50"/>
+              <w:right w:type="dxa" w:w="90"/>
+            </w:tcMar>
+          </w:tcPr>
+          <w:p>
+            <w:pPr>
+              <w:keepNext w:val="false"/>
               <w:keepLines/>
               <w:spacing w:after="0" w:before="0" w:line="280"/>
             </w:pPr>
@@ -12381,23 +12018,23 @@
         </w:trPr>
         <w:tc>
           <w:tcPr>
-            <w:tcW w:type="dxa" w:w="2199"/>
-            <w:tcBorders>
-              <w:top w:val="single" w:color="A6B8D0" w:sz="4"/>
-              <w:left w:val="single" w:color="A6B8D0" w:sz="4"/>
-              <w:bottom w:val="single" w:color="A6B8D0" w:sz="4"/>
-              <w:right w:val="single" w:color="A6B8D0" w:sz="4"/>
-            </w:tcBorders>
-            <w:tcMar>
-              <w:top w:type="dxa" w:w="50"/>
-              <w:left w:type="dxa" w:w="90"/>
-              <w:bottom w:type="dxa" w:w="50"/>
-              <w:right w:type="dxa" w:w="90"/>
-            </w:tcMar>
-          </w:tcPr>
-          <w:p>
-            <w:pPr>
-              <w:keepNext/>
+            <w:tcW w:type="dxa" w:w="1530"/>
+            <w:tcBorders>
+              <w:top w:val="single" w:color="A6B8D0" w:sz="4"/>
+              <w:left w:val="single" w:color="A6B8D0" w:sz="4"/>
+              <w:bottom w:val="single" w:color="A6B8D0" w:sz="4"/>
+              <w:right w:val="single" w:color="A6B8D0" w:sz="4"/>
+            </w:tcBorders>
+            <w:tcMar>
+              <w:top w:type="dxa" w:w="50"/>
+              <w:left w:type="dxa" w:w="90"/>
+              <w:bottom w:type="dxa" w:w="50"/>
+              <w:right w:type="dxa" w:w="90"/>
+            </w:tcMar>
+          </w:tcPr>
+          <w:p>
+            <w:pPr>
+              <w:keepNext w:val="false"/>
               <w:keepLines/>
               <w:spacing w:after="0" w:before="0" w:line="280"/>
             </w:pPr>
@@ -12415,35 +12052,35 @@
         </w:tc>
         <w:tc>
           <w:tcPr>
-            <w:tcW w:type="dxa" w:w="7439"/>
-            <w:tcBorders>
-              <w:top w:val="single" w:color="A6B8D0" w:sz="4"/>
-              <w:left w:val="single" w:color="A6B8D0" w:sz="4"/>
-              <w:bottom w:val="single" w:color="A6B8D0" w:sz="4"/>
-              <w:right w:val="single" w:color="A6B8D0" w:sz="4"/>
-            </w:tcBorders>
-            <w:tcMar>
-              <w:top w:type="dxa" w:w="50"/>
-              <w:left w:type="dxa" w:w="90"/>
-              <w:bottom w:type="dxa" w:w="50"/>
-              <w:right w:type="dxa" w:w="90"/>
-            </w:tcMar>
-          </w:tcPr>
-          <w:p>
-            <w:pPr>
-              <w:keepNext/>
-              <w:keepLines/>
-              <w:spacing w:after="0" w:before="0" w:line="280"/>
-            </w:pPr>
-            <w:r>
-              <w:rPr>
-                <w:rFonts w:ascii="Microsoft YaHei" w:eastAsia="Microsoft YaHei" w:hAnsi="Microsoft YaHei"/>
-                <w:b w:val="false"/>
-                <w:bCs w:val="false"/>
-                <w:sz w:val="18"/>
-                <w:szCs w:val="18"/>
-              </w:rPr>
-              <w:t xml:space="preserve">许可范围的ID与版本、随附文件的SHA-256、参考信息的版本</w:t>
+            <w:tcW w:type="dxa" w:w="8108"/>
+            <w:tcBorders>
+              <w:top w:val="single" w:color="A6B8D0" w:sz="4"/>
+              <w:left w:val="single" w:color="A6B8D0" w:sz="4"/>
+              <w:bottom w:val="single" w:color="A6B8D0" w:sz="4"/>
+              <w:right w:val="single" w:color="A6B8D0" w:sz="4"/>
+            </w:tcBorders>
+            <w:tcMar>
+              <w:top w:type="dxa" w:w="50"/>
+              <w:left w:type="dxa" w:w="90"/>
+              <w:bottom w:type="dxa" w:w="50"/>
+              <w:right w:type="dxa" w:w="90"/>
+            </w:tcMar>
+          </w:tcPr>
+          <w:p>
+            <w:pPr>
+              <w:keepNext w:val="false"/>
+              <w:keepLines/>
+              <w:spacing w:after="0" w:before="0" w:line="280"/>
+            </w:pPr>
+            <w:r>
+              <w:rPr>
+                <w:rFonts w:ascii="Microsoft YaHei" w:eastAsia="Microsoft YaHei" w:hAnsi="Microsoft YaHei"/>
+                <w:b w:val="false"/>
+                <w:bCs w:val="false"/>
+                <w:sz w:val="18"/>
+                <w:szCs w:val="18"/>
+              </w:rPr>
+              <w:t xml:space="preserve">许可范围的ID与版本、随附文件的SHA-256、参考信息的版本与所用文字各文件的SHA-256（第5章 4）</w:t>
             </w:r>
           </w:p>
         </w:tc>
@@ -12455,23 +12092,23 @@
         </w:trPr>
         <w:tc>
           <w:tcPr>
-            <w:tcW w:type="dxa" w:w="2199"/>
-            <w:tcBorders>
-              <w:top w:val="single" w:color="A6B8D0" w:sz="4"/>
-              <w:left w:val="single" w:color="A6B8D0" w:sz="4"/>
-              <w:bottom w:val="single" w:color="A6B8D0" w:sz="4"/>
-              <w:right w:val="single" w:color="A6B8D0" w:sz="4"/>
-            </w:tcBorders>
-            <w:tcMar>
-              <w:top w:type="dxa" w:w="50"/>
-              <w:left w:type="dxa" w:w="90"/>
-              <w:bottom w:type="dxa" w:w="50"/>
-              <w:right w:type="dxa" w:w="90"/>
-            </w:tcMar>
-          </w:tcPr>
-          <w:p>
-            <w:pPr>
-              <w:keepNext/>
+            <w:tcW w:type="dxa" w:w="1530"/>
+            <w:tcBorders>
+              <w:top w:val="single" w:color="A6B8D0" w:sz="4"/>
+              <w:left w:val="single" w:color="A6B8D0" w:sz="4"/>
+              <w:bottom w:val="single" w:color="A6B8D0" w:sz="4"/>
+              <w:right w:val="single" w:color="A6B8D0" w:sz="4"/>
+            </w:tcBorders>
+            <w:tcMar>
+              <w:top w:type="dxa" w:w="50"/>
+              <w:left w:type="dxa" w:w="90"/>
+              <w:bottom w:type="dxa" w:w="50"/>
+              <w:right w:type="dxa" w:w="90"/>
+            </w:tcMar>
+          </w:tcPr>
+          <w:p>
+            <w:pPr>
+              <w:keepNext w:val="false"/>
               <w:keepLines/>
               <w:spacing w:after="0" w:before="0" w:line="280"/>
             </w:pPr>
@@ -12489,23 +12126,23 @@
         </w:tc>
         <w:tc>
           <w:tcPr>
-            <w:tcW w:type="dxa" w:w="7439"/>
-            <w:tcBorders>
-              <w:top w:val="single" w:color="A6B8D0" w:sz="4"/>
-              <w:left w:val="single" w:color="A6B8D0" w:sz="4"/>
-              <w:bottom w:val="single" w:color="A6B8D0" w:sz="4"/>
-              <w:right w:val="single" w:color="A6B8D0" w:sz="4"/>
-            </w:tcBorders>
-            <w:tcMar>
-              <w:top w:type="dxa" w:w="50"/>
-              <w:left w:type="dxa" w:w="90"/>
-              <w:bottom w:type="dxa" w:w="50"/>
-              <w:right w:type="dxa" w:w="90"/>
-            </w:tcMar>
-          </w:tcPr>
-          <w:p>
-            <w:pPr>
-              <w:keepNext/>
+            <w:tcW w:type="dxa" w:w="8108"/>
+            <w:tcBorders>
+              <w:top w:val="single" w:color="A6B8D0" w:sz="4"/>
+              <w:left w:val="single" w:color="A6B8D0" w:sz="4"/>
+              <w:bottom w:val="single" w:color="A6B8D0" w:sz="4"/>
+              <w:right w:val="single" w:color="A6B8D0" w:sz="4"/>
+            </w:tcBorders>
+            <w:tcMar>
+              <w:top w:type="dxa" w:w="50"/>
+              <w:left w:type="dxa" w:w="90"/>
+              <w:bottom w:type="dxa" w:w="50"/>
+              <w:right w:type="dxa" w:w="90"/>
+            </w:tcMar>
+          </w:tcPr>
+          <w:p>
+            <w:pPr>
+              <w:keepNext w:val="false"/>
               <w:keepLines/>
               <w:spacing w:after="0" w:before="0" w:line="280"/>
             </w:pPr>
@@ -12529,23 +12166,23 @@
         </w:trPr>
         <w:tc>
           <w:tcPr>
-            <w:tcW w:type="dxa" w:w="2199"/>
-            <w:tcBorders>
-              <w:top w:val="single" w:color="A6B8D0" w:sz="4"/>
-              <w:left w:val="single" w:color="A6B8D0" w:sz="4"/>
-              <w:bottom w:val="single" w:color="A6B8D0" w:sz="4"/>
-              <w:right w:val="single" w:color="A6B8D0" w:sz="4"/>
-            </w:tcBorders>
-            <w:tcMar>
-              <w:top w:type="dxa" w:w="50"/>
-              <w:left w:type="dxa" w:w="90"/>
-              <w:bottom w:type="dxa" w:w="50"/>
-              <w:right w:type="dxa" w:w="90"/>
-            </w:tcMar>
-          </w:tcPr>
-          <w:p>
-            <w:pPr>
-              <w:keepNext/>
+            <w:tcW w:type="dxa" w:w="1530"/>
+            <w:tcBorders>
+              <w:top w:val="single" w:color="A6B8D0" w:sz="4"/>
+              <w:left w:val="single" w:color="A6B8D0" w:sz="4"/>
+              <w:bottom w:val="single" w:color="A6B8D0" w:sz="4"/>
+              <w:right w:val="single" w:color="A6B8D0" w:sz="4"/>
+            </w:tcBorders>
+            <w:tcMar>
+              <w:top w:type="dxa" w:w="50"/>
+              <w:left w:type="dxa" w:w="90"/>
+              <w:bottom w:type="dxa" w:w="50"/>
+              <w:right w:type="dxa" w:w="90"/>
+            </w:tcMar>
+          </w:tcPr>
+          <w:p>
+            <w:pPr>
+              <w:keepNext w:val="false"/>
               <w:keepLines/>
               <w:spacing w:after="0" w:before="0" w:line="280"/>
             </w:pPr>
@@ -12563,23 +12200,23 @@
         </w:tc>
         <w:tc>
           <w:tcPr>
-            <w:tcW w:type="dxa" w:w="7439"/>
-            <w:tcBorders>
-              <w:top w:val="single" w:color="A6B8D0" w:sz="4"/>
-              <w:left w:val="single" w:color="A6B8D0" w:sz="4"/>
-              <w:bottom w:val="single" w:color="A6B8D0" w:sz="4"/>
-              <w:right w:val="single" w:color="A6B8D0" w:sz="4"/>
-            </w:tcBorders>
-            <w:tcMar>
-              <w:top w:type="dxa" w:w="50"/>
-              <w:left w:type="dxa" w:w="90"/>
-              <w:bottom w:type="dxa" w:w="50"/>
-              <w:right w:type="dxa" w:w="90"/>
-            </w:tcMar>
-          </w:tcPr>
-          <w:p>
-            <w:pPr>
-              <w:keepNext/>
+            <w:tcW w:type="dxa" w:w="8108"/>
+            <w:tcBorders>
+              <w:top w:val="single" w:color="A6B8D0" w:sz="4"/>
+              <w:left w:val="single" w:color="A6B8D0" w:sz="4"/>
+              <w:bottom w:val="single" w:color="A6B8D0" w:sz="4"/>
+              <w:right w:val="single" w:color="A6B8D0" w:sz="4"/>
+            </w:tcBorders>
+            <w:tcMar>
+              <w:top w:type="dxa" w:w="50"/>
+              <w:left w:type="dxa" w:w="90"/>
+              <w:bottom w:type="dxa" w:w="50"/>
+              <w:right w:type="dxa" w:w="90"/>
+            </w:tcMar>
+          </w:tcPr>
+          <w:p>
+            <w:pPr>
+              <w:keepNext w:val="false"/>
               <w:keepLines/>
               <w:spacing w:after="0" w:before="0" w:line="280"/>
             </w:pPr>
@@ -12603,23 +12240,23 @@
         </w:trPr>
         <w:tc>
           <w:tcPr>
-            <w:tcW w:type="dxa" w:w="2199"/>
-            <w:tcBorders>
-              <w:top w:val="single" w:color="A6B8D0" w:sz="4"/>
-              <w:left w:val="single" w:color="A6B8D0" w:sz="4"/>
-              <w:bottom w:val="single" w:color="A6B8D0" w:sz="4"/>
-              <w:right w:val="single" w:color="A6B8D0" w:sz="4"/>
-            </w:tcBorders>
-            <w:tcMar>
-              <w:top w:type="dxa" w:w="50"/>
-              <w:left w:type="dxa" w:w="90"/>
-              <w:bottom w:type="dxa" w:w="50"/>
-              <w:right w:type="dxa" w:w="90"/>
-            </w:tcMar>
-          </w:tcPr>
-          <w:p>
-            <w:pPr>
-              <w:keepNext/>
+            <w:tcW w:type="dxa" w:w="1530"/>
+            <w:tcBorders>
+              <w:top w:val="single" w:color="A6B8D0" w:sz="4"/>
+              <w:left w:val="single" w:color="A6B8D0" w:sz="4"/>
+              <w:bottom w:val="single" w:color="A6B8D0" w:sz="4"/>
+              <w:right w:val="single" w:color="A6B8D0" w:sz="4"/>
+            </w:tcBorders>
+            <w:tcMar>
+              <w:top w:type="dxa" w:w="50"/>
+              <w:left w:type="dxa" w:w="90"/>
+              <w:bottom w:type="dxa" w:w="50"/>
+              <w:right w:type="dxa" w:w="90"/>
+            </w:tcMar>
+          </w:tcPr>
+          <w:p>
+            <w:pPr>
+              <w:keepNext w:val="false"/>
               <w:keepLines/>
               <w:spacing w:after="0" w:before="0" w:line="280"/>
             </w:pPr>
@@ -12637,35 +12274,35 @@
         </w:tc>
         <w:tc>
           <w:tcPr>
-            <w:tcW w:type="dxa" w:w="7439"/>
-            <w:tcBorders>
-              <w:top w:val="single" w:color="A6B8D0" w:sz="4"/>
-              <w:left w:val="single" w:color="A6B8D0" w:sz="4"/>
-              <w:bottom w:val="single" w:color="A6B8D0" w:sz="4"/>
-              <w:right w:val="single" w:color="A6B8D0" w:sz="4"/>
-            </w:tcBorders>
-            <w:tcMar>
-              <w:top w:type="dxa" w:w="50"/>
-              <w:left w:type="dxa" w:w="90"/>
-              <w:bottom w:type="dxa" w:w="50"/>
-              <w:right w:type="dxa" w:w="90"/>
-            </w:tcMar>
-          </w:tcPr>
-          <w:p>
-            <w:pPr>
-              <w:keepNext/>
-              <w:keepLines/>
-              <w:spacing w:after="0" w:before="0" w:line="280"/>
-            </w:pPr>
-            <w:r>
-              <w:rPr>
-                <w:rFonts w:ascii="Microsoft YaHei" w:eastAsia="Microsoft YaHei" w:hAnsi="Microsoft YaHei"/>
-                <w:b w:val="false"/>
-                <w:bCs w:val="false"/>
-                <w:sz w:val="18"/>
-                <w:szCs w:val="18"/>
-              </w:rPr>
-              <w:t xml:space="preserve">可信时间戳的应答（C2PA签名时或事后补加）、状态（已附加／保留）</w:t>
+            <w:tcW w:type="dxa" w:w="8108"/>
+            <w:tcBorders>
+              <w:top w:val="single" w:color="A6B8D0" w:sz="4"/>
+              <w:left w:val="single" w:color="A6B8D0" w:sz="4"/>
+              <w:bottom w:val="single" w:color="A6B8D0" w:sz="4"/>
+              <w:right w:val="single" w:color="A6B8D0" w:sz="4"/>
+            </w:tcBorders>
+            <w:tcMar>
+              <w:top w:type="dxa" w:w="50"/>
+              <w:left w:type="dxa" w:w="90"/>
+              <w:bottom w:type="dxa" w:w="50"/>
+              <w:right w:type="dxa" w:w="90"/>
+            </w:tcMar>
+          </w:tcPr>
+          <w:p>
+            <w:pPr>
+              <w:keepNext w:val="false"/>
+              <w:keepLines/>
+              <w:spacing w:after="0" w:before="0" w:line="280"/>
+            </w:pPr>
+            <w:r>
+              <w:rPr>
+                <w:rFonts w:ascii="Microsoft YaHei" w:eastAsia="Microsoft YaHei" w:hAnsi="Microsoft YaHei"/>
+                <w:b w:val="false"/>
+                <w:bCs w:val="false"/>
+                <w:sz w:val="18"/>
+                <w:szCs w:val="18"/>
+              </w:rPr>
+              <w:t xml:space="preserve">可信时间戳的应答（C2PA签名时或事后补加。所有应答的TSA。4）、状态（已附加／保留）</w:t>
             </w:r>
           </w:p>
         </w:tc>
@@ -12677,23 +12314,23 @@
         </w:trPr>
         <w:tc>
           <w:tcPr>
-            <w:tcW w:type="dxa" w:w="2199"/>
-            <w:tcBorders>
-              <w:top w:val="single" w:color="A6B8D0" w:sz="4"/>
-              <w:left w:val="single" w:color="A6B8D0" w:sz="4"/>
-              <w:bottom w:val="single" w:color="A6B8D0" w:sz="4"/>
-              <w:right w:val="single" w:color="A6B8D0" w:sz="4"/>
-            </w:tcBorders>
-            <w:tcMar>
-              <w:top w:type="dxa" w:w="50"/>
-              <w:left w:type="dxa" w:w="90"/>
-              <w:bottom w:type="dxa" w:w="50"/>
-              <w:right w:type="dxa" w:w="90"/>
-            </w:tcMar>
-          </w:tcPr>
-          <w:p>
-            <w:pPr>
-              <w:keepNext/>
+            <w:tcW w:type="dxa" w:w="1530"/>
+            <w:tcBorders>
+              <w:top w:val="single" w:color="A6B8D0" w:sz="4"/>
+              <w:left w:val="single" w:color="A6B8D0" w:sz="4"/>
+              <w:bottom w:val="single" w:color="A6B8D0" w:sz="4"/>
+              <w:right w:val="single" w:color="A6B8D0" w:sz="4"/>
+            </w:tcBorders>
+            <w:tcMar>
+              <w:top w:type="dxa" w:w="50"/>
+              <w:left w:type="dxa" w:w="90"/>
+              <w:bottom w:type="dxa" w:w="50"/>
+              <w:right w:type="dxa" w:w="90"/>
+            </w:tcMar>
+          </w:tcPr>
+          <w:p>
+            <w:pPr>
+              <w:keepNext w:val="false"/>
               <w:keepLines/>
               <w:spacing w:after="0" w:before="0" w:line="280"/>
             </w:pPr>
@@ -12711,35 +12348,35 @@
         </w:tc>
         <w:tc>
           <w:tcPr>
-            <w:tcW w:type="dxa" w:w="7439"/>
-            <w:tcBorders>
-              <w:top w:val="single" w:color="A6B8D0" w:sz="4"/>
-              <w:left w:val="single" w:color="A6B8D0" w:sz="4"/>
-              <w:bottom w:val="single" w:color="A6B8D0" w:sz="4"/>
-              <w:right w:val="single" w:color="A6B8D0" w:sz="4"/>
-            </w:tcBorders>
-            <w:tcMar>
-              <w:top w:type="dxa" w:w="50"/>
-              <w:left w:type="dxa" w:w="90"/>
-              <w:bottom w:type="dxa" w:w="50"/>
-              <w:right w:type="dxa" w:w="90"/>
-            </w:tcMar>
-          </w:tcPr>
-          <w:p>
-            <w:pPr>
-              <w:keepNext/>
-              <w:keepLines/>
-              <w:spacing w:after="0" w:before="0" w:line="280"/>
-            </w:pPr>
-            <w:r>
-              <w:rPr>
-                <w:rFonts w:ascii="Microsoft YaHei" w:eastAsia="Microsoft YaHei" w:hAnsi="Microsoft YaHei"/>
-                <w:b w:val="false"/>
-                <w:bCs w:val="false"/>
-                <w:sz w:val="18"/>
-                <w:szCs w:val="18"/>
-              </w:rPr>
-              <w:t xml:space="preserve">应用的版本、c2pa-rs的版本、水印的variant与模型的版本</w:t>
+            <w:tcW w:type="dxa" w:w="8108"/>
+            <w:tcBorders>
+              <w:top w:val="single" w:color="A6B8D0" w:sz="4"/>
+              <w:left w:val="single" w:color="A6B8D0" w:sz="4"/>
+              <w:bottom w:val="single" w:color="A6B8D0" w:sz="4"/>
+              <w:right w:val="single" w:color="A6B8D0" w:sz="4"/>
+            </w:tcBorders>
+            <w:tcMar>
+              <w:top w:type="dxa" w:w="50"/>
+              <w:left w:type="dxa" w:w="90"/>
+              <w:bottom w:type="dxa" w:w="50"/>
+              <w:right w:type="dxa" w:w="90"/>
+            </w:tcMar>
+          </w:tcPr>
+          <w:p>
+            <w:pPr>
+              <w:keepNext w:val="false"/>
+              <w:keepLines/>
+              <w:spacing w:after="0" w:before="0" w:line="280"/>
+            </w:pPr>
+            <w:r>
+              <w:rPr>
+                <w:rFonts w:ascii="Microsoft YaHei" w:eastAsia="Microsoft YaHei" w:hAnsi="Microsoft YaHei"/>
+                <w:b w:val="false"/>
+                <w:bCs w:val="false"/>
+                <w:sz w:val="18"/>
+                <w:szCs w:val="18"/>
+              </w:rPr>
+              <w:t xml:space="preserve">应用的版本、c2pa-rs的版本、水印的variant与模型的版本、颜色转换部件的名称与版本、PDQ一致的阈值（算法切换的记录。整体实现设计书 2.1）</w:t>
             </w:r>
           </w:p>
         </w:tc>
@@ -12751,23 +12388,23 @@
         </w:trPr>
         <w:tc>
           <w:tcPr>
-            <w:tcW w:type="dxa" w:w="2199"/>
-            <w:tcBorders>
-              <w:top w:val="single" w:color="A6B8D0" w:sz="4"/>
-              <w:left w:val="single" w:color="A6B8D0" w:sz="4"/>
-              <w:bottom w:val="single" w:color="A6B8D0" w:sz="4"/>
-              <w:right w:val="single" w:color="A6B8D0" w:sz="4"/>
-            </w:tcBorders>
-            <w:tcMar>
-              <w:top w:type="dxa" w:w="50"/>
-              <w:left w:type="dxa" w:w="90"/>
-              <w:bottom w:type="dxa" w:w="50"/>
-              <w:right w:type="dxa" w:w="90"/>
-            </w:tcMar>
-          </w:tcPr>
-          <w:p>
-            <w:pPr>
-              <w:keepNext/>
+            <w:tcW w:type="dxa" w:w="1530"/>
+            <w:tcBorders>
+              <w:top w:val="single" w:color="A6B8D0" w:sz="4"/>
+              <w:left w:val="single" w:color="A6B8D0" w:sz="4"/>
+              <w:bottom w:val="single" w:color="A6B8D0" w:sz="4"/>
+              <w:right w:val="single" w:color="A6B8D0" w:sz="4"/>
+            </w:tcBorders>
+            <w:tcMar>
+              <w:top w:type="dxa" w:w="50"/>
+              <w:left w:type="dxa" w:w="90"/>
+              <w:bottom w:type="dxa" w:w="50"/>
+              <w:right w:type="dxa" w:w="90"/>
+            </w:tcMar>
+          </w:tcPr>
+          <w:p>
+            <w:pPr>
+              <w:keepNext w:val="false"/>
               <w:keepLines/>
               <w:spacing w:after="0" w:before="0" w:line="280"/>
             </w:pPr>
@@ -12785,23 +12422,23 @@
         </w:tc>
         <w:tc>
           <w:tcPr>
-            <w:tcW w:type="dxa" w:w="7439"/>
-            <w:tcBorders>
-              <w:top w:val="single" w:color="A6B8D0" w:sz="4"/>
-              <w:left w:val="single" w:color="A6B8D0" w:sz="4"/>
-              <w:bottom w:val="single" w:color="A6B8D0" w:sz="4"/>
-              <w:right w:val="single" w:color="A6B8D0" w:sz="4"/>
-            </w:tcBorders>
-            <w:tcMar>
-              <w:top w:type="dxa" w:w="50"/>
-              <w:left w:type="dxa" w:w="90"/>
-              <w:bottom w:type="dxa" w:w="50"/>
-              <w:right w:type="dxa" w:w="90"/>
-            </w:tcMar>
-          </w:tcPr>
-          <w:p>
-            <w:pPr>
-              <w:keepNext/>
+            <w:tcW w:type="dxa" w:w="8108"/>
+            <w:tcBorders>
+              <w:top w:val="single" w:color="A6B8D0" w:sz="4"/>
+              <w:left w:val="single" w:color="A6B8D0" w:sz="4"/>
+              <w:bottom w:val="single" w:color="A6B8D0" w:sz="4"/>
+              <w:right w:val="single" w:color="A6B8D0" w:sz="4"/>
+            </w:tcBorders>
+            <w:tcMar>
+              <w:top w:type="dxa" w:w="50"/>
+              <w:left w:type="dxa" w:w="90"/>
+              <w:bottom w:type="dxa" w:w="50"/>
+              <w:right w:type="dxa" w:w="90"/>
+            </w:tcMar>
+          </w:tcPr>
+          <w:p>
+            <w:pPr>
+              <w:keepNext w:val="false"/>
               <w:keepLines/>
               <w:spacing w:after="0" w:before="0" w:line="280"/>
             </w:pPr>
@@ -12825,7 +12462,7 @@
         </w:trPr>
         <w:tc>
           <w:tcPr>
-            <w:tcW w:type="dxa" w:w="2199"/>
+            <w:tcW w:type="dxa" w:w="1530"/>
             <w:tcBorders>
               <w:top w:val="single" w:color="A6B8D0" w:sz="4"/>
               <w:left w:val="single" w:color="A6B8D0" w:sz="4"/>
@@ -12853,13 +12490,429 @@
                 <w:sz w:val="18"/>
                 <w:szCs w:val="18"/>
               </w:rPr>
+              <w:t xml:space="preserve">clock</w:t>
+            </w:r>
+          </w:p>
+        </w:tc>
+        <w:tc>
+          <w:tcPr>
+            <w:tcW w:type="dxa" w:w="8108"/>
+            <w:tcBorders>
+              <w:top w:val="single" w:color="A6B8D0" w:sz="4"/>
+              <w:left w:val="single" w:color="A6B8D0" w:sz="4"/>
+              <w:bottom w:val="single" w:color="A6B8D0" w:sz="4"/>
+              <w:right w:val="single" w:color="A6B8D0" w:sz="4"/>
+            </w:tcBorders>
+            <w:tcMar>
+              <w:top w:type="dxa" w:w="50"/>
+              <w:left w:type="dxa" w:w="90"/>
+              <w:bottom w:type="dxa" w:w="50"/>
+              <w:right w:type="dxa" w:w="90"/>
+            </w:tcMar>
+          </w:tcPr>
+          <w:p>
+            <w:pPr>
+              <w:keepNext w:val="false"/>
+              <w:keepLines/>
+              <w:spacing w:after="0" w:before="0" w:line="280"/>
+            </w:pPr>
+            <w:r>
+              <w:rPr>
+                <w:rFonts w:ascii="Microsoft YaHei" w:eastAsia="Microsoft YaHei" w:hAnsi="Microsoft YaHei"/>
+                <w:b w:val="false"/>
+                <w:bCs w:val="false"/>
+                <w:sz w:val="18"/>
+                <w:szCs w:val="18"/>
+              </w:rPr>
+              <w:t xml:space="preserve">终端时钟的值、当时已知的时钟偏差、单调编号（按终端的连号。第1章 10.7）</w:t>
+            </w:r>
+          </w:p>
+        </w:tc>
+      </w:tr>
+      <w:tr>
+        <w:trPr>
+          <w:cantSplit/>
+          <w:tblHeader w:val="off"/>
+        </w:trPr>
+        <w:tc>
+          <w:tcPr>
+            <w:tcW w:type="dxa" w:w="1530"/>
+            <w:tcBorders>
+              <w:top w:val="single" w:color="A6B8D0" w:sz="4"/>
+              <w:left w:val="single" w:color="A6B8D0" w:sz="4"/>
+              <w:bottom w:val="single" w:color="A6B8D0" w:sz="4"/>
+              <w:right w:val="single" w:color="A6B8D0" w:sz="4"/>
+            </w:tcBorders>
+            <w:tcMar>
+              <w:top w:type="dxa" w:w="50"/>
+              <w:left w:type="dxa" w:w="90"/>
+              <w:bottom w:type="dxa" w:w="50"/>
+              <w:right w:type="dxa" w:w="90"/>
+            </w:tcMar>
+          </w:tcPr>
+          <w:p>
+            <w:pPr>
+              <w:keepNext w:val="false"/>
+              <w:keepLines/>
+              <w:spacing w:after="0" w:before="0" w:line="280"/>
+            </w:pPr>
+            <w:r>
+              <w:rPr>
+                <w:rFonts w:ascii="Microsoft YaHei" w:eastAsia="Microsoft YaHei" w:hAnsi="Microsoft YaHei"/>
+                <w:b w:val="false"/>
+                <w:bCs w:val="false"/>
+                <w:sz w:val="18"/>
+                <w:szCs w:val="18"/>
+              </w:rPr>
+              <w:t xml:space="preserve">chain</w:t>
+            </w:r>
+          </w:p>
+        </w:tc>
+        <w:tc>
+          <w:tcPr>
+            <w:tcW w:type="dxa" w:w="8108"/>
+            <w:tcBorders>
+              <w:top w:val="single" w:color="A6B8D0" w:sz="4"/>
+              <w:left w:val="single" w:color="A6B8D0" w:sz="4"/>
+              <w:bottom w:val="single" w:color="A6B8D0" w:sz="4"/>
+              <w:right w:val="single" w:color="A6B8D0" w:sz="4"/>
+            </w:tcBorders>
+            <w:tcMar>
+              <w:top w:type="dxa" w:w="50"/>
+              <w:left w:type="dxa" w:w="90"/>
+              <w:bottom w:type="dxa" w:w="50"/>
+              <w:right w:type="dxa" w:w="90"/>
+            </w:tcMar>
+          </w:tcPr>
+          <w:p>
+            <w:pPr>
+              <w:keepNext w:val="false"/>
+              <w:keepLines/>
+              <w:spacing w:after="0" w:before="0" w:line="280"/>
+            </w:pPr>
+            <w:r>
+              <w:rPr>
+                <w:rFonts w:ascii="Microsoft YaHei" w:eastAsia="Microsoft YaHei" w:hAnsi="Microsoft YaHei"/>
+                <w:b w:val="false"/>
+                <w:bCs w:val="false"/>
+                <w:sz w:val="18"/>
+                <w:szCs w:val="18"/>
+              </w:rPr>
+              <w:t xml:space="preserve">前一行的哈希与本行的记录电子签名（第1章 8.3）</w:t>
+            </w:r>
+          </w:p>
+        </w:tc>
+      </w:tr>
+      <w:tr>
+        <w:trPr>
+          <w:cantSplit/>
+          <w:tblHeader w:val="off"/>
+        </w:trPr>
+        <w:tc>
+          <w:tcPr>
+            <w:tcW w:type="dxa" w:w="1530"/>
+            <w:tcBorders>
+              <w:top w:val="single" w:color="A6B8D0" w:sz="4"/>
+              <w:left w:val="single" w:color="A6B8D0" w:sz="4"/>
+              <w:bottom w:val="single" w:color="A6B8D0" w:sz="4"/>
+              <w:right w:val="single" w:color="A6B8D0" w:sz="4"/>
+            </w:tcBorders>
+            <w:tcMar>
+              <w:top w:type="dxa" w:w="50"/>
+              <w:left w:type="dxa" w:w="90"/>
+              <w:bottom w:type="dxa" w:w="50"/>
+              <w:right w:type="dxa" w:w="90"/>
+            </w:tcMar>
+          </w:tcPr>
+          <w:p>
+            <w:pPr>
+              <w:keepNext w:val="false"/>
+              <w:keepLines/>
+              <w:spacing w:after="0" w:before="0" w:line="280"/>
+            </w:pPr>
+            <w:r>
+              <w:rPr>
+                <w:rFonts w:ascii="Microsoft YaHei" w:eastAsia="Microsoft YaHei" w:hAnsi="Microsoft YaHei"/>
+                <w:b w:val="false"/>
+                <w:bCs w:val="false"/>
+                <w:sz w:val="18"/>
+                <w:szCs w:val="18"/>
+              </w:rPr>
+              <w:t xml:space="preserve">duplicate_of</w:t>
+            </w:r>
+          </w:p>
+        </w:tc>
+        <w:tc>
+          <w:tcPr>
+            <w:tcW w:type="dxa" w:w="8108"/>
+            <w:tcBorders>
+              <w:top w:val="single" w:color="A6B8D0" w:sz="4"/>
+              <w:left w:val="single" w:color="A6B8D0" w:sz="4"/>
+              <w:bottom w:val="single" w:color="A6B8D0" w:sz="4"/>
+              <w:right w:val="single" w:color="A6B8D0" w:sz="4"/>
+            </w:tcBorders>
+            <w:tcMar>
+              <w:top w:type="dxa" w:w="50"/>
+              <w:left w:type="dxa" w:w="90"/>
+              <w:bottom w:type="dxa" w:w="50"/>
+              <w:right w:type="dxa" w:w="90"/>
+            </w:tcMar>
+          </w:tcPr>
+          <w:p>
+            <w:pPr>
+              <w:keepNext w:val="false"/>
+              <w:keepLines/>
+              <w:spacing w:after="0" w:before="0" w:line="280"/>
+            </w:pPr>
+            <w:r>
+              <w:rPr>
+                <w:rFonts w:ascii="Microsoft YaHei" w:eastAsia="Microsoft YaHei" w:hAnsi="Microsoft YaHei"/>
+                <w:b w:val="false"/>
+                <w:bCs w:val="false"/>
+                <w:sz w:val="18"/>
+                <w:szCs w:val="18"/>
+              </w:rPr>
+              <w:t xml:space="preserve">同一照片（SHA-256相同）的第二个及之后时，第一个的识别编号（9）</w:t>
+            </w:r>
+          </w:p>
+        </w:tc>
+      </w:tr>
+      <w:tr>
+        <w:trPr>
+          <w:cantSplit/>
+          <w:tblHeader w:val="off"/>
+        </w:trPr>
+        <w:tc>
+          <w:tcPr>
+            <w:tcW w:type="dxa" w:w="1530"/>
+            <w:tcBorders>
+              <w:top w:val="single" w:color="A6B8D0" w:sz="4"/>
+              <w:left w:val="single" w:color="A6B8D0" w:sz="4"/>
+              <w:bottom w:val="single" w:color="A6B8D0" w:sz="4"/>
+              <w:right w:val="single" w:color="A6B8D0" w:sz="4"/>
+            </w:tcBorders>
+            <w:tcMar>
+              <w:top w:type="dxa" w:w="50"/>
+              <w:left w:type="dxa" w:w="90"/>
+              <w:bottom w:type="dxa" w:w="50"/>
+              <w:right w:type="dxa" w:w="90"/>
+            </w:tcMar>
+          </w:tcPr>
+          <w:p>
+            <w:pPr>
+              <w:keepNext w:val="false"/>
+              <w:keepLines/>
+              <w:spacing w:after="0" w:before="0" w:line="280"/>
+            </w:pPr>
+            <w:r>
+              <w:rPr>
+                <w:rFonts w:ascii="Microsoft YaHei" w:eastAsia="Microsoft YaHei" w:hAnsi="Microsoft YaHei"/>
+                <w:b w:val="false"/>
+                <w:bCs w:val="false"/>
+                <w:sz w:val="18"/>
+                <w:szCs w:val="18"/>
+              </w:rPr>
+              <w:t xml:space="preserve">correction</w:t>
+            </w:r>
+          </w:p>
+        </w:tc>
+        <w:tc>
+          <w:tcPr>
+            <w:tcW w:type="dxa" w:w="8108"/>
+            <w:tcBorders>
+              <w:top w:val="single" w:color="A6B8D0" w:sz="4"/>
+              <w:left w:val="single" w:color="A6B8D0" w:sz="4"/>
+              <w:bottom w:val="single" w:color="A6B8D0" w:sz="4"/>
+              <w:right w:val="single" w:color="A6B8D0" w:sz="4"/>
+            </w:tcBorders>
+            <w:tcMar>
+              <w:top w:type="dxa" w:w="50"/>
+              <w:left w:type="dxa" w:w="90"/>
+              <w:bottom w:type="dxa" w:w="50"/>
+              <w:right w:type="dxa" w:w="90"/>
+            </w:tcMar>
+          </w:tcPr>
+          <w:p>
+            <w:pPr>
+              <w:keepNext w:val="false"/>
+              <w:keepLines/>
+              <w:spacing w:after="0" w:before="0" w:line="280"/>
+            </w:pPr>
+            <w:r>
+              <w:rPr>
+                <w:rFonts w:ascii="Microsoft YaHei" w:eastAsia="Microsoft YaHei" w:hAnsi="Microsoft YaHei"/>
+                <w:b w:val="false"/>
+                <w:bCs w:val="false"/>
+                <w:sz w:val="18"/>
+                <w:szCs w:val="18"/>
+              </w:rPr>
+              <w:t xml:space="preserve">把显示的订正（拍摄名、共同权利人、许可范围的显示）作为链的一行追记时的内容。项目与XMP Media Management（ISO 16684-2）的</w:t>
+            </w:r>
+            <w:r>
+              <w:rPr>
+                <w:rFonts w:ascii="Consolas" w:eastAsia="Microsoft YaHei" w:hAnsi="Consolas"/>
+                <w:b w:val="false"/>
+                <w:bCs w:val="false"/>
+                <w:sz w:val="18"/>
+                <w:szCs w:val="18"/>
+              </w:rPr>
+              <w:t xml:space="preserve">xmpMM:History</w:t>
+            </w:r>
+            <w:r>
+              <w:rPr>
+                <w:rFonts w:ascii="Microsoft YaHei" w:eastAsia="Microsoft YaHei" w:hAnsi="Microsoft YaHei"/>
+                <w:b w:val="false"/>
+                <w:bCs w:val="false"/>
+                <w:sz w:val="18"/>
+                <w:szCs w:val="18"/>
+              </w:rPr>
+              <w:t xml:space="preserve">的ResourceEvent相同（</w:t>
+            </w:r>
+            <w:r>
+              <w:rPr>
+                <w:rFonts w:ascii="Consolas" w:eastAsia="Microsoft YaHei" w:hAnsi="Consolas"/>
+                <w:b w:val="false"/>
+                <w:bCs w:val="false"/>
+                <w:sz w:val="18"/>
+                <w:szCs w:val="18"/>
+              </w:rPr>
+              <w:t xml:space="preserve">action</w:t>
+            </w:r>
+            <w:r>
+              <w:rPr>
+                <w:rFonts w:ascii="Microsoft YaHei" w:eastAsia="Microsoft YaHei" w:hAnsi="Microsoft YaHei"/>
+                <w:b w:val="false"/>
+                <w:bCs w:val="false"/>
+                <w:sz w:val="18"/>
+                <w:szCs w:val="18"/>
+              </w:rPr>
+              <w:t xml:space="preserve">＝</w:t>
+            </w:r>
+            <w:r>
+              <w:rPr>
+                <w:rFonts w:ascii="Consolas" w:eastAsia="Microsoft YaHei" w:hAnsi="Consolas"/>
+                <w:b w:val="false"/>
+                <w:bCs w:val="false"/>
+                <w:sz w:val="18"/>
+                <w:szCs w:val="18"/>
+              </w:rPr>
+              <w:t xml:space="preserve">edited</w:t>
+            </w:r>
+            <w:r>
+              <w:rPr>
+                <w:rFonts w:ascii="Microsoft YaHei" w:eastAsia="Microsoft YaHei" w:hAnsi="Microsoft YaHei"/>
+                <w:b w:val="false"/>
+                <w:bCs w:val="false"/>
+                <w:sz w:val="18"/>
+                <w:szCs w:val="18"/>
+              </w:rPr>
+              <w:t xml:space="preserve">、</w:t>
+            </w:r>
+            <w:r>
+              <w:rPr>
+                <w:rFonts w:ascii="Consolas" w:eastAsia="Microsoft YaHei" w:hAnsi="Consolas"/>
+                <w:b w:val="false"/>
+                <w:bCs w:val="false"/>
+                <w:sz w:val="18"/>
+                <w:szCs w:val="18"/>
+              </w:rPr>
+              <w:t xml:space="preserve">when</w:t>
+            </w:r>
+            <w:r>
+              <w:rPr>
+                <w:rFonts w:ascii="Microsoft YaHei" w:eastAsia="Microsoft YaHei" w:hAnsi="Microsoft YaHei"/>
+                <w:b w:val="false"/>
+                <w:bCs w:val="false"/>
+                <w:sz w:val="18"/>
+                <w:szCs w:val="18"/>
+              </w:rPr>
+              <w:t xml:space="preserve">、</w:t>
+            </w:r>
+            <w:r>
+              <w:rPr>
+                <w:rFonts w:ascii="Consolas" w:eastAsia="Microsoft YaHei" w:hAnsi="Consolas"/>
+                <w:b w:val="false"/>
+                <w:bCs w:val="false"/>
+                <w:sz w:val="18"/>
+                <w:szCs w:val="18"/>
+              </w:rPr>
+              <w:t xml:space="preserve">softwareAgent</w:t>
+            </w:r>
+            <w:r>
+              <w:rPr>
+                <w:rFonts w:ascii="Microsoft YaHei" w:eastAsia="Microsoft YaHei" w:hAnsi="Microsoft YaHei"/>
+                <w:b w:val="false"/>
+                <w:bCs w:val="false"/>
+                <w:sz w:val="18"/>
+                <w:szCs w:val="18"/>
+              </w:rPr>
+              <w:t xml:space="preserve">、</w:t>
+            </w:r>
+            <w:r>
+              <w:rPr>
+                <w:rFonts w:ascii="Consolas" w:eastAsia="Microsoft YaHei" w:hAnsi="Consolas"/>
+                <w:b w:val="false"/>
+                <w:bCs w:val="false"/>
+                <w:sz w:val="18"/>
+                <w:szCs w:val="18"/>
+              </w:rPr>
+              <w:t xml:space="preserve">changed</w:t>
+            </w:r>
+            <w:r>
+              <w:rPr>
+                <w:rFonts w:ascii="Microsoft YaHei" w:eastAsia="Microsoft YaHei" w:hAnsi="Microsoft YaHei"/>
+                <w:b w:val="false"/>
+                <w:bCs w:val="false"/>
+                <w:sz w:val="18"/>
+                <w:szCs w:val="18"/>
+              </w:rPr>
+              <w:t xml:space="preserve">＝修正的项目与前后的值）。原来的行、清单、随附文件不变（2026-10-01 NRSD的要求）</w:t>
+            </w:r>
+          </w:p>
+        </w:tc>
+      </w:tr>
+      <w:tr>
+        <w:trPr>
+          <w:cantSplit/>
+          <w:tblHeader w:val="off"/>
+        </w:trPr>
+        <w:tc>
+          <w:tcPr>
+            <w:tcW w:type="dxa" w:w="1530"/>
+            <w:tcBorders>
+              <w:top w:val="single" w:color="A6B8D0" w:sz="4"/>
+              <w:left w:val="single" w:color="A6B8D0" w:sz="4"/>
+              <w:bottom w:val="single" w:color="A6B8D0" w:sz="4"/>
+              <w:right w:val="single" w:color="A6B8D0" w:sz="4"/>
+            </w:tcBorders>
+            <w:tcMar>
+              <w:top w:type="dxa" w:w="50"/>
+              <w:left w:type="dxa" w:w="90"/>
+              <w:bottom w:type="dxa" w:w="50"/>
+              <w:right w:type="dxa" w:w="90"/>
+            </w:tcMar>
+          </w:tcPr>
+          <w:p>
+            <w:pPr>
+              <w:keepNext w:val="false"/>
+              <w:keepLines/>
+              <w:spacing w:after="0" w:before="0" w:line="280"/>
+            </w:pPr>
+            <w:r>
+              <w:rPr>
+                <w:rFonts w:ascii="Microsoft YaHei" w:eastAsia="Microsoft YaHei" w:hAnsi="Microsoft YaHei"/>
+                <w:b w:val="false"/>
+                <w:bCs w:val="false"/>
+                <w:sz w:val="18"/>
+                <w:szCs w:val="18"/>
+              </w:rPr>
               <w:t xml:space="preserve">ingredients</w:t>
             </w:r>
           </w:p>
         </w:tc>
         <w:tc>
           <w:tcPr>
-            <w:tcW w:type="dxa" w:w="7439"/>
+            <w:tcW w:type="dxa" w:w="8108"/>
             <w:tcBorders>
               <w:top w:val="single" w:color="A6B8D0" w:sz="4"/>
               <w:left w:val="single" w:color="A6B8D0" w:sz="4"/>
@@ -12888,6 +12941,100 @@
                 <w:szCs w:val="18"/>
               </w:rPr>
               <w:t xml:space="preserve">把已有C2PA签名的图片作为素材导入时，其签名者与关系（2的表）</w:t>
+            </w:r>
+          </w:p>
+        </w:tc>
+      </w:tr>
+      <w:tr>
+        <w:trPr>
+          <w:cantSplit/>
+          <w:tblHeader w:val="off"/>
+        </w:trPr>
+        <w:tc>
+          <w:tcPr>
+            <w:tcW w:type="dxa" w:w="1530"/>
+            <w:tcBorders>
+              <w:top w:val="single" w:color="A6B8D0" w:sz="4"/>
+              <w:left w:val="single" w:color="A6B8D0" w:sz="4"/>
+              <w:bottom w:val="single" w:color="A6B8D0" w:sz="4"/>
+              <w:right w:val="single" w:color="A6B8D0" w:sz="4"/>
+            </w:tcBorders>
+            <w:tcMar>
+              <w:top w:type="dxa" w:w="50"/>
+              <w:left w:type="dxa" w:w="90"/>
+              <w:bottom w:type="dxa" w:w="50"/>
+              <w:right w:type="dxa" w:w="90"/>
+            </w:tcMar>
+          </w:tcPr>
+          <w:p>
+            <w:pPr>
+              <w:keepNext w:val="false"/>
+              <w:keepLines/>
+              <w:spacing w:after="0" w:before="0" w:line="280"/>
+            </w:pPr>
+            <w:r>
+              <w:rPr>
+                <w:rFonts w:ascii="Microsoft YaHei" w:eastAsia="Microsoft YaHei" w:hAnsi="Microsoft YaHei"/>
+                <w:b w:val="false"/>
+                <w:bCs w:val="false"/>
+                <w:sz w:val="18"/>
+                <w:szCs w:val="18"/>
+              </w:rPr>
+              <w:t xml:space="preserve">published</w:t>
+            </w:r>
+          </w:p>
+        </w:tc>
+        <w:tc>
+          <w:tcPr>
+            <w:tcW w:type="dxa" w:w="8108"/>
+            <w:tcBorders>
+              <w:top w:val="single" w:color="A6B8D0" w:sz="4"/>
+              <w:left w:val="single" w:color="A6B8D0" w:sz="4"/>
+              <w:bottom w:val="single" w:color="A6B8D0" w:sz="4"/>
+              <w:right w:val="single" w:color="A6B8D0" w:sz="4"/>
+            </w:tcBorders>
+            <w:tcMar>
+              <w:top w:type="dxa" w:w="50"/>
+              <w:left w:type="dxa" w:w="90"/>
+              <w:bottom w:type="dxa" w:w="50"/>
+              <w:right w:type="dxa" w:w="90"/>
+            </w:tcMar>
+          </w:tcPr>
+          <w:p>
+            <w:pPr>
+              <w:keepNext w:val="false"/>
+              <w:keepLines/>
+              <w:spacing w:after="0" w:before="0" w:line="280"/>
+            </w:pPr>
+            <w:r>
+              <w:rPr>
+                <w:rFonts w:ascii="Microsoft YaHei" w:eastAsia="Microsoft YaHei" w:hAnsi="Microsoft YaHei"/>
+                <w:b w:val="false"/>
+                <w:bCs w:val="false"/>
+                <w:sz w:val="18"/>
+                <w:szCs w:val="18"/>
+              </w:rPr>
+              <w:t xml:space="preserve">使用者在G-12“作品”中记录的原发布的位置（URL、发布网站、发布日。任意、可多个）。用于申诉范本的“原发布的URL”（第7章 3.3.1、3.3.3）与日本样式A的“确认为著作权人等的资料”中原发布的特定。与</w:t>
+            </w:r>
+            <w:r>
+              <w:rPr>
+                <w:rFonts w:ascii="Consolas" w:eastAsia="Microsoft YaHei" w:hAnsi="Consolas"/>
+                <w:b w:val="false"/>
+                <w:bCs w:val="false"/>
+                <w:sz w:val="18"/>
+                <w:szCs w:val="18"/>
+              </w:rPr>
+              <w:t xml:space="preserve">correction</w:t>
+            </w:r>
+            <w:r>
+              <w:rPr>
+                <w:rFonts w:ascii="Microsoft YaHei" w:eastAsia="Microsoft YaHei" w:hAnsi="Microsoft YaHei"/>
+                <w:b w:val="false"/>
+                <w:bCs w:val="false"/>
+                <w:sz w:val="18"/>
+                <w:szCs w:val="18"/>
+              </w:rPr>
+              <w:t xml:space="preserve">同样作为链的行追记，不放入清单（本应用不发布，因此导出时没有）</w:t>
             </w:r>
           </w:p>
         </w:tc>
@@ -12925,7 +13072,19 @@
         <w:rPr>
           <w:rFonts w:ascii="Microsoft YaHei" w:eastAsia="Microsoft YaHei" w:hAnsi="Microsoft YaHei"/>
         </w:rPr>
-        <w:t xml:space="preserve">（1行1个作品）与记录电子签名（第8章 2.1“配置”）。</w:t>
+        <w:t xml:space="preserve">（1行1个作品。各行持有前一行的哈希与自己的记录电子签名的链。第1章 8.3）与链末端的记录</w:t>
+      </w:r>
+      <w:r>
+        <w:rPr>
+          <w:rFonts w:ascii="Consolas" w:eastAsia="Microsoft YaHei" w:hAnsi="Consolas"/>
+        </w:rPr>
+        <w:t xml:space="preserve">.sig</w:t>
+      </w:r>
+      <w:r>
+        <w:rPr>
+          <w:rFonts w:ascii="Microsoft YaHei" w:eastAsia="Microsoft YaHei" w:hAnsi="Microsoft YaHei"/>
+        </w:rPr>
+        <w:t xml:space="preserve">（第1章 8.3、第8章 2.1“配置”）（2026-09-30 NRSD的要求）。</w:t>
       </w:r>
     </w:p>
     <w:p>
@@ -12963,10 +13122,10 @@
         </w:tblBorders>
       </w:tblPr>
       <w:tblGrid>
-        <w:gridCol w:w="578"/>
-        <w:gridCol w:w="5267"/>
-        <w:gridCol w:w="2456"/>
-        <w:gridCol w:w="1337"/>
+        <w:gridCol w:w="530"/>
+        <w:gridCol w:w="6017"/>
+        <w:gridCol w:w="1781"/>
+        <w:gridCol w:w="1310"/>
       </w:tblGrid>
       <w:tr>
         <w:trPr>
@@ -12975,7 +13134,7 @@
         </w:trPr>
         <w:tc>
           <w:tcPr>
-            <w:tcW w:type="dxa" w:w="578"/>
+            <w:tcW w:type="dxa" w:w="530"/>
             <w:tcBorders>
               <w:top w:val="single" w:color="A6B8D0" w:sz="4"/>
               <w:left w:val="single" w:color="A6B8D0" w:sz="4"/>
@@ -13010,7 +13169,7 @@
         </w:tc>
         <w:tc>
           <w:tcPr>
-            <w:tcW w:type="dxa" w:w="5267"/>
+            <w:tcW w:type="dxa" w:w="6017"/>
             <w:tcBorders>
               <w:top w:val="single" w:color="A6B8D0" w:sz="4"/>
               <w:left w:val="single" w:color="A6B8D0" w:sz="4"/>
@@ -13045,7 +13204,7 @@
         </w:tc>
         <w:tc>
           <w:tcPr>
-            <w:tcW w:type="dxa" w:w="2456"/>
+            <w:tcW w:type="dxa" w:w="1781"/>
             <w:tcBorders>
               <w:top w:val="single" w:color="A6B8D0" w:sz="4"/>
               <w:left w:val="single" w:color="A6B8D0" w:sz="4"/>
@@ -13080,7 +13239,7 @@
         </w:tc>
         <w:tc>
           <w:tcPr>
-            <w:tcW w:type="dxa" w:w="1337"/>
+            <w:tcW w:type="dxa" w:w="1310"/>
             <w:tcBorders>
               <w:top w:val="single" w:color="A6B8D0" w:sz="4"/>
               <w:left w:val="single" w:color="A6B8D0" w:sz="4"/>
@@ -13121,7 +13280,7 @@
         </w:trPr>
         <w:tc>
           <w:tcPr>
-            <w:tcW w:type="dxa" w:w="578"/>
+            <w:tcW w:type="dxa" w:w="530"/>
             <w:tcBorders>
               <w:top w:val="single" w:color="A6B8D0" w:sz="4"/>
               <w:left w:val="single" w:color="A6B8D0" w:sz="4"/>
@@ -13155,7 +13314,7 @@
         </w:tc>
         <w:tc>
           <w:tcPr>
-            <w:tcW w:type="dxa" w:w="5267"/>
+            <w:tcW w:type="dxa" w:w="6017"/>
             <w:tcBorders>
               <w:top w:val="single" w:color="A6B8D0" w:sz="4"/>
               <w:left w:val="single" w:color="A6B8D0" w:sz="4"/>
@@ -13209,7 +13368,7 @@
         </w:tc>
         <w:tc>
           <w:tcPr>
-            <w:tcW w:type="dxa" w:w="2456"/>
+            <w:tcW w:type="dxa" w:w="1781"/>
             <w:tcBorders>
               <w:top w:val="single" w:color="A6B8D0" w:sz="4"/>
               <w:left w:val="single" w:color="A6B8D0" w:sz="4"/>
@@ -13243,7 +13402,7 @@
         </w:tc>
         <w:tc>
           <w:tcPr>
-            <w:tcW w:type="dxa" w:w="1337"/>
+            <w:tcW w:type="dxa" w:w="1310"/>
             <w:tcBorders>
               <w:top w:val="single" w:color="A6B8D0" w:sz="4"/>
               <w:left w:val="single" w:color="A6B8D0" w:sz="4"/>
@@ -13283,7 +13442,7 @@
         </w:trPr>
         <w:tc>
           <w:tcPr>
-            <w:tcW w:type="dxa" w:w="578"/>
+            <w:tcW w:type="dxa" w:w="530"/>
             <w:tcBorders>
               <w:top w:val="single" w:color="A6B8D0" w:sz="4"/>
               <w:left w:val="single" w:color="A6B8D0" w:sz="4"/>
@@ -13317,7 +13476,7 @@
         </w:tc>
         <w:tc>
           <w:tcPr>
-            <w:tcW w:type="dxa" w:w="5267"/>
+            <w:tcW w:type="dxa" w:w="6017"/>
             <w:tcBorders>
               <w:top w:val="single" w:color="A6B8D0" w:sz="4"/>
               <w:left w:val="single" w:color="A6B8D0" w:sz="4"/>
@@ -13351,7 +13510,7 @@
         </w:tc>
         <w:tc>
           <w:tcPr>
-            <w:tcW w:type="dxa" w:w="2456"/>
+            <w:tcW w:type="dxa" w:w="1781"/>
             <w:tcBorders>
               <w:top w:val="single" w:color="A6B8D0" w:sz="4"/>
               <w:left w:val="single" w:color="A6B8D0" w:sz="4"/>
@@ -13385,7 +13544,7 @@
         </w:tc>
         <w:tc>
           <w:tcPr>
-            <w:tcW w:type="dxa" w:w="1337"/>
+            <w:tcW w:type="dxa" w:w="1310"/>
             <w:tcBorders>
               <w:top w:val="single" w:color="A6B8D0" w:sz="4"/>
               <w:left w:val="single" w:color="A6B8D0" w:sz="4"/>
@@ -13425,7 +13584,7 @@
         </w:trPr>
         <w:tc>
           <w:tcPr>
-            <w:tcW w:type="dxa" w:w="578"/>
+            <w:tcW w:type="dxa" w:w="530"/>
             <w:tcBorders>
               <w:top w:val="single" w:color="A6B8D0" w:sz="4"/>
               <w:left w:val="single" w:color="A6B8D0" w:sz="4"/>
@@ -13459,7 +13618,7 @@
         </w:tc>
         <w:tc>
           <w:tcPr>
-            <w:tcW w:type="dxa" w:w="5267"/>
+            <w:tcW w:type="dxa" w:w="6017"/>
             <w:tcBorders>
               <w:top w:val="single" w:color="A6B8D0" w:sz="4"/>
               <w:left w:val="single" w:color="A6B8D0" w:sz="4"/>
@@ -13493,7 +13652,7 @@
         </w:tc>
         <w:tc>
           <w:tcPr>
-            <w:tcW w:type="dxa" w:w="2456"/>
+            <w:tcW w:type="dxa" w:w="1781"/>
             <w:tcBorders>
               <w:top w:val="single" w:color="A6B8D0" w:sz="4"/>
               <w:left w:val="single" w:color="A6B8D0" w:sz="4"/>
@@ -13527,35 +13686,35 @@
         </w:tc>
         <w:tc>
           <w:tcPr>
-            <w:tcW w:type="dxa" w:w="1337"/>
-            <w:tcBorders>
-              <w:top w:val="single" w:color="A6B8D0" w:sz="4"/>
-              <w:left w:val="single" w:color="A6B8D0" w:sz="4"/>
-              <w:bottom w:val="single" w:color="A6B8D0" w:sz="4"/>
-              <w:right w:val="single" w:color="A6B8D0" w:sz="4"/>
-            </w:tcBorders>
-            <w:tcMar>
-              <w:top w:type="dxa" w:w="50"/>
-              <w:left w:type="dxa" w:w="90"/>
-              <w:bottom w:type="dxa" w:w="50"/>
-              <w:right w:type="dxa" w:w="90"/>
-            </w:tcMar>
-          </w:tcPr>
-          <w:p>
-            <w:pPr>
-              <w:keepNext/>
-              <w:keepLines/>
-              <w:spacing w:after="0" w:before="0" w:line="280"/>
-            </w:pPr>
-            <w:r>
-              <w:rPr>
-                <w:rFonts w:ascii="Microsoft YaHei" w:eastAsia="Microsoft YaHei" w:hAnsi="Microsoft YaHei"/>
-                <w:b w:val="false"/>
-                <w:bCs w:val="false"/>
-                <w:sz w:val="18"/>
-                <w:szCs w:val="18"/>
-              </w:rPr>
-              <w:t xml:space="preserve">进行（第4章 14.2“处理”）</w:t>
+            <w:tcW w:type="dxa" w:w="1310"/>
+            <w:tcBorders>
+              <w:top w:val="single" w:color="A6B8D0" w:sz="4"/>
+              <w:left w:val="single" w:color="A6B8D0" w:sz="4"/>
+              <w:bottom w:val="single" w:color="A6B8D0" w:sz="4"/>
+              <w:right w:val="single" w:color="A6B8D0" w:sz="4"/>
+            </w:tcBorders>
+            <w:tcMar>
+              <w:top w:type="dxa" w:w="50"/>
+              <w:left w:type="dxa" w:w="90"/>
+              <w:bottom w:type="dxa" w:w="50"/>
+              <w:right w:type="dxa" w:w="90"/>
+            </w:tcMar>
+          </w:tcPr>
+          <w:p>
+            <w:pPr>
+              <w:keepNext/>
+              <w:keepLines/>
+              <w:spacing w:after="0" w:before="0" w:line="280"/>
+            </w:pPr>
+            <w:r>
+              <w:rPr>
+                <w:rFonts w:ascii="Microsoft YaHei" w:eastAsia="Microsoft YaHei" w:hAnsi="Microsoft YaHei"/>
+                <w:b w:val="false"/>
+                <w:bCs w:val="false"/>
+                <w:sz w:val="18"/>
+                <w:szCs w:val="18"/>
+              </w:rPr>
+              <w:t xml:space="preserve">进行（第4章 14.3“缩小、颜色的转换、JPEG的导出”）</w:t>
             </w:r>
           </w:p>
         </w:tc>
@@ -13567,7 +13726,7 @@
         </w:trPr>
         <w:tc>
           <w:tcPr>
-            <w:tcW w:type="dxa" w:w="578"/>
+            <w:tcW w:type="dxa" w:w="530"/>
             <w:tcBorders>
               <w:top w:val="single" w:color="A6B8D0" w:sz="4"/>
               <w:left w:val="single" w:color="A6B8D0" w:sz="4"/>
@@ -13601,7 +13760,7 @@
         </w:tc>
         <w:tc>
           <w:tcPr>
-            <w:tcW w:type="dxa" w:w="5267"/>
+            <w:tcW w:type="dxa" w:w="6017"/>
             <w:tcBorders>
               <w:top w:val="single" w:color="A6B8D0" w:sz="4"/>
               <w:left w:val="single" w:color="A6B8D0" w:sz="4"/>
@@ -13635,7 +13794,7 @@
         </w:tc>
         <w:tc>
           <w:tcPr>
-            <w:tcW w:type="dxa" w:w="2456"/>
+            <w:tcW w:type="dxa" w:w="1781"/>
             <w:tcBorders>
               <w:top w:val="single" w:color="A6B8D0" w:sz="4"/>
               <w:left w:val="single" w:color="A6B8D0" w:sz="4"/>
@@ -13669,7 +13828,7 @@
         </w:tc>
         <w:tc>
           <w:tcPr>
-            <w:tcW w:type="dxa" w:w="1337"/>
+            <w:tcW w:type="dxa" w:w="1310"/>
             <w:tcBorders>
               <w:top w:val="single" w:color="A6B8D0" w:sz="4"/>
               <w:left w:val="single" w:color="A6B8D0" w:sz="4"/>
@@ -13709,7 +13868,7 @@
         </w:trPr>
         <w:tc>
           <w:tcPr>
-            <w:tcW w:type="dxa" w:w="578"/>
+            <w:tcW w:type="dxa" w:w="530"/>
             <w:tcBorders>
               <w:top w:val="single" w:color="A6B8D0" w:sz="4"/>
               <w:left w:val="single" w:color="A6B8D0" w:sz="4"/>
@@ -13743,7 +13902,7 @@
         </w:tc>
         <w:tc>
           <w:tcPr>
-            <w:tcW w:type="dxa" w:w="5267"/>
+            <w:tcW w:type="dxa" w:w="6017"/>
             <w:tcBorders>
               <w:top w:val="single" w:color="A6B8D0" w:sz="4"/>
               <w:left w:val="single" w:color="A6B8D0" w:sz="4"/>
@@ -13777,7 +13936,7 @@
         </w:tc>
         <w:tc>
           <w:tcPr>
-            <w:tcW w:type="dxa" w:w="2456"/>
+            <w:tcW w:type="dxa" w:w="1781"/>
             <w:tcBorders>
               <w:top w:val="single" w:color="A6B8D0" w:sz="4"/>
               <w:left w:val="single" w:color="A6B8D0" w:sz="4"/>
@@ -13811,7 +13970,7 @@
         </w:tc>
         <w:tc>
           <w:tcPr>
-            <w:tcW w:type="dxa" w:w="1337"/>
+            <w:tcW w:type="dxa" w:w="1310"/>
             <w:tcBorders>
               <w:top w:val="single" w:color="A6B8D0" w:sz="4"/>
               <w:left w:val="single" w:color="A6B8D0" w:sz="4"/>
@@ -13851,7 +14010,7 @@
         </w:trPr>
         <w:tc>
           <w:tcPr>
-            <w:tcW w:type="dxa" w:w="578"/>
+            <w:tcW w:type="dxa" w:w="530"/>
             <w:tcBorders>
               <w:top w:val="single" w:color="A6B8D0" w:sz="4"/>
               <w:left w:val="single" w:color="A6B8D0" w:sz="4"/>
@@ -13885,7 +14044,7 @@
         </w:tc>
         <w:tc>
           <w:tcPr>
-            <w:tcW w:type="dxa" w:w="5267"/>
+            <w:tcW w:type="dxa" w:w="6017"/>
             <w:tcBorders>
               <w:top w:val="single" w:color="A6B8D0" w:sz="4"/>
               <w:left w:val="single" w:color="A6B8D0" w:sz="4"/>
@@ -13919,7 +14078,7 @@
         </w:tc>
         <w:tc>
           <w:tcPr>
-            <w:tcW w:type="dxa" w:w="2456"/>
+            <w:tcW w:type="dxa" w:w="1781"/>
             <w:tcBorders>
               <w:top w:val="single" w:color="A6B8D0" w:sz="4"/>
               <w:left w:val="single" w:color="A6B8D0" w:sz="4"/>
@@ -13953,7 +14112,7 @@
         </w:tc>
         <w:tc>
           <w:tcPr>
-            <w:tcW w:type="dxa" w:w="1337"/>
+            <w:tcW w:type="dxa" w:w="1310"/>
             <w:tcBorders>
               <w:top w:val="single" w:color="A6B8D0" w:sz="4"/>
               <w:left w:val="single" w:color="A6B8D0" w:sz="4"/>
@@ -13993,7 +14152,7 @@
         </w:trPr>
         <w:tc>
           <w:tcPr>
-            <w:tcW w:type="dxa" w:w="578"/>
+            <w:tcW w:type="dxa" w:w="530"/>
             <w:tcBorders>
               <w:top w:val="single" w:color="A6B8D0" w:sz="4"/>
               <w:left w:val="single" w:color="A6B8D0" w:sz="4"/>
@@ -14027,7 +14186,7 @@
         </w:tc>
         <w:tc>
           <w:tcPr>
-            <w:tcW w:type="dxa" w:w="5267"/>
+            <w:tcW w:type="dxa" w:w="6017"/>
             <w:tcBorders>
               <w:top w:val="single" w:color="A6B8D0" w:sz="4"/>
               <w:left w:val="single" w:color="A6B8D0" w:sz="4"/>
@@ -14061,7 +14220,7 @@
         </w:tc>
         <w:tc>
           <w:tcPr>
-            <w:tcW w:type="dxa" w:w="2456"/>
+            <w:tcW w:type="dxa" w:w="1781"/>
             <w:tcBorders>
               <w:top w:val="single" w:color="A6B8D0" w:sz="4"/>
               <w:left w:val="single" w:color="A6B8D0" w:sz="4"/>
@@ -14095,7 +14254,7 @@
         </w:tc>
         <w:tc>
           <w:tcPr>
-            <w:tcW w:type="dxa" w:w="1337"/>
+            <w:tcW w:type="dxa" w:w="1310"/>
             <w:tcBorders>
               <w:top w:val="single" w:color="A6B8D0" w:sz="4"/>
               <w:left w:val="single" w:color="A6B8D0" w:sz="4"/>
@@ -14135,7 +14294,7 @@
         </w:trPr>
         <w:tc>
           <w:tcPr>
-            <w:tcW w:type="dxa" w:w="578"/>
+            <w:tcW w:type="dxa" w:w="530"/>
             <w:tcBorders>
               <w:top w:val="single" w:color="A6B8D0" w:sz="4"/>
               <w:left w:val="single" w:color="A6B8D0" w:sz="4"/>
@@ -14169,41 +14328,41 @@
         </w:tc>
         <w:tc>
           <w:tcPr>
-            <w:tcW w:type="dxa" w:w="5267"/>
-            <w:tcBorders>
-              <w:top w:val="single" w:color="A6B8D0" w:sz="4"/>
-              <w:left w:val="single" w:color="A6B8D0" w:sz="4"/>
-              <w:bottom w:val="single" w:color="A6B8D0" w:sz="4"/>
-              <w:right w:val="single" w:color="A6B8D0" w:sz="4"/>
-            </w:tcBorders>
-            <w:tcMar>
-              <w:top w:type="dxa" w:w="50"/>
-              <w:left w:type="dxa" w:w="90"/>
-              <w:bottom w:type="dxa" w:w="50"/>
-              <w:right w:type="dxa" w:w="90"/>
-            </w:tcMar>
-          </w:tcPr>
-          <w:p>
-            <w:pPr>
-              <w:keepNext/>
-              <w:keepLines/>
-              <w:spacing w:after="0" w:before="0" w:line="280"/>
-            </w:pPr>
-            <w:r>
-              <w:rPr>
-                <w:rFonts w:ascii="Microsoft YaHei" w:eastAsia="Microsoft YaHei" w:hAnsi="Microsoft YaHei"/>
-                <w:b w:val="false"/>
-                <w:bCs w:val="false"/>
-                <w:sz w:val="18"/>
-                <w:szCs w:val="18"/>
-              </w:rPr>
-              <w:t xml:space="preserve">编码（交付用：8.5的质量，社交平台用：第4章 14.3“JPEG的导出”的JPEG）与文件的权利记载（3.6）</w:t>
-            </w:r>
-          </w:p>
-        </w:tc>
-        <w:tc>
-          <w:tcPr>
-            <w:tcW w:type="dxa" w:w="2456"/>
+            <w:tcW w:type="dxa" w:w="6017"/>
+            <w:tcBorders>
+              <w:top w:val="single" w:color="A6B8D0" w:sz="4"/>
+              <w:left w:val="single" w:color="A6B8D0" w:sz="4"/>
+              <w:bottom w:val="single" w:color="A6B8D0" w:sz="4"/>
+              <w:right w:val="single" w:color="A6B8D0" w:sz="4"/>
+            </w:tcBorders>
+            <w:tcMar>
+              <w:top w:type="dxa" w:w="50"/>
+              <w:left w:type="dxa" w:w="90"/>
+              <w:bottom w:type="dxa" w:w="50"/>
+              <w:right w:type="dxa" w:w="90"/>
+            </w:tcMar>
+          </w:tcPr>
+          <w:p>
+            <w:pPr>
+              <w:keepNext/>
+              <w:keepLines/>
+              <w:spacing w:after="0" w:before="0" w:line="280"/>
+            </w:pPr>
+            <w:r>
+              <w:rPr>
+                <w:rFonts w:ascii="Microsoft YaHei" w:eastAsia="Microsoft YaHei" w:hAnsi="Microsoft YaHei"/>
+                <w:b w:val="false"/>
+                <w:bCs w:val="false"/>
+                <w:sz w:val="18"/>
+                <w:szCs w:val="18"/>
+              </w:rPr>
+              <w:t xml:space="preserve">编码（交付用：8.5的质量，社交平台用：第4章 14.3“缩小、颜色的转换、JPEG的导出”的JPEG）与文件的权利记载（3.6）</w:t>
+            </w:r>
+          </w:p>
+        </w:tc>
+        <w:tc>
+          <w:tcPr>
+            <w:tcW w:type="dxa" w:w="1781"/>
             <w:tcBorders>
               <w:top w:val="single" w:color="A6B8D0" w:sz="4"/>
               <w:left w:val="single" w:color="A6B8D0" w:sz="4"/>
@@ -14237,7 +14396,7 @@
         </w:tc>
         <w:tc>
           <w:tcPr>
-            <w:tcW w:type="dxa" w:w="1337"/>
+            <w:tcW w:type="dxa" w:w="1310"/>
             <w:tcBorders>
               <w:top w:val="single" w:color="A6B8D0" w:sz="4"/>
               <w:left w:val="single" w:color="A6B8D0" w:sz="4"/>
@@ -14277,7 +14436,7 @@
         </w:trPr>
         <w:tc>
           <w:tcPr>
-            <w:tcW w:type="dxa" w:w="578"/>
+            <w:tcW w:type="dxa" w:w="530"/>
             <w:tcBorders>
               <w:top w:val="single" w:color="A6B8D0" w:sz="4"/>
               <w:left w:val="single" w:color="A6B8D0" w:sz="4"/>
@@ -14311,7 +14470,7 @@
         </w:tc>
         <w:tc>
           <w:tcPr>
-            <w:tcW w:type="dxa" w:w="5267"/>
+            <w:tcW w:type="dxa" w:w="6017"/>
             <w:tcBorders>
               <w:top w:val="single" w:color="A6B8D0" w:sz="4"/>
               <w:left w:val="single" w:color="A6B8D0" w:sz="4"/>
@@ -14345,7 +14504,7 @@
         </w:tc>
         <w:tc>
           <w:tcPr>
-            <w:tcW w:type="dxa" w:w="2456"/>
+            <w:tcW w:type="dxa" w:w="1781"/>
             <w:tcBorders>
               <w:top w:val="single" w:color="A6B8D0" w:sz="4"/>
               <w:left w:val="single" w:color="A6B8D0" w:sz="4"/>
@@ -14379,7 +14538,7 @@
         </w:tc>
         <w:tc>
           <w:tcPr>
-            <w:tcW w:type="dxa" w:w="1337"/>
+            <w:tcW w:type="dxa" w:w="1310"/>
             <w:tcBorders>
               <w:top w:val="single" w:color="A6B8D0" w:sz="4"/>
               <w:left w:val="single" w:color="A6B8D0" w:sz="4"/>
@@ -14419,7 +14578,7 @@
         </w:trPr>
         <w:tc>
           <w:tcPr>
-            <w:tcW w:type="dxa" w:w="578"/>
+            <w:tcW w:type="dxa" w:w="530"/>
             <w:tcBorders>
               <w:top w:val="single" w:color="A6B8D0" w:sz="4"/>
               <w:left w:val="single" w:color="A6B8D0" w:sz="4"/>
@@ -14453,7 +14612,7 @@
         </w:tc>
         <w:tc>
           <w:tcPr>
-            <w:tcW w:type="dxa" w:w="5267"/>
+            <w:tcW w:type="dxa" w:w="6017"/>
             <w:tcBorders>
               <w:top w:val="single" w:color="A6B8D0" w:sz="4"/>
               <w:left w:val="single" w:color="A6B8D0" w:sz="4"/>
@@ -14487,7 +14646,7 @@
         </w:tc>
         <w:tc>
           <w:tcPr>
-            <w:tcW w:type="dxa" w:w="2456"/>
+            <w:tcW w:type="dxa" w:w="1781"/>
             <w:tcBorders>
               <w:top w:val="single" w:color="A6B8D0" w:sz="4"/>
               <w:left w:val="single" w:color="A6B8D0" w:sz="4"/>
@@ -14521,7 +14680,7 @@
         </w:tc>
         <w:tc>
           <w:tcPr>
-            <w:tcW w:type="dxa" w:w="1337"/>
+            <w:tcW w:type="dxa" w:w="1310"/>
             <w:tcBorders>
               <w:top w:val="single" w:color="A6B8D0" w:sz="4"/>
               <w:left w:val="single" w:color="A6B8D0" w:sz="4"/>
@@ -14561,7 +14720,7 @@
         </w:trPr>
         <w:tc>
           <w:tcPr>
-            <w:tcW w:type="dxa" w:w="578"/>
+            <w:tcW w:type="dxa" w:w="530"/>
             <w:tcBorders>
               <w:top w:val="single" w:color="A6B8D0" w:sz="4"/>
               <w:left w:val="single" w:color="A6B8D0" w:sz="4"/>
@@ -14595,7 +14754,7 @@
         </w:tc>
         <w:tc>
           <w:tcPr>
-            <w:tcW w:type="dxa" w:w="5267"/>
+            <w:tcW w:type="dxa" w:w="6017"/>
             <w:tcBorders>
               <w:top w:val="single" w:color="A6B8D0" w:sz="4"/>
               <w:left w:val="single" w:color="A6B8D0" w:sz="4"/>
@@ -14629,7 +14788,7 @@
         </w:tc>
         <w:tc>
           <w:tcPr>
-            <w:tcW w:type="dxa" w:w="2456"/>
+            <w:tcW w:type="dxa" w:w="1781"/>
             <w:tcBorders>
               <w:top w:val="single" w:color="A6B8D0" w:sz="4"/>
               <w:left w:val="single" w:color="A6B8D0" w:sz="4"/>
@@ -14663,7 +14822,7 @@
         </w:tc>
         <w:tc>
           <w:tcPr>
-            <w:tcW w:type="dxa" w:w="1337"/>
+            <w:tcW w:type="dxa" w:w="1310"/>
             <w:tcBorders>
               <w:top w:val="single" w:color="A6B8D0" w:sz="4"/>
               <w:left w:val="single" w:color="A6B8D0" w:sz="4"/>
@@ -14703,7 +14862,7 @@
         </w:trPr>
         <w:tc>
           <w:tcPr>
-            <w:tcW w:type="dxa" w:w="578"/>
+            <w:tcW w:type="dxa" w:w="530"/>
             <w:tcBorders>
               <w:top w:val="single" w:color="A6B8D0" w:sz="4"/>
               <w:left w:val="single" w:color="A6B8D0" w:sz="4"/>
@@ -14737,7 +14896,7 @@
         </w:tc>
         <w:tc>
           <w:tcPr>
-            <w:tcW w:type="dxa" w:w="5267"/>
+            <w:tcW w:type="dxa" w:w="6017"/>
             <w:tcBorders>
               <w:top w:val="single" w:color="A6B8D0" w:sz="4"/>
               <w:left w:val="single" w:color="A6B8D0" w:sz="4"/>
@@ -14771,7 +14930,7 @@
         </w:tc>
         <w:tc>
           <w:tcPr>
-            <w:tcW w:type="dxa" w:w="2456"/>
+            <w:tcW w:type="dxa" w:w="1781"/>
             <w:tcBorders>
               <w:top w:val="single" w:color="A6B8D0" w:sz="4"/>
               <w:left w:val="single" w:color="A6B8D0" w:sz="4"/>
@@ -14805,7 +14964,7 @@
         </w:tc>
         <w:tc>
           <w:tcPr>
-            <w:tcW w:type="dxa" w:w="1337"/>
+            <w:tcW w:type="dxa" w:w="1310"/>
             <w:tcBorders>
               <w:top w:val="single" w:color="A6B8D0" w:sz="4"/>
               <w:left w:val="single" w:color="A6B8D0" w:sz="4"/>
@@ -14845,7 +15004,149 @@
         </w:trPr>
         <w:tc>
           <w:tcPr>
-            <w:tcW w:type="dxa" w:w="578"/>
+            <w:tcW w:type="dxa" w:w="530"/>
+            <w:tcBorders>
+              <w:top w:val="single" w:color="A6B8D0" w:sz="4"/>
+              <w:left w:val="single" w:color="A6B8D0" w:sz="4"/>
+              <w:bottom w:val="single" w:color="A6B8D0" w:sz="4"/>
+              <w:right w:val="single" w:color="A6B8D0" w:sz="4"/>
+            </w:tcBorders>
+            <w:tcMar>
+              <w:top w:type="dxa" w:w="50"/>
+              <w:left w:type="dxa" w:w="90"/>
+              <w:bottom w:type="dxa" w:w="50"/>
+              <w:right w:type="dxa" w:w="90"/>
+            </w:tcMar>
+          </w:tcPr>
+          <w:p>
+            <w:pPr>
+              <w:keepNext/>
+              <w:keepLines/>
+              <w:spacing w:after="0" w:before="0" w:line="280"/>
+            </w:pPr>
+            <w:r>
+              <w:rPr>
+                <w:rFonts w:ascii="Microsoft YaHei" w:eastAsia="Microsoft YaHei" w:hAnsi="Microsoft YaHei"/>
+                <w:b w:val="false"/>
+                <w:bCs w:val="false"/>
+                <w:sz w:val="18"/>
+                <w:szCs w:val="18"/>
+              </w:rPr>
+              <w:t xml:space="preserve">13</w:t>
+            </w:r>
+          </w:p>
+        </w:tc>
+        <w:tc>
+          <w:tcPr>
+            <w:tcW w:type="dxa" w:w="6017"/>
+            <w:tcBorders>
+              <w:top w:val="single" w:color="A6B8D0" w:sz="4"/>
+              <w:left w:val="single" w:color="A6B8D0" w:sz="4"/>
+              <w:bottom w:val="single" w:color="A6B8D0" w:sz="4"/>
+              <w:right w:val="single" w:color="A6B8D0" w:sz="4"/>
+            </w:tcBorders>
+            <w:tcMar>
+              <w:top w:type="dxa" w:w="50"/>
+              <w:left w:type="dxa" w:w="90"/>
+              <w:bottom w:type="dxa" w:w="50"/>
+              <w:right w:type="dxa" w:w="90"/>
+            </w:tcMar>
+          </w:tcPr>
+          <w:p>
+            <w:pPr>
+              <w:keepNext/>
+              <w:keepLines/>
+              <w:spacing w:after="0" w:before="0" w:line="280"/>
+            </w:pPr>
+            <w:r>
+              <w:rPr>
+                <w:rFonts w:ascii="Microsoft YaHei" w:eastAsia="Microsoft YaHei" w:hAnsi="Microsoft YaHei"/>
+                <w:b w:val="false"/>
+                <w:bCs w:val="false"/>
+                <w:sz w:val="18"/>
+                <w:szCs w:val="18"/>
+              </w:rPr>
+              <w:t xml:space="preserve">读回的验证：读回临时名称的输出，进行C2PA签名的验证、水印的读出（识别编号一致）、XMP与EXIF权利项目的存在、PDQ的重新计算。有一项不通过就不改为正式名称，删除临时文件并列入失败的一览（异常检测。第1章 10.3）（2026-09-30 NRSD的要求）</w:t>
+            </w:r>
+          </w:p>
+        </w:tc>
+        <w:tc>
+          <w:tcPr>
+            <w:tcW w:type="dxa" w:w="1781"/>
+            <w:tcBorders>
+              <w:top w:val="single" w:color="A6B8D0" w:sz="4"/>
+              <w:left w:val="single" w:color="A6B8D0" w:sz="4"/>
+              <w:bottom w:val="single" w:color="A6B8D0" w:sz="4"/>
+              <w:right w:val="single" w:color="A6B8D0" w:sz="4"/>
+            </w:tcBorders>
+            <w:tcMar>
+              <w:top w:type="dxa" w:w="50"/>
+              <w:left w:type="dxa" w:w="90"/>
+              <w:bottom w:type="dxa" w:w="50"/>
+              <w:right w:type="dxa" w:w="90"/>
+            </w:tcMar>
+          </w:tcPr>
+          <w:p>
+            <w:pPr>
+              <w:keepNext/>
+              <w:keepLines/>
+              <w:spacing w:after="0" w:before="0" w:line="280"/>
+            </w:pPr>
+            <w:r>
+              <w:rPr>
+                <w:rFonts w:ascii="Microsoft YaHei" w:eastAsia="Microsoft YaHei" w:hAnsi="Microsoft YaHei"/>
+                <w:b w:val="false"/>
+                <w:bCs w:val="false"/>
+                <w:sz w:val="18"/>
+                <w:szCs w:val="18"/>
+              </w:rPr>
+              <w:t xml:space="preserve">进行</w:t>
+            </w:r>
+          </w:p>
+        </w:tc>
+        <w:tc>
+          <w:tcPr>
+            <w:tcW w:type="dxa" w:w="1310"/>
+            <w:tcBorders>
+              <w:top w:val="single" w:color="A6B8D0" w:sz="4"/>
+              <w:left w:val="single" w:color="A6B8D0" w:sz="4"/>
+              <w:bottom w:val="single" w:color="A6B8D0" w:sz="4"/>
+              <w:right w:val="single" w:color="A6B8D0" w:sz="4"/>
+            </w:tcBorders>
+            <w:tcMar>
+              <w:top w:type="dxa" w:w="50"/>
+              <w:left w:type="dxa" w:w="90"/>
+              <w:bottom w:type="dxa" w:w="50"/>
+              <w:right w:type="dxa" w:w="90"/>
+            </w:tcMar>
+          </w:tcPr>
+          <w:p>
+            <w:pPr>
+              <w:keepNext/>
+              <w:keepLines/>
+              <w:spacing w:after="0" w:before="0" w:line="280"/>
+            </w:pPr>
+            <w:r>
+              <w:rPr>
+                <w:rFonts w:ascii="Microsoft YaHei" w:eastAsia="Microsoft YaHei" w:hAnsi="Microsoft YaHei"/>
+                <w:b w:val="false"/>
+                <w:bCs w:val="false"/>
+                <w:sz w:val="18"/>
+                <w:szCs w:val="18"/>
+              </w:rPr>
+              <w:t xml:space="preserve">进行</w:t>
+            </w:r>
+          </w:p>
+        </w:tc>
+      </w:tr>
+      <w:tr>
+        <w:trPr>
+          <w:cantSplit/>
+          <w:tblHeader w:val="off"/>
+        </w:trPr>
+        <w:tc>
+          <w:tcPr>
+            <w:tcW w:type="dxa" w:w="530"/>
             <w:tcBorders>
               <w:top w:val="single" w:color="A6B8D0" w:sz="4"/>
               <w:left w:val="single" w:color="A6B8D0" w:sz="4"/>
@@ -14873,13 +15174,13 @@
                 <w:sz w:val="18"/>
                 <w:szCs w:val="18"/>
               </w:rPr>
-              <w:t xml:space="preserve">13</w:t>
-            </w:r>
-          </w:p>
-        </w:tc>
-        <w:tc>
-          <w:tcPr>
-            <w:tcW w:type="dxa" w:w="5267"/>
+              <w:t xml:space="preserve">14</w:t>
+            </w:r>
+          </w:p>
+        </w:tc>
+        <w:tc>
+          <w:tcPr>
+            <w:tcW w:type="dxa" w:w="6017"/>
             <w:tcBorders>
               <w:top w:val="single" w:color="A6B8D0" w:sz="4"/>
               <w:left w:val="single" w:color="A6B8D0" w:sz="4"/>
@@ -14913,7 +15214,7 @@
         </w:tc>
         <w:tc>
           <w:tcPr>
-            <w:tcW w:type="dxa" w:w="2456"/>
+            <w:tcW w:type="dxa" w:w="1781"/>
             <w:tcBorders>
               <w:top w:val="single" w:color="A6B8D0" w:sz="4"/>
               <w:left w:val="single" w:color="A6B8D0" w:sz="4"/>
@@ -14947,7 +15248,7 @@
         </w:tc>
         <w:tc>
           <w:tcPr>
-            <w:tcW w:type="dxa" w:w="1337"/>
+            <w:tcW w:type="dxa" w:w="1310"/>
             <w:tcBorders>
               <w:top w:val="single" w:color="A6B8D0" w:sz="4"/>
               <w:left w:val="single" w:color="A6B8D0" w:sz="4"/>
@@ -16358,7 +16659,7 @@
         <w:rPr>
           <w:rFonts w:ascii="Microsoft YaHei" w:eastAsia="Microsoft YaHei" w:hAnsi="Microsoft YaHei"/>
         </w:rPr>
-        <w:t xml:space="preserve">并行：同时处理的张数按第4章 14.4“大的图像与并行的处理”的公式。水印的推理同时限制在2张以内（内存的上限）。</w:t>
+        <w:t xml:space="preserve">并行：同时处理的张数按第4章 14.4“大的图像与并行的处理”的公式。水印推理的同时数依5“隐形水印”。</w:t>
       </w:r>
     </w:p>
     <w:p>
@@ -16400,7 +16701,7 @@
     <w:p>
       <w:pPr>
         <w:pStyle w:val="ListParagraph"/>
-        <w:keepNext w:val="false"/>
+        <w:keepNext/>
         <w:keepLines/>
         <w:numPr>
           <w:ilvl w:val="0"/>
@@ -16413,28 +16714,6 @@
           <w:rFonts w:ascii="Microsoft YaHei" w:eastAsia="Microsoft YaHei" w:hAnsi="Microsoft YaHei"/>
         </w:rPr>
         <w:t xml:space="preserve">进度的显示：全部张数、已完成张数、剩余时间的估计、失败的数量（第10章“界面与设计”）。</w:t>
-      </w:r>
-    </w:p>
-    <w:p>
-      <w:pPr>
-        <w:pStyle w:val="Heading1"/>
-      </w:pPr>
-      <w:r>
-        <w:rPr>
-          <w:rFonts w:ascii="Microsoft YaHei" w:eastAsia="Microsoft YaHei" w:hAnsi="Microsoft YaHei"/>
-        </w:rPr>
-        <w:t xml:space="preserve">10. 输出</w:t>
-      </w:r>
-    </w:p>
-    <w:p>
-      <w:pPr>
-        <w:pStyle w:val="Heading2"/>
-      </w:pPr>
-      <w:r>
-        <w:rPr>
-          <w:rFonts w:ascii="Microsoft YaHei" w:eastAsia="Microsoft YaHei" w:hAnsi="Microsoft YaHei"/>
-        </w:rPr>
-        <w:t xml:space="preserve">10.1 名称与构成</w:t>
       </w:r>
     </w:p>
     <w:p>
@@ -16452,19 +16731,7 @@
         <w:rPr>
           <w:rFonts w:ascii="Microsoft YaHei" w:eastAsia="Microsoft YaHei" w:hAnsi="Microsoft YaHei"/>
         </w:rPr>
-        <w:t xml:space="preserve">交付用：在</w:t>
-      </w:r>
-      <w:r>
-        <w:rPr>
-          <w:rFonts w:ascii="Consolas" w:eastAsia="Microsoft YaHei" w:hAnsi="Consolas"/>
-        </w:rPr>
-        <w:t xml:space="preserve">&lt;输出日 YYYYMMDD&gt;_&lt;拍摄名&gt;_delivery/</w:t>
-      </w:r>
-      <w:r>
-        <w:rPr>
-          <w:rFonts w:ascii="Microsoft YaHei" w:eastAsia="Microsoft YaHei" w:hAnsi="Microsoft YaHei"/>
-        </w:rPr>
-        <w:t xml:space="preserve">之下放图片与随附文件（第5章 3.1“构成”的构成）。</w:t>
+        <w:t xml:space="preserve">导出可以取消。取消在照片的边界生效（处理中的一张，要么完成到第14步的名称确定，要么连同临时文件丢弃，不留下中途的状态）。取消之前已导出的照片保留，并记录到作业中。</w:t>
       </w:r>
     </w:p>
     <w:p>
@@ -16482,43 +16749,19 @@
         <w:rPr>
           <w:rFonts w:ascii="Microsoft YaHei" w:eastAsia="Microsoft YaHei" w:hAnsi="Microsoft YaHei"/>
         </w:rPr>
-        <w:t xml:space="preserve">社交平台用：在</w:t>
+        <w:t xml:space="preserve">异常结束后：删除仍以临时名称残留的输出，并与作业的进度记录核对（第1章 7.8“异常结束后的启动”）。只删除</w:t>
       </w:r>
       <w:r>
         <w:rPr>
           <w:rFonts w:ascii="Consolas" w:eastAsia="Microsoft YaHei" w:hAnsi="Consolas"/>
         </w:rPr>
-        <w:t xml:space="preserve">&lt;输出日 YYYYMMDD&gt;_&lt;拍摄名&gt;_sns/</w:t>
-      </w:r>
-      <w:r>
-        <w:rPr>
-          <w:rFonts w:ascii="Microsoft YaHei" w:eastAsia="Microsoft YaHei" w:hAnsi="Microsoft YaHei"/>
-        </w:rPr>
-        <w:t xml:space="preserve">之下，按导出预设建文件夹（例：</w:t>
-      </w:r>
-      <w:r>
-        <w:rPr>
-          <w:rFonts w:ascii="Consolas" w:eastAsia="Microsoft YaHei" w:hAnsi="Consolas"/>
-        </w:rPr>
-        <w:t xml:space="preserve">X</w:t>
-      </w:r>
-      <w:r>
-        <w:rPr>
-          <w:rFonts w:ascii="Microsoft YaHei" w:eastAsia="Microsoft YaHei" w:hAnsi="Microsoft YaHei"/>
-        </w:rPr>
-        <w:t xml:space="preserve">、</w:t>
-      </w:r>
-      <w:r>
-        <w:rPr>
-          <w:rFonts w:ascii="Consolas" w:eastAsia="Microsoft YaHei" w:hAnsi="Consolas"/>
-        </w:rPr>
-        <w:t xml:space="preserve">Instagram</w:t>
-      </w:r>
-      <w:r>
-        <w:rPr>
-          <w:rFonts w:ascii="Microsoft YaHei" w:eastAsia="Microsoft YaHei" w:hAnsi="Microsoft YaHei"/>
-        </w:rPr>
-        <w:t xml:space="preserve">。第4章 14.1“导出的预设”），其下放图片。</w:t>
+        <w:t xml:space="preserve">state/export-queue.json</w:t>
+      </w:r>
+      <w:r>
+        <w:rPr>
+          <w:rFonts w:ascii="Microsoft YaHei" w:eastAsia="Microsoft YaHei" w:hAnsi="Microsoft YaHei"/>
+        </w:rPr>
+        <w:t xml:space="preserve">中记载的名称，不触碰其他软件的临时文件（导出的临时名称在创建前写入此队列）。</w:t>
       </w:r>
     </w:p>
     <w:p>
@@ -16536,12 +16779,304 @@
         <w:rPr>
           <w:rFonts w:ascii="Microsoft YaHei" w:eastAsia="Microsoft YaHei" w:hAnsi="Microsoft YaHei"/>
         </w:rPr>
-        <w:t xml:space="preserve">图片的文件名：</w:t>
+        <w:t xml:space="preserve">队列保存在</w:t>
       </w:r>
       <w:r>
         <w:rPr>
           <w:rFonts w:ascii="Consolas" w:eastAsia="Microsoft YaHei" w:hAnsi="Consolas"/>
         </w:rPr>
+        <w:t xml:space="preserve">state/export-queue.json</w:t>
+      </w:r>
+      <w:r>
+        <w:rPr>
+          <w:rFonts w:ascii="Microsoft YaHei" w:eastAsia="Microsoft YaHei" w:hAnsi="Microsoft YaHei"/>
+        </w:rPr>
+        <w:t xml:space="preserve">（作业编号与型的序列。第8章 2.1），跨应用的退出保留。下次启动时不自动开始，在主页显示“继续导出（N件）”由使用者按下（与浏览器下载的恢复相同）。</w:t>
+      </w:r>
+    </w:p>
+    <w:p>
+      <w:pPr>
+        <w:pStyle w:val="ListParagraph"/>
+        <w:keepNext/>
+        <w:keepLines/>
+        <w:numPr>
+          <w:ilvl w:val="0"/>
+          <w:numId w:val="2"/>
+        </w:numPr>
+        <w:spacing w:after="20" w:before="20" w:line="300"/>
+      </w:pPr>
+      <w:r>
+        <w:rPr>
+          <w:rFonts w:ascii="Microsoft YaHei" w:eastAsia="Microsoft YaHei" w:hAnsi="Microsoft YaHei"/>
+        </w:rPr>
+        <w:t xml:space="preserve">识别编号在批处理开始时为全部照片发行（8.1的第1段使用该编号）。交付用的随附文件（含</w:t>
+      </w:r>
+      <w:r>
+        <w:rPr>
+          <w:rFonts w:ascii="Consolas" w:eastAsia="Microsoft YaHei" w:hAnsi="Consolas"/>
+        </w:rPr>
+        <w:t xml:space="preserve">00_RIGHTS.json</w:t>
+      </w:r>
+      <w:r>
+        <w:rPr>
+          <w:rFonts w:ascii="Microsoft YaHei" w:eastAsia="Microsoft YaHei" w:hAnsi="Microsoft YaHei"/>
+        </w:rPr>
+        <w:t xml:space="preserve">的编号一览的3个文件）以该编号在批处理最初制作1次，其哈希写入各照片的清单（第9段）。</w:t>
+      </w:r>
+    </w:p>
+    <w:p>
+      <w:pPr>
+        <w:pStyle w:val="ListParagraph"/>
+        <w:keepNext w:val="false"/>
+        <w:keepLines/>
+        <w:numPr>
+          <w:ilvl w:val="0"/>
+          <w:numId w:val="2"/>
+        </w:numPr>
+        <w:spacing w:after="20" w:before="20" w:line="300"/>
+      </w:pPr>
+      <w:r>
+        <w:rPr>
+          <w:rFonts w:ascii="Microsoft YaHei" w:eastAsia="Microsoft YaHei" w:hAnsi="Microsoft YaHei"/>
+        </w:rPr>
+        <w:t xml:space="preserve">不设张数的上限。照片以SHA-256判定相同，相同的照片只处理一次并复制输出，识别编号为一个（作品数据中为</w:t>
+      </w:r>
+      <w:r>
+        <w:rPr>
+          <w:rFonts w:ascii="Consolas" w:eastAsia="Microsoft YaHei" w:hAnsi="Consolas"/>
+        </w:rPr>
+        <w:t xml:space="preserve">duplicate_of</w:t>
+      </w:r>
+      <w:r>
+        <w:rPr>
+          <w:rFonts w:ascii="Microsoft YaHei" w:eastAsia="Microsoft YaHei" w:hAnsi="Microsoft YaHei"/>
+        </w:rPr>
+        <w:t xml:space="preserve">）。接受嵌套的文件夹，在输出中复制同样的嵌套。导出可在队列中预约多个，运行的只有一个。中断与恢复即使跨越应用或操作系统的重启也相同（第4章 11.3、14.6）（2026-09-30 NRSD的要求）。</w:t>
+      </w:r>
+    </w:p>
+    <w:p>
+      <w:pPr>
+        <w:pStyle w:val="Heading1"/>
+      </w:pPr>
+      <w:r>
+        <w:rPr>
+          <w:rFonts w:ascii="Microsoft YaHei" w:eastAsia="Microsoft YaHei" w:hAnsi="Microsoft YaHei"/>
+        </w:rPr>
+        <w:t xml:space="preserve">10. 输出</w:t>
+      </w:r>
+    </w:p>
+    <w:p>
+      <w:pPr>
+        <w:pStyle w:val="Heading2"/>
+      </w:pPr>
+      <w:r>
+        <w:rPr>
+          <w:rFonts w:ascii="Microsoft YaHei" w:eastAsia="Microsoft YaHei" w:hAnsi="Microsoft YaHei"/>
+        </w:rPr>
+        <w:t xml:space="preserve">10.1 名称与构成</w:t>
+      </w:r>
+    </w:p>
+    <w:p>
+      <w:pPr>
+        <w:pStyle w:val="ListParagraph"/>
+        <w:keepNext/>
+        <w:keepLines/>
+        <w:numPr>
+          <w:ilvl w:val="0"/>
+          <w:numId w:val="2"/>
+        </w:numPr>
+        <w:spacing w:after="20" w:before="20" w:line="300"/>
+      </w:pPr>
+      <w:r>
+        <w:rPr>
+          <w:rFonts w:ascii="Microsoft YaHei" w:eastAsia="Microsoft YaHei" w:hAnsi="Microsoft YaHei"/>
+        </w:rPr>
+        <w:t xml:space="preserve">交付用：在</w:t>
+      </w:r>
+      <w:r>
+        <w:rPr>
+          <w:rFonts w:ascii="Consolas" w:eastAsia="Microsoft YaHei" w:hAnsi="Consolas"/>
+        </w:rPr>
+        <w:t xml:space="preserve">&lt;输出日 YYYYMMDD&gt;_&lt;拍摄名的ASCII&gt;_delivery/</w:t>
+      </w:r>
+      <w:r>
+        <w:rPr>
+          <w:rFonts w:ascii="Microsoft YaHei" w:eastAsia="Microsoft YaHei" w:hAnsi="Microsoft YaHei"/>
+        </w:rPr>
+        <w:t xml:space="preserve">（拍摄名无法转为ASCII时为</w:t>
+      </w:r>
+      <w:r>
+        <w:rPr>
+          <w:rFonts w:ascii="Consolas" w:eastAsia="Microsoft YaHei" w:hAnsi="Consolas"/>
+        </w:rPr>
+        <w:t xml:space="preserve">&lt;输出日&gt;_delivery/</w:t>
+      </w:r>
+      <w:r>
+        <w:rPr>
+          <w:rFonts w:ascii="Microsoft YaHei" w:eastAsia="Microsoft YaHei" w:hAnsi="Microsoft YaHei"/>
+        </w:rPr>
+        <w:t xml:space="preserve">）之下放图片、随附文件（第5章 3.1“构成”的构成）、对应表</w:t>
+      </w:r>
+      <w:r>
+        <w:rPr>
+          <w:rFonts w:ascii="Consolas" w:eastAsia="Microsoft YaHei" w:hAnsi="Consolas"/>
+        </w:rPr>
+        <w:t xml:space="preserve">00_INDEX.txt</w:t>
+      </w:r>
+      <w:r>
+        <w:rPr>
+          <w:rFonts w:ascii="Microsoft YaHei" w:eastAsia="Microsoft YaHei" w:hAnsi="Microsoft YaHei"/>
+        </w:rPr>
+        <w:t xml:space="preserve">（3种语言的标题。连号、识别编号、原文件名、拍摄名）。图片采用Lightroom交付的连号形式</w:t>
+      </w:r>
+      <w:r>
+        <w:rPr>
+          <w:rFonts w:ascii="Consolas" w:eastAsia="Microsoft YaHei" w:hAnsi="Consolas"/>
+        </w:rPr>
+        <w:t xml:space="preserve">&lt;拍摄名的ASCII&gt;-&lt;连号3位&gt;-&lt;识别编号13个字符&gt;.&lt;扩展名&gt;</w:t>
+      </w:r>
+      <w:r>
+        <w:rPr>
+          <w:rFonts w:ascii="Microsoft YaHei" w:eastAsia="Microsoft YaHei" w:hAnsi="Microsoft YaHei"/>
+        </w:rPr>
+        <w:t xml:space="preserve">（没有拍摄名时为</w:t>
+      </w:r>
+      <w:r>
+        <w:rPr>
+          <w:rFonts w:ascii="Consolas" w:eastAsia="Microsoft YaHei" w:hAnsi="Consolas"/>
+        </w:rPr>
+        <w:t xml:space="preserve">&lt;连号3位&gt;-&lt;识别编号&gt;</w:t>
+      </w:r>
+      <w:r>
+        <w:rPr>
+          <w:rFonts w:ascii="Microsoft YaHei" w:eastAsia="Microsoft YaHei" w:hAnsi="Microsoft YaHei"/>
+        </w:rPr>
+        <w:t xml:space="preserve">）。只有ASCII与连号，与相机的DCF名称同样在任何操作系统、ZIP、云端都不会乱码。拍摄名留在</w:t>
+      </w:r>
+      <w:r>
+        <w:rPr>
+          <w:rFonts w:ascii="Consolas" w:eastAsia="Microsoft YaHei" w:hAnsi="Consolas"/>
+        </w:rPr>
+        <w:t xml:space="preserve">00_INDEX.txt</w:t>
+      </w:r>
+      <w:r>
+        <w:rPr>
+          <w:rFonts w:ascii="Microsoft YaHei" w:eastAsia="Microsoft YaHei" w:hAnsi="Microsoft YaHei"/>
+        </w:rPr>
+        <w:t xml:space="preserve">、作品数据、清单的</w:t>
+      </w:r>
+      <w:r>
+        <w:rPr>
+          <w:rFonts w:ascii="Consolas" w:eastAsia="Microsoft YaHei" w:hAnsi="Consolas"/>
+        </w:rPr>
+        <w:t xml:space="preserve">jp.nrsd.rights</w:t>
+      </w:r>
+      <w:r>
+        <w:rPr>
+          <w:rFonts w:ascii="Microsoft YaHei" w:eastAsia="Microsoft YaHei" w:hAnsi="Microsoft YaHei"/>
+        </w:rPr>
+        <w:t xml:space="preserve">、XMP的</w:t>
+      </w:r>
+      <w:r>
+        <w:rPr>
+          <w:rFonts w:ascii="Consolas" w:eastAsia="Microsoft YaHei" w:hAnsi="Consolas"/>
+        </w:rPr>
+        <w:t xml:space="preserve">dc:title</w:t>
+      </w:r>
+      <w:r>
+        <w:rPr>
+          <w:rFonts w:ascii="Microsoft YaHei" w:eastAsia="Microsoft YaHei" w:hAnsi="Microsoft YaHei"/>
+        </w:rPr>
+        <w:t xml:space="preserve">中。原名称可能含真实姓名等，因此只留在</w:t>
+      </w:r>
+      <w:r>
+        <w:rPr>
+          <w:rFonts w:ascii="Consolas" w:eastAsia="Microsoft YaHei" w:hAnsi="Consolas"/>
+        </w:rPr>
+        <w:t xml:space="preserve">00_INDEX.txt</w:t>
+      </w:r>
+      <w:r>
+        <w:rPr>
+          <w:rFonts w:ascii="Microsoft YaHei" w:eastAsia="Microsoft YaHei" w:hAnsi="Microsoft YaHei"/>
+        </w:rPr>
+        <w:t xml:space="preserve">与作品数据中（2026-09-30 NRSD的要求）。</w:t>
+      </w:r>
+    </w:p>
+    <w:p>
+      <w:pPr>
+        <w:pStyle w:val="ListParagraph"/>
+        <w:keepNext/>
+        <w:keepLines/>
+        <w:numPr>
+          <w:ilvl w:val="0"/>
+          <w:numId w:val="2"/>
+        </w:numPr>
+        <w:spacing w:after="20" w:before="20" w:line="300"/>
+      </w:pPr>
+      <w:r>
+        <w:rPr>
+          <w:rFonts w:ascii="Microsoft YaHei" w:eastAsia="Microsoft YaHei" w:hAnsi="Microsoft YaHei"/>
+        </w:rPr>
+        <w:t xml:space="preserve">社交平台用：在</w:t>
+      </w:r>
+      <w:r>
+        <w:rPr>
+          <w:rFonts w:ascii="Consolas" w:eastAsia="Microsoft YaHei" w:hAnsi="Consolas"/>
+        </w:rPr>
+        <w:t xml:space="preserve">&lt;输出日 YYYYMMDD&gt;_&lt;拍摄名&gt;_sns/</w:t>
+      </w:r>
+      <w:r>
+        <w:rPr>
+          <w:rFonts w:ascii="Microsoft YaHei" w:eastAsia="Microsoft YaHei" w:hAnsi="Microsoft YaHei"/>
+        </w:rPr>
+        <w:t xml:space="preserve">之下，按导出预设建文件夹（例：</w:t>
+      </w:r>
+      <w:r>
+        <w:rPr>
+          <w:rFonts w:ascii="Consolas" w:eastAsia="Microsoft YaHei" w:hAnsi="Consolas"/>
+        </w:rPr>
+        <w:t xml:space="preserve">X</w:t>
+      </w:r>
+      <w:r>
+        <w:rPr>
+          <w:rFonts w:ascii="Microsoft YaHei" w:eastAsia="Microsoft YaHei" w:hAnsi="Microsoft YaHei"/>
+        </w:rPr>
+        <w:t xml:space="preserve">、</w:t>
+      </w:r>
+      <w:r>
+        <w:rPr>
+          <w:rFonts w:ascii="Consolas" w:eastAsia="Microsoft YaHei" w:hAnsi="Consolas"/>
+        </w:rPr>
+        <w:t xml:space="preserve">Instagram</w:t>
+      </w:r>
+      <w:r>
+        <w:rPr>
+          <w:rFonts w:ascii="Microsoft YaHei" w:eastAsia="Microsoft YaHei" w:hAnsi="Microsoft YaHei"/>
+        </w:rPr>
+        <w:t xml:space="preserve">。第4章 14.1“导出的预设”），其下放图片。</w:t>
+      </w:r>
+    </w:p>
+    <w:p>
+      <w:pPr>
+        <w:pStyle w:val="ListParagraph"/>
+        <w:keepNext/>
+        <w:keepLines/>
+        <w:numPr>
+          <w:ilvl w:val="0"/>
+          <w:numId w:val="2"/>
+        </w:numPr>
+        <w:spacing w:after="20" w:before="20" w:line="300"/>
+      </w:pPr>
+      <w:r>
+        <w:rPr>
+          <w:rFonts w:ascii="Microsoft YaHei" w:eastAsia="Microsoft YaHei" w:hAnsi="Microsoft YaHei"/>
+        </w:rPr>
+        <w:t xml:space="preserve">社交平台用图片的文件名：</w:t>
+      </w:r>
+      <w:r>
+        <w:rPr>
+          <w:rFonts w:ascii="Consolas" w:eastAsia="Microsoft YaHei" w:hAnsi="Consolas"/>
+        </w:rPr>
         <w:t xml:space="preserve">&lt;原名称&gt;_&lt;识别编号&gt;.&lt;扩展名&gt;</w:t>
       </w:r>
       <w:r>
@@ -16560,7 +17095,85 @@
         <w:rPr>
           <w:rFonts w:ascii="Microsoft YaHei" w:eastAsia="Microsoft YaHei" w:hAnsi="Microsoft YaHei"/>
         </w:rPr>
-        <w:t xml:space="preserve">（7.1）。</w:t>
+        <w:t xml:space="preserve">（7.1）。导出之前在案头生成全部输出的路径，检查3种操作系统的上限（Windows 260与构成要素255，macOS 1024与构成要素255字节（按NFD计数），Linux 4096与255字节）、保留名（CON、PRN、AUX、NUL、COM1〜9、LPT1〜9）、末尾的点与空白、仅大小写不同的名称、NFC与NFD的冲突，命中的名称自动修正为安全的形式（截断、替换、连号）。不要求使用者判断。修正的对应留在作业与作品数据中。Windows处理长路径（</w:t>
+      </w:r>
+      <w:r>
+        <w:rPr>
+          <w:rFonts w:ascii="Consolas" w:eastAsia="Microsoft YaHei" w:hAnsi="Consolas"/>
+        </w:rPr>
+        <w:t xml:space="preserve">longPathAware</w:t>
+      </w:r>
+      <w:r>
+        <w:rPr>
+          <w:rFonts w:ascii="Microsoft YaHei" w:eastAsia="Microsoft YaHei" w:hAnsi="Microsoft YaHei"/>
+        </w:rPr>
+        <w:t xml:space="preserve">、</w:t>
+      </w:r>
+      <w:r>
+        <w:rPr>
+          <w:rFonts w:ascii="Consolas" w:eastAsia="Microsoft YaHei" w:hAnsi="Consolas"/>
+        </w:rPr>
+        <w:t xml:space="preserve">\\?\</w:t>
+      </w:r>
+      <w:r>
+        <w:rPr>
+          <w:rFonts w:ascii="Microsoft YaHei" w:eastAsia="Microsoft YaHei" w:hAnsi="Microsoft YaHei"/>
+        </w:rPr>
+        <w:t xml:space="preserve">前缀）（2026-09-30 NRSD的要求）。</w:t>
+      </w:r>
+    </w:p>
+    <w:p>
+      <w:pPr>
+        <w:pStyle w:val="ListParagraph"/>
+        <w:keepNext/>
+        <w:keepLines/>
+        <w:numPr>
+          <w:ilvl w:val="0"/>
+          <w:numId w:val="2"/>
+        </w:numPr>
+        <w:spacing w:after="20" w:before="20" w:line="300"/>
+      </w:pPr>
+      <w:r>
+        <w:rPr>
+          <w:rFonts w:ascii="Microsoft YaHei" w:eastAsia="Microsoft YaHei" w:hAnsi="Microsoft YaHei"/>
+        </w:rPr>
+        <w:t xml:space="preserve">交付用的连号每次导出从001重新编起（因文件夹不同。与Lightroom“连号”的起始值相同）。同一天已有同一拍摄名称的文件夹时，加编号为</w:t>
+      </w:r>
+      <w:r>
+        <w:rPr>
+          <w:rFonts w:ascii="Consolas" w:eastAsia="Microsoft YaHei" w:hAnsi="Consolas"/>
+        </w:rPr>
+        <w:t xml:space="preserve">&lt;日期&gt;_&lt;拍摄名称&gt;_delivery_2/</w:t>
+      </w:r>
+      <w:r>
+        <w:rPr>
+          <w:rFonts w:ascii="Microsoft YaHei" w:eastAsia="Microsoft YaHei" w:hAnsi="Microsoft YaHei"/>
+        </w:rPr>
+        <w:t xml:space="preserve">、</w:t>
+      </w:r>
+      <w:r>
+        <w:rPr>
+          <w:rFonts w:ascii="Consolas" w:eastAsia="Microsoft YaHei" w:hAnsi="Consolas"/>
+        </w:rPr>
+        <w:t xml:space="preserve">_3/</w:t>
+      </w:r>
+      <w:r>
+        <w:rPr>
+          <w:rFonts w:ascii="Microsoft YaHei" w:eastAsia="Microsoft YaHei" w:hAnsi="Microsoft YaHei"/>
+        </w:rPr>
+        <w:t xml:space="preserve">（与macOS的“副本 2”、Windows的“(2)”相同。ASCII，分隔为</w:t>
+      </w:r>
+      <w:r>
+        <w:rPr>
+          <w:rFonts w:ascii="Consolas" w:eastAsia="Microsoft YaHei" w:hAnsi="Consolas"/>
+        </w:rPr>
+        <w:t xml:space="preserve">_</w:t>
+      </w:r>
+      <w:r>
+        <w:rPr>
+          <w:rFonts w:ascii="Microsoft YaHei" w:eastAsia="Microsoft YaHei" w:hAnsi="Microsoft YaHei"/>
+        </w:rPr>
+        <w:t xml:space="preserve">）。社交平台用亦同。</w:t>
       </w:r>
     </w:p>
     <w:p>
@@ -18653,9 +19266,9 @@
         </w:tblBorders>
       </w:tblPr>
       <w:tblGrid>
-        <w:gridCol w:w="1181"/>
-        <w:gridCol w:w="2934"/>
-        <w:gridCol w:w="5523"/>
+        <w:gridCol w:w="1149"/>
+        <w:gridCol w:w="2853"/>
+        <w:gridCol w:w="5636"/>
       </w:tblGrid>
       <w:tr>
         <w:trPr>
@@ -18664,7 +19277,7 @@
         </w:trPr>
         <w:tc>
           <w:tcPr>
-            <w:tcW w:type="dxa" w:w="1181"/>
+            <w:tcW w:type="dxa" w:w="1149"/>
             <w:tcBorders>
               <w:top w:val="single" w:color="A6B8D0" w:sz="4"/>
               <w:left w:val="single" w:color="A6B8D0" w:sz="4"/>
@@ -18699,7 +19312,7 @@
         </w:tc>
         <w:tc>
           <w:tcPr>
-            <w:tcW w:type="dxa" w:w="2934"/>
+            <w:tcW w:type="dxa" w:w="2853"/>
             <w:tcBorders>
               <w:top w:val="single" w:color="A6B8D0" w:sz="4"/>
               <w:left w:val="single" w:color="A6B8D0" w:sz="4"/>
@@ -18734,7 +19347,7 @@
         </w:tc>
         <w:tc>
           <w:tcPr>
-            <w:tcW w:type="dxa" w:w="5523"/>
+            <w:tcW w:type="dxa" w:w="5636"/>
             <w:tcBorders>
               <w:top w:val="single" w:color="A6B8D0" w:sz="4"/>
               <w:left w:val="single" w:color="A6B8D0" w:sz="4"/>
@@ -18775,7 +19388,7 @@
         </w:trPr>
         <w:tc>
           <w:tcPr>
-            <w:tcW w:type="dxa" w:w="1181"/>
+            <w:tcW w:type="dxa" w:w="1149"/>
             <w:tcBorders>
               <w:top w:val="single" w:color="A6B8D0" w:sz="4"/>
               <w:left w:val="single" w:color="A6B8D0" w:sz="4"/>
@@ -18809,7 +19422,7 @@
         </w:tc>
         <w:tc>
           <w:tcPr>
-            <w:tcW w:type="dxa" w:w="2934"/>
+            <w:tcW w:type="dxa" w:w="2853"/>
             <w:tcBorders>
               <w:top w:val="single" w:color="A6B8D0" w:sz="4"/>
               <w:left w:val="single" w:color="A6B8D0" w:sz="4"/>
@@ -18843,7 +19456,7 @@
         </w:tc>
         <w:tc>
           <w:tcPr>
-            <w:tcW w:type="dxa" w:w="5523"/>
+            <w:tcW w:type="dxa" w:w="5636"/>
             <w:tcBorders>
               <w:top w:val="single" w:color="A6B8D0" w:sz="4"/>
               <w:left w:val="single" w:color="A6B8D0" w:sz="4"/>
@@ -18883,7 +19496,7 @@
         </w:trPr>
         <w:tc>
           <w:tcPr>
-            <w:tcW w:type="dxa" w:w="1181"/>
+            <w:tcW w:type="dxa" w:w="1149"/>
             <w:tcBorders>
               <w:top w:val="single" w:color="A6B8D0" w:sz="4"/>
               <w:left w:val="single" w:color="A6B8D0" w:sz="4"/>
@@ -18917,7 +19530,7 @@
         </w:tc>
         <w:tc>
           <w:tcPr>
-            <w:tcW w:type="dxa" w:w="2934"/>
+            <w:tcW w:type="dxa" w:w="2853"/>
             <w:tcBorders>
               <w:top w:val="single" w:color="A6B8D0" w:sz="4"/>
               <w:left w:val="single" w:color="A6B8D0" w:sz="4"/>
@@ -18951,7 +19564,7 @@
         </w:tc>
         <w:tc>
           <w:tcPr>
-            <w:tcW w:type="dxa" w:w="5523"/>
+            <w:tcW w:type="dxa" w:w="5636"/>
             <w:tcBorders>
               <w:top w:val="single" w:color="A6B8D0" w:sz="4"/>
               <w:left w:val="single" w:color="A6B8D0" w:sz="4"/>
@@ -18991,7 +19604,7 @@
         </w:trPr>
         <w:tc>
           <w:tcPr>
-            <w:tcW w:type="dxa" w:w="1181"/>
+            <w:tcW w:type="dxa" w:w="1149"/>
             <w:tcBorders>
               <w:top w:val="single" w:color="A6B8D0" w:sz="4"/>
               <w:left w:val="single" w:color="A6B8D0" w:sz="4"/>
@@ -19025,7 +19638,7 @@
         </w:tc>
         <w:tc>
           <w:tcPr>
-            <w:tcW w:type="dxa" w:w="2934"/>
+            <w:tcW w:type="dxa" w:w="2853"/>
             <w:tcBorders>
               <w:top w:val="single" w:color="A6B8D0" w:sz="4"/>
               <w:left w:val="single" w:color="A6B8D0" w:sz="4"/>
@@ -19059,7 +19672,7 @@
         </w:tc>
         <w:tc>
           <w:tcPr>
-            <w:tcW w:type="dxa" w:w="5523"/>
+            <w:tcW w:type="dxa" w:w="5636"/>
             <w:tcBorders>
               <w:top w:val="single" w:color="A6B8D0" w:sz="4"/>
               <w:left w:val="single" w:color="A6B8D0" w:sz="4"/>
@@ -19099,7 +19712,7 @@
         </w:trPr>
         <w:tc>
           <w:tcPr>
-            <w:tcW w:type="dxa" w:w="1181"/>
+            <w:tcW w:type="dxa" w:w="1149"/>
             <w:tcBorders>
               <w:top w:val="single" w:color="A6B8D0" w:sz="4"/>
               <w:left w:val="single" w:color="A6B8D0" w:sz="4"/>
@@ -19133,7 +19746,7 @@
         </w:tc>
         <w:tc>
           <w:tcPr>
-            <w:tcW w:type="dxa" w:w="2934"/>
+            <w:tcW w:type="dxa" w:w="2853"/>
             <w:tcBorders>
               <w:top w:val="single" w:color="A6B8D0" w:sz="4"/>
               <w:left w:val="single" w:color="A6B8D0" w:sz="4"/>
@@ -19167,7 +19780,7 @@
         </w:tc>
         <w:tc>
           <w:tcPr>
-            <w:tcW w:type="dxa" w:w="5523"/>
+            <w:tcW w:type="dxa" w:w="5636"/>
             <w:tcBorders>
               <w:top w:val="single" w:color="A6B8D0" w:sz="4"/>
               <w:left w:val="single" w:color="A6B8D0" w:sz="4"/>
@@ -19207,7 +19820,7 @@
         </w:trPr>
         <w:tc>
           <w:tcPr>
-            <w:tcW w:type="dxa" w:w="1181"/>
+            <w:tcW w:type="dxa" w:w="1149"/>
             <w:tcBorders>
               <w:top w:val="single" w:color="A6B8D0" w:sz="4"/>
               <w:left w:val="single" w:color="A6B8D0" w:sz="4"/>
@@ -19241,7 +19854,7 @@
         </w:tc>
         <w:tc>
           <w:tcPr>
-            <w:tcW w:type="dxa" w:w="2934"/>
+            <w:tcW w:type="dxa" w:w="2853"/>
             <w:tcBorders>
               <w:top w:val="single" w:color="A6B8D0" w:sz="4"/>
               <w:left w:val="single" w:color="A6B8D0" w:sz="4"/>
@@ -19275,7 +19888,7 @@
         </w:tc>
         <w:tc>
           <w:tcPr>
-            <w:tcW w:type="dxa" w:w="5523"/>
+            <w:tcW w:type="dxa" w:w="5636"/>
             <w:tcBorders>
               <w:top w:val="single" w:color="A6B8D0" w:sz="4"/>
               <w:left w:val="single" w:color="A6B8D0" w:sz="4"/>
@@ -19315,7 +19928,7 @@
         </w:trPr>
         <w:tc>
           <w:tcPr>
-            <w:tcW w:type="dxa" w:w="1181"/>
+            <w:tcW w:type="dxa" w:w="1149"/>
             <w:tcBorders>
               <w:top w:val="single" w:color="A6B8D0" w:sz="4"/>
               <w:left w:val="single" w:color="A6B8D0" w:sz="4"/>
@@ -19349,7 +19962,7 @@
         </w:tc>
         <w:tc>
           <w:tcPr>
-            <w:tcW w:type="dxa" w:w="2934"/>
+            <w:tcW w:type="dxa" w:w="2853"/>
             <w:tcBorders>
               <w:top w:val="single" w:color="A6B8D0" w:sz="4"/>
               <w:left w:val="single" w:color="A6B8D0" w:sz="4"/>
@@ -19383,7 +19996,7 @@
         </w:tc>
         <w:tc>
           <w:tcPr>
-            <w:tcW w:type="dxa" w:w="5523"/>
+            <w:tcW w:type="dxa" w:w="5636"/>
             <w:tcBorders>
               <w:top w:val="single" w:color="A6B8D0" w:sz="4"/>
               <w:left w:val="single" w:color="A6B8D0" w:sz="4"/>
@@ -19423,7 +20036,7 @@
         </w:trPr>
         <w:tc>
           <w:tcPr>
-            <w:tcW w:type="dxa" w:w="1181"/>
+            <w:tcW w:type="dxa" w:w="1149"/>
             <w:tcBorders>
               <w:top w:val="single" w:color="A6B8D0" w:sz="4"/>
               <w:left w:val="single" w:color="A6B8D0" w:sz="4"/>
@@ -19457,7 +20070,7 @@
         </w:tc>
         <w:tc>
           <w:tcPr>
-            <w:tcW w:type="dxa" w:w="2934"/>
+            <w:tcW w:type="dxa" w:w="2853"/>
             <w:tcBorders>
               <w:top w:val="single" w:color="A6B8D0" w:sz="4"/>
               <w:left w:val="single" w:color="A6B8D0" w:sz="4"/>
@@ -19491,7 +20104,7 @@
         </w:tc>
         <w:tc>
           <w:tcPr>
-            <w:tcW w:type="dxa" w:w="5523"/>
+            <w:tcW w:type="dxa" w:w="5636"/>
             <w:tcBorders>
               <w:top w:val="single" w:color="A6B8D0" w:sz="4"/>
               <w:left w:val="single" w:color="A6B8D0" w:sz="4"/>
@@ -19531,7 +20144,115 @@
         </w:trPr>
         <w:tc>
           <w:tcPr>
-            <w:tcW w:type="dxa" w:w="1181"/>
+            <w:tcW w:type="dxa" w:w="1149"/>
+            <w:tcBorders>
+              <w:top w:val="single" w:color="A6B8D0" w:sz="4"/>
+              <w:left w:val="single" w:color="A6B8D0" w:sz="4"/>
+              <w:bottom w:val="single" w:color="A6B8D0" w:sz="4"/>
+              <w:right w:val="single" w:color="A6B8D0" w:sz="4"/>
+            </w:tcBorders>
+            <w:tcMar>
+              <w:top w:type="dxa" w:w="50"/>
+              <w:left w:type="dxa" w:w="90"/>
+              <w:bottom w:type="dxa" w:w="50"/>
+              <w:right w:type="dxa" w:w="90"/>
+            </w:tcMar>
+          </w:tcPr>
+          <w:p>
+            <w:pPr>
+              <w:keepNext/>
+              <w:keepLines/>
+              <w:spacing w:after="0" w:before="0" w:line="280"/>
+            </w:pPr>
+            <w:r>
+              <w:rPr>
+                <w:rFonts w:ascii="Microsoft YaHei" w:eastAsia="Microsoft YaHei" w:hAnsi="Microsoft YaHei"/>
+                <w:b w:val="false"/>
+                <w:bCs w:val="false"/>
+                <w:sz w:val="18"/>
+                <w:szCs w:val="18"/>
+              </w:rPr>
+              <w:t xml:space="preserve">作品数据的记录</w:t>
+            </w:r>
+          </w:p>
+        </w:tc>
+        <w:tc>
+          <w:tcPr>
+            <w:tcW w:type="dxa" w:w="2853"/>
+            <w:tcBorders>
+              <w:top w:val="single" w:color="A6B8D0" w:sz="4"/>
+              <w:left w:val="single" w:color="A6B8D0" w:sz="4"/>
+              <w:bottom w:val="single" w:color="A6B8D0" w:sz="4"/>
+              <w:right w:val="single" w:color="A6B8D0" w:sz="4"/>
+            </w:tcBorders>
+            <w:tcMar>
+              <w:top w:type="dxa" w:w="50"/>
+              <w:left w:type="dxa" w:w="90"/>
+              <w:bottom w:type="dxa" w:w="50"/>
+              <w:right w:type="dxa" w:w="90"/>
+            </w:tcMar>
+          </w:tcPr>
+          <w:p>
+            <w:pPr>
+              <w:keepNext/>
+              <w:keepLines/>
+              <w:spacing w:after="0" w:before="0" w:line="280"/>
+            </w:pPr>
+            <w:r>
+              <w:rPr>
+                <w:rFonts w:ascii="Microsoft YaHei" w:eastAsia="Microsoft YaHei" w:hAnsi="Microsoft YaHei"/>
+                <w:b w:val="false"/>
+                <w:bCs w:val="false"/>
+                <w:sz w:val="18"/>
+                <w:szCs w:val="18"/>
+              </w:rPr>
+              <w:t xml:space="preserve">无法写入</w:t>
+            </w:r>
+          </w:p>
+        </w:tc>
+        <w:tc>
+          <w:tcPr>
+            <w:tcW w:type="dxa" w:w="5636"/>
+            <w:tcBorders>
+              <w:top w:val="single" w:color="A6B8D0" w:sz="4"/>
+              <w:left w:val="single" w:color="A6B8D0" w:sz="4"/>
+              <w:bottom w:val="single" w:color="A6B8D0" w:sz="4"/>
+              <w:right w:val="single" w:color="A6B8D0" w:sz="4"/>
+            </w:tcBorders>
+            <w:tcMar>
+              <w:top w:type="dxa" w:w="50"/>
+              <w:left w:type="dxa" w:w="90"/>
+              <w:bottom w:type="dxa" w:w="50"/>
+              <w:right w:type="dxa" w:w="90"/>
+            </w:tcMar>
+          </w:tcPr>
+          <w:p>
+            <w:pPr>
+              <w:keepNext/>
+              <w:keepLines/>
+              <w:spacing w:after="0" w:before="0" w:line="280"/>
+            </w:pPr>
+            <w:r>
+              <w:rPr>
+                <w:rFonts w:ascii="Microsoft YaHei" w:eastAsia="Microsoft YaHei" w:hAnsi="Microsoft YaHei"/>
+                <w:b w:val="false"/>
+                <w:bCs w:val="false"/>
+                <w:sz w:val="18"/>
+                <w:szCs w:val="18"/>
+              </w:rPr>
+              <w:t xml:space="preserve">不确定输出的名称，删除临时文件。把该1张作为失败列入一览（按第1章 7.2“批量导出”的顺序，没有记录的输出不会留下）</w:t>
+            </w:r>
+          </w:p>
+        </w:tc>
+      </w:tr>
+      <w:tr>
+        <w:trPr>
+          <w:cantSplit/>
+          <w:tblHeader w:val="off"/>
+        </w:trPr>
+        <w:tc>
+          <w:tcPr>
+            <w:tcW w:type="dxa" w:w="1149"/>
             <w:tcBorders>
               <w:top w:val="single" w:color="A6B8D0" w:sz="4"/>
               <w:left w:val="single" w:color="A6B8D0" w:sz="4"/>
@@ -19559,13 +20280,13 @@
                 <w:sz w:val="18"/>
                 <w:szCs w:val="18"/>
               </w:rPr>
-              <w:t xml:space="preserve">作品数据的记录</w:t>
-            </w:r>
-          </w:p>
-        </w:tc>
-        <w:tc>
-          <w:tcPr>
-            <w:tcW w:type="dxa" w:w="2934"/>
+              <w:t xml:space="preserve">读回的验证</w:t>
+            </w:r>
+          </w:p>
+        </w:tc>
+        <w:tc>
+          <w:tcPr>
+            <w:tcW w:type="dxa" w:w="2853"/>
             <w:tcBorders>
               <w:top w:val="single" w:color="A6B8D0" w:sz="4"/>
               <w:left w:val="single" w:color="A6B8D0" w:sz="4"/>
@@ -19593,13 +20314,13 @@
                 <w:sz w:val="18"/>
                 <w:szCs w:val="18"/>
               </w:rPr>
-              <w:t xml:space="preserve">无法写入</w:t>
-            </w:r>
-          </w:p>
-        </w:tc>
-        <w:tc>
-          <w:tcPr>
-            <w:tcW w:type="dxa" w:w="5523"/>
+              <w:t xml:space="preserve">C2PA签名、水印、权利项目、PDQ中有一项不通过</w:t>
+            </w:r>
+          </w:p>
+        </w:tc>
+        <w:tc>
+          <w:tcPr>
+            <w:tcW w:type="dxa" w:w="5636"/>
             <w:tcBorders>
               <w:top w:val="single" w:color="A6B8D0" w:sz="4"/>
               <w:left w:val="single" w:color="A6B8D0" w:sz="4"/>
@@ -19627,7 +20348,7 @@
                 <w:sz w:val="18"/>
                 <w:szCs w:val="18"/>
               </w:rPr>
-              <w:t xml:space="preserve">不确定输出的名称，删除临时文件。把该1张作为失败列入一览（按第1章 7.2“批量导出”的顺序，没有记录的输出不会留下）</w:t>
+              <w:t xml:space="preserve">停止该1张，删除临时文件，在一览中显示理由。作为异常检测记录（8.1的第13步）</w:t>
             </w:r>
           </w:p>
         </w:tc>
@@ -19662,9 +20383,8 @@
         </w:tblBorders>
       </w:tblPr>
       <w:tblGrid>
-        <w:gridCol w:w="1860"/>
-        <w:gridCol w:w="5042"/>
-        <w:gridCol w:w="2736"/>
+        <w:gridCol w:w="6128"/>
+        <w:gridCol w:w="3510"/>
       </w:tblGrid>
       <w:tr>
         <w:trPr>
@@ -19673,7 +20393,7 @@
         </w:trPr>
         <w:tc>
           <w:tcPr>
-            <w:tcW w:type="dxa" w:w="1860"/>
+            <w:tcW w:type="dxa" w:w="6128"/>
             <w:tcBorders>
               <w:top w:val="single" w:color="A6B8D0" w:sz="4"/>
               <w:left w:val="single" w:color="A6B8D0" w:sz="4"/>
@@ -19702,48 +20422,13 @@
                 <w:sz w:val="18"/>
                 <w:szCs w:val="18"/>
               </w:rPr>
-              <w:t xml:space="preserve">要求的编号</w:t>
-            </w:r>
-          </w:p>
-        </w:tc>
-        <w:tc>
-          <w:tcPr>
-            <w:tcW w:type="dxa" w:w="5042"/>
-            <w:tcBorders>
-              <w:top w:val="single" w:color="A6B8D0" w:sz="4"/>
-              <w:left w:val="single" w:color="A6B8D0" w:sz="4"/>
-              <w:bottom w:val="single" w:color="A6B8D0" w:sz="4"/>
-              <w:right w:val="single" w:color="A6B8D0" w:sz="4"/>
-            </w:tcBorders>
-            <w:shd w:fill="DCE6F2" w:color="auto" w:val="clear"/>
-            <w:tcMar>
-              <w:top w:type="dxa" w:w="50"/>
-              <w:left w:type="dxa" w:w="90"/>
-              <w:bottom w:type="dxa" w:w="50"/>
-              <w:right w:type="dxa" w:w="90"/>
-            </w:tcMar>
-          </w:tcPr>
-          <w:p>
-            <w:pPr>
-              <w:keepNext/>
-              <w:keepLines/>
-              <w:spacing w:after="0" w:before="0" w:line="280"/>
-            </w:pPr>
-            <w:r>
-              <w:rPr>
-                <w:rFonts w:ascii="Microsoft YaHei" w:eastAsia="Microsoft YaHei" w:hAnsi="Microsoft YaHei"/>
-                <w:b/>
-                <w:bCs/>
-                <w:sz w:val="18"/>
-                <w:szCs w:val="18"/>
-              </w:rPr>
-              <w:t xml:space="preserve">要求的内容</w:t>
-            </w:r>
-          </w:p>
-        </w:tc>
-        <w:tc>
-          <w:tcPr>
-            <w:tcW w:type="dxa" w:w="2736"/>
+              <w:t xml:space="preserve">要求的编号（文字见概要设计书）</w:t>
+            </w:r>
+          </w:p>
+        </w:tc>
+        <w:tc>
+          <w:tcPr>
+            <w:tcW w:type="dxa" w:w="3510"/>
             <w:tcBorders>
               <w:top w:val="single" w:color="A6B8D0" w:sz="4"/>
               <w:left w:val="single" w:color="A6B8D0" w:sz="4"/>
@@ -19784,7 +20469,7 @@
         </w:trPr>
         <w:tc>
           <w:tcPr>
-            <w:tcW w:type="dxa" w:w="1860"/>
+            <w:tcW w:type="dxa" w:w="6128"/>
             <w:tcBorders>
               <w:top w:val="single" w:color="A6B8D0" w:sz="4"/>
               <w:left w:val="single" w:color="A6B8D0" w:sz="4"/>
@@ -19818,41 +20503,7 @@
         </w:tc>
         <w:tc>
           <w:tcPr>
-            <w:tcW w:type="dxa" w:w="5042"/>
-            <w:tcBorders>
-              <w:top w:val="single" w:color="A6B8D0" w:sz="4"/>
-              <w:left w:val="single" w:color="A6B8D0" w:sz="4"/>
-              <w:bottom w:val="single" w:color="A6B8D0" w:sz="4"/>
-              <w:right w:val="single" w:color="A6B8D0" w:sz="4"/>
-            </w:tcBorders>
-            <w:tcMar>
-              <w:top w:type="dxa" w:w="50"/>
-              <w:left w:type="dxa" w:w="90"/>
-              <w:bottom w:type="dxa" w:w="50"/>
-              <w:right w:type="dxa" w:w="90"/>
-            </w:tcMar>
-          </w:tcPr>
-          <w:p>
-            <w:pPr>
-              <w:keepNext/>
-              <w:keepLines/>
-              <w:spacing w:after="0" w:before="0" w:line="280"/>
-            </w:pPr>
-            <w:r>
-              <w:rPr>
-                <w:rFonts w:ascii="Microsoft YaHei" w:eastAsia="Microsoft YaHei" w:hAnsi="Microsoft YaHei"/>
-                <w:b w:val="false"/>
-                <w:bCs w:val="false"/>
-                <w:sz w:val="18"/>
-                <w:szCs w:val="18"/>
-              </w:rPr>
-              <w:t xml:space="preserve">支持的格式已确定</w:t>
-            </w:r>
-          </w:p>
-        </w:tc>
-        <w:tc>
-          <w:tcPr>
-            <w:tcW w:type="dxa" w:w="2736"/>
+            <w:tcW w:type="dxa" w:w="3510"/>
             <w:tcBorders>
               <w:top w:val="single" w:color="A6B8D0" w:sz="4"/>
               <w:left w:val="single" w:color="A6B8D0" w:sz="4"/>
@@ -19892,7 +20543,7 @@
         </w:trPr>
         <w:tc>
           <w:tcPr>
-            <w:tcW w:type="dxa" w:w="1860"/>
+            <w:tcW w:type="dxa" w:w="6128"/>
             <w:tcBorders>
               <w:top w:val="single" w:color="A6B8D0" w:sz="4"/>
               <w:left w:val="single" w:color="A6B8D0" w:sz="4"/>
@@ -19926,41 +20577,7 @@
         </w:tc>
         <w:tc>
           <w:tcPr>
-            <w:tcW w:type="dxa" w:w="5042"/>
-            <w:tcBorders>
-              <w:top w:val="single" w:color="A6B8D0" w:sz="4"/>
-              <w:left w:val="single" w:color="A6B8D0" w:sz="4"/>
-              <w:bottom w:val="single" w:color="A6B8D0" w:sz="4"/>
-              <w:right w:val="single" w:color="A6B8D0" w:sz="4"/>
-            </w:tcBorders>
-            <w:tcMar>
-              <w:top w:type="dxa" w:w="50"/>
-              <w:left w:type="dxa" w:w="90"/>
-              <w:bottom w:type="dxa" w:w="50"/>
-              <w:right w:type="dxa" w:w="90"/>
-            </w:tcMar>
-          </w:tcPr>
-          <w:p>
-            <w:pPr>
-              <w:keepNext/>
-              <w:keepLines/>
-              <w:spacing w:after="0" w:before="0" w:line="280"/>
-            </w:pPr>
-            <w:r>
-              <w:rPr>
-                <w:rFonts w:ascii="Microsoft YaHei" w:eastAsia="Microsoft YaHei" w:hAnsi="Microsoft YaHei"/>
-                <w:b w:val="false"/>
-                <w:bCs w:val="false"/>
-                <w:sz w:val="18"/>
-                <w:szCs w:val="18"/>
-              </w:rPr>
-              <w:t xml:space="preserve">能安全地处理损坏的图片、巨大的图片、已有签名的图片</w:t>
-            </w:r>
-          </w:p>
-        </w:tc>
-        <w:tc>
-          <w:tcPr>
-            <w:tcW w:type="dxa" w:w="2736"/>
+            <w:tcW w:type="dxa" w:w="3510"/>
             <w:tcBorders>
               <w:top w:val="single" w:color="A6B8D0" w:sz="4"/>
               <w:left w:val="single" w:color="A6B8D0" w:sz="4"/>
@@ -20000,7 +20617,7 @@
         </w:trPr>
         <w:tc>
           <w:tcPr>
-            <w:tcW w:type="dxa" w:w="1860"/>
+            <w:tcW w:type="dxa" w:w="6128"/>
             <w:tcBorders>
               <w:top w:val="single" w:color="A6B8D0" w:sz="4"/>
               <w:left w:val="single" w:color="A6B8D0" w:sz="4"/>
@@ -20034,41 +20651,7 @@
         </w:tc>
         <w:tc>
           <w:tcPr>
-            <w:tcW w:type="dxa" w:w="5042"/>
-            <w:tcBorders>
-              <w:top w:val="single" w:color="A6B8D0" w:sz="4"/>
-              <w:left w:val="single" w:color="A6B8D0" w:sz="4"/>
-              <w:bottom w:val="single" w:color="A6B8D0" w:sz="4"/>
-              <w:right w:val="single" w:color="A6B8D0" w:sz="4"/>
-            </w:tcBorders>
-            <w:tcMar>
-              <w:top w:type="dxa" w:w="50"/>
-              <w:left w:type="dxa" w:w="90"/>
-              <w:bottom w:type="dxa" w:w="50"/>
-              <w:right w:type="dxa" w:w="90"/>
-            </w:tcMar>
-          </w:tcPr>
-          <w:p>
-            <w:pPr>
-              <w:keepNext/>
-              <w:keepLines/>
-              <w:spacing w:after="0" w:before="0" w:line="280"/>
-            </w:pPr>
-            <w:r>
-              <w:rPr>
-                <w:rFonts w:ascii="Microsoft YaHei" w:eastAsia="Microsoft YaHei" w:hAnsi="Microsoft YaHei"/>
-                <w:b w:val="false"/>
-                <w:bCs w:val="false"/>
-                <w:sz w:val="18"/>
-                <w:szCs w:val="18"/>
-              </w:rPr>
-              <w:t xml:space="preserve">记录的项目与不记录的项目（个人信息）已确定</w:t>
-            </w:r>
-          </w:p>
-        </w:tc>
-        <w:tc>
-          <w:tcPr>
-            <w:tcW w:type="dxa" w:w="2736"/>
+            <w:tcW w:type="dxa" w:w="3510"/>
             <w:tcBorders>
               <w:top w:val="single" w:color="A6B8D0" w:sz="4"/>
               <w:left w:val="single" w:color="A6B8D0" w:sz="4"/>
@@ -20108,7 +20691,7 @@
         </w:trPr>
         <w:tc>
           <w:tcPr>
-            <w:tcW w:type="dxa" w:w="1860"/>
+            <w:tcW w:type="dxa" w:w="6128"/>
             <w:tcBorders>
               <w:top w:val="single" w:color="A6B8D0" w:sz="4"/>
               <w:left w:val="single" w:color="A6B8D0" w:sz="4"/>
@@ -20142,41 +20725,7 @@
         </w:tc>
         <w:tc>
           <w:tcPr>
-            <w:tcW w:type="dxa" w:w="5042"/>
-            <w:tcBorders>
-              <w:top w:val="single" w:color="A6B8D0" w:sz="4"/>
-              <w:left w:val="single" w:color="A6B8D0" w:sz="4"/>
-              <w:bottom w:val="single" w:color="A6B8D0" w:sz="4"/>
-              <w:right w:val="single" w:color="A6B8D0" w:sz="4"/>
-            </w:tcBorders>
-            <w:tcMar>
-              <w:top w:type="dxa" w:w="50"/>
-              <w:left w:type="dxa" w:w="90"/>
-              <w:bottom w:type="dxa" w:w="50"/>
-              <w:right w:type="dxa" w:w="90"/>
-            </w:tcMar>
-          </w:tcPr>
-          <w:p>
-            <w:pPr>
-              <w:keepNext/>
-              <w:keepLines/>
-              <w:spacing w:after="0" w:before="0" w:line="280"/>
-            </w:pPr>
-            <w:r>
-              <w:rPr>
-                <w:rFonts w:ascii="Microsoft YaHei" w:eastAsia="Microsoft YaHei" w:hAnsi="Microsoft YaHei"/>
-                <w:b w:val="false"/>
-                <w:bCs w:val="false"/>
-                <w:sz w:val="18"/>
-                <w:szCs w:val="18"/>
-              </w:rPr>
-              <w:t xml:space="preserve">遵循的规范版本已确定</w:t>
-            </w:r>
-          </w:p>
-        </w:tc>
-        <w:tc>
-          <w:tcPr>
-            <w:tcW w:type="dxa" w:w="2736"/>
+            <w:tcW w:type="dxa" w:w="3510"/>
             <w:tcBorders>
               <w:top w:val="single" w:color="A6B8D0" w:sz="4"/>
               <w:left w:val="single" w:color="A6B8D0" w:sz="4"/>
@@ -20216,7 +20765,7 @@
         </w:trPr>
         <w:tc>
           <w:tcPr>
-            <w:tcW w:type="dxa" w:w="1860"/>
+            <w:tcW w:type="dxa" w:w="6128"/>
             <w:tcBorders>
               <w:top w:val="single" w:color="A6B8D0" w:sz="4"/>
               <w:left w:val="single" w:color="A6B8D0" w:sz="4"/>
@@ -20250,41 +20799,7 @@
         </w:tc>
         <w:tc>
           <w:tcPr>
-            <w:tcW w:type="dxa" w:w="5042"/>
-            <w:tcBorders>
-              <w:top w:val="single" w:color="A6B8D0" w:sz="4"/>
-              <w:left w:val="single" w:color="A6B8D0" w:sz="4"/>
-              <w:bottom w:val="single" w:color="A6B8D0" w:sz="4"/>
-              <w:right w:val="single" w:color="A6B8D0" w:sz="4"/>
-            </w:tcBorders>
-            <w:tcMar>
-              <w:top w:type="dxa" w:w="50"/>
-              <w:left w:type="dxa" w:w="90"/>
-              <w:bottom w:type="dxa" w:w="50"/>
-              <w:right w:type="dxa" w:w="90"/>
-            </w:tcMar>
-          </w:tcPr>
-          <w:p>
-            <w:pPr>
-              <w:keepNext/>
-              <w:keepLines/>
-              <w:spacing w:after="0" w:before="0" w:line="280"/>
-            </w:pPr>
-            <w:r>
-              <w:rPr>
-                <w:rFonts w:ascii="Microsoft YaHei" w:eastAsia="Microsoft YaHei" w:hAnsi="Microsoft YaHei"/>
-                <w:b w:val="false"/>
-                <w:bCs w:val="false"/>
-                <w:sz w:val="18"/>
-                <w:szCs w:val="18"/>
-              </w:rPr>
-              <w:t xml:space="preserve">是否记录许可范围、可见签名的操作已确定（与第5章同时决定）</w:t>
-            </w:r>
-          </w:p>
-        </w:tc>
-        <w:tc>
-          <w:tcPr>
-            <w:tcW w:type="dxa" w:w="2736"/>
+            <w:tcW w:type="dxa" w:w="3510"/>
             <w:tcBorders>
               <w:top w:val="single" w:color="A6B8D0" w:sz="4"/>
               <w:left w:val="single" w:color="A6B8D0" w:sz="4"/>
@@ -20324,7 +20839,7 @@
         </w:trPr>
         <w:tc>
           <w:tcPr>
-            <w:tcW w:type="dxa" w:w="1860"/>
+            <w:tcW w:type="dxa" w:w="6128"/>
             <w:tcBorders>
               <w:top w:val="single" w:color="A6B8D0" w:sz="4"/>
               <w:left w:val="single" w:color="A6B8D0" w:sz="4"/>
@@ -20358,41 +20873,7 @@
         </w:tc>
         <w:tc>
           <w:tcPr>
-            <w:tcW w:type="dxa" w:w="5042"/>
-            <w:tcBorders>
-              <w:top w:val="single" w:color="A6B8D0" w:sz="4"/>
-              <w:left w:val="single" w:color="A6B8D0" w:sz="4"/>
-              <w:bottom w:val="single" w:color="A6B8D0" w:sz="4"/>
-              <w:right w:val="single" w:color="A6B8D0" w:sz="4"/>
-            </w:tcBorders>
-            <w:tcMar>
-              <w:top w:type="dxa" w:w="50"/>
-              <w:left w:type="dxa" w:w="90"/>
-              <w:bottom w:type="dxa" w:w="50"/>
-              <w:right w:type="dxa" w:w="90"/>
-            </w:tcMar>
-          </w:tcPr>
-          <w:p>
-            <w:pPr>
-              <w:keepNext/>
-              <w:keepLines/>
-              <w:spacing w:after="0" w:before="0" w:line="280"/>
-            </w:pPr>
-            <w:r>
-              <w:rPr>
-                <w:rFonts w:ascii="Microsoft YaHei" w:eastAsia="Microsoft YaHei" w:hAnsi="Microsoft YaHei"/>
-                <w:b w:val="false"/>
-                <w:bCs w:val="false"/>
-                <w:sz w:val="18"/>
-                <w:szCs w:val="18"/>
-              </w:rPr>
-              <w:t xml:space="preserve">TSA（包括中国国内的TSA在内加以研讨）已确定</w:t>
-            </w:r>
-          </w:p>
-        </w:tc>
-        <w:tc>
-          <w:tcPr>
-            <w:tcW w:type="dxa" w:w="2736"/>
+            <w:tcW w:type="dxa" w:w="3510"/>
             <w:tcBorders>
               <w:top w:val="single" w:color="A6B8D0" w:sz="4"/>
               <w:left w:val="single" w:color="A6B8D0" w:sz="4"/>
@@ -20432,7 +20913,7 @@
         </w:trPr>
         <w:tc>
           <w:tcPr>
-            <w:tcW w:type="dxa" w:w="1860"/>
+            <w:tcW w:type="dxa" w:w="6128"/>
             <w:tcBorders>
               <w:top w:val="single" w:color="A6B8D0" w:sz="4"/>
               <w:left w:val="single" w:color="A6B8D0" w:sz="4"/>
@@ -20466,41 +20947,7 @@
         </w:tc>
         <w:tc>
           <w:tcPr>
-            <w:tcW w:type="dxa" w:w="5042"/>
-            <w:tcBorders>
-              <w:top w:val="single" w:color="A6B8D0" w:sz="4"/>
-              <w:left w:val="single" w:color="A6B8D0" w:sz="4"/>
-              <w:bottom w:val="single" w:color="A6B8D0" w:sz="4"/>
-              <w:right w:val="single" w:color="A6B8D0" w:sz="4"/>
-            </w:tcBorders>
-            <w:tcMar>
-              <w:top w:type="dxa" w:w="50"/>
-              <w:left w:type="dxa" w:w="90"/>
-              <w:bottom w:type="dxa" w:w="50"/>
-              <w:right w:type="dxa" w:w="90"/>
-            </w:tcMar>
-          </w:tcPr>
-          <w:p>
-            <w:pPr>
-              <w:keepNext/>
-              <w:keepLines/>
-              <w:spacing w:after="0" w:before="0" w:line="280"/>
-            </w:pPr>
-            <w:r>
-              <w:rPr>
-                <w:rFonts w:ascii="Microsoft YaHei" w:eastAsia="Microsoft YaHei" w:hAnsi="Microsoft YaHei"/>
-                <w:b w:val="false"/>
-                <w:bCs w:val="false"/>
-                <w:sz w:val="18"/>
-                <w:szCs w:val="18"/>
-              </w:rPr>
-              <w:t xml:space="preserve">不通时能保留、事后补加</w:t>
-            </w:r>
-          </w:p>
-        </w:tc>
-        <w:tc>
-          <w:tcPr>
-            <w:tcW w:type="dxa" w:w="2736"/>
+            <w:tcW w:type="dxa" w:w="3510"/>
             <w:tcBorders>
               <w:top w:val="single" w:color="A6B8D0" w:sz="4"/>
               <w:left w:val="single" w:color="A6B8D0" w:sz="4"/>
@@ -20540,7 +20987,7 @@
         </w:trPr>
         <w:tc>
           <w:tcPr>
-            <w:tcW w:type="dxa" w:w="1860"/>
+            <w:tcW w:type="dxa" w:w="6128"/>
             <w:tcBorders>
               <w:top w:val="single" w:color="A6B8D0" w:sz="4"/>
               <w:left w:val="single" w:color="A6B8D0" w:sz="4"/>
@@ -20574,41 +21021,7 @@
         </w:tc>
         <w:tc>
           <w:tcPr>
-            <w:tcW w:type="dxa" w:w="5042"/>
-            <w:tcBorders>
-              <w:top w:val="single" w:color="A6B8D0" w:sz="4"/>
-              <w:left w:val="single" w:color="A6B8D0" w:sz="4"/>
-              <w:bottom w:val="single" w:color="A6B8D0" w:sz="4"/>
-              <w:right w:val="single" w:color="A6B8D0" w:sz="4"/>
-            </w:tcBorders>
-            <w:tcMar>
-              <w:top w:type="dxa" w:w="50"/>
-              <w:left w:type="dxa" w:w="90"/>
-              <w:bottom w:type="dxa" w:w="50"/>
-              <w:right w:type="dxa" w:w="90"/>
-            </w:tcMar>
-          </w:tcPr>
-          <w:p>
-            <w:pPr>
-              <w:keepNext/>
-              <w:keepLines/>
-              <w:spacing w:after="0" w:before="0" w:line="280"/>
-            </w:pPr>
-            <w:r>
-              <w:rPr>
-                <w:rFonts w:ascii="Microsoft YaHei" w:eastAsia="Microsoft YaHei" w:hAnsi="Microsoft YaHei"/>
-                <w:b w:val="false"/>
-                <w:bCs w:val="false"/>
-                <w:sz w:val="18"/>
-                <w:szCs w:val="18"/>
-              </w:rPr>
-              <w:t xml:space="preserve">嵌入的信息与强度已确定</w:t>
-            </w:r>
-          </w:p>
-        </w:tc>
-        <w:tc>
-          <w:tcPr>
-            <w:tcW w:type="dxa" w:w="2736"/>
+            <w:tcW w:type="dxa" w:w="3510"/>
             <w:tcBorders>
               <w:top w:val="single" w:color="A6B8D0" w:sz="4"/>
               <w:left w:val="single" w:color="A6B8D0" w:sz="4"/>
@@ -20648,7 +21061,7 @@
         </w:trPr>
         <w:tc>
           <w:tcPr>
-            <w:tcW w:type="dxa" w:w="1860"/>
+            <w:tcW w:type="dxa" w:w="6128"/>
             <w:tcBorders>
               <w:top w:val="single" w:color="A6B8D0" w:sz="4"/>
               <w:left w:val="single" w:color="A6B8D0" w:sz="4"/>
@@ -20682,41 +21095,7 @@
         </w:tc>
         <w:tc>
           <w:tcPr>
-            <w:tcW w:type="dxa" w:w="5042"/>
-            <w:tcBorders>
-              <w:top w:val="single" w:color="A6B8D0" w:sz="4"/>
-              <w:left w:val="single" w:color="A6B8D0" w:sz="4"/>
-              <w:bottom w:val="single" w:color="A6B8D0" w:sz="4"/>
-              <w:right w:val="single" w:color="A6B8D0" w:sz="4"/>
-            </w:tcBorders>
-            <w:tcMar>
-              <w:top w:type="dxa" w:w="50"/>
-              <w:left w:type="dxa" w:w="90"/>
-              <w:bottom w:type="dxa" w:w="50"/>
-              <w:right w:type="dxa" w:w="90"/>
-            </w:tcMar>
-          </w:tcPr>
-          <w:p>
-            <w:pPr>
-              <w:keepNext/>
-              <w:keepLines/>
-              <w:spacing w:after="0" w:before="0" w:line="280"/>
-            </w:pPr>
-            <w:r>
-              <w:rPr>
-                <w:rFonts w:ascii="Microsoft YaHei" w:eastAsia="Microsoft YaHei" w:hAnsi="Microsoft YaHei"/>
-                <w:b w:val="false"/>
-                <w:bCs w:val="false"/>
-                <w:sz w:val="18"/>
-                <w:szCs w:val="18"/>
-              </w:rPr>
-              <w:t xml:space="preserve">与图3中“不改变外观的处理”的关系已理清</w:t>
-            </w:r>
-          </w:p>
-        </w:tc>
-        <w:tc>
-          <w:tcPr>
-            <w:tcW w:type="dxa" w:w="2736"/>
+            <w:tcW w:type="dxa" w:w="3510"/>
             <w:tcBorders>
               <w:top w:val="single" w:color="A6B8D0" w:sz="4"/>
               <w:left w:val="single" w:color="A6B8D0" w:sz="4"/>
@@ -20756,7 +21135,7 @@
         </w:trPr>
         <w:tc>
           <w:tcPr>
-            <w:tcW w:type="dxa" w:w="1860"/>
+            <w:tcW w:type="dxa" w:w="6128"/>
             <w:tcBorders>
               <w:top w:val="single" w:color="A6B8D0" w:sz="4"/>
               <w:left w:val="single" w:color="A6B8D0" w:sz="4"/>
@@ -20790,41 +21169,7 @@
         </w:tc>
         <w:tc>
           <w:tcPr>
-            <w:tcW w:type="dxa" w:w="5042"/>
-            <w:tcBorders>
-              <w:top w:val="single" w:color="A6B8D0" w:sz="4"/>
-              <w:left w:val="single" w:color="A6B8D0" w:sz="4"/>
-              <w:bottom w:val="single" w:color="A6B8D0" w:sz="4"/>
-              <w:right w:val="single" w:color="A6B8D0" w:sz="4"/>
-            </w:tcBorders>
-            <w:tcMar>
-              <w:top w:type="dxa" w:w="50"/>
-              <w:left w:type="dxa" w:w="90"/>
-              <w:bottom w:type="dxa" w:w="50"/>
-              <w:right w:type="dxa" w:w="90"/>
-            </w:tcMar>
-          </w:tcPr>
-          <w:p>
-            <w:pPr>
-              <w:keepNext/>
-              <w:keepLines/>
-              <w:spacing w:after="0" w:before="0" w:line="280"/>
-            </w:pPr>
-            <w:r>
-              <w:rPr>
-                <w:rFonts w:ascii="Microsoft YaHei" w:eastAsia="Microsoft YaHei" w:hAnsi="Microsoft YaHei"/>
-                <w:b w:val="false"/>
-                <w:bCs w:val="false"/>
-                <w:sz w:val="18"/>
-                <w:szCs w:val="18"/>
-              </w:rPr>
-              <w:t xml:space="preserve">能在没有GPU的一般终端上运行（速度的标准在基本设计中规定）</w:t>
-            </w:r>
-          </w:p>
-        </w:tc>
-        <w:tc>
-          <w:tcPr>
-            <w:tcW w:type="dxa" w:w="2736"/>
+            <w:tcW w:type="dxa" w:w="3510"/>
             <w:tcBorders>
               <w:top w:val="single" w:color="A6B8D0" w:sz="4"/>
               <w:left w:val="single" w:color="A6B8D0" w:sz="4"/>
@@ -20864,7 +21209,7 @@
         </w:trPr>
         <w:tc>
           <w:tcPr>
-            <w:tcW w:type="dxa" w:w="1860"/>
+            <w:tcW w:type="dxa" w:w="6128"/>
             <w:tcBorders>
               <w:top w:val="single" w:color="A6B8D0" w:sz="4"/>
               <w:left w:val="single" w:color="A6B8D0" w:sz="4"/>
@@ -20898,41 +21243,7 @@
         </w:tc>
         <w:tc>
           <w:tcPr>
-            <w:tcW w:type="dxa" w:w="5042"/>
-            <w:tcBorders>
-              <w:top w:val="single" w:color="A6B8D0" w:sz="4"/>
-              <w:left w:val="single" w:color="A6B8D0" w:sz="4"/>
-              <w:bottom w:val="single" w:color="A6B8D0" w:sz="4"/>
-              <w:right w:val="single" w:color="A6B8D0" w:sz="4"/>
-            </w:tcBorders>
-            <w:tcMar>
-              <w:top w:type="dxa" w:w="50"/>
-              <w:left w:type="dxa" w:w="90"/>
-              <w:bottom w:type="dxa" w:w="50"/>
-              <w:right w:type="dxa" w:w="90"/>
-            </w:tcMar>
-          </w:tcPr>
-          <w:p>
-            <w:pPr>
-              <w:keepNext/>
-              <w:keepLines/>
-              <w:spacing w:after="0" w:before="0" w:line="280"/>
-            </w:pPr>
-            <w:r>
-              <w:rPr>
-                <w:rFonts w:ascii="Microsoft YaHei" w:eastAsia="Microsoft YaHei" w:hAnsi="Microsoft YaHei"/>
-                <w:b w:val="false"/>
-                <w:bCs w:val="false"/>
-                <w:sz w:val="18"/>
-                <w:szCs w:val="18"/>
-              </w:rPr>
-              <w:t xml:space="preserve">计算的对象与记录处已确定</w:t>
-            </w:r>
-          </w:p>
-        </w:tc>
-        <w:tc>
-          <w:tcPr>
-            <w:tcW w:type="dxa" w:w="2736"/>
+            <w:tcW w:type="dxa" w:w="3510"/>
             <w:tcBorders>
               <w:top w:val="single" w:color="A6B8D0" w:sz="4"/>
               <w:left w:val="single" w:color="A6B8D0" w:sz="4"/>
@@ -20972,7 +21283,7 @@
         </w:trPr>
         <w:tc>
           <w:tcPr>
-            <w:tcW w:type="dxa" w:w="1860"/>
+            <w:tcW w:type="dxa" w:w="6128"/>
             <w:tcBorders>
               <w:top w:val="single" w:color="A6B8D0" w:sz="4"/>
               <w:left w:val="single" w:color="A6B8D0" w:sz="4"/>
@@ -21006,41 +21317,7 @@
         </w:tc>
         <w:tc>
           <w:tcPr>
-            <w:tcW w:type="dxa" w:w="5042"/>
-            <w:tcBorders>
-              <w:top w:val="single" w:color="A6B8D0" w:sz="4"/>
-              <w:left w:val="single" w:color="A6B8D0" w:sz="4"/>
-              <w:bottom w:val="single" w:color="A6B8D0" w:sz="4"/>
-              <w:right w:val="single" w:color="A6B8D0" w:sz="4"/>
-            </w:tcBorders>
-            <w:tcMar>
-              <w:top w:type="dxa" w:w="50"/>
-              <w:left w:type="dxa" w:w="90"/>
-              <w:bottom w:type="dxa" w:w="50"/>
-              <w:right w:type="dxa" w:w="90"/>
-            </w:tcMar>
-          </w:tcPr>
-          <w:p>
-            <w:pPr>
-              <w:keepNext/>
-              <w:keepLines/>
-              <w:spacing w:after="0" w:before="0" w:line="280"/>
-            </w:pPr>
-            <w:r>
-              <w:rPr>
-                <w:rFonts w:ascii="Microsoft YaHei" w:eastAsia="Microsoft YaHei" w:hAnsi="Microsoft YaHei"/>
-                <w:b w:val="false"/>
-                <w:bCs w:val="false"/>
-                <w:sz w:val="18"/>
-                <w:szCs w:val="18"/>
-              </w:rPr>
-              <w:t xml:space="preserve">编号能唯一地发行，并能写在文件名、说明文字中</w:t>
-            </w:r>
-          </w:p>
-        </w:tc>
-        <w:tc>
-          <w:tcPr>
-            <w:tcW w:type="dxa" w:w="2736"/>
+            <w:tcW w:type="dxa" w:w="3510"/>
             <w:tcBorders>
               <w:top w:val="single" w:color="A6B8D0" w:sz="4"/>
               <w:left w:val="single" w:color="A6B8D0" w:sz="4"/>
@@ -21080,7 +21357,7 @@
         </w:trPr>
         <w:tc>
           <w:tcPr>
-            <w:tcW w:type="dxa" w:w="1860"/>
+            <w:tcW w:type="dxa" w:w="6128"/>
             <w:tcBorders>
               <w:top w:val="single" w:color="A6B8D0" w:sz="4"/>
               <w:left w:val="single" w:color="A6B8D0" w:sz="4"/>
@@ -21114,41 +21391,7 @@
         </w:tc>
         <w:tc>
           <w:tcPr>
-            <w:tcW w:type="dxa" w:w="5042"/>
-            <w:tcBorders>
-              <w:top w:val="single" w:color="A6B8D0" w:sz="4"/>
-              <w:left w:val="single" w:color="A6B8D0" w:sz="4"/>
-              <w:bottom w:val="single" w:color="A6B8D0" w:sz="4"/>
-              <w:right w:val="single" w:color="A6B8D0" w:sz="4"/>
-            </w:tcBorders>
-            <w:tcMar>
-              <w:top w:type="dxa" w:w="50"/>
-              <w:left w:type="dxa" w:w="90"/>
-              <w:bottom w:type="dxa" w:w="50"/>
-              <w:right w:type="dxa" w:w="90"/>
-            </w:tcMar>
-          </w:tcPr>
-          <w:p>
-            <w:pPr>
-              <w:keepNext/>
-              <w:keepLines/>
-              <w:spacing w:after="0" w:before="0" w:line="280"/>
-            </w:pPr>
-            <w:r>
-              <w:rPr>
-                <w:rFonts w:ascii="Microsoft YaHei" w:eastAsia="Microsoft YaHei" w:hAnsi="Microsoft YaHei"/>
-                <w:b w:val="false"/>
-                <w:bCs w:val="false"/>
-                <w:sz w:val="18"/>
-                <w:szCs w:val="18"/>
-              </w:rPr>
-              <w:t xml:space="preserve">作品数据的项目与记录处已确定</w:t>
-            </w:r>
-          </w:p>
-        </w:tc>
-        <w:tc>
-          <w:tcPr>
-            <w:tcW w:type="dxa" w:w="2736"/>
+            <w:tcW w:type="dxa" w:w="3510"/>
             <w:tcBorders>
               <w:top w:val="single" w:color="A6B8D0" w:sz="4"/>
               <w:left w:val="single" w:color="A6B8D0" w:sz="4"/>
@@ -21188,7 +21431,7 @@
         </w:trPr>
         <w:tc>
           <w:tcPr>
-            <w:tcW w:type="dxa" w:w="1860"/>
+            <w:tcW w:type="dxa" w:w="6128"/>
             <w:tcBorders>
               <w:top w:val="single" w:color="A6B8D0" w:sz="4"/>
               <w:left w:val="single" w:color="A6B8D0" w:sz="4"/>
@@ -21222,41 +21465,7 @@
         </w:tc>
         <w:tc>
           <w:tcPr>
-            <w:tcW w:type="dxa" w:w="5042"/>
-            <w:tcBorders>
-              <w:top w:val="single" w:color="A6B8D0" w:sz="4"/>
-              <w:left w:val="single" w:color="A6B8D0" w:sz="4"/>
-              <w:bottom w:val="single" w:color="A6B8D0" w:sz="4"/>
-              <w:right w:val="single" w:color="A6B8D0" w:sz="4"/>
-            </w:tcBorders>
-            <w:tcMar>
-              <w:top w:type="dxa" w:w="50"/>
-              <w:left w:type="dxa" w:w="90"/>
-              <w:bottom w:type="dxa" w:w="50"/>
-              <w:right w:type="dxa" w:w="90"/>
-            </w:tcMar>
-          </w:tcPr>
-          <w:p>
-            <w:pPr>
-              <w:keepNext/>
-              <w:keepLines/>
-              <w:spacing w:after="0" w:before="0" w:line="280"/>
-            </w:pPr>
-            <w:r>
-              <w:rPr>
-                <w:rFonts w:ascii="Microsoft YaHei" w:eastAsia="Microsoft YaHei" w:hAnsi="Microsoft YaHei"/>
-                <w:b w:val="false"/>
-                <w:bCs w:val="false"/>
-                <w:sz w:val="18"/>
-                <w:szCs w:val="18"/>
-              </w:rPr>
-              <w:t xml:space="preserve">按不破坏签名的处理顺序运行</w:t>
-            </w:r>
-          </w:p>
-        </w:tc>
-        <w:tc>
-          <w:tcPr>
-            <w:tcW w:type="dxa" w:w="2736"/>
+            <w:tcW w:type="dxa" w:w="3510"/>
             <w:tcBorders>
               <w:top w:val="single" w:color="A6B8D0" w:sz="4"/>
               <w:left w:val="single" w:color="A6B8D0" w:sz="4"/>
@@ -21296,7 +21505,7 @@
         </w:trPr>
         <w:tc>
           <w:tcPr>
-            <w:tcW w:type="dxa" w:w="1860"/>
+            <w:tcW w:type="dxa" w:w="6128"/>
             <w:tcBorders>
               <w:top w:val="single" w:color="A6B8D0" w:sz="4"/>
               <w:left w:val="single" w:color="A6B8D0" w:sz="4"/>
@@ -21330,41 +21539,7 @@
         </w:tc>
         <w:tc>
           <w:tcPr>
-            <w:tcW w:type="dxa" w:w="5042"/>
-            <w:tcBorders>
-              <w:top w:val="single" w:color="A6B8D0" w:sz="4"/>
-              <w:left w:val="single" w:color="A6B8D0" w:sz="4"/>
-              <w:bottom w:val="single" w:color="A6B8D0" w:sz="4"/>
-              <w:right w:val="single" w:color="A6B8D0" w:sz="4"/>
-            </w:tcBorders>
-            <w:tcMar>
-              <w:top w:type="dxa" w:w="50"/>
-              <w:left w:type="dxa" w:w="90"/>
-              <w:bottom w:type="dxa" w:w="50"/>
-              <w:right w:type="dxa" w:w="90"/>
-            </w:tcMar>
-          </w:tcPr>
-          <w:p>
-            <w:pPr>
-              <w:keepNext/>
-              <w:keepLines/>
-              <w:spacing w:after="0" w:before="0" w:line="280"/>
-            </w:pPr>
-            <w:r>
-              <w:rPr>
-                <w:rFonts w:ascii="Microsoft YaHei" w:eastAsia="Microsoft YaHei" w:hAnsi="Microsoft YaHei"/>
-                <w:b w:val="false"/>
-                <w:bCs w:val="false"/>
-                <w:sz w:val="18"/>
-                <w:szCs w:val="18"/>
-              </w:rPr>
-              <w:t xml:space="preserve">交付用与社交平台用的差异已确定</w:t>
-            </w:r>
-          </w:p>
-        </w:tc>
-        <w:tc>
-          <w:tcPr>
-            <w:tcW w:type="dxa" w:w="2736"/>
+            <w:tcW w:type="dxa" w:w="3510"/>
             <w:tcBorders>
               <w:top w:val="single" w:color="A6B8D0" w:sz="4"/>
               <w:left w:val="single" w:color="A6B8D0" w:sz="4"/>
@@ -21404,7 +21579,7 @@
         </w:trPr>
         <w:tc>
           <w:tcPr>
-            <w:tcW w:type="dxa" w:w="1860"/>
+            <w:tcW w:type="dxa" w:w="6128"/>
             <w:tcBorders>
               <w:top w:val="single" w:color="A6B8D0" w:sz="4"/>
               <w:left w:val="single" w:color="A6B8D0" w:sz="4"/>
@@ -21438,41 +21613,7 @@
         </w:tc>
         <w:tc>
           <w:tcPr>
-            <w:tcW w:type="dxa" w:w="5042"/>
-            <w:tcBorders>
-              <w:top w:val="single" w:color="A6B8D0" w:sz="4"/>
-              <w:left w:val="single" w:color="A6B8D0" w:sz="4"/>
-              <w:bottom w:val="single" w:color="A6B8D0" w:sz="4"/>
-              <w:right w:val="single" w:color="A6B8D0" w:sz="4"/>
-            </w:tcBorders>
-            <w:tcMar>
-              <w:top w:type="dxa" w:w="50"/>
-              <w:left w:type="dxa" w:w="90"/>
-              <w:bottom w:type="dxa" w:w="50"/>
-              <w:right w:type="dxa" w:w="90"/>
-            </w:tcMar>
-          </w:tcPr>
-          <w:p>
-            <w:pPr>
-              <w:keepNext/>
-              <w:keepLines/>
-              <w:spacing w:after="0" w:before="0" w:line="280"/>
-            </w:pPr>
-            <w:r>
-              <w:rPr>
-                <w:rFonts w:ascii="Microsoft YaHei" w:eastAsia="Microsoft YaHei" w:hAnsi="Microsoft YaHei"/>
-                <w:b w:val="false"/>
-                <w:bCs w:val="false"/>
-                <w:sz w:val="18"/>
-                <w:szCs w:val="18"/>
-              </w:rPr>
-              <w:t xml:space="preserve">不改变原图</w:t>
-            </w:r>
-          </w:p>
-        </w:tc>
-        <w:tc>
-          <w:tcPr>
-            <w:tcW w:type="dxa" w:w="2736"/>
+            <w:tcW w:type="dxa" w:w="3510"/>
             <w:tcBorders>
               <w:top w:val="single" w:color="A6B8D0" w:sz="4"/>
               <w:left w:val="single" w:color="A6B8D0" w:sz="4"/>
@@ -21512,7 +21653,7 @@
         </w:trPr>
         <w:tc>
           <w:tcPr>
-            <w:tcW w:type="dxa" w:w="1860"/>
+            <w:tcW w:type="dxa" w:w="6128"/>
             <w:tcBorders>
               <w:top w:val="single" w:color="A6B8D0" w:sz="4"/>
               <w:left w:val="single" w:color="A6B8D0" w:sz="4"/>
@@ -21546,41 +21687,7 @@
         </w:tc>
         <w:tc>
           <w:tcPr>
-            <w:tcW w:type="dxa" w:w="5042"/>
-            <w:tcBorders>
-              <w:top w:val="single" w:color="A6B8D0" w:sz="4"/>
-              <w:left w:val="single" w:color="A6B8D0" w:sz="4"/>
-              <w:bottom w:val="single" w:color="A6B8D0" w:sz="4"/>
-              <w:right w:val="single" w:color="A6B8D0" w:sz="4"/>
-            </w:tcBorders>
-            <w:tcMar>
-              <w:top w:type="dxa" w:w="50"/>
-              <w:left w:type="dxa" w:w="90"/>
-              <w:bottom w:type="dxa" w:w="50"/>
-              <w:right w:type="dxa" w:w="90"/>
-            </w:tcMar>
-          </w:tcPr>
-          <w:p>
-            <w:pPr>
-              <w:keepNext/>
-              <w:keepLines/>
-              <w:spacing w:after="0" w:before="0" w:line="280"/>
-            </w:pPr>
-            <w:r>
-              <w:rPr>
-                <w:rFonts w:ascii="Microsoft YaHei" w:eastAsia="Microsoft YaHei" w:hAnsi="Microsoft YaHei"/>
-                <w:b w:val="false"/>
-                <w:bCs w:val="false"/>
-                <w:sz w:val="18"/>
-                <w:szCs w:val="18"/>
-              </w:rPr>
-              <w:t xml:space="preserve">删除拍摄信息（位置信息等）</w:t>
-            </w:r>
-          </w:p>
-        </w:tc>
-        <w:tc>
-          <w:tcPr>
-            <w:tcW w:type="dxa" w:w="2736"/>
+            <w:tcW w:type="dxa" w:w="3510"/>
             <w:tcBorders>
               <w:top w:val="single" w:color="A6B8D0" w:sz="4"/>
               <w:left w:val="single" w:color="A6B8D0" w:sz="4"/>
@@ -21620,7 +21727,7 @@
         </w:trPr>
         <w:tc>
           <w:tcPr>
-            <w:tcW w:type="dxa" w:w="1860"/>
+            <w:tcW w:type="dxa" w:w="6128"/>
             <w:tcBorders>
               <w:top w:val="single" w:color="A6B8D0" w:sz="4"/>
               <w:left w:val="single" w:color="A6B8D0" w:sz="4"/>
@@ -21654,41 +21761,7 @@
         </w:tc>
         <w:tc>
           <w:tcPr>
-            <w:tcW w:type="dxa" w:w="5042"/>
-            <w:tcBorders>
-              <w:top w:val="single" w:color="A6B8D0" w:sz="4"/>
-              <w:left w:val="single" w:color="A6B8D0" w:sz="4"/>
-              <w:bottom w:val="single" w:color="A6B8D0" w:sz="4"/>
-              <w:right w:val="single" w:color="A6B8D0" w:sz="4"/>
-            </w:tcBorders>
-            <w:tcMar>
-              <w:top w:type="dxa" w:w="50"/>
-              <w:left w:type="dxa" w:w="90"/>
-              <w:bottom w:type="dxa" w:w="50"/>
-              <w:right w:type="dxa" w:w="90"/>
-            </w:tcMar>
-          </w:tcPr>
-          <w:p>
-            <w:pPr>
-              <w:keepNext/>
-              <w:keepLines/>
-              <w:spacing w:after="0" w:before="0" w:line="280"/>
-            </w:pPr>
-            <w:r>
-              <w:rPr>
-                <w:rFonts w:ascii="Microsoft YaHei" w:eastAsia="Microsoft YaHei" w:hAnsi="Microsoft YaHei"/>
-                <w:b w:val="false"/>
-                <w:bCs w:val="false"/>
-                <w:sz w:val="18"/>
-                <w:szCs w:val="18"/>
-              </w:rPr>
-              <w:t xml:space="preserve">能应对中断、恢复、部分失败</w:t>
-            </w:r>
-          </w:p>
-        </w:tc>
-        <w:tc>
-          <w:tcPr>
-            <w:tcW w:type="dxa" w:w="2736"/>
+            <w:tcW w:type="dxa" w:w="3510"/>
             <w:tcBorders>
               <w:top w:val="single" w:color="A6B8D0" w:sz="4"/>
               <w:left w:val="single" w:color="A6B8D0" w:sz="4"/>
@@ -21728,7 +21801,7 @@
         </w:trPr>
         <w:tc>
           <w:tcPr>
-            <w:tcW w:type="dxa" w:w="1860"/>
+            <w:tcW w:type="dxa" w:w="6128"/>
             <w:tcBorders>
               <w:top w:val="single" w:color="A6B8D0" w:sz="4"/>
               <w:left w:val="single" w:color="A6B8D0" w:sz="4"/>
@@ -21762,41 +21835,7 @@
         </w:tc>
         <w:tc>
           <w:tcPr>
-            <w:tcW w:type="dxa" w:w="5042"/>
-            <w:tcBorders>
-              <w:top w:val="single" w:color="A6B8D0" w:sz="4"/>
-              <w:left w:val="single" w:color="A6B8D0" w:sz="4"/>
-              <w:bottom w:val="single" w:color="A6B8D0" w:sz="4"/>
-              <w:right w:val="single" w:color="A6B8D0" w:sz="4"/>
-            </w:tcBorders>
-            <w:tcMar>
-              <w:top w:type="dxa" w:w="50"/>
-              <w:left w:type="dxa" w:w="90"/>
-              <w:bottom w:type="dxa" w:w="50"/>
-              <w:right w:type="dxa" w:w="90"/>
-            </w:tcMar>
-          </w:tcPr>
-          <w:p>
-            <w:pPr>
-              <w:keepNext/>
-              <w:keepLines/>
-              <w:spacing w:after="0" w:before="0" w:line="280"/>
-            </w:pPr>
-            <w:r>
-              <w:rPr>
-                <w:rFonts w:ascii="Microsoft YaHei" w:eastAsia="Microsoft YaHei" w:hAnsi="Microsoft YaHei"/>
-                <w:b w:val="false"/>
-                <w:bCs w:val="false"/>
-                <w:sz w:val="18"/>
-                <w:szCs w:val="18"/>
-              </w:rPr>
-              <w:t xml:space="preserve">能显示进度与结果</w:t>
-            </w:r>
-          </w:p>
-        </w:tc>
-        <w:tc>
-          <w:tcPr>
-            <w:tcW w:type="dxa" w:w="2736"/>
+            <w:tcW w:type="dxa" w:w="3510"/>
             <w:tcBorders>
               <w:top w:val="single" w:color="A6B8D0" w:sz="4"/>
               <w:left w:val="single" w:color="A6B8D0" w:sz="4"/>
@@ -21836,7 +21875,7 @@
         </w:trPr>
         <w:tc>
           <w:tcPr>
-            <w:tcW w:type="dxa" w:w="1860"/>
+            <w:tcW w:type="dxa" w:w="6128"/>
             <w:tcBorders>
               <w:top w:val="single" w:color="A6B8D0" w:sz="4"/>
               <w:left w:val="single" w:color="A6B8D0" w:sz="4"/>
@@ -21870,41 +21909,7 @@
         </w:tc>
         <w:tc>
           <w:tcPr>
-            <w:tcW w:type="dxa" w:w="5042"/>
-            <w:tcBorders>
-              <w:top w:val="single" w:color="A6B8D0" w:sz="4"/>
-              <w:left w:val="single" w:color="A6B8D0" w:sz="4"/>
-              <w:bottom w:val="single" w:color="A6B8D0" w:sz="4"/>
-              <w:right w:val="single" w:color="A6B8D0" w:sz="4"/>
-            </w:tcBorders>
-            <w:tcMar>
-              <w:top w:type="dxa" w:w="50"/>
-              <w:left w:type="dxa" w:w="90"/>
-              <w:bottom w:type="dxa" w:w="50"/>
-              <w:right w:type="dxa" w:w="90"/>
-            </w:tcMar>
-          </w:tcPr>
-          <w:p>
-            <w:pPr>
-              <w:keepNext/>
-              <w:keepLines/>
-              <w:spacing w:after="0" w:before="0" w:line="280"/>
-            </w:pPr>
-            <w:r>
-              <w:rPr>
-                <w:rFonts w:ascii="Microsoft YaHei" w:eastAsia="Microsoft YaHei" w:hAnsi="Microsoft YaHei"/>
-                <w:b w:val="false"/>
-                <w:bCs w:val="false"/>
-                <w:sz w:val="18"/>
-                <w:szCs w:val="18"/>
-              </w:rPr>
-              <w:t xml:space="preserve">输出的名称与构成已确定</w:t>
-            </w:r>
-          </w:p>
-        </w:tc>
-        <w:tc>
-          <w:tcPr>
-            <w:tcW w:type="dxa" w:w="2736"/>
+            <w:tcW w:type="dxa" w:w="3510"/>
             <w:tcBorders>
               <w:top w:val="single" w:color="A6B8D0" w:sz="4"/>
               <w:left w:val="single" w:color="A6B8D0" w:sz="4"/>
@@ -21944,7 +21949,7 @@
         </w:trPr>
         <w:tc>
           <w:tcPr>
-            <w:tcW w:type="dxa" w:w="1860"/>
+            <w:tcW w:type="dxa" w:w="6128"/>
             <w:tcBorders>
               <w:top w:val="single" w:color="A6B8D0" w:sz="4"/>
               <w:left w:val="single" w:color="A6B8D0" w:sz="4"/>
@@ -21978,41 +21983,7 @@
         </w:tc>
         <w:tc>
           <w:tcPr>
-            <w:tcW w:type="dxa" w:w="5042"/>
-            <w:tcBorders>
-              <w:top w:val="single" w:color="A6B8D0" w:sz="4"/>
-              <w:left w:val="single" w:color="A6B8D0" w:sz="4"/>
-              <w:bottom w:val="single" w:color="A6B8D0" w:sz="4"/>
-              <w:right w:val="single" w:color="A6B8D0" w:sz="4"/>
-            </w:tcBorders>
-            <w:tcMar>
-              <w:top w:type="dxa" w:w="50"/>
-              <w:left w:type="dxa" w:w="90"/>
-              <w:bottom w:type="dxa" w:w="50"/>
-              <w:right w:type="dxa" w:w="90"/>
-            </w:tcMar>
-          </w:tcPr>
-          <w:p>
-            <w:pPr>
-              <w:keepNext/>
-              <w:keepLines/>
-              <w:spacing w:after="0" w:before="0" w:line="280"/>
-            </w:pPr>
-            <w:r>
-              <w:rPr>
-                <w:rFonts w:ascii="Microsoft YaHei" w:eastAsia="Microsoft YaHei" w:hAnsi="Microsoft YaHei"/>
-                <w:b w:val="false"/>
-                <w:bCs w:val="false"/>
-                <w:sz w:val="18"/>
-                <w:szCs w:val="18"/>
-              </w:rPr>
-              <w:t xml:space="preserve">使用者能自己确认输出</w:t>
-            </w:r>
-          </w:p>
-        </w:tc>
-        <w:tc>
-          <w:tcPr>
-            <w:tcW w:type="dxa" w:w="2736"/>
+            <w:tcW w:type="dxa" w:w="3510"/>
             <w:tcBorders>
               <w:top w:val="single" w:color="A6B8D0" w:sz="4"/>
               <w:left w:val="single" w:color="A6B8D0" w:sz="4"/>
@@ -22052,7 +22023,7 @@
         </w:trPr>
         <w:tc>
           <w:tcPr>
-            <w:tcW w:type="dxa" w:w="1860"/>
+            <w:tcW w:type="dxa" w:w="6128"/>
             <w:tcBorders>
               <w:top w:val="single" w:color="A6B8D0" w:sz="4"/>
               <w:left w:val="single" w:color="A6B8D0" w:sz="4"/>
@@ -22086,41 +22057,7 @@
         </w:tc>
         <w:tc>
           <w:tcPr>
-            <w:tcW w:type="dxa" w:w="5042"/>
-            <w:tcBorders>
-              <w:top w:val="single" w:color="A6B8D0" w:sz="4"/>
-              <w:left w:val="single" w:color="A6B8D0" w:sz="4"/>
-              <w:bottom w:val="single" w:color="A6B8D0" w:sz="4"/>
-              <w:right w:val="single" w:color="A6B8D0" w:sz="4"/>
-            </w:tcBorders>
-            <w:tcMar>
-              <w:top w:type="dxa" w:w="50"/>
-              <w:left w:type="dxa" w:w="90"/>
-              <w:bottom w:type="dxa" w:w="50"/>
-              <w:right w:type="dxa" w:w="90"/>
-            </w:tcMar>
-          </w:tcPr>
-          <w:p>
-            <w:pPr>
-              <w:keepNext w:val="false"/>
-              <w:keepLines/>
-              <w:spacing w:after="0" w:before="0" w:line="280"/>
-            </w:pPr>
-            <w:r>
-              <w:rPr>
-                <w:rFonts w:ascii="Microsoft YaHei" w:eastAsia="Microsoft YaHei" w:hAnsi="Microsoft YaHei"/>
-                <w:b w:val="false"/>
-                <w:bCs w:val="false"/>
-                <w:sz w:val="18"/>
-                <w:szCs w:val="18"/>
-              </w:rPr>
-              <w:t xml:space="preserve">掌握在发布网站与云端C2PA签名是否保留，不保留时的处理已确定（根据NRSD的决定，云端也列为调查的对象）</w:t>
-            </w:r>
-          </w:p>
-        </w:tc>
-        <w:tc>
-          <w:tcPr>
-            <w:tcW w:type="dxa" w:w="2736"/>
+            <w:tcW w:type="dxa" w:w="3510"/>
             <w:tcBorders>
               <w:top w:val="single" w:color="A6B8D0" w:sz="4"/>
               <w:left w:val="single" w:color="A6B8D0" w:sz="4"/>
@@ -22168,6 +22105,35 @@
           <w:rFonts w:ascii="Microsoft YaHei" w:eastAsia="Microsoft YaHei" w:hAnsi="Microsoft YaHei"/>
         </w:rPr>
         <w:t xml:space="preserve">13. 本章声明的缺口</w:t>
+      </w:r>
+    </w:p>
+    <w:p>
+      <w:pPr>
+        <w:pStyle w:val="ListParagraph"/>
+        <w:keepNext w:val="false"/>
+        <w:keepLines/>
+        <w:numPr>
+          <w:ilvl w:val="0"/>
+          <w:numId w:val="2"/>
+        </w:numPr>
+        <w:spacing w:after="20" w:before="20" w:line="300"/>
+      </w:pPr>
+      <w:r>
+        <w:rPr>
+          <w:rFonts w:ascii="Microsoft YaHei" w:eastAsia="Microsoft YaHei" w:hAnsi="Microsoft YaHei"/>
+        </w:rPr>
+        <w:t xml:space="preserve">本章的缺口依第13章 4.1“机制的缺口”的表（章的栏为本章的行。附为何无法堵上、尽力的范围、剩余的风险、承担者）（本章不转载）。</w:t>
+      </w:r>
+    </w:p>
+    <w:p>
+      <w:pPr>
+        <w:pStyle w:val="Heading1"/>
+      </w:pPr>
+      <w:r>
+        <w:rPr>
+          <w:rFonts w:ascii="Microsoft YaHei" w:eastAsia="Microsoft YaHei" w:hAnsi="Microsoft YaHei"/>
+        </w:rPr>
+        <w:t xml:space="preserve">14. 对其他章、概要设计书的订正</w:t>
       </w:r>
     </w:p>
     <w:p>
@@ -22185,7 +22151,7 @@
         <w:rPr>
           <w:rFonts w:ascii="Microsoft YaHei" w:eastAsia="Microsoft YaHei" w:hAnsi="Microsoft YaHei"/>
         </w:rPr>
-        <w:t xml:space="preserve">发布到社交平台的图片的C2PA不会保留。在水印读出率达不到标准的加工（强的裁切、缩小）下，只能依靠比对用哈希。</w:t>
+        <w:t xml:space="preserve">把图3（设计计划书）与概要设计书 R-3-4-2中的“不改变外观的处理”理解为“不加入肉眼可辨变化的处理”。</w:t>
       </w:r>
     </w:p>
     <w:p>
@@ -22203,7 +22169,7 @@
         <w:rPr>
           <w:rFonts w:ascii="Microsoft YaHei" w:eastAsia="Microsoft YaHei" w:hAnsi="Microsoft YaHei"/>
         </w:rPr>
-        <w:t xml:space="preserve">伴随格式转换、再压缩的权利管理信息的删除，在日本被排除在视为侵权之外，在中国作为技术上无法避免的删除被排除，在美国需要对故意以及与侵权相关联的认识（法务调查 L-1“权利管理信息的去除、改变（日）”、L-2“权利管理信息的去除、改变（中）”、L-3“权利管理信息的去除、改变（美）”）。因此，能把交付用图片C2PA签名的缺失断定为“故意的删除”（D-7-6“签名的缺失，按可以断定为接收方故意去除处理”），在日本、中国、美国均限于不伴随格式转换的情况（第13章 H-5“伴随格式转换、重新压缩的权利管理信息的去除，在日本不属于视为侵权，在中国作为技术上无法避免的去除而除外，在美国则需要故意及与侵权相关联的认识”）。</w:t>
+        <w:t xml:space="preserve">O-10“作品数据的记录格式”（作品数据的记录格式）、O-11“交付用图片的可见签名”（交付用的可见签名：按模板决定）在本文件中解决。</w:t>
       </w:r>
     </w:p>
     <w:p>
@@ -22221,90 +22187,7 @@
         <w:rPr>
           <w:rFonts w:ascii="Microsoft YaHei" w:eastAsia="Microsoft YaHei" w:hAnsi="Microsoft YaHei"/>
         </w:rPr>
-        <w:t xml:space="preserve">可信时间戳在C2PA的验证器中不被当作可信的时刻（因为不使用C2PA信任列表中的TSA。4）。因此，超过个人根证书期限（生成后40年）的图片，在一般的验证器中显示为不合格（第2章 3.4“期限与输入的错误”）。</w:t>
-      </w:r>
-    </w:p>
-    <w:p>
-      <w:pPr>
-        <w:pStyle w:val="ListParagraph"/>
-        <w:keepNext w:val="false"/>
-        <w:keepLines/>
-        <w:numPr>
-          <w:ilvl w:val="0"/>
-          <w:numId w:val="2"/>
-        </w:numPr>
-        <w:spacing w:after="20" w:before="20" w:line="300"/>
-      </w:pPr>
-      <w:r>
-        <w:rPr>
-          <w:rFonts w:ascii="Microsoft YaHei" w:eastAsia="Microsoft YaHei" w:hAnsi="Microsoft YaHei"/>
-        </w:rPr>
-        <w:t xml:space="preserve">离线输出的图片，其清单中没有可信时间戳（仅在作品数据中事后补加）。</w:t>
-      </w:r>
-    </w:p>
-    <w:p>
-      <w:pPr>
-        <w:pStyle w:val="Heading1"/>
-      </w:pPr>
-      <w:r>
-        <w:rPr>
-          <w:rFonts w:ascii="Microsoft YaHei" w:eastAsia="Microsoft YaHei" w:hAnsi="Microsoft YaHei"/>
-        </w:rPr>
-        <w:t xml:space="preserve">14. 对其他章、概要设计书的订正</w:t>
-      </w:r>
-    </w:p>
-    <w:p>
-      <w:pPr>
-        <w:pStyle w:val="ListParagraph"/>
-        <w:keepNext/>
-        <w:keepLines/>
-        <w:numPr>
-          <w:ilvl w:val="0"/>
-          <w:numId w:val="2"/>
-        </w:numPr>
-        <w:spacing w:after="20" w:before="20" w:line="300"/>
-      </w:pPr>
-      <w:r>
-        <w:rPr>
-          <w:rFonts w:ascii="Microsoft YaHei" w:eastAsia="Microsoft YaHei" w:hAnsi="Microsoft YaHei"/>
-        </w:rPr>
-        <w:t xml:space="preserve">把图3（设计计划书）与概要设计书 R-3-4-2“与图3的“不改变外观的处理”的关系已梳理”中的“不改变外观的处理”理解为“不加入肉眼可辨变化的处理”。</w:t>
-      </w:r>
-    </w:p>
-    <w:p>
-      <w:pPr>
-        <w:pStyle w:val="ListParagraph"/>
-        <w:keepNext/>
-        <w:keepLines/>
-        <w:numPr>
-          <w:ilvl w:val="0"/>
-          <w:numId w:val="2"/>
-        </w:numPr>
-        <w:spacing w:after="20" w:before="20" w:line="300"/>
-      </w:pPr>
-      <w:r>
-        <w:rPr>
-          <w:rFonts w:ascii="Microsoft YaHei" w:eastAsia="Microsoft YaHei" w:hAnsi="Microsoft YaHei"/>
-        </w:rPr>
-        <w:t xml:space="preserve">O-10“作品数据的记录格式”（作品数据的记录格式）、O-11“交付用图片的可见签名”（交付用的可见签名：按模板决定）在本文件中解决。</w:t>
-      </w:r>
-    </w:p>
-    <w:p>
-      <w:pPr>
-        <w:pStyle w:val="ListParagraph"/>
-        <w:keepNext/>
-        <w:keepLines/>
-        <w:numPr>
-          <w:ilvl w:val="0"/>
-          <w:numId w:val="2"/>
-        </w:numPr>
-        <w:spacing w:after="20" w:before="20" w:line="300"/>
-      </w:pPr>
-      <w:r>
-        <w:rPr>
-          <w:rFonts w:ascii="Microsoft YaHei" w:eastAsia="Microsoft YaHei" w:hAnsi="Microsoft YaHei"/>
-        </w:rPr>
-        <w:t xml:space="preserve">把要求 R-3-9-3“掌握发布网站与云中C2PA签名是否留存，不留存时的处理已确定（根据NRSD的决定，云也列为调查对象）”的注记改为根据NRSD的决定把云端也列为调查的对象。</w:t>
+        <w:t xml:space="preserve">把要求 R-3-9-3的注记改为根据NRSD的决定把云端也列为调查的对象。</w:t>
       </w:r>
     </w:p>
     <w:p>
